--- a/BAB 1.docx
+++ b/BAB 1.docx
@@ -1,6 +1,6 @@
 
 <file path=word/document.xml><?xml version="1.0" encoding="utf-8"?>
-<w:document xmlns:wpc="http://schemas.microsoft.com/office/word/2010/wordprocessingCanvas" xmlns:cx="http://schemas.microsoft.com/office/drawing/2014/chartex" xmlns:cx1="http://schemas.microsoft.com/office/drawing/2015/9/8/chartex" xmlns:cx2="http://schemas.microsoft.com/office/drawing/2015/10/21/chartex" xmlns:cx3="http://schemas.microsoft.com/office/drawing/2016/5/9/chartex" xmlns:cx4="http://schemas.microsoft.com/office/drawing/2016/5/10/chartex" xmlns:cx5="http://schemas.microsoft.com/office/drawing/2016/5/11/chartex" xmlns:cx6="http://schemas.microsoft.com/office/drawing/2016/5/12/chartex" xmlns:cx7="http://schemas.microsoft.com/office/drawing/2016/5/13/chartex" xmlns:cx8="http://schemas.microsoft.com/office/drawing/2016/5/14/chartex" xmlns:mc="http://schemas.openxmlformats.org/markup-compatibility/2006" xmlns:aink="http://schemas.microsoft.com/office/drawing/2016/ink" xmlns:am3d="http://schemas.microsoft.com/office/drawing/2017/model3d" xmlns:o="urn:schemas-microsoft-com:office:office" xmlns:oel="http://schemas.microsoft.com/office/2019/extlst" xmlns:r="http://schemas.openxmlformats.org/officeDocument/2006/relationships" xmlns:m="http://schemas.openxmlformats.org/officeDocument/2006/math" xmlns:v="urn:schemas-microsoft-com:vml" xmlns:wp14="http://schemas.microsoft.com/office/word/2010/wordprocessingDrawing" xmlns:wp="http://schemas.openxmlformats.org/drawingml/2006/wordprocessingDrawing" xmlns:w10="urn:schemas-microsoft-com:office:word" xmlns:w="http://schemas.openxmlformats.org/wordprocessingml/2006/main" xmlns:w14="http://schemas.microsoft.com/office/word/2010/wordml" xmlns:w15="http://schemas.microsoft.com/office/word/2012/wordml" xmlns:w16cex="http://schemas.microsoft.com/office/word/2018/wordml/cex" xmlns:w16cid="http://schemas.microsoft.com/office/word/2016/wordml/cid" xmlns:w16="http://schemas.microsoft.com/office/word/2018/wordml" xmlns:w16sdtdh="http://schemas.microsoft.com/office/word/2020/wordml/sdtdatahash" xmlns:w16se="http://schemas.microsoft.com/office/word/2015/wordml/symex" xmlns:wpg="http://schemas.microsoft.com/office/word/2010/wordprocessingGroup" xmlns:wpi="http://schemas.microsoft.com/office/word/2010/wordprocessingInk" xmlns:wne="http://schemas.microsoft.com/office/word/2006/wordml" xmlns:wps="http://schemas.microsoft.com/office/word/2010/wordprocessingShape" mc:Ignorable="w14 w15 w16se w16cid w16 w16cex w16sdtdh wp14">
+<w:document xmlns:wpc="http://schemas.microsoft.com/office/word/2010/wordprocessingCanvas" xmlns:cx="http://schemas.microsoft.com/office/drawing/2014/chartex" xmlns:cx1="http://schemas.microsoft.com/office/drawing/2015/9/8/chartex" xmlns:cx2="http://schemas.microsoft.com/office/drawing/2015/10/21/chartex" xmlns:cx3="http://schemas.microsoft.com/office/drawing/2016/5/9/chartex" xmlns:cx4="http://schemas.microsoft.com/office/drawing/2016/5/10/chartex" xmlns:cx5="http://schemas.microsoft.com/office/drawing/2016/5/11/chartex" xmlns:cx6="http://schemas.microsoft.com/office/drawing/2016/5/12/chartex" xmlns:cx7="http://schemas.microsoft.com/office/drawing/2016/5/13/chartex" xmlns:cx8="http://schemas.microsoft.com/office/drawing/2016/5/14/chartex" xmlns:mc="http://schemas.openxmlformats.org/markup-compatibility/2006" xmlns:aink="http://schemas.microsoft.com/office/drawing/2016/ink" xmlns:am3d="http://schemas.microsoft.com/office/drawing/2017/model3d" xmlns:o="urn:schemas-microsoft-com:office:office" xmlns:r="http://schemas.openxmlformats.org/officeDocument/2006/relationships" xmlns:m="http://schemas.openxmlformats.org/officeDocument/2006/math" xmlns:v="urn:schemas-microsoft-com:vml" xmlns:wp14="http://schemas.microsoft.com/office/word/2010/wordprocessingDrawing" xmlns:wp="http://schemas.openxmlformats.org/drawingml/2006/wordprocessingDrawing" xmlns:w10="urn:schemas-microsoft-com:office:word" xmlns:w="http://schemas.openxmlformats.org/wordprocessingml/2006/main" xmlns:w14="http://schemas.microsoft.com/office/word/2010/wordml" xmlns:w15="http://schemas.microsoft.com/office/word/2012/wordml" xmlns:w16cex="http://schemas.microsoft.com/office/word/2018/wordml/cex" xmlns:w16cid="http://schemas.microsoft.com/office/word/2016/wordml/cid" xmlns:w16="http://schemas.microsoft.com/office/word/2018/wordml" xmlns:w16sdtdh="http://schemas.microsoft.com/office/word/2020/wordml/sdtdatahash" xmlns:w16se="http://schemas.microsoft.com/office/word/2015/wordml/symex" xmlns:wpg="http://schemas.microsoft.com/office/word/2010/wordprocessingGroup" xmlns:wpi="http://schemas.microsoft.com/office/word/2010/wordprocessingInk" xmlns:wne="http://schemas.microsoft.com/office/word/2006/wordml" xmlns:wps="http://schemas.microsoft.com/office/word/2010/wordprocessingShape" mc:Ignorable="w14 w15 w16se w16cid w16 w16cex w16sdtdh wp14">
   <w:body>
     <w:p>
       <w:pPr>
@@ -417,14 +417,45 @@
           <w:lang w:val="en-US"/>
         </w:rPr>
       </w:pPr>
-      <w:r>
-        <w:rPr>
-          <w:rFonts w:ascii="Times New Roman" w:hAnsi="Times New Roman" w:cs="Times New Roman"/>
-          <w:sz w:val="24"/>
-          <w:szCs w:val="24"/>
-          <w:lang w:val="en-US"/>
-        </w:rPr>
-        <w:t xml:space="preserve">Agisna Rizkan </w:t>
+      <w:proofErr w:type="spellStart"/>
+      <w:r>
+        <w:rPr>
+          <w:rFonts w:ascii="Times New Roman" w:hAnsi="Times New Roman" w:cs="Times New Roman"/>
+          <w:sz w:val="24"/>
+          <w:szCs w:val="24"/>
+          <w:lang w:val="en-US"/>
+        </w:rPr>
+        <w:t>Agisna</w:t>
+      </w:r>
+      <w:proofErr w:type="spellEnd"/>
+      <w:r>
+        <w:rPr>
+          <w:rFonts w:ascii="Times New Roman" w:hAnsi="Times New Roman" w:cs="Times New Roman"/>
+          <w:sz w:val="24"/>
+          <w:szCs w:val="24"/>
+          <w:lang w:val="en-US"/>
+        </w:rPr>
+        <w:t xml:space="preserve"> </w:t>
+      </w:r>
+      <w:proofErr w:type="spellStart"/>
+      <w:r>
+        <w:rPr>
+          <w:rFonts w:ascii="Times New Roman" w:hAnsi="Times New Roman" w:cs="Times New Roman"/>
+          <w:sz w:val="24"/>
+          <w:szCs w:val="24"/>
+          <w:lang w:val="en-US"/>
+        </w:rPr>
+        <w:t>Rizkan</w:t>
+      </w:r>
+      <w:proofErr w:type="spellEnd"/>
+      <w:r>
+        <w:rPr>
+          <w:rFonts w:ascii="Times New Roman" w:hAnsi="Times New Roman" w:cs="Times New Roman"/>
+          <w:sz w:val="24"/>
+          <w:szCs w:val="24"/>
+          <w:lang w:val="en-US"/>
+        </w:rPr>
+        <w:t xml:space="preserve"> </w:t>
       </w:r>
       <w:proofErr w:type="spellStart"/>
       <w:r>
@@ -772,12 +803,37 @@
         </w:rPr>
         <w:t xml:space="preserve"> </w:t>
       </w:r>
-      <w:r>
-        <w:rPr>
-          <w:rFonts w:ascii="Times New Roman" w:hAnsi="Times New Roman" w:cs="Times New Roman"/>
-          <w:lang w:val="en-US"/>
-        </w:rPr>
-        <w:t xml:space="preserve">Agisna Rizkan </w:t>
+      <w:proofErr w:type="spellStart"/>
+      <w:r>
+        <w:rPr>
+          <w:rFonts w:ascii="Times New Roman" w:hAnsi="Times New Roman" w:cs="Times New Roman"/>
+          <w:lang w:val="en-US"/>
+        </w:rPr>
+        <w:t>Agisna</w:t>
+      </w:r>
+      <w:proofErr w:type="spellEnd"/>
+      <w:r>
+        <w:rPr>
+          <w:rFonts w:ascii="Times New Roman" w:hAnsi="Times New Roman" w:cs="Times New Roman"/>
+          <w:lang w:val="en-US"/>
+        </w:rPr>
+        <w:t xml:space="preserve"> </w:t>
+      </w:r>
+      <w:proofErr w:type="spellStart"/>
+      <w:r>
+        <w:rPr>
+          <w:rFonts w:ascii="Times New Roman" w:hAnsi="Times New Roman" w:cs="Times New Roman"/>
+          <w:lang w:val="en-US"/>
+        </w:rPr>
+        <w:t>Rizkan</w:t>
+      </w:r>
+      <w:proofErr w:type="spellEnd"/>
+      <w:r>
+        <w:rPr>
+          <w:rFonts w:ascii="Times New Roman" w:hAnsi="Times New Roman" w:cs="Times New Roman"/>
+          <w:lang w:val="en-US"/>
+        </w:rPr>
+        <w:t xml:space="preserve"> </w:t>
       </w:r>
       <w:proofErr w:type="spellStart"/>
       <w:r>
@@ -2620,7 +2676,27 @@
           <w:szCs w:val="24"/>
           <w:lang w:val="en-US"/>
         </w:rPr>
-        <w:t xml:space="preserve"> guna. </w:t>
+        <w:t xml:space="preserve"> </w:t>
+      </w:r>
+      <w:proofErr w:type="spellStart"/>
+      <w:r>
+        <w:rPr>
+          <w:rFonts w:ascii="Times New Roman" w:hAnsi="Times New Roman" w:cs="Times New Roman"/>
+          <w:sz w:val="24"/>
+          <w:szCs w:val="24"/>
+          <w:lang w:val="en-US"/>
+        </w:rPr>
+        <w:t>guna</w:t>
+      </w:r>
+      <w:proofErr w:type="spellEnd"/>
+      <w:r>
+        <w:rPr>
+          <w:rFonts w:ascii="Times New Roman" w:hAnsi="Times New Roman" w:cs="Times New Roman"/>
+          <w:sz w:val="24"/>
+          <w:szCs w:val="24"/>
+          <w:lang w:val="en-US"/>
+        </w:rPr>
+        <w:t xml:space="preserve">. </w:t>
       </w:r>
       <w:proofErr w:type="spellStart"/>
       <w:r>
@@ -25359,25 +25435,7 @@
           <w:sz w:val="24"/>
           <w:szCs w:val="24"/>
         </w:rPr>
-        <w:t xml:space="preserve">. </w:t>
-      </w:r>
-      <w:proofErr w:type="spellStart"/>
-      <w:r>
-        <w:rPr>
-          <w:rFonts w:ascii="Times New Roman" w:hAnsi="Times New Roman" w:cs="Times New Roman"/>
-          <w:sz w:val="24"/>
-          <w:szCs w:val="24"/>
-        </w:rPr>
-        <w:t>Setelah</w:t>
-      </w:r>
-      <w:proofErr w:type="spellEnd"/>
-      <w:r>
-        <w:rPr>
-          <w:rFonts w:ascii="Times New Roman" w:hAnsi="Times New Roman" w:cs="Times New Roman"/>
-          <w:sz w:val="24"/>
-          <w:szCs w:val="24"/>
-        </w:rPr>
-        <w:t xml:space="preserve"> proses </w:t>
+        <w:t xml:space="preserve">. Setelah proses </w:t>
       </w:r>
       <w:proofErr w:type="spellStart"/>
       <w:r>
@@ -29602,7 +29660,11 @@
     </w:p>
     <w:p>
       <w:pPr>
-        <w:ind w:left="0" w:firstLine="0"/>
+        <w:pStyle w:val="ListParagraph"/>
+        <w:numPr>
+          <w:ilvl w:val="1"/>
+          <w:numId w:val="18"/>
+        </w:numPr>
         <w:rPr>
           <w:rFonts w:ascii="Times New Roman" w:hAnsi="Times New Roman" w:cs="Times New Roman"/>
           <w:b/>
@@ -29611,16 +29673,6 @@
           <w:szCs w:val="24"/>
         </w:rPr>
       </w:pPr>
-      <w:r>
-        <w:rPr>
-          <w:rFonts w:ascii="Times New Roman" w:hAnsi="Times New Roman" w:cs="Times New Roman"/>
-          <w:b/>
-          <w:bCs/>
-          <w:sz w:val="24"/>
-          <w:szCs w:val="24"/>
-        </w:rPr>
-        <w:t xml:space="preserve">2.1 </w:t>
-      </w:r>
       <w:proofErr w:type="spellStart"/>
       <w:r>
         <w:rPr>
@@ -29658,7 +29710,7 @@
     </w:p>
     <w:p>
       <w:pPr>
-        <w:ind w:left="0"/>
+        <w:ind w:left="0" w:firstLine="360"/>
         <w:rPr>
           <w:rFonts w:ascii="Times New Roman" w:hAnsi="Times New Roman" w:cs="Times New Roman"/>
           <w:sz w:val="24"/>
@@ -30306,7 +30358,7 @@
     </w:p>
     <w:p>
       <w:pPr>
-        <w:ind w:left="0"/>
+        <w:ind w:left="0" w:firstLine="360"/>
         <w:rPr>
           <w:rFonts w:ascii="Times New Roman" w:hAnsi="Times New Roman" w:cs="Times New Roman"/>
           <w:sz w:val="24"/>
@@ -31162,7 +31214,7 @@
     </w:p>
     <w:p>
       <w:pPr>
-        <w:ind w:left="0"/>
+        <w:ind w:left="0" w:firstLine="360"/>
         <w:rPr>
           <w:rFonts w:ascii="Times New Roman" w:hAnsi="Times New Roman" w:cs="Times New Roman"/>
           <w:sz w:val="24"/>
@@ -31347,7 +31399,25 @@
           <w:sz w:val="24"/>
           <w:szCs w:val="24"/>
         </w:rPr>
-        <w:t xml:space="preserve"> Americano, Latte, Kopi Susu Gula Aren, Kopi Susu </w:t>
+        <w:t xml:space="preserve"> Americano, Latte, Kopi Susu Gula </w:t>
+      </w:r>
+      <w:proofErr w:type="spellStart"/>
+      <w:r>
+        <w:rPr>
+          <w:rFonts w:ascii="Times New Roman" w:hAnsi="Times New Roman" w:cs="Times New Roman"/>
+          <w:sz w:val="24"/>
+          <w:szCs w:val="24"/>
+        </w:rPr>
+        <w:t>Aren</w:t>
+      </w:r>
+      <w:proofErr w:type="spellEnd"/>
+      <w:r>
+        <w:rPr>
+          <w:rFonts w:ascii="Times New Roman" w:hAnsi="Times New Roman" w:cs="Times New Roman"/>
+          <w:sz w:val="24"/>
+          <w:szCs w:val="24"/>
+        </w:rPr>
+        <w:t xml:space="preserve">, Kopi Susu </w:t>
       </w:r>
       <w:proofErr w:type="spellStart"/>
       <w:r>
@@ -31694,7 +31764,7 @@
     </w:p>
     <w:p>
       <w:pPr>
-        <w:ind w:left="0"/>
+        <w:ind w:left="0" w:firstLine="360"/>
         <w:rPr>
           <w:rFonts w:ascii="Times New Roman" w:hAnsi="Times New Roman" w:cs="Times New Roman"/>
           <w:sz w:val="24"/>
@@ -32455,7 +32525,25 @@
           <w:sz w:val="24"/>
           <w:szCs w:val="24"/>
         </w:rPr>
-        <w:t xml:space="preserve"> dua unit motor </w:t>
+        <w:t xml:space="preserve"> </w:t>
+      </w:r>
+      <w:proofErr w:type="spellStart"/>
+      <w:r>
+        <w:rPr>
+          <w:rFonts w:ascii="Times New Roman" w:hAnsi="Times New Roman" w:cs="Times New Roman"/>
+          <w:sz w:val="24"/>
+          <w:szCs w:val="24"/>
+        </w:rPr>
+        <w:t>dua</w:t>
+      </w:r>
+      <w:proofErr w:type="spellEnd"/>
+      <w:r>
+        <w:rPr>
+          <w:rFonts w:ascii="Times New Roman" w:hAnsi="Times New Roman" w:cs="Times New Roman"/>
+          <w:sz w:val="24"/>
+          <w:szCs w:val="24"/>
+        </w:rPr>
+        <w:t xml:space="preserve"> unit motor </w:t>
       </w:r>
       <w:proofErr w:type="spellStart"/>
       <w:r>
@@ -32568,7 +32656,7 @@
     </w:p>
     <w:p>
       <w:pPr>
-        <w:ind w:left="0"/>
+        <w:ind w:left="0" w:firstLine="360"/>
         <w:rPr>
           <w:rFonts w:ascii="Times New Roman" w:hAnsi="Times New Roman" w:cs="Times New Roman"/>
           <w:sz w:val="24"/>
@@ -32996,7 +33084,6 @@
           <w:sz w:val="24"/>
           <w:szCs w:val="24"/>
         </w:rPr>
-        <w:lastRenderedPageBreak/>
         <w:t>operasional</w:t>
       </w:r>
       <w:proofErr w:type="spellEnd"/>
@@ -33155,7 +33242,7 @@
     </w:p>
     <w:p>
       <w:pPr>
-        <w:ind w:left="0"/>
+        <w:ind w:left="0" w:firstLine="360"/>
         <w:rPr>
           <w:rFonts w:ascii="Times New Roman" w:hAnsi="Times New Roman" w:cs="Times New Roman"/>
           <w:sz w:val="24"/>
@@ -33168,6 +33255,7 @@
           <w:sz w:val="24"/>
           <w:szCs w:val="24"/>
         </w:rPr>
+        <w:lastRenderedPageBreak/>
         <w:t xml:space="preserve">Proses </w:t>
       </w:r>
       <w:proofErr w:type="spellStart"/>
@@ -33749,7 +33837,7 @@
     </w:p>
     <w:p>
       <w:pPr>
-        <w:ind w:left="0"/>
+        <w:ind w:left="0" w:firstLine="360"/>
         <w:rPr>
           <w:rFonts w:ascii="Times New Roman" w:hAnsi="Times New Roman" w:cs="Times New Roman"/>
           <w:sz w:val="24"/>
@@ -34561,7 +34649,11 @@
     </w:p>
     <w:p>
       <w:pPr>
-        <w:ind w:left="0" w:firstLine="0"/>
+        <w:pStyle w:val="ListParagraph"/>
+        <w:numPr>
+          <w:ilvl w:val="1"/>
+          <w:numId w:val="18"/>
+        </w:numPr>
         <w:rPr>
           <w:rFonts w:ascii="Times New Roman" w:hAnsi="Times New Roman" w:cs="Times New Roman"/>
           <w:b/>
@@ -34570,16 +34662,6 @@
           <w:szCs w:val="24"/>
         </w:rPr>
       </w:pPr>
-      <w:r>
-        <w:rPr>
-          <w:rFonts w:ascii="Times New Roman" w:hAnsi="Times New Roman" w:cs="Times New Roman"/>
-          <w:b/>
-          <w:bCs/>
-          <w:sz w:val="24"/>
-          <w:szCs w:val="24"/>
-        </w:rPr>
-        <w:t xml:space="preserve">2.2 </w:t>
-      </w:r>
       <w:proofErr w:type="spellStart"/>
       <w:r>
         <w:rPr>
@@ -34665,7 +34747,11 @@
     </w:p>
     <w:p>
       <w:pPr>
-        <w:ind w:left="0" w:firstLine="0"/>
+        <w:pStyle w:val="ListParagraph"/>
+        <w:numPr>
+          <w:ilvl w:val="1"/>
+          <w:numId w:val="18"/>
+        </w:numPr>
         <w:rPr>
           <w:rFonts w:ascii="Times New Roman" w:hAnsi="Times New Roman" w:cs="Times New Roman"/>
           <w:b/>
@@ -34674,16 +34760,6 @@
           <w:szCs w:val="24"/>
         </w:rPr>
       </w:pPr>
-      <w:r>
-        <w:rPr>
-          <w:rFonts w:ascii="Times New Roman" w:hAnsi="Times New Roman" w:cs="Times New Roman"/>
-          <w:b/>
-          <w:bCs/>
-          <w:sz w:val="24"/>
-          <w:szCs w:val="24"/>
-        </w:rPr>
-        <w:t xml:space="preserve">2.3 </w:t>
-      </w:r>
       <w:proofErr w:type="spellStart"/>
       <w:r>
         <w:rPr>
@@ -34721,7 +34797,11 @@
     </w:p>
     <w:p>
       <w:pPr>
-        <w:ind w:left="0" w:firstLine="0"/>
+        <w:pStyle w:val="ListParagraph"/>
+        <w:numPr>
+          <w:ilvl w:val="1"/>
+          <w:numId w:val="18"/>
+        </w:numPr>
         <w:rPr>
           <w:rFonts w:ascii="Times New Roman" w:hAnsi="Times New Roman" w:cs="Times New Roman"/>
           <w:b/>
@@ -34730,16 +34810,6 @@
           <w:szCs w:val="24"/>
         </w:rPr>
       </w:pPr>
-      <w:r>
-        <w:rPr>
-          <w:rFonts w:ascii="Times New Roman" w:hAnsi="Times New Roman" w:cs="Times New Roman"/>
-          <w:b/>
-          <w:bCs/>
-          <w:sz w:val="24"/>
-          <w:szCs w:val="24"/>
-        </w:rPr>
-        <w:t xml:space="preserve">2.4 </w:t>
-      </w:r>
       <w:proofErr w:type="spellStart"/>
       <w:r>
         <w:rPr>
@@ -34787,7 +34857,7 @@
     </w:p>
     <w:p>
       <w:pPr>
-        <w:ind w:left="0"/>
+        <w:ind w:left="0" w:firstLine="360"/>
         <w:rPr>
           <w:rFonts w:ascii="Times New Roman" w:hAnsi="Times New Roman" w:cs="Times New Roman"/>
           <w:sz w:val="24"/>
@@ -36085,7 +36155,6 @@
           <w:sz w:val="24"/>
           <w:szCs w:val="24"/>
         </w:rPr>
-        <w:lastRenderedPageBreak/>
         <w:t xml:space="preserve">Bagian </w:t>
       </w:r>
       <w:proofErr w:type="spellStart"/>
@@ -36117,6 +36186,7 @@
           <w:sz w:val="24"/>
           <w:szCs w:val="24"/>
         </w:rPr>
+        <w:lastRenderedPageBreak/>
         <w:t xml:space="preserve">Bagian </w:t>
       </w:r>
       <w:proofErr w:type="spellStart"/>
@@ -38700,7 +38770,11 @@
     </w:p>
     <w:p>
       <w:pPr>
-        <w:ind w:left="0" w:firstLine="0"/>
+        <w:pStyle w:val="ListParagraph"/>
+        <w:numPr>
+          <w:ilvl w:val="1"/>
+          <w:numId w:val="18"/>
+        </w:numPr>
         <w:rPr>
           <w:rFonts w:ascii="Times New Roman" w:hAnsi="Times New Roman" w:cs="Times New Roman"/>
           <w:b/>
@@ -38709,16 +38783,6 @@
           <w:szCs w:val="24"/>
         </w:rPr>
       </w:pPr>
-      <w:r>
-        <w:rPr>
-          <w:rFonts w:ascii="Times New Roman" w:hAnsi="Times New Roman" w:cs="Times New Roman"/>
-          <w:b/>
-          <w:bCs/>
-          <w:sz w:val="24"/>
-          <w:szCs w:val="24"/>
-        </w:rPr>
-        <w:t xml:space="preserve">2.5 </w:t>
-      </w:r>
       <w:proofErr w:type="spellStart"/>
       <w:r>
         <w:rPr>
@@ -38778,7 +38842,11 @@
     </w:p>
     <w:p>
       <w:pPr>
-        <w:ind w:left="0" w:firstLine="0"/>
+        <w:pStyle w:val="ListParagraph"/>
+        <w:numPr>
+          <w:ilvl w:val="2"/>
+          <w:numId w:val="18"/>
+        </w:numPr>
         <w:rPr>
           <w:rFonts w:ascii="Times New Roman" w:hAnsi="Times New Roman" w:cs="Times New Roman"/>
           <w:b/>
@@ -38787,16 +38855,6 @@
           <w:szCs w:val="24"/>
         </w:rPr>
       </w:pPr>
-      <w:r>
-        <w:rPr>
-          <w:rFonts w:ascii="Times New Roman" w:hAnsi="Times New Roman" w:cs="Times New Roman"/>
-          <w:b/>
-          <w:bCs/>
-          <w:sz w:val="24"/>
-          <w:szCs w:val="24"/>
-        </w:rPr>
-        <w:t xml:space="preserve">2.5.1 </w:t>
-      </w:r>
       <w:proofErr w:type="spellStart"/>
       <w:r>
         <w:rPr>
@@ -39306,7 +39364,6 @@
           <w:sz w:val="24"/>
           <w:szCs w:val="24"/>
         </w:rPr>
-        <w:lastRenderedPageBreak/>
         <w:t>Produksi</w:t>
       </w:r>
       <w:proofErr w:type="spellEnd"/>
@@ -39360,6 +39417,7 @@
           <w:sz w:val="24"/>
           <w:szCs w:val="24"/>
         </w:rPr>
+        <w:lastRenderedPageBreak/>
         <w:t>Melakukan</w:t>
       </w:r>
       <w:proofErr w:type="spellEnd"/>
@@ -40762,7 +40820,11 @@
     </w:p>
     <w:p>
       <w:pPr>
-        <w:ind w:left="0" w:firstLine="0"/>
+        <w:pStyle w:val="ListParagraph"/>
+        <w:numPr>
+          <w:ilvl w:val="2"/>
+          <w:numId w:val="18"/>
+        </w:numPr>
         <w:rPr>
           <w:rFonts w:ascii="Times New Roman" w:hAnsi="Times New Roman" w:cs="Times New Roman"/>
           <w:b/>
@@ -40779,7 +40841,7 @@
           <w:sz w:val="24"/>
           <w:szCs w:val="24"/>
         </w:rPr>
-        <w:t xml:space="preserve">2.5.2 Proses </w:t>
+        <w:t xml:space="preserve">Proses </w:t>
       </w:r>
       <w:proofErr w:type="spellStart"/>
       <w:r>
@@ -40793,18 +40855,1299 @@
         <w:t>Bisnis</w:t>
       </w:r>
       <w:proofErr w:type="spellEnd"/>
+    </w:p>
+    <w:p>
+      <w:pPr>
+        <w:pStyle w:val="ListParagraph"/>
+        <w:numPr>
+          <w:ilvl w:val="3"/>
+          <w:numId w:val="18"/>
+        </w:numPr>
+        <w:rPr>
+          <w:rFonts w:ascii="Times New Roman" w:hAnsi="Times New Roman" w:cs="Times New Roman"/>
+          <w:b/>
+          <w:bCs/>
+          <w:sz w:val="24"/>
+          <w:szCs w:val="24"/>
+        </w:rPr>
+      </w:pPr>
+      <w:proofErr w:type="spellStart"/>
+      <w:r>
+        <w:rPr>
+          <w:rFonts w:ascii="Times New Roman" w:hAnsi="Times New Roman" w:cs="Times New Roman"/>
+          <w:b/>
+          <w:bCs/>
+          <w:sz w:val="24"/>
+          <w:szCs w:val="24"/>
+        </w:rPr>
+        <w:t>Distribusi</w:t>
+      </w:r>
+      <w:proofErr w:type="spellEnd"/>
+      <w:r>
+        <w:rPr>
+          <w:rFonts w:ascii="Times New Roman" w:hAnsi="Times New Roman" w:cs="Times New Roman"/>
+          <w:b/>
+          <w:bCs/>
+          <w:sz w:val="24"/>
+          <w:szCs w:val="24"/>
+        </w:rPr>
+        <w:t xml:space="preserve"> Stok </w:t>
+      </w:r>
+      <w:proofErr w:type="spellStart"/>
+      <w:r>
+        <w:rPr>
+          <w:rFonts w:ascii="Times New Roman" w:hAnsi="Times New Roman" w:cs="Times New Roman"/>
+          <w:b/>
+          <w:bCs/>
+          <w:sz w:val="24"/>
+          <w:szCs w:val="24"/>
+        </w:rPr>
+        <w:t>Minuman</w:t>
+      </w:r>
+      <w:proofErr w:type="spellEnd"/>
+    </w:p>
+    <w:p>
+      <w:pPr>
+        <w:ind w:left="0"/>
+        <w:rPr>
+          <w:rFonts w:ascii="Times New Roman" w:hAnsi="Times New Roman" w:cs="Times New Roman"/>
+          <w:sz w:val="24"/>
+          <w:szCs w:val="24"/>
+        </w:rPr>
+      </w:pPr>
+      <w:r>
+        <w:rPr>
+          <w:rFonts w:ascii="Times New Roman" w:hAnsi="Times New Roman" w:cs="Times New Roman"/>
+          <w:sz w:val="24"/>
+          <w:szCs w:val="24"/>
+        </w:rPr>
+        <w:t xml:space="preserve">Proses </w:t>
+      </w:r>
+      <w:proofErr w:type="spellStart"/>
+      <w:r>
+        <w:rPr>
+          <w:rFonts w:ascii="Times New Roman" w:hAnsi="Times New Roman" w:cs="Times New Roman"/>
+          <w:sz w:val="24"/>
+          <w:szCs w:val="24"/>
+        </w:rPr>
+        <w:t>distribusi</w:t>
+      </w:r>
+      <w:proofErr w:type="spellEnd"/>
+      <w:r>
+        <w:rPr>
+          <w:rFonts w:ascii="Times New Roman" w:hAnsi="Times New Roman" w:cs="Times New Roman"/>
+          <w:sz w:val="24"/>
+          <w:szCs w:val="24"/>
+        </w:rPr>
+        <w:t xml:space="preserve"> </w:t>
+      </w:r>
+      <w:proofErr w:type="spellStart"/>
+      <w:r>
+        <w:rPr>
+          <w:rFonts w:ascii="Times New Roman" w:hAnsi="Times New Roman" w:cs="Times New Roman"/>
+          <w:sz w:val="24"/>
+          <w:szCs w:val="24"/>
+        </w:rPr>
+        <w:t>stok</w:t>
+      </w:r>
+      <w:proofErr w:type="spellEnd"/>
+      <w:r>
+        <w:rPr>
+          <w:rFonts w:ascii="Times New Roman" w:hAnsi="Times New Roman" w:cs="Times New Roman"/>
+          <w:sz w:val="24"/>
+          <w:szCs w:val="24"/>
+        </w:rPr>
+        <w:t xml:space="preserve"> </w:t>
+      </w:r>
+      <w:proofErr w:type="spellStart"/>
+      <w:r>
+        <w:rPr>
+          <w:rFonts w:ascii="Times New Roman" w:hAnsi="Times New Roman" w:cs="Times New Roman"/>
+          <w:sz w:val="24"/>
+          <w:szCs w:val="24"/>
+        </w:rPr>
+        <w:t>minuman</w:t>
+      </w:r>
+      <w:proofErr w:type="spellEnd"/>
+      <w:r>
+        <w:rPr>
+          <w:rFonts w:ascii="Times New Roman" w:hAnsi="Times New Roman" w:cs="Times New Roman"/>
+          <w:sz w:val="24"/>
+          <w:szCs w:val="24"/>
+        </w:rPr>
+        <w:t xml:space="preserve"> pada Kopi </w:t>
+      </w:r>
+      <w:proofErr w:type="spellStart"/>
+      <w:r>
+        <w:rPr>
+          <w:rFonts w:ascii="Times New Roman" w:hAnsi="Times New Roman" w:cs="Times New Roman"/>
+          <w:sz w:val="24"/>
+          <w:szCs w:val="24"/>
+        </w:rPr>
+        <w:t>Keliling</w:t>
+      </w:r>
+      <w:proofErr w:type="spellEnd"/>
+      <w:r>
+        <w:rPr>
+          <w:rFonts w:ascii="Times New Roman" w:hAnsi="Times New Roman" w:cs="Times New Roman"/>
+          <w:sz w:val="24"/>
+          <w:szCs w:val="24"/>
+        </w:rPr>
+        <w:t xml:space="preserve"> </w:t>
+      </w:r>
+      <w:proofErr w:type="spellStart"/>
+      <w:r>
+        <w:rPr>
+          <w:rFonts w:ascii="Times New Roman" w:hAnsi="Times New Roman" w:cs="Times New Roman"/>
+          <w:sz w:val="24"/>
+          <w:szCs w:val="24"/>
+        </w:rPr>
+        <w:t>Kopikeun</w:t>
+      </w:r>
+      <w:proofErr w:type="spellEnd"/>
+      <w:r>
+        <w:rPr>
+          <w:rFonts w:ascii="Times New Roman" w:hAnsi="Times New Roman" w:cs="Times New Roman"/>
+          <w:sz w:val="24"/>
+          <w:szCs w:val="24"/>
+        </w:rPr>
+        <w:t xml:space="preserve"> </w:t>
+      </w:r>
+      <w:proofErr w:type="spellStart"/>
+      <w:r>
+        <w:rPr>
+          <w:rFonts w:ascii="Times New Roman" w:hAnsi="Times New Roman" w:cs="Times New Roman"/>
+          <w:sz w:val="24"/>
+          <w:szCs w:val="24"/>
+        </w:rPr>
+        <w:t>dimulai</w:t>
+      </w:r>
+      <w:proofErr w:type="spellEnd"/>
+      <w:r>
+        <w:rPr>
+          <w:rFonts w:ascii="Times New Roman" w:hAnsi="Times New Roman" w:cs="Times New Roman"/>
+          <w:sz w:val="24"/>
+          <w:szCs w:val="24"/>
+        </w:rPr>
+        <w:t xml:space="preserve"> </w:t>
+      </w:r>
+      <w:proofErr w:type="spellStart"/>
+      <w:r>
+        <w:rPr>
+          <w:rFonts w:ascii="Times New Roman" w:hAnsi="Times New Roman" w:cs="Times New Roman"/>
+          <w:sz w:val="24"/>
+          <w:szCs w:val="24"/>
+        </w:rPr>
+        <w:t>dari</w:t>
+      </w:r>
+      <w:proofErr w:type="spellEnd"/>
+      <w:r>
+        <w:rPr>
+          <w:rFonts w:ascii="Times New Roman" w:hAnsi="Times New Roman" w:cs="Times New Roman"/>
+          <w:sz w:val="24"/>
+          <w:szCs w:val="24"/>
+        </w:rPr>
+        <w:t xml:space="preserve"> </w:t>
+      </w:r>
+      <w:proofErr w:type="spellStart"/>
+      <w:r>
+        <w:rPr>
+          <w:rFonts w:ascii="Times New Roman" w:hAnsi="Times New Roman" w:cs="Times New Roman"/>
+          <w:sz w:val="24"/>
+          <w:szCs w:val="24"/>
+        </w:rPr>
+        <w:t>bagian</w:t>
+      </w:r>
+      <w:proofErr w:type="spellEnd"/>
+      <w:r>
+        <w:rPr>
+          <w:rFonts w:ascii="Times New Roman" w:hAnsi="Times New Roman" w:cs="Times New Roman"/>
+          <w:sz w:val="24"/>
+          <w:szCs w:val="24"/>
+        </w:rPr>
+        <w:t xml:space="preserve"> </w:t>
+      </w:r>
+      <w:proofErr w:type="spellStart"/>
+      <w:r>
+        <w:rPr>
+          <w:rFonts w:ascii="Times New Roman" w:hAnsi="Times New Roman" w:cs="Times New Roman"/>
+          <w:sz w:val="24"/>
+          <w:szCs w:val="24"/>
+        </w:rPr>
+        <w:t>produksi</w:t>
+      </w:r>
+      <w:proofErr w:type="spellEnd"/>
+      <w:r>
+        <w:rPr>
+          <w:rFonts w:ascii="Times New Roman" w:hAnsi="Times New Roman" w:cs="Times New Roman"/>
+          <w:sz w:val="24"/>
+          <w:szCs w:val="24"/>
+        </w:rPr>
+        <w:t xml:space="preserve"> yang </w:t>
+      </w:r>
+      <w:proofErr w:type="spellStart"/>
+      <w:r>
+        <w:rPr>
+          <w:rFonts w:ascii="Times New Roman" w:hAnsi="Times New Roman" w:cs="Times New Roman"/>
+          <w:sz w:val="24"/>
+          <w:szCs w:val="24"/>
+        </w:rPr>
+        <w:t>menyiapkan</w:t>
+      </w:r>
+      <w:proofErr w:type="spellEnd"/>
+      <w:r>
+        <w:rPr>
+          <w:rFonts w:ascii="Times New Roman" w:hAnsi="Times New Roman" w:cs="Times New Roman"/>
+          <w:sz w:val="24"/>
+          <w:szCs w:val="24"/>
+        </w:rPr>
+        <w:t xml:space="preserve"> </w:t>
+      </w:r>
+      <w:proofErr w:type="spellStart"/>
+      <w:r>
+        <w:rPr>
+          <w:rFonts w:ascii="Times New Roman" w:hAnsi="Times New Roman" w:cs="Times New Roman"/>
+          <w:sz w:val="24"/>
+          <w:szCs w:val="24"/>
+        </w:rPr>
+        <w:t>minuman</w:t>
+      </w:r>
+      <w:proofErr w:type="spellEnd"/>
+      <w:r>
+        <w:rPr>
+          <w:rFonts w:ascii="Times New Roman" w:hAnsi="Times New Roman" w:cs="Times New Roman"/>
+          <w:sz w:val="24"/>
+          <w:szCs w:val="24"/>
+        </w:rPr>
+        <w:t xml:space="preserve"> kopi </w:t>
+      </w:r>
+      <w:proofErr w:type="spellStart"/>
+      <w:r>
+        <w:rPr>
+          <w:rFonts w:ascii="Times New Roman" w:hAnsi="Times New Roman" w:cs="Times New Roman"/>
+          <w:sz w:val="24"/>
+          <w:szCs w:val="24"/>
+        </w:rPr>
+        <w:t>sesuai</w:t>
+      </w:r>
+      <w:proofErr w:type="spellEnd"/>
+      <w:r>
+        <w:rPr>
+          <w:rFonts w:ascii="Times New Roman" w:hAnsi="Times New Roman" w:cs="Times New Roman"/>
+          <w:sz w:val="24"/>
+          <w:szCs w:val="24"/>
+        </w:rPr>
+        <w:t xml:space="preserve"> </w:t>
+      </w:r>
+      <w:proofErr w:type="spellStart"/>
+      <w:r>
+        <w:rPr>
+          <w:rFonts w:ascii="Times New Roman" w:hAnsi="Times New Roman" w:cs="Times New Roman"/>
+          <w:sz w:val="24"/>
+          <w:szCs w:val="24"/>
+        </w:rPr>
+        <w:t>dengan</w:t>
+      </w:r>
+      <w:proofErr w:type="spellEnd"/>
+      <w:r>
+        <w:rPr>
+          <w:rFonts w:ascii="Times New Roman" w:hAnsi="Times New Roman" w:cs="Times New Roman"/>
+          <w:sz w:val="24"/>
+          <w:szCs w:val="24"/>
+        </w:rPr>
+        <w:t xml:space="preserve"> </w:t>
+      </w:r>
+      <w:proofErr w:type="spellStart"/>
+      <w:r>
+        <w:rPr>
+          <w:rFonts w:ascii="Times New Roman" w:hAnsi="Times New Roman" w:cs="Times New Roman"/>
+          <w:sz w:val="24"/>
+          <w:szCs w:val="24"/>
+        </w:rPr>
+        <w:t>kebutuhan</w:t>
+      </w:r>
+      <w:proofErr w:type="spellEnd"/>
+      <w:r>
+        <w:rPr>
+          <w:rFonts w:ascii="Times New Roman" w:hAnsi="Times New Roman" w:cs="Times New Roman"/>
+          <w:sz w:val="24"/>
+          <w:szCs w:val="24"/>
+        </w:rPr>
+        <w:t xml:space="preserve"> </w:t>
+      </w:r>
+      <w:proofErr w:type="spellStart"/>
+      <w:r>
+        <w:rPr>
+          <w:rFonts w:ascii="Times New Roman" w:hAnsi="Times New Roman" w:cs="Times New Roman"/>
+          <w:sz w:val="24"/>
+          <w:szCs w:val="24"/>
+        </w:rPr>
+        <w:t>penjualan</w:t>
+      </w:r>
+      <w:proofErr w:type="spellEnd"/>
+      <w:r>
+        <w:rPr>
+          <w:rFonts w:ascii="Times New Roman" w:hAnsi="Times New Roman" w:cs="Times New Roman"/>
+          <w:sz w:val="24"/>
+          <w:szCs w:val="24"/>
+        </w:rPr>
+        <w:t xml:space="preserve"> </w:t>
+      </w:r>
+      <w:proofErr w:type="spellStart"/>
+      <w:r>
+        <w:rPr>
+          <w:rFonts w:ascii="Times New Roman" w:hAnsi="Times New Roman" w:cs="Times New Roman"/>
+          <w:sz w:val="24"/>
+          <w:szCs w:val="24"/>
+        </w:rPr>
+        <w:t>harian</w:t>
+      </w:r>
+      <w:proofErr w:type="spellEnd"/>
+      <w:r>
+        <w:rPr>
+          <w:rFonts w:ascii="Times New Roman" w:hAnsi="Times New Roman" w:cs="Times New Roman"/>
+          <w:sz w:val="24"/>
+          <w:szCs w:val="24"/>
+        </w:rPr>
+        <w:t xml:space="preserve">. Setelah proses </w:t>
+      </w:r>
+      <w:proofErr w:type="spellStart"/>
+      <w:r>
+        <w:rPr>
+          <w:rFonts w:ascii="Times New Roman" w:hAnsi="Times New Roman" w:cs="Times New Roman"/>
+          <w:sz w:val="24"/>
+          <w:szCs w:val="24"/>
+        </w:rPr>
+        <w:t>produksi</w:t>
+      </w:r>
+      <w:proofErr w:type="spellEnd"/>
+      <w:r>
+        <w:rPr>
+          <w:rFonts w:ascii="Times New Roman" w:hAnsi="Times New Roman" w:cs="Times New Roman"/>
+          <w:sz w:val="24"/>
+          <w:szCs w:val="24"/>
+        </w:rPr>
+        <w:t xml:space="preserve"> </w:t>
+      </w:r>
+      <w:proofErr w:type="spellStart"/>
+      <w:r>
+        <w:rPr>
+          <w:rFonts w:ascii="Times New Roman" w:hAnsi="Times New Roman" w:cs="Times New Roman"/>
+          <w:sz w:val="24"/>
+          <w:szCs w:val="24"/>
+        </w:rPr>
+        <w:t>selesai</w:t>
+      </w:r>
+      <w:proofErr w:type="spellEnd"/>
+      <w:r>
+        <w:rPr>
+          <w:rFonts w:ascii="Times New Roman" w:hAnsi="Times New Roman" w:cs="Times New Roman"/>
+          <w:sz w:val="24"/>
+          <w:szCs w:val="24"/>
+        </w:rPr>
+        <w:t xml:space="preserve">, </w:t>
+      </w:r>
+      <w:proofErr w:type="spellStart"/>
+      <w:r>
+        <w:rPr>
+          <w:rFonts w:ascii="Times New Roman" w:hAnsi="Times New Roman" w:cs="Times New Roman"/>
+          <w:sz w:val="24"/>
+          <w:szCs w:val="24"/>
+        </w:rPr>
+        <w:t>dilakukan</w:t>
+      </w:r>
+      <w:proofErr w:type="spellEnd"/>
+      <w:r>
+        <w:rPr>
+          <w:rFonts w:ascii="Times New Roman" w:hAnsi="Times New Roman" w:cs="Times New Roman"/>
+          <w:sz w:val="24"/>
+          <w:szCs w:val="24"/>
+        </w:rPr>
+        <w:t xml:space="preserve"> </w:t>
+      </w:r>
+      <w:proofErr w:type="spellStart"/>
+      <w:r>
+        <w:rPr>
+          <w:rFonts w:ascii="Times New Roman" w:hAnsi="Times New Roman" w:cs="Times New Roman"/>
+          <w:sz w:val="24"/>
+          <w:szCs w:val="24"/>
+        </w:rPr>
+        <w:t>pengecekan</w:t>
+      </w:r>
+      <w:proofErr w:type="spellEnd"/>
+      <w:r>
+        <w:rPr>
+          <w:rFonts w:ascii="Times New Roman" w:hAnsi="Times New Roman" w:cs="Times New Roman"/>
+          <w:sz w:val="24"/>
+          <w:szCs w:val="24"/>
+        </w:rPr>
+        <w:t xml:space="preserve"> </w:t>
+      </w:r>
+      <w:proofErr w:type="spellStart"/>
+      <w:r>
+        <w:rPr>
+          <w:rFonts w:ascii="Times New Roman" w:hAnsi="Times New Roman" w:cs="Times New Roman"/>
+          <w:sz w:val="24"/>
+          <w:szCs w:val="24"/>
+        </w:rPr>
+        <w:t>jumlah</w:t>
+      </w:r>
+      <w:proofErr w:type="spellEnd"/>
+      <w:r>
+        <w:rPr>
+          <w:rFonts w:ascii="Times New Roman" w:hAnsi="Times New Roman" w:cs="Times New Roman"/>
+          <w:sz w:val="24"/>
+          <w:szCs w:val="24"/>
+        </w:rPr>
+        <w:t xml:space="preserve"> </w:t>
+      </w:r>
+      <w:proofErr w:type="spellStart"/>
+      <w:r>
+        <w:rPr>
+          <w:rFonts w:ascii="Times New Roman" w:hAnsi="Times New Roman" w:cs="Times New Roman"/>
+          <w:sz w:val="24"/>
+          <w:szCs w:val="24"/>
+        </w:rPr>
+        <w:t>stok</w:t>
+      </w:r>
+      <w:proofErr w:type="spellEnd"/>
+      <w:r>
+        <w:rPr>
+          <w:rFonts w:ascii="Times New Roman" w:hAnsi="Times New Roman" w:cs="Times New Roman"/>
+          <w:sz w:val="24"/>
+          <w:szCs w:val="24"/>
+        </w:rPr>
+        <w:t xml:space="preserve"> </w:t>
+      </w:r>
+      <w:proofErr w:type="spellStart"/>
+      <w:r>
+        <w:rPr>
+          <w:rFonts w:ascii="Times New Roman" w:hAnsi="Times New Roman" w:cs="Times New Roman"/>
+          <w:sz w:val="24"/>
+          <w:szCs w:val="24"/>
+        </w:rPr>
+        <w:t>minuman</w:t>
+      </w:r>
+      <w:proofErr w:type="spellEnd"/>
+      <w:r>
+        <w:rPr>
+          <w:rFonts w:ascii="Times New Roman" w:hAnsi="Times New Roman" w:cs="Times New Roman"/>
+          <w:sz w:val="24"/>
+          <w:szCs w:val="24"/>
+        </w:rPr>
+        <w:t xml:space="preserve"> yang </w:t>
+      </w:r>
+      <w:proofErr w:type="spellStart"/>
+      <w:r>
+        <w:rPr>
+          <w:rFonts w:ascii="Times New Roman" w:hAnsi="Times New Roman" w:cs="Times New Roman"/>
+          <w:sz w:val="24"/>
+          <w:szCs w:val="24"/>
+        </w:rPr>
+        <w:t>tersedia</w:t>
+      </w:r>
+      <w:proofErr w:type="spellEnd"/>
+      <w:r>
+        <w:rPr>
+          <w:rFonts w:ascii="Times New Roman" w:hAnsi="Times New Roman" w:cs="Times New Roman"/>
+          <w:sz w:val="24"/>
+          <w:szCs w:val="24"/>
+        </w:rPr>
+        <w:t xml:space="preserve"> </w:t>
+      </w:r>
+      <w:proofErr w:type="spellStart"/>
+      <w:r>
+        <w:rPr>
+          <w:rFonts w:ascii="Times New Roman" w:hAnsi="Times New Roman" w:cs="Times New Roman"/>
+          <w:sz w:val="24"/>
+          <w:szCs w:val="24"/>
+        </w:rPr>
+        <w:t>sebelum</w:t>
+      </w:r>
+      <w:proofErr w:type="spellEnd"/>
+      <w:r>
+        <w:rPr>
+          <w:rFonts w:ascii="Times New Roman" w:hAnsi="Times New Roman" w:cs="Times New Roman"/>
+          <w:sz w:val="24"/>
+          <w:szCs w:val="24"/>
+        </w:rPr>
+        <w:t xml:space="preserve"> </w:t>
+      </w:r>
+      <w:proofErr w:type="spellStart"/>
+      <w:r>
+        <w:rPr>
+          <w:rFonts w:ascii="Times New Roman" w:hAnsi="Times New Roman" w:cs="Times New Roman"/>
+          <w:sz w:val="24"/>
+          <w:szCs w:val="24"/>
+        </w:rPr>
+        <w:t>didistribusikan</w:t>
+      </w:r>
+      <w:proofErr w:type="spellEnd"/>
+      <w:r>
+        <w:rPr>
+          <w:rFonts w:ascii="Times New Roman" w:hAnsi="Times New Roman" w:cs="Times New Roman"/>
+          <w:sz w:val="24"/>
+          <w:szCs w:val="24"/>
+        </w:rPr>
+        <w:t xml:space="preserve"> </w:t>
+      </w:r>
+      <w:proofErr w:type="spellStart"/>
+      <w:r>
+        <w:rPr>
+          <w:rFonts w:ascii="Times New Roman" w:hAnsi="Times New Roman" w:cs="Times New Roman"/>
+          <w:sz w:val="24"/>
+          <w:szCs w:val="24"/>
+        </w:rPr>
+        <w:t>kepada</w:t>
+      </w:r>
+      <w:proofErr w:type="spellEnd"/>
+      <w:r>
+        <w:rPr>
+          <w:rFonts w:ascii="Times New Roman" w:hAnsi="Times New Roman" w:cs="Times New Roman"/>
+          <w:sz w:val="24"/>
+          <w:szCs w:val="24"/>
+        </w:rPr>
+        <w:t xml:space="preserve"> </w:t>
+      </w:r>
+      <w:proofErr w:type="spellStart"/>
+      <w:r>
+        <w:rPr>
+          <w:rFonts w:ascii="Times New Roman" w:hAnsi="Times New Roman" w:cs="Times New Roman"/>
+          <w:sz w:val="24"/>
+          <w:szCs w:val="24"/>
+        </w:rPr>
+        <w:t>penjual</w:t>
+      </w:r>
+      <w:proofErr w:type="spellEnd"/>
+      <w:r>
+        <w:rPr>
+          <w:rFonts w:ascii="Times New Roman" w:hAnsi="Times New Roman" w:cs="Times New Roman"/>
+          <w:sz w:val="24"/>
+          <w:szCs w:val="24"/>
+        </w:rPr>
+        <w:t xml:space="preserve"> </w:t>
+      </w:r>
+      <w:proofErr w:type="spellStart"/>
+      <w:r>
+        <w:rPr>
+          <w:rFonts w:ascii="Times New Roman" w:hAnsi="Times New Roman" w:cs="Times New Roman"/>
+          <w:sz w:val="24"/>
+          <w:szCs w:val="24"/>
+        </w:rPr>
+        <w:t>keliling</w:t>
+      </w:r>
+      <w:proofErr w:type="spellEnd"/>
+      <w:r>
+        <w:rPr>
+          <w:rFonts w:ascii="Times New Roman" w:hAnsi="Times New Roman" w:cs="Times New Roman"/>
+          <w:sz w:val="24"/>
+          <w:szCs w:val="24"/>
+        </w:rPr>
+        <w:t>.</w:t>
+      </w:r>
+    </w:p>
+    <w:p>
+      <w:pPr>
+        <w:ind w:left="0"/>
+        <w:rPr>
+          <w:rFonts w:ascii="Times New Roman" w:hAnsi="Times New Roman" w:cs="Times New Roman"/>
+          <w:sz w:val="24"/>
+          <w:szCs w:val="24"/>
+        </w:rPr>
+      </w:pPr>
+      <w:proofErr w:type="spellStart"/>
+      <w:r>
+        <w:rPr>
+          <w:rFonts w:ascii="Times New Roman" w:hAnsi="Times New Roman" w:cs="Times New Roman"/>
+          <w:sz w:val="24"/>
+          <w:szCs w:val="24"/>
+        </w:rPr>
+        <w:t>Selanjutnya</w:t>
+      </w:r>
+      <w:proofErr w:type="spellEnd"/>
+      <w:r>
+        <w:rPr>
+          <w:rFonts w:ascii="Times New Roman" w:hAnsi="Times New Roman" w:cs="Times New Roman"/>
+          <w:sz w:val="24"/>
+          <w:szCs w:val="24"/>
+        </w:rPr>
+        <w:t xml:space="preserve">, </w:t>
+      </w:r>
+      <w:proofErr w:type="spellStart"/>
+      <w:r>
+        <w:rPr>
+          <w:rFonts w:ascii="Times New Roman" w:hAnsi="Times New Roman" w:cs="Times New Roman"/>
+          <w:sz w:val="24"/>
+          <w:szCs w:val="24"/>
+        </w:rPr>
+        <w:t>stok</w:t>
+      </w:r>
+      <w:proofErr w:type="spellEnd"/>
+      <w:r>
+        <w:rPr>
+          <w:rFonts w:ascii="Times New Roman" w:hAnsi="Times New Roman" w:cs="Times New Roman"/>
+          <w:sz w:val="24"/>
+          <w:szCs w:val="24"/>
+        </w:rPr>
+        <w:t xml:space="preserve"> </w:t>
+      </w:r>
+      <w:proofErr w:type="spellStart"/>
+      <w:r>
+        <w:rPr>
+          <w:rFonts w:ascii="Times New Roman" w:hAnsi="Times New Roman" w:cs="Times New Roman"/>
+          <w:sz w:val="24"/>
+          <w:szCs w:val="24"/>
+        </w:rPr>
+        <w:t>minuman</w:t>
+      </w:r>
+      <w:proofErr w:type="spellEnd"/>
+      <w:r>
+        <w:rPr>
+          <w:rFonts w:ascii="Times New Roman" w:hAnsi="Times New Roman" w:cs="Times New Roman"/>
+          <w:sz w:val="24"/>
+          <w:szCs w:val="24"/>
+        </w:rPr>
+        <w:t xml:space="preserve"> </w:t>
+      </w:r>
+      <w:proofErr w:type="spellStart"/>
+      <w:r>
+        <w:rPr>
+          <w:rFonts w:ascii="Times New Roman" w:hAnsi="Times New Roman" w:cs="Times New Roman"/>
+          <w:sz w:val="24"/>
+          <w:szCs w:val="24"/>
+        </w:rPr>
+        <w:t>dibagikan</w:t>
+      </w:r>
+      <w:proofErr w:type="spellEnd"/>
+      <w:r>
+        <w:rPr>
+          <w:rFonts w:ascii="Times New Roman" w:hAnsi="Times New Roman" w:cs="Times New Roman"/>
+          <w:sz w:val="24"/>
+          <w:szCs w:val="24"/>
+        </w:rPr>
+        <w:t xml:space="preserve"> </w:t>
+      </w:r>
+      <w:proofErr w:type="spellStart"/>
+      <w:r>
+        <w:rPr>
+          <w:rFonts w:ascii="Times New Roman" w:hAnsi="Times New Roman" w:cs="Times New Roman"/>
+          <w:sz w:val="24"/>
+          <w:szCs w:val="24"/>
+        </w:rPr>
+        <w:t>kepada</w:t>
+      </w:r>
+      <w:proofErr w:type="spellEnd"/>
+      <w:r>
+        <w:rPr>
+          <w:rFonts w:ascii="Times New Roman" w:hAnsi="Times New Roman" w:cs="Times New Roman"/>
+          <w:sz w:val="24"/>
+          <w:szCs w:val="24"/>
+        </w:rPr>
+        <w:t xml:space="preserve"> masing-masing </w:t>
+      </w:r>
+      <w:proofErr w:type="spellStart"/>
+      <w:r>
+        <w:rPr>
+          <w:rFonts w:ascii="Times New Roman" w:hAnsi="Times New Roman" w:cs="Times New Roman"/>
+          <w:sz w:val="24"/>
+          <w:szCs w:val="24"/>
+        </w:rPr>
+        <w:t>penjual</w:t>
+      </w:r>
+      <w:proofErr w:type="spellEnd"/>
+      <w:r>
+        <w:rPr>
+          <w:rFonts w:ascii="Times New Roman" w:hAnsi="Times New Roman" w:cs="Times New Roman"/>
+          <w:sz w:val="24"/>
+          <w:szCs w:val="24"/>
+        </w:rPr>
+        <w:t xml:space="preserve"> </w:t>
+      </w:r>
+      <w:proofErr w:type="spellStart"/>
+      <w:r>
+        <w:rPr>
+          <w:rFonts w:ascii="Times New Roman" w:hAnsi="Times New Roman" w:cs="Times New Roman"/>
+          <w:sz w:val="24"/>
+          <w:szCs w:val="24"/>
+        </w:rPr>
+        <w:t>sesuai</w:t>
+      </w:r>
+      <w:proofErr w:type="spellEnd"/>
+      <w:r>
+        <w:rPr>
+          <w:rFonts w:ascii="Times New Roman" w:hAnsi="Times New Roman" w:cs="Times New Roman"/>
+          <w:sz w:val="24"/>
+          <w:szCs w:val="24"/>
+        </w:rPr>
+        <w:t xml:space="preserve"> </w:t>
+      </w:r>
+      <w:proofErr w:type="spellStart"/>
+      <w:r>
+        <w:rPr>
+          <w:rFonts w:ascii="Times New Roman" w:hAnsi="Times New Roman" w:cs="Times New Roman"/>
+          <w:sz w:val="24"/>
+          <w:szCs w:val="24"/>
+        </w:rPr>
+        <w:t>dengan</w:t>
+      </w:r>
+      <w:proofErr w:type="spellEnd"/>
+      <w:r>
+        <w:rPr>
+          <w:rFonts w:ascii="Times New Roman" w:hAnsi="Times New Roman" w:cs="Times New Roman"/>
+          <w:sz w:val="24"/>
+          <w:szCs w:val="24"/>
+        </w:rPr>
+        <w:t xml:space="preserve"> </w:t>
+      </w:r>
+      <w:proofErr w:type="spellStart"/>
+      <w:r>
+        <w:rPr>
+          <w:rFonts w:ascii="Times New Roman" w:hAnsi="Times New Roman" w:cs="Times New Roman"/>
+          <w:sz w:val="24"/>
+          <w:szCs w:val="24"/>
+        </w:rPr>
+        <w:t>kapasitas</w:t>
+      </w:r>
+      <w:proofErr w:type="spellEnd"/>
+      <w:r>
+        <w:rPr>
+          <w:rFonts w:ascii="Times New Roman" w:hAnsi="Times New Roman" w:cs="Times New Roman"/>
+          <w:sz w:val="24"/>
+          <w:szCs w:val="24"/>
+        </w:rPr>
+        <w:t xml:space="preserve"> dan </w:t>
+      </w:r>
+      <w:proofErr w:type="spellStart"/>
+      <w:r>
+        <w:rPr>
+          <w:rFonts w:ascii="Times New Roman" w:hAnsi="Times New Roman" w:cs="Times New Roman"/>
+          <w:sz w:val="24"/>
+          <w:szCs w:val="24"/>
+        </w:rPr>
+        <w:t>kebutuhan</w:t>
+      </w:r>
+      <w:proofErr w:type="spellEnd"/>
+      <w:r>
+        <w:rPr>
+          <w:rFonts w:ascii="Times New Roman" w:hAnsi="Times New Roman" w:cs="Times New Roman"/>
+          <w:sz w:val="24"/>
+          <w:szCs w:val="24"/>
+        </w:rPr>
+        <w:t xml:space="preserve"> </w:t>
+      </w:r>
+      <w:proofErr w:type="spellStart"/>
+      <w:r>
+        <w:rPr>
+          <w:rFonts w:ascii="Times New Roman" w:hAnsi="Times New Roman" w:cs="Times New Roman"/>
+          <w:sz w:val="24"/>
+          <w:szCs w:val="24"/>
+        </w:rPr>
+        <w:t>operasional</w:t>
+      </w:r>
+      <w:proofErr w:type="spellEnd"/>
+      <w:r>
+        <w:rPr>
+          <w:rFonts w:ascii="Times New Roman" w:hAnsi="Times New Roman" w:cs="Times New Roman"/>
+          <w:sz w:val="24"/>
+          <w:szCs w:val="24"/>
+        </w:rPr>
+        <w:t xml:space="preserve"> </w:t>
+      </w:r>
+      <w:proofErr w:type="spellStart"/>
+      <w:r>
+        <w:rPr>
+          <w:rFonts w:ascii="Times New Roman" w:hAnsi="Times New Roman" w:cs="Times New Roman"/>
+          <w:sz w:val="24"/>
+          <w:szCs w:val="24"/>
+        </w:rPr>
+        <w:t>gerobak</w:t>
+      </w:r>
+      <w:proofErr w:type="spellEnd"/>
+      <w:r>
+        <w:rPr>
+          <w:rFonts w:ascii="Times New Roman" w:hAnsi="Times New Roman" w:cs="Times New Roman"/>
+          <w:sz w:val="24"/>
+          <w:szCs w:val="24"/>
+        </w:rPr>
+        <w:t xml:space="preserve"> </w:t>
+      </w:r>
+      <w:proofErr w:type="spellStart"/>
+      <w:r>
+        <w:rPr>
+          <w:rFonts w:ascii="Times New Roman" w:hAnsi="Times New Roman" w:cs="Times New Roman"/>
+          <w:sz w:val="24"/>
+          <w:szCs w:val="24"/>
+        </w:rPr>
+        <w:t>penjualan</w:t>
+      </w:r>
+      <w:proofErr w:type="spellEnd"/>
+      <w:r>
+        <w:rPr>
+          <w:rFonts w:ascii="Times New Roman" w:hAnsi="Times New Roman" w:cs="Times New Roman"/>
+          <w:sz w:val="24"/>
+          <w:szCs w:val="24"/>
+        </w:rPr>
+        <w:t xml:space="preserve">. Data </w:t>
+      </w:r>
+      <w:proofErr w:type="spellStart"/>
+      <w:r>
+        <w:rPr>
+          <w:rFonts w:ascii="Times New Roman" w:hAnsi="Times New Roman" w:cs="Times New Roman"/>
+          <w:sz w:val="24"/>
+          <w:szCs w:val="24"/>
+        </w:rPr>
+        <w:t>jumlah</w:t>
+      </w:r>
+      <w:proofErr w:type="spellEnd"/>
+      <w:r>
+        <w:rPr>
+          <w:rFonts w:ascii="Times New Roman" w:hAnsi="Times New Roman" w:cs="Times New Roman"/>
+          <w:sz w:val="24"/>
+          <w:szCs w:val="24"/>
+        </w:rPr>
+        <w:t xml:space="preserve"> </w:t>
+      </w:r>
+      <w:proofErr w:type="spellStart"/>
+      <w:r>
+        <w:rPr>
+          <w:rFonts w:ascii="Times New Roman" w:hAnsi="Times New Roman" w:cs="Times New Roman"/>
+          <w:sz w:val="24"/>
+          <w:szCs w:val="24"/>
+        </w:rPr>
+        <w:t>stok</w:t>
+      </w:r>
+      <w:proofErr w:type="spellEnd"/>
+      <w:r>
+        <w:rPr>
+          <w:rFonts w:ascii="Times New Roman" w:hAnsi="Times New Roman" w:cs="Times New Roman"/>
+          <w:sz w:val="24"/>
+          <w:szCs w:val="24"/>
+        </w:rPr>
+        <w:t xml:space="preserve"> yang </w:t>
+      </w:r>
+      <w:proofErr w:type="spellStart"/>
+      <w:r>
+        <w:rPr>
+          <w:rFonts w:ascii="Times New Roman" w:hAnsi="Times New Roman" w:cs="Times New Roman"/>
+          <w:sz w:val="24"/>
+          <w:szCs w:val="24"/>
+        </w:rPr>
+        <w:t>dibawa</w:t>
+      </w:r>
+      <w:proofErr w:type="spellEnd"/>
+      <w:r>
+        <w:rPr>
+          <w:rFonts w:ascii="Times New Roman" w:hAnsi="Times New Roman" w:cs="Times New Roman"/>
+          <w:sz w:val="24"/>
+          <w:szCs w:val="24"/>
+        </w:rPr>
+        <w:t xml:space="preserve"> oleh </w:t>
+      </w:r>
+      <w:proofErr w:type="spellStart"/>
+      <w:r>
+        <w:rPr>
+          <w:rFonts w:ascii="Times New Roman" w:hAnsi="Times New Roman" w:cs="Times New Roman"/>
+          <w:sz w:val="24"/>
+          <w:szCs w:val="24"/>
+        </w:rPr>
+        <w:t>setiap</w:t>
+      </w:r>
+      <w:proofErr w:type="spellEnd"/>
+      <w:r>
+        <w:rPr>
+          <w:rFonts w:ascii="Times New Roman" w:hAnsi="Times New Roman" w:cs="Times New Roman"/>
+          <w:sz w:val="24"/>
+          <w:szCs w:val="24"/>
+        </w:rPr>
+        <w:t xml:space="preserve"> </w:t>
+      </w:r>
+      <w:proofErr w:type="spellStart"/>
+      <w:r>
+        <w:rPr>
+          <w:rFonts w:ascii="Times New Roman" w:hAnsi="Times New Roman" w:cs="Times New Roman"/>
+          <w:sz w:val="24"/>
+          <w:szCs w:val="24"/>
+        </w:rPr>
+        <w:t>penjual</w:t>
+      </w:r>
+      <w:proofErr w:type="spellEnd"/>
+      <w:r>
+        <w:rPr>
+          <w:rFonts w:ascii="Times New Roman" w:hAnsi="Times New Roman" w:cs="Times New Roman"/>
+          <w:sz w:val="24"/>
+          <w:szCs w:val="24"/>
+        </w:rPr>
+        <w:t xml:space="preserve"> </w:t>
+      </w:r>
+      <w:proofErr w:type="spellStart"/>
+      <w:r>
+        <w:rPr>
+          <w:rFonts w:ascii="Times New Roman" w:hAnsi="Times New Roman" w:cs="Times New Roman"/>
+          <w:sz w:val="24"/>
+          <w:szCs w:val="24"/>
+        </w:rPr>
+        <w:t>kemudian</w:t>
+      </w:r>
+      <w:proofErr w:type="spellEnd"/>
+      <w:r>
+        <w:rPr>
+          <w:rFonts w:ascii="Times New Roman" w:hAnsi="Times New Roman" w:cs="Times New Roman"/>
+          <w:sz w:val="24"/>
+          <w:szCs w:val="24"/>
+        </w:rPr>
+        <w:t xml:space="preserve"> </w:t>
+      </w:r>
+      <w:proofErr w:type="spellStart"/>
+      <w:r>
+        <w:rPr>
+          <w:rFonts w:ascii="Times New Roman" w:hAnsi="Times New Roman" w:cs="Times New Roman"/>
+          <w:sz w:val="24"/>
+          <w:szCs w:val="24"/>
+        </w:rPr>
+        <w:t>dicatat</w:t>
+      </w:r>
+      <w:proofErr w:type="spellEnd"/>
+      <w:r>
+        <w:rPr>
+          <w:rFonts w:ascii="Times New Roman" w:hAnsi="Times New Roman" w:cs="Times New Roman"/>
+          <w:sz w:val="24"/>
+          <w:szCs w:val="24"/>
+        </w:rPr>
+        <w:t xml:space="preserve"> </w:t>
+      </w:r>
+      <w:proofErr w:type="spellStart"/>
+      <w:r>
+        <w:rPr>
+          <w:rFonts w:ascii="Times New Roman" w:hAnsi="Times New Roman" w:cs="Times New Roman"/>
+          <w:sz w:val="24"/>
+          <w:szCs w:val="24"/>
+        </w:rPr>
+        <w:t>sebagai</w:t>
+      </w:r>
+      <w:proofErr w:type="spellEnd"/>
+      <w:r>
+        <w:rPr>
+          <w:rFonts w:ascii="Times New Roman" w:hAnsi="Times New Roman" w:cs="Times New Roman"/>
+          <w:sz w:val="24"/>
+          <w:szCs w:val="24"/>
+        </w:rPr>
+        <w:t xml:space="preserve"> </w:t>
+      </w:r>
+      <w:proofErr w:type="spellStart"/>
+      <w:r>
+        <w:rPr>
+          <w:rFonts w:ascii="Times New Roman" w:hAnsi="Times New Roman" w:cs="Times New Roman"/>
+          <w:sz w:val="24"/>
+          <w:szCs w:val="24"/>
+        </w:rPr>
+        <w:t>stok</w:t>
+      </w:r>
+      <w:proofErr w:type="spellEnd"/>
+      <w:r>
+        <w:rPr>
+          <w:rFonts w:ascii="Times New Roman" w:hAnsi="Times New Roman" w:cs="Times New Roman"/>
+          <w:sz w:val="24"/>
+          <w:szCs w:val="24"/>
+        </w:rPr>
+        <w:t xml:space="preserve"> </w:t>
+      </w:r>
+      <w:proofErr w:type="spellStart"/>
+      <w:r>
+        <w:rPr>
+          <w:rFonts w:ascii="Times New Roman" w:hAnsi="Times New Roman" w:cs="Times New Roman"/>
+          <w:sz w:val="24"/>
+          <w:szCs w:val="24"/>
+        </w:rPr>
+        <w:t>awal</w:t>
+      </w:r>
+      <w:proofErr w:type="spellEnd"/>
+      <w:r>
+        <w:rPr>
+          <w:rFonts w:ascii="Times New Roman" w:hAnsi="Times New Roman" w:cs="Times New Roman"/>
+          <w:sz w:val="24"/>
+          <w:szCs w:val="24"/>
+        </w:rPr>
+        <w:t xml:space="preserve"> </w:t>
+      </w:r>
+      <w:proofErr w:type="spellStart"/>
+      <w:r>
+        <w:rPr>
+          <w:rFonts w:ascii="Times New Roman" w:hAnsi="Times New Roman" w:cs="Times New Roman"/>
+          <w:sz w:val="24"/>
+          <w:szCs w:val="24"/>
+        </w:rPr>
+        <w:t>penjual</w:t>
+      </w:r>
+      <w:proofErr w:type="spellEnd"/>
+      <w:r>
+        <w:rPr>
+          <w:rFonts w:ascii="Times New Roman" w:hAnsi="Times New Roman" w:cs="Times New Roman"/>
+          <w:sz w:val="24"/>
+          <w:szCs w:val="24"/>
+        </w:rPr>
+        <w:t xml:space="preserve"> </w:t>
+      </w:r>
+      <w:proofErr w:type="spellStart"/>
+      <w:r>
+        <w:rPr>
+          <w:rFonts w:ascii="Times New Roman" w:hAnsi="Times New Roman" w:cs="Times New Roman"/>
+          <w:sz w:val="24"/>
+          <w:szCs w:val="24"/>
+        </w:rPr>
+        <w:t>harian</w:t>
+      </w:r>
+      <w:proofErr w:type="spellEnd"/>
+      <w:r>
+        <w:rPr>
+          <w:rFonts w:ascii="Times New Roman" w:hAnsi="Times New Roman" w:cs="Times New Roman"/>
+          <w:sz w:val="24"/>
+          <w:szCs w:val="24"/>
+        </w:rPr>
+        <w:t>.</w:t>
+      </w:r>
+    </w:p>
+    <w:p>
+      <w:pPr>
+        <w:ind w:left="0"/>
+        <w:rPr>
+          <w:rFonts w:ascii="Times New Roman" w:hAnsi="Times New Roman" w:cs="Times New Roman"/>
+          <w:sz w:val="24"/>
+          <w:szCs w:val="24"/>
+        </w:rPr>
+      </w:pPr>
+      <w:r>
+        <w:rPr>
+          <w:rFonts w:ascii="Times New Roman" w:hAnsi="Times New Roman" w:cs="Times New Roman"/>
+          <w:sz w:val="24"/>
+          <w:szCs w:val="24"/>
+        </w:rPr>
+        <w:t xml:space="preserve">Setelah proses </w:t>
+      </w:r>
+      <w:proofErr w:type="spellStart"/>
+      <w:r>
+        <w:rPr>
+          <w:rFonts w:ascii="Times New Roman" w:hAnsi="Times New Roman" w:cs="Times New Roman"/>
+          <w:sz w:val="24"/>
+          <w:szCs w:val="24"/>
+        </w:rPr>
+        <w:t>distribusi</w:t>
+      </w:r>
+      <w:proofErr w:type="spellEnd"/>
+      <w:r>
+        <w:rPr>
+          <w:rFonts w:ascii="Times New Roman" w:hAnsi="Times New Roman" w:cs="Times New Roman"/>
+          <w:sz w:val="24"/>
+          <w:szCs w:val="24"/>
+        </w:rPr>
+        <w:t xml:space="preserve"> </w:t>
+      </w:r>
+      <w:proofErr w:type="spellStart"/>
+      <w:r>
+        <w:rPr>
+          <w:rFonts w:ascii="Times New Roman" w:hAnsi="Times New Roman" w:cs="Times New Roman"/>
+          <w:sz w:val="24"/>
+          <w:szCs w:val="24"/>
+        </w:rPr>
+        <w:t>selesai</w:t>
+      </w:r>
+      <w:proofErr w:type="spellEnd"/>
+      <w:r>
+        <w:rPr>
+          <w:rFonts w:ascii="Times New Roman" w:hAnsi="Times New Roman" w:cs="Times New Roman"/>
+          <w:sz w:val="24"/>
+          <w:szCs w:val="24"/>
+        </w:rPr>
+        <w:t xml:space="preserve">, </w:t>
+      </w:r>
+      <w:proofErr w:type="spellStart"/>
+      <w:r>
+        <w:rPr>
+          <w:rFonts w:ascii="Times New Roman" w:hAnsi="Times New Roman" w:cs="Times New Roman"/>
+          <w:sz w:val="24"/>
+          <w:szCs w:val="24"/>
+        </w:rPr>
+        <w:t>penjual</w:t>
+      </w:r>
+      <w:proofErr w:type="spellEnd"/>
+      <w:r>
+        <w:rPr>
+          <w:rFonts w:ascii="Times New Roman" w:hAnsi="Times New Roman" w:cs="Times New Roman"/>
+          <w:sz w:val="24"/>
+          <w:szCs w:val="24"/>
+        </w:rPr>
+        <w:t xml:space="preserve"> </w:t>
+      </w:r>
+      <w:proofErr w:type="spellStart"/>
+      <w:r>
+        <w:rPr>
+          <w:rFonts w:ascii="Times New Roman" w:hAnsi="Times New Roman" w:cs="Times New Roman"/>
+          <w:sz w:val="24"/>
+          <w:szCs w:val="24"/>
+        </w:rPr>
+        <w:t>melakukan</w:t>
+      </w:r>
+      <w:proofErr w:type="spellEnd"/>
+      <w:r>
+        <w:rPr>
+          <w:rFonts w:ascii="Times New Roman" w:hAnsi="Times New Roman" w:cs="Times New Roman"/>
+          <w:sz w:val="24"/>
+          <w:szCs w:val="24"/>
+        </w:rPr>
+        <w:t xml:space="preserve"> </w:t>
+      </w:r>
+      <w:proofErr w:type="spellStart"/>
+      <w:r>
+        <w:rPr>
+          <w:rFonts w:ascii="Times New Roman" w:hAnsi="Times New Roman" w:cs="Times New Roman"/>
+          <w:sz w:val="24"/>
+          <w:szCs w:val="24"/>
+        </w:rPr>
+        <w:t>persiapan</w:t>
+      </w:r>
+      <w:proofErr w:type="spellEnd"/>
+      <w:r>
+        <w:rPr>
+          <w:rFonts w:ascii="Times New Roman" w:hAnsi="Times New Roman" w:cs="Times New Roman"/>
+          <w:sz w:val="24"/>
+          <w:szCs w:val="24"/>
+        </w:rPr>
+        <w:t xml:space="preserve"> </w:t>
+      </w:r>
+      <w:proofErr w:type="spellStart"/>
+      <w:r>
+        <w:rPr>
+          <w:rFonts w:ascii="Times New Roman" w:hAnsi="Times New Roman" w:cs="Times New Roman"/>
+          <w:sz w:val="24"/>
+          <w:szCs w:val="24"/>
+        </w:rPr>
+        <w:t>operasional</w:t>
+      </w:r>
+      <w:proofErr w:type="spellEnd"/>
+      <w:r>
+        <w:rPr>
+          <w:rFonts w:ascii="Times New Roman" w:hAnsi="Times New Roman" w:cs="Times New Roman"/>
+          <w:sz w:val="24"/>
+          <w:szCs w:val="24"/>
+        </w:rPr>
+        <w:t xml:space="preserve"> </w:t>
+      </w:r>
+      <w:proofErr w:type="spellStart"/>
+      <w:r>
+        <w:rPr>
+          <w:rFonts w:ascii="Times New Roman" w:hAnsi="Times New Roman" w:cs="Times New Roman"/>
+          <w:sz w:val="24"/>
+          <w:szCs w:val="24"/>
+        </w:rPr>
+        <w:t>sebelum</w:t>
+      </w:r>
+      <w:proofErr w:type="spellEnd"/>
+      <w:r>
+        <w:rPr>
+          <w:rFonts w:ascii="Times New Roman" w:hAnsi="Times New Roman" w:cs="Times New Roman"/>
+          <w:sz w:val="24"/>
+          <w:szCs w:val="24"/>
+        </w:rPr>
+        <w:t xml:space="preserve"> </w:t>
+      </w:r>
+      <w:proofErr w:type="spellStart"/>
+      <w:r>
+        <w:rPr>
+          <w:rFonts w:ascii="Times New Roman" w:hAnsi="Times New Roman" w:cs="Times New Roman"/>
+          <w:sz w:val="24"/>
+          <w:szCs w:val="24"/>
+        </w:rPr>
+        <w:t>memilai</w:t>
+      </w:r>
+      <w:proofErr w:type="spellEnd"/>
+      <w:r>
+        <w:rPr>
+          <w:rFonts w:ascii="Times New Roman" w:hAnsi="Times New Roman" w:cs="Times New Roman"/>
+          <w:sz w:val="24"/>
+          <w:szCs w:val="24"/>
+        </w:rPr>
+        <w:t xml:space="preserve"> </w:t>
+      </w:r>
+      <w:proofErr w:type="spellStart"/>
+      <w:r>
+        <w:rPr>
+          <w:rFonts w:ascii="Times New Roman" w:hAnsi="Times New Roman" w:cs="Times New Roman"/>
+          <w:sz w:val="24"/>
+          <w:szCs w:val="24"/>
+        </w:rPr>
+        <w:t>kegiatan</w:t>
+      </w:r>
+      <w:proofErr w:type="spellEnd"/>
+      <w:r>
+        <w:rPr>
+          <w:rFonts w:ascii="Times New Roman" w:hAnsi="Times New Roman" w:cs="Times New Roman"/>
+          <w:sz w:val="24"/>
+          <w:szCs w:val="24"/>
+        </w:rPr>
+        <w:t xml:space="preserve"> </w:t>
+      </w:r>
+      <w:proofErr w:type="spellStart"/>
+      <w:r>
+        <w:rPr>
+          <w:rFonts w:ascii="Times New Roman" w:hAnsi="Times New Roman" w:cs="Times New Roman"/>
+          <w:sz w:val="24"/>
+          <w:szCs w:val="24"/>
+        </w:rPr>
+        <w:t>penjualan</w:t>
+      </w:r>
+      <w:proofErr w:type="spellEnd"/>
+      <w:r>
+        <w:rPr>
+          <w:rFonts w:ascii="Times New Roman" w:hAnsi="Times New Roman" w:cs="Times New Roman"/>
+          <w:sz w:val="24"/>
+          <w:szCs w:val="24"/>
+        </w:rPr>
+        <w:t xml:space="preserve"> di </w:t>
+      </w:r>
+      <w:proofErr w:type="spellStart"/>
+      <w:r>
+        <w:rPr>
+          <w:rFonts w:ascii="Times New Roman" w:hAnsi="Times New Roman" w:cs="Times New Roman"/>
+          <w:sz w:val="24"/>
+          <w:szCs w:val="24"/>
+        </w:rPr>
+        <w:t>lapangan</w:t>
+      </w:r>
+      <w:proofErr w:type="spellEnd"/>
+      <w:r>
+        <w:rPr>
+          <w:rFonts w:ascii="Times New Roman" w:hAnsi="Times New Roman" w:cs="Times New Roman"/>
+          <w:sz w:val="24"/>
+          <w:szCs w:val="24"/>
+        </w:rPr>
+        <w:t>.</w:t>
+      </w:r>
     </w:p>
     <w:p>
       <w:pPr>
         <w:ind w:left="0" w:firstLine="0"/>
         <w:rPr>
           <w:rFonts w:ascii="Times New Roman" w:hAnsi="Times New Roman" w:cs="Times New Roman"/>
+          <w:sz w:val="24"/>
+          <w:szCs w:val="24"/>
+        </w:rPr>
+      </w:pPr>
+    </w:p>
+    <w:p>
+      <w:pPr>
+        <w:pStyle w:val="ListParagraph"/>
+        <w:numPr>
+          <w:ilvl w:val="3"/>
+          <w:numId w:val="18"/>
+        </w:numPr>
+        <w:rPr>
+          <w:rFonts w:ascii="Times New Roman" w:hAnsi="Times New Roman" w:cs="Times New Roman"/>
           <w:b/>
           <w:bCs/>
           <w:sz w:val="24"/>
           <w:szCs w:val="24"/>
         </w:rPr>
       </w:pPr>
+      <w:proofErr w:type="spellStart"/>
       <w:r>
         <w:rPr>
           <w:rFonts w:ascii="Times New Roman" w:hAnsi="Times New Roman" w:cs="Times New Roman"/>
@@ -40813,9 +42156,9 @@
           <w:sz w:val="24"/>
           <w:szCs w:val="24"/>
         </w:rPr>
-        <w:t xml:space="preserve">2.5.2.1 </w:t>
-      </w:r>
-      <w:proofErr w:type="spellStart"/>
+        <w:t>Penjualan</w:t>
+      </w:r>
+      <w:proofErr w:type="spellEnd"/>
       <w:r>
         <w:rPr>
           <w:rFonts w:ascii="Times New Roman" w:hAnsi="Times New Roman" w:cs="Times New Roman"/>
@@ -40824,18 +42167,7 @@
           <w:sz w:val="24"/>
           <w:szCs w:val="24"/>
         </w:rPr>
-        <w:t>Distribusi</w:t>
-      </w:r>
-      <w:proofErr w:type="spellEnd"/>
-      <w:r>
-        <w:rPr>
-          <w:rFonts w:ascii="Times New Roman" w:hAnsi="Times New Roman" w:cs="Times New Roman"/>
-          <w:b/>
-          <w:bCs/>
-          <w:sz w:val="24"/>
-          <w:szCs w:val="24"/>
-        </w:rPr>
-        <w:t xml:space="preserve"> Stok </w:t>
+        <w:t xml:space="preserve"> </w:t>
       </w:r>
       <w:proofErr w:type="spellStart"/>
       <w:r>
@@ -40874,7 +42206,79 @@
           <w:sz w:val="24"/>
           <w:szCs w:val="24"/>
         </w:rPr>
-        <w:t>distribusi</w:t>
+        <w:t>penjualan</w:t>
+      </w:r>
+      <w:proofErr w:type="spellEnd"/>
+      <w:r>
+        <w:rPr>
+          <w:rFonts w:ascii="Times New Roman" w:hAnsi="Times New Roman" w:cs="Times New Roman"/>
+          <w:sz w:val="24"/>
+          <w:szCs w:val="24"/>
+        </w:rPr>
+        <w:t xml:space="preserve"> </w:t>
+      </w:r>
+      <w:proofErr w:type="spellStart"/>
+      <w:r>
+        <w:rPr>
+          <w:rFonts w:ascii="Times New Roman" w:hAnsi="Times New Roman" w:cs="Times New Roman"/>
+          <w:sz w:val="24"/>
+          <w:szCs w:val="24"/>
+        </w:rPr>
+        <w:t>minuman</w:t>
+      </w:r>
+      <w:proofErr w:type="spellEnd"/>
+      <w:r>
+        <w:rPr>
+          <w:rFonts w:ascii="Times New Roman" w:hAnsi="Times New Roman" w:cs="Times New Roman"/>
+          <w:sz w:val="24"/>
+          <w:szCs w:val="24"/>
+        </w:rPr>
+        <w:t xml:space="preserve"> </w:t>
+      </w:r>
+      <w:proofErr w:type="spellStart"/>
+      <w:r>
+        <w:rPr>
+          <w:rFonts w:ascii="Times New Roman" w:hAnsi="Times New Roman" w:cs="Times New Roman"/>
+          <w:sz w:val="24"/>
+          <w:szCs w:val="24"/>
+        </w:rPr>
+        <w:t>dimulai</w:t>
+      </w:r>
+      <w:proofErr w:type="spellEnd"/>
+      <w:r>
+        <w:rPr>
+          <w:rFonts w:ascii="Times New Roman" w:hAnsi="Times New Roman" w:cs="Times New Roman"/>
+          <w:sz w:val="24"/>
+          <w:szCs w:val="24"/>
+        </w:rPr>
+        <w:t xml:space="preserve"> Ketika </w:t>
+      </w:r>
+      <w:proofErr w:type="spellStart"/>
+      <w:r>
+        <w:rPr>
+          <w:rFonts w:ascii="Times New Roman" w:hAnsi="Times New Roman" w:cs="Times New Roman"/>
+          <w:sz w:val="24"/>
+          <w:szCs w:val="24"/>
+        </w:rPr>
+        <w:t>penjual</w:t>
+      </w:r>
+      <w:proofErr w:type="spellEnd"/>
+      <w:r>
+        <w:rPr>
+          <w:rFonts w:ascii="Times New Roman" w:hAnsi="Times New Roman" w:cs="Times New Roman"/>
+          <w:sz w:val="24"/>
+          <w:szCs w:val="24"/>
+        </w:rPr>
+        <w:t xml:space="preserve"> </w:t>
+      </w:r>
+      <w:proofErr w:type="spellStart"/>
+      <w:r>
+        <w:rPr>
+          <w:rFonts w:ascii="Times New Roman" w:hAnsi="Times New Roman" w:cs="Times New Roman"/>
+          <w:sz w:val="24"/>
+          <w:szCs w:val="24"/>
+        </w:rPr>
+        <w:t>membawa</w:t>
       </w:r>
       <w:proofErr w:type="spellEnd"/>
       <w:r>
@@ -40919,160 +42323,196 @@
           <w:sz w:val="24"/>
           <w:szCs w:val="24"/>
         </w:rPr>
-        <w:t xml:space="preserve"> pada Kopi </w:t>
-      </w:r>
-      <w:proofErr w:type="spellStart"/>
-      <w:r>
-        <w:rPr>
-          <w:rFonts w:ascii="Times New Roman" w:hAnsi="Times New Roman" w:cs="Times New Roman"/>
-          <w:sz w:val="24"/>
-          <w:szCs w:val="24"/>
-        </w:rPr>
-        <w:t>Keliling</w:t>
-      </w:r>
-      <w:proofErr w:type="spellEnd"/>
-      <w:r>
-        <w:rPr>
-          <w:rFonts w:ascii="Times New Roman" w:hAnsi="Times New Roman" w:cs="Times New Roman"/>
-          <w:sz w:val="24"/>
-          <w:szCs w:val="24"/>
-        </w:rPr>
-        <w:t xml:space="preserve"> </w:t>
-      </w:r>
-      <w:proofErr w:type="spellStart"/>
-      <w:r>
-        <w:rPr>
-          <w:rFonts w:ascii="Times New Roman" w:hAnsi="Times New Roman" w:cs="Times New Roman"/>
-          <w:sz w:val="24"/>
-          <w:szCs w:val="24"/>
-        </w:rPr>
-        <w:t>Kopikeun</w:t>
-      </w:r>
-      <w:proofErr w:type="spellEnd"/>
-      <w:r>
-        <w:rPr>
-          <w:rFonts w:ascii="Times New Roman" w:hAnsi="Times New Roman" w:cs="Times New Roman"/>
-          <w:sz w:val="24"/>
-          <w:szCs w:val="24"/>
-        </w:rPr>
-        <w:t xml:space="preserve"> </w:t>
-      </w:r>
-      <w:proofErr w:type="spellStart"/>
-      <w:r>
-        <w:rPr>
-          <w:rFonts w:ascii="Times New Roman" w:hAnsi="Times New Roman" w:cs="Times New Roman"/>
-          <w:sz w:val="24"/>
-          <w:szCs w:val="24"/>
-        </w:rPr>
-        <w:t>dimulai</w:t>
-      </w:r>
-      <w:proofErr w:type="spellEnd"/>
-      <w:r>
-        <w:rPr>
-          <w:rFonts w:ascii="Times New Roman" w:hAnsi="Times New Roman" w:cs="Times New Roman"/>
-          <w:sz w:val="24"/>
-          <w:szCs w:val="24"/>
-        </w:rPr>
-        <w:t xml:space="preserve"> </w:t>
-      </w:r>
-      <w:proofErr w:type="spellStart"/>
-      <w:r>
-        <w:rPr>
-          <w:rFonts w:ascii="Times New Roman" w:hAnsi="Times New Roman" w:cs="Times New Roman"/>
-          <w:sz w:val="24"/>
-          <w:szCs w:val="24"/>
-        </w:rPr>
-        <w:t>dari</w:t>
-      </w:r>
-      <w:proofErr w:type="spellEnd"/>
-      <w:r>
-        <w:rPr>
-          <w:rFonts w:ascii="Times New Roman" w:hAnsi="Times New Roman" w:cs="Times New Roman"/>
-          <w:sz w:val="24"/>
-          <w:szCs w:val="24"/>
-        </w:rPr>
-        <w:t xml:space="preserve"> </w:t>
-      </w:r>
-      <w:proofErr w:type="spellStart"/>
-      <w:r>
-        <w:rPr>
-          <w:rFonts w:ascii="Times New Roman" w:hAnsi="Times New Roman" w:cs="Times New Roman"/>
-          <w:sz w:val="24"/>
-          <w:szCs w:val="24"/>
-        </w:rPr>
-        <w:t>bagian</w:t>
-      </w:r>
-      <w:proofErr w:type="spellEnd"/>
-      <w:r>
-        <w:rPr>
-          <w:rFonts w:ascii="Times New Roman" w:hAnsi="Times New Roman" w:cs="Times New Roman"/>
-          <w:sz w:val="24"/>
-          <w:szCs w:val="24"/>
-        </w:rPr>
-        <w:t xml:space="preserve"> </w:t>
-      </w:r>
-      <w:proofErr w:type="spellStart"/>
-      <w:r>
-        <w:rPr>
-          <w:rFonts w:ascii="Times New Roman" w:hAnsi="Times New Roman" w:cs="Times New Roman"/>
-          <w:sz w:val="24"/>
-          <w:szCs w:val="24"/>
-        </w:rPr>
-        <w:t>produksi</w:t>
-      </w:r>
-      <w:proofErr w:type="spellEnd"/>
-      <w:r>
-        <w:rPr>
-          <w:rFonts w:ascii="Times New Roman" w:hAnsi="Times New Roman" w:cs="Times New Roman"/>
-          <w:sz w:val="24"/>
-          <w:szCs w:val="24"/>
-        </w:rPr>
-        <w:t xml:space="preserve"> yang </w:t>
-      </w:r>
-      <w:proofErr w:type="spellStart"/>
-      <w:r>
-        <w:rPr>
-          <w:rFonts w:ascii="Times New Roman" w:hAnsi="Times New Roman" w:cs="Times New Roman"/>
-          <w:sz w:val="24"/>
-          <w:szCs w:val="24"/>
-        </w:rPr>
-        <w:t>menyiapkan</w:t>
-      </w:r>
-      <w:proofErr w:type="spellEnd"/>
-      <w:r>
-        <w:rPr>
-          <w:rFonts w:ascii="Times New Roman" w:hAnsi="Times New Roman" w:cs="Times New Roman"/>
-          <w:sz w:val="24"/>
-          <w:szCs w:val="24"/>
-        </w:rPr>
-        <w:t xml:space="preserve"> </w:t>
-      </w:r>
-      <w:proofErr w:type="spellStart"/>
-      <w:r>
-        <w:rPr>
-          <w:rFonts w:ascii="Times New Roman" w:hAnsi="Times New Roman" w:cs="Times New Roman"/>
-          <w:sz w:val="24"/>
-          <w:szCs w:val="24"/>
-        </w:rPr>
-        <w:t>minuman</w:t>
-      </w:r>
-      <w:proofErr w:type="spellEnd"/>
-      <w:r>
-        <w:rPr>
-          <w:rFonts w:ascii="Times New Roman" w:hAnsi="Times New Roman" w:cs="Times New Roman"/>
-          <w:sz w:val="24"/>
-          <w:szCs w:val="24"/>
-        </w:rPr>
-        <w:t xml:space="preserve"> kopi </w:t>
-      </w:r>
-      <w:proofErr w:type="spellStart"/>
-      <w:r>
-        <w:rPr>
-          <w:rFonts w:ascii="Times New Roman" w:hAnsi="Times New Roman" w:cs="Times New Roman"/>
-          <w:sz w:val="24"/>
-          <w:szCs w:val="24"/>
-        </w:rPr>
-        <w:t>sesuai</w:t>
+        <w:t xml:space="preserve"> </w:t>
+      </w:r>
+      <w:proofErr w:type="spellStart"/>
+      <w:r>
+        <w:rPr>
+          <w:rFonts w:ascii="Times New Roman" w:hAnsi="Times New Roman" w:cs="Times New Roman"/>
+          <w:sz w:val="24"/>
+          <w:szCs w:val="24"/>
+        </w:rPr>
+        <w:t>menggunakan</w:t>
+      </w:r>
+      <w:proofErr w:type="spellEnd"/>
+      <w:r>
+        <w:rPr>
+          <w:rFonts w:ascii="Times New Roman" w:hAnsi="Times New Roman" w:cs="Times New Roman"/>
+          <w:sz w:val="24"/>
+          <w:szCs w:val="24"/>
+        </w:rPr>
+        <w:t xml:space="preserve"> motor dan </w:t>
+      </w:r>
+      <w:proofErr w:type="spellStart"/>
+      <w:r>
+        <w:rPr>
+          <w:rFonts w:ascii="Times New Roman" w:hAnsi="Times New Roman" w:cs="Times New Roman"/>
+          <w:sz w:val="24"/>
+          <w:szCs w:val="24"/>
+        </w:rPr>
+        <w:t>gerobak</w:t>
+      </w:r>
+      <w:proofErr w:type="spellEnd"/>
+      <w:r>
+        <w:rPr>
+          <w:rFonts w:ascii="Times New Roman" w:hAnsi="Times New Roman" w:cs="Times New Roman"/>
+          <w:sz w:val="24"/>
+          <w:szCs w:val="24"/>
+        </w:rPr>
+        <w:t xml:space="preserve"> </w:t>
+      </w:r>
+      <w:proofErr w:type="spellStart"/>
+      <w:r>
+        <w:rPr>
+          <w:rFonts w:ascii="Times New Roman" w:hAnsi="Times New Roman" w:cs="Times New Roman"/>
+          <w:sz w:val="24"/>
+          <w:szCs w:val="24"/>
+        </w:rPr>
+        <w:t>operasional</w:t>
+      </w:r>
+      <w:proofErr w:type="spellEnd"/>
+      <w:r>
+        <w:rPr>
+          <w:rFonts w:ascii="Times New Roman" w:hAnsi="Times New Roman" w:cs="Times New Roman"/>
+          <w:sz w:val="24"/>
+          <w:szCs w:val="24"/>
+        </w:rPr>
+        <w:t xml:space="preserve"> </w:t>
+      </w:r>
+      <w:proofErr w:type="spellStart"/>
+      <w:r>
+        <w:rPr>
+          <w:rFonts w:ascii="Times New Roman" w:hAnsi="Times New Roman" w:cs="Times New Roman"/>
+          <w:sz w:val="24"/>
+          <w:szCs w:val="24"/>
+        </w:rPr>
+        <w:t>ke</w:t>
+      </w:r>
+      <w:proofErr w:type="spellEnd"/>
+      <w:r>
+        <w:rPr>
+          <w:rFonts w:ascii="Times New Roman" w:hAnsi="Times New Roman" w:cs="Times New Roman"/>
+          <w:sz w:val="24"/>
+          <w:szCs w:val="24"/>
+        </w:rPr>
+        <w:t xml:space="preserve"> Lokasi </w:t>
+      </w:r>
+      <w:proofErr w:type="spellStart"/>
+      <w:r>
+        <w:rPr>
+          <w:rFonts w:ascii="Times New Roman" w:hAnsi="Times New Roman" w:cs="Times New Roman"/>
+          <w:sz w:val="24"/>
+          <w:szCs w:val="24"/>
+        </w:rPr>
+        <w:t>penjualan</w:t>
+      </w:r>
+      <w:proofErr w:type="spellEnd"/>
+      <w:r>
+        <w:rPr>
+          <w:rFonts w:ascii="Times New Roman" w:hAnsi="Times New Roman" w:cs="Times New Roman"/>
+          <w:sz w:val="24"/>
+          <w:szCs w:val="24"/>
+        </w:rPr>
+        <w:t xml:space="preserve">. </w:t>
+      </w:r>
+      <w:proofErr w:type="spellStart"/>
+      <w:r>
+        <w:rPr>
+          <w:rFonts w:ascii="Times New Roman" w:hAnsi="Times New Roman" w:cs="Times New Roman"/>
+          <w:sz w:val="24"/>
+          <w:szCs w:val="24"/>
+        </w:rPr>
+        <w:t>Penjualan</w:t>
+      </w:r>
+      <w:proofErr w:type="spellEnd"/>
+      <w:r>
+        <w:rPr>
+          <w:rFonts w:ascii="Times New Roman" w:hAnsi="Times New Roman" w:cs="Times New Roman"/>
+          <w:sz w:val="24"/>
+          <w:szCs w:val="24"/>
+        </w:rPr>
+        <w:t xml:space="preserve"> </w:t>
+      </w:r>
+      <w:proofErr w:type="spellStart"/>
+      <w:r>
+        <w:rPr>
+          <w:rFonts w:ascii="Times New Roman" w:hAnsi="Times New Roman" w:cs="Times New Roman"/>
+          <w:sz w:val="24"/>
+          <w:szCs w:val="24"/>
+        </w:rPr>
+        <w:t>dilakukan</w:t>
+      </w:r>
+      <w:proofErr w:type="spellEnd"/>
+      <w:r>
+        <w:rPr>
+          <w:rFonts w:ascii="Times New Roman" w:hAnsi="Times New Roman" w:cs="Times New Roman"/>
+          <w:sz w:val="24"/>
+          <w:szCs w:val="24"/>
+        </w:rPr>
+        <w:t xml:space="preserve"> </w:t>
+      </w:r>
+      <w:proofErr w:type="spellStart"/>
+      <w:r>
+        <w:rPr>
+          <w:rFonts w:ascii="Times New Roman" w:hAnsi="Times New Roman" w:cs="Times New Roman"/>
+          <w:sz w:val="24"/>
+          <w:szCs w:val="24"/>
+        </w:rPr>
+        <w:t>secara</w:t>
+      </w:r>
+      <w:proofErr w:type="spellEnd"/>
+      <w:r>
+        <w:rPr>
+          <w:rFonts w:ascii="Times New Roman" w:hAnsi="Times New Roman" w:cs="Times New Roman"/>
+          <w:sz w:val="24"/>
+          <w:szCs w:val="24"/>
+        </w:rPr>
+        <w:t xml:space="preserve"> </w:t>
+      </w:r>
+      <w:proofErr w:type="spellStart"/>
+      <w:r>
+        <w:rPr>
+          <w:rFonts w:ascii="Times New Roman" w:hAnsi="Times New Roman" w:cs="Times New Roman"/>
+          <w:sz w:val="24"/>
+          <w:szCs w:val="24"/>
+        </w:rPr>
+        <w:t>langsung</w:t>
+      </w:r>
+      <w:proofErr w:type="spellEnd"/>
+      <w:r>
+        <w:rPr>
+          <w:rFonts w:ascii="Times New Roman" w:hAnsi="Times New Roman" w:cs="Times New Roman"/>
+          <w:sz w:val="24"/>
+          <w:szCs w:val="24"/>
+        </w:rPr>
+        <w:t xml:space="preserve"> </w:t>
+      </w:r>
+      <w:proofErr w:type="spellStart"/>
+      <w:r>
+        <w:rPr>
+          <w:rFonts w:ascii="Times New Roman" w:hAnsi="Times New Roman" w:cs="Times New Roman"/>
+          <w:sz w:val="24"/>
+          <w:szCs w:val="24"/>
+        </w:rPr>
+        <w:t>kepada</w:t>
+      </w:r>
+      <w:proofErr w:type="spellEnd"/>
+      <w:r>
+        <w:rPr>
+          <w:rFonts w:ascii="Times New Roman" w:hAnsi="Times New Roman" w:cs="Times New Roman"/>
+          <w:sz w:val="24"/>
+          <w:szCs w:val="24"/>
+        </w:rPr>
+        <w:t xml:space="preserve"> </w:t>
+      </w:r>
+      <w:proofErr w:type="spellStart"/>
+      <w:r>
+        <w:rPr>
+          <w:rFonts w:ascii="Times New Roman" w:hAnsi="Times New Roman" w:cs="Times New Roman"/>
+          <w:sz w:val="24"/>
+          <w:szCs w:val="24"/>
+        </w:rPr>
+        <w:t>pelanggan</w:t>
       </w:r>
       <w:proofErr w:type="spellEnd"/>
       <w:r>
@@ -41108,97 +42548,25 @@
           <w:sz w:val="24"/>
           <w:szCs w:val="24"/>
         </w:rPr>
-        <w:t>kebutuhan</w:t>
-      </w:r>
-      <w:proofErr w:type="spellEnd"/>
-      <w:r>
-        <w:rPr>
-          <w:rFonts w:ascii="Times New Roman" w:hAnsi="Times New Roman" w:cs="Times New Roman"/>
-          <w:sz w:val="24"/>
-          <w:szCs w:val="24"/>
-        </w:rPr>
-        <w:t xml:space="preserve"> </w:t>
-      </w:r>
-      <w:proofErr w:type="spellStart"/>
-      <w:r>
-        <w:rPr>
-          <w:rFonts w:ascii="Times New Roman" w:hAnsi="Times New Roman" w:cs="Times New Roman"/>
-          <w:sz w:val="24"/>
-          <w:szCs w:val="24"/>
-        </w:rPr>
-        <w:t>penjualan</w:t>
-      </w:r>
-      <w:proofErr w:type="spellEnd"/>
-      <w:r>
-        <w:rPr>
-          <w:rFonts w:ascii="Times New Roman" w:hAnsi="Times New Roman" w:cs="Times New Roman"/>
-          <w:sz w:val="24"/>
-          <w:szCs w:val="24"/>
-        </w:rPr>
-        <w:t xml:space="preserve"> </w:t>
-      </w:r>
-      <w:proofErr w:type="spellStart"/>
-      <w:r>
-        <w:rPr>
-          <w:rFonts w:ascii="Times New Roman" w:hAnsi="Times New Roman" w:cs="Times New Roman"/>
-          <w:sz w:val="24"/>
-          <w:szCs w:val="24"/>
-        </w:rPr>
-        <w:t>harian</w:t>
-      </w:r>
-      <w:proofErr w:type="spellEnd"/>
-      <w:r>
-        <w:rPr>
-          <w:rFonts w:ascii="Times New Roman" w:hAnsi="Times New Roman" w:cs="Times New Roman"/>
-          <w:sz w:val="24"/>
-          <w:szCs w:val="24"/>
-        </w:rPr>
-        <w:t xml:space="preserve">. </w:t>
-      </w:r>
-      <w:proofErr w:type="spellStart"/>
-      <w:r>
-        <w:rPr>
-          <w:rFonts w:ascii="Times New Roman" w:hAnsi="Times New Roman" w:cs="Times New Roman"/>
-          <w:sz w:val="24"/>
-          <w:szCs w:val="24"/>
-        </w:rPr>
-        <w:t>Setelah</w:t>
-      </w:r>
-      <w:proofErr w:type="spellEnd"/>
-      <w:r>
-        <w:rPr>
-          <w:rFonts w:ascii="Times New Roman" w:hAnsi="Times New Roman" w:cs="Times New Roman"/>
-          <w:sz w:val="24"/>
-          <w:szCs w:val="24"/>
-        </w:rPr>
-        <w:t xml:space="preserve"> proses </w:t>
-      </w:r>
-      <w:proofErr w:type="spellStart"/>
-      <w:r>
-        <w:rPr>
-          <w:rFonts w:ascii="Times New Roman" w:hAnsi="Times New Roman" w:cs="Times New Roman"/>
-          <w:sz w:val="24"/>
-          <w:szCs w:val="24"/>
-        </w:rPr>
-        <w:t>produksi</w:t>
-      </w:r>
-      <w:proofErr w:type="spellEnd"/>
-      <w:r>
-        <w:rPr>
-          <w:rFonts w:ascii="Times New Roman" w:hAnsi="Times New Roman" w:cs="Times New Roman"/>
-          <w:sz w:val="24"/>
-          <w:szCs w:val="24"/>
-        </w:rPr>
-        <w:t xml:space="preserve"> </w:t>
-      </w:r>
-      <w:proofErr w:type="spellStart"/>
-      <w:r>
-        <w:rPr>
-          <w:rFonts w:ascii="Times New Roman" w:hAnsi="Times New Roman" w:cs="Times New Roman"/>
-          <w:sz w:val="24"/>
-          <w:szCs w:val="24"/>
-        </w:rPr>
-        <w:t>selesai</w:t>
+        <w:t>metode</w:t>
+      </w:r>
+      <w:proofErr w:type="spellEnd"/>
+      <w:r>
+        <w:rPr>
+          <w:rFonts w:ascii="Times New Roman" w:hAnsi="Times New Roman" w:cs="Times New Roman"/>
+          <w:sz w:val="24"/>
+          <w:szCs w:val="24"/>
+        </w:rPr>
+        <w:t xml:space="preserve"> </w:t>
+      </w:r>
+      <w:proofErr w:type="spellStart"/>
+      <w:r>
+        <w:rPr>
+          <w:rFonts w:ascii="Times New Roman" w:hAnsi="Times New Roman" w:cs="Times New Roman"/>
+          <w:sz w:val="24"/>
+          <w:szCs w:val="24"/>
+        </w:rPr>
+        <w:t>keliling</w:t>
       </w:r>
       <w:proofErr w:type="spellEnd"/>
       <w:r>
@@ -41216,187 +42584,133 @@
           <w:sz w:val="24"/>
           <w:szCs w:val="24"/>
         </w:rPr>
-        <w:t>dilakukan</w:t>
-      </w:r>
-      <w:proofErr w:type="spellEnd"/>
-      <w:r>
-        <w:rPr>
-          <w:rFonts w:ascii="Times New Roman" w:hAnsi="Times New Roman" w:cs="Times New Roman"/>
-          <w:sz w:val="24"/>
-          <w:szCs w:val="24"/>
-        </w:rPr>
-        <w:t xml:space="preserve"> </w:t>
-      </w:r>
-      <w:proofErr w:type="spellStart"/>
-      <w:r>
-        <w:rPr>
-          <w:rFonts w:ascii="Times New Roman" w:hAnsi="Times New Roman" w:cs="Times New Roman"/>
-          <w:sz w:val="24"/>
-          <w:szCs w:val="24"/>
-        </w:rPr>
-        <w:t>pengecekan</w:t>
-      </w:r>
-      <w:proofErr w:type="spellEnd"/>
-      <w:r>
-        <w:rPr>
-          <w:rFonts w:ascii="Times New Roman" w:hAnsi="Times New Roman" w:cs="Times New Roman"/>
-          <w:sz w:val="24"/>
-          <w:szCs w:val="24"/>
-        </w:rPr>
-        <w:t xml:space="preserve"> </w:t>
-      </w:r>
-      <w:proofErr w:type="spellStart"/>
-      <w:r>
-        <w:rPr>
-          <w:rFonts w:ascii="Times New Roman" w:hAnsi="Times New Roman" w:cs="Times New Roman"/>
-          <w:sz w:val="24"/>
-          <w:szCs w:val="24"/>
-        </w:rPr>
-        <w:t>jumlah</w:t>
-      </w:r>
-      <w:proofErr w:type="spellEnd"/>
-      <w:r>
-        <w:rPr>
-          <w:rFonts w:ascii="Times New Roman" w:hAnsi="Times New Roman" w:cs="Times New Roman"/>
-          <w:sz w:val="24"/>
-          <w:szCs w:val="24"/>
-        </w:rPr>
-        <w:t xml:space="preserve"> </w:t>
-      </w:r>
-      <w:proofErr w:type="spellStart"/>
-      <w:r>
-        <w:rPr>
-          <w:rFonts w:ascii="Times New Roman" w:hAnsi="Times New Roman" w:cs="Times New Roman"/>
-          <w:sz w:val="24"/>
-          <w:szCs w:val="24"/>
-        </w:rPr>
-        <w:t>stok</w:t>
-      </w:r>
-      <w:proofErr w:type="spellEnd"/>
-      <w:r>
-        <w:rPr>
-          <w:rFonts w:ascii="Times New Roman" w:hAnsi="Times New Roman" w:cs="Times New Roman"/>
-          <w:sz w:val="24"/>
-          <w:szCs w:val="24"/>
-        </w:rPr>
-        <w:t xml:space="preserve"> </w:t>
-      </w:r>
-      <w:proofErr w:type="spellStart"/>
-      <w:r>
-        <w:rPr>
-          <w:rFonts w:ascii="Times New Roman" w:hAnsi="Times New Roman" w:cs="Times New Roman"/>
-          <w:sz w:val="24"/>
-          <w:szCs w:val="24"/>
-        </w:rPr>
-        <w:t>minuman</w:t>
-      </w:r>
-      <w:proofErr w:type="spellEnd"/>
-      <w:r>
-        <w:rPr>
-          <w:rFonts w:ascii="Times New Roman" w:hAnsi="Times New Roman" w:cs="Times New Roman"/>
-          <w:sz w:val="24"/>
-          <w:szCs w:val="24"/>
-        </w:rPr>
-        <w:t xml:space="preserve"> yang </w:t>
-      </w:r>
-      <w:proofErr w:type="spellStart"/>
-      <w:r>
-        <w:rPr>
-          <w:rFonts w:ascii="Times New Roman" w:hAnsi="Times New Roman" w:cs="Times New Roman"/>
-          <w:sz w:val="24"/>
-          <w:szCs w:val="24"/>
-        </w:rPr>
-        <w:t>tersedia</w:t>
-      </w:r>
-      <w:proofErr w:type="spellEnd"/>
-      <w:r>
-        <w:rPr>
-          <w:rFonts w:ascii="Times New Roman" w:hAnsi="Times New Roman" w:cs="Times New Roman"/>
-          <w:sz w:val="24"/>
-          <w:szCs w:val="24"/>
-        </w:rPr>
-        <w:t xml:space="preserve"> </w:t>
-      </w:r>
-      <w:proofErr w:type="spellStart"/>
-      <w:r>
-        <w:rPr>
-          <w:rFonts w:ascii="Times New Roman" w:hAnsi="Times New Roman" w:cs="Times New Roman"/>
-          <w:sz w:val="24"/>
-          <w:szCs w:val="24"/>
-        </w:rPr>
-        <w:t>sebelum</w:t>
-      </w:r>
-      <w:proofErr w:type="spellEnd"/>
-      <w:r>
-        <w:rPr>
-          <w:rFonts w:ascii="Times New Roman" w:hAnsi="Times New Roman" w:cs="Times New Roman"/>
-          <w:sz w:val="24"/>
-          <w:szCs w:val="24"/>
-        </w:rPr>
-        <w:t xml:space="preserve"> </w:t>
-      </w:r>
-      <w:proofErr w:type="spellStart"/>
-      <w:r>
-        <w:rPr>
-          <w:rFonts w:ascii="Times New Roman" w:hAnsi="Times New Roman" w:cs="Times New Roman"/>
-          <w:sz w:val="24"/>
-          <w:szCs w:val="24"/>
-        </w:rPr>
-        <w:t>didistribusikan</w:t>
-      </w:r>
-      <w:proofErr w:type="spellEnd"/>
-      <w:r>
-        <w:rPr>
-          <w:rFonts w:ascii="Times New Roman" w:hAnsi="Times New Roman" w:cs="Times New Roman"/>
-          <w:sz w:val="24"/>
-          <w:szCs w:val="24"/>
-        </w:rPr>
-        <w:t xml:space="preserve"> </w:t>
-      </w:r>
-      <w:proofErr w:type="spellStart"/>
-      <w:r>
-        <w:rPr>
-          <w:rFonts w:ascii="Times New Roman" w:hAnsi="Times New Roman" w:cs="Times New Roman"/>
-          <w:sz w:val="24"/>
-          <w:szCs w:val="24"/>
-        </w:rPr>
-        <w:t>kepada</w:t>
-      </w:r>
-      <w:proofErr w:type="spellEnd"/>
-      <w:r>
-        <w:rPr>
-          <w:rFonts w:ascii="Times New Roman" w:hAnsi="Times New Roman" w:cs="Times New Roman"/>
-          <w:sz w:val="24"/>
-          <w:szCs w:val="24"/>
-        </w:rPr>
-        <w:t xml:space="preserve"> </w:t>
-      </w:r>
-      <w:proofErr w:type="spellStart"/>
-      <w:r>
-        <w:rPr>
-          <w:rFonts w:ascii="Times New Roman" w:hAnsi="Times New Roman" w:cs="Times New Roman"/>
-          <w:sz w:val="24"/>
-          <w:szCs w:val="24"/>
-        </w:rPr>
-        <w:t>penjual</w:t>
-      </w:r>
-      <w:proofErr w:type="spellEnd"/>
-      <w:r>
-        <w:rPr>
-          <w:rFonts w:ascii="Times New Roman" w:hAnsi="Times New Roman" w:cs="Times New Roman"/>
-          <w:sz w:val="24"/>
-          <w:szCs w:val="24"/>
-        </w:rPr>
-        <w:t xml:space="preserve"> </w:t>
-      </w:r>
-      <w:proofErr w:type="spellStart"/>
-      <w:r>
-        <w:rPr>
-          <w:rFonts w:ascii="Times New Roman" w:hAnsi="Times New Roman" w:cs="Times New Roman"/>
-          <w:sz w:val="24"/>
-          <w:szCs w:val="24"/>
-        </w:rPr>
-        <w:t>keliling</w:t>
+        <w:t>mangkal</w:t>
+      </w:r>
+      <w:proofErr w:type="spellEnd"/>
+      <w:r>
+        <w:rPr>
+          <w:rFonts w:ascii="Times New Roman" w:hAnsi="Times New Roman" w:cs="Times New Roman"/>
+          <w:sz w:val="24"/>
+          <w:szCs w:val="24"/>
+        </w:rPr>
+        <w:t xml:space="preserve"> di </w:t>
+      </w:r>
+      <w:proofErr w:type="spellStart"/>
+      <w:r>
+        <w:rPr>
+          <w:rFonts w:ascii="Times New Roman" w:hAnsi="Times New Roman" w:cs="Times New Roman"/>
+          <w:sz w:val="24"/>
+          <w:szCs w:val="24"/>
+        </w:rPr>
+        <w:t>lokasi</w:t>
+      </w:r>
+      <w:proofErr w:type="spellEnd"/>
+      <w:r>
+        <w:rPr>
+          <w:rFonts w:ascii="Times New Roman" w:hAnsi="Times New Roman" w:cs="Times New Roman"/>
+          <w:sz w:val="24"/>
+          <w:szCs w:val="24"/>
+        </w:rPr>
+        <w:t xml:space="preserve"> </w:t>
+      </w:r>
+      <w:proofErr w:type="spellStart"/>
+      <w:r>
+        <w:rPr>
+          <w:rFonts w:ascii="Times New Roman" w:hAnsi="Times New Roman" w:cs="Times New Roman"/>
+          <w:sz w:val="24"/>
+          <w:szCs w:val="24"/>
+        </w:rPr>
+        <w:t>tertentu</w:t>
+      </w:r>
+      <w:proofErr w:type="spellEnd"/>
+      <w:r>
+        <w:rPr>
+          <w:rFonts w:ascii="Times New Roman" w:hAnsi="Times New Roman" w:cs="Times New Roman"/>
+          <w:sz w:val="24"/>
+          <w:szCs w:val="24"/>
+        </w:rPr>
+        <w:t xml:space="preserve">, </w:t>
+      </w:r>
+      <w:proofErr w:type="spellStart"/>
+      <w:r>
+        <w:rPr>
+          <w:rFonts w:ascii="Times New Roman" w:hAnsi="Times New Roman" w:cs="Times New Roman"/>
+          <w:sz w:val="24"/>
+          <w:szCs w:val="24"/>
+        </w:rPr>
+        <w:t>maupun</w:t>
+      </w:r>
+      <w:proofErr w:type="spellEnd"/>
+      <w:r>
+        <w:rPr>
+          <w:rFonts w:ascii="Times New Roman" w:hAnsi="Times New Roman" w:cs="Times New Roman"/>
+          <w:sz w:val="24"/>
+          <w:szCs w:val="24"/>
+        </w:rPr>
+        <w:t xml:space="preserve"> </w:t>
+      </w:r>
+      <w:proofErr w:type="spellStart"/>
+      <w:r>
+        <w:rPr>
+          <w:rFonts w:ascii="Times New Roman" w:hAnsi="Times New Roman" w:cs="Times New Roman"/>
+          <w:sz w:val="24"/>
+          <w:szCs w:val="24"/>
+        </w:rPr>
+        <w:t>mengikuti</w:t>
+      </w:r>
+      <w:proofErr w:type="spellEnd"/>
+      <w:r>
+        <w:rPr>
+          <w:rFonts w:ascii="Times New Roman" w:hAnsi="Times New Roman" w:cs="Times New Roman"/>
+          <w:sz w:val="24"/>
+          <w:szCs w:val="24"/>
+        </w:rPr>
+        <w:t xml:space="preserve"> </w:t>
+      </w:r>
+      <w:proofErr w:type="spellStart"/>
+      <w:r>
+        <w:rPr>
+          <w:rFonts w:ascii="Times New Roman" w:hAnsi="Times New Roman" w:cs="Times New Roman"/>
+          <w:sz w:val="24"/>
+          <w:szCs w:val="24"/>
+        </w:rPr>
+        <w:t>kegiatan</w:t>
+      </w:r>
+      <w:proofErr w:type="spellEnd"/>
+      <w:r>
+        <w:rPr>
+          <w:rFonts w:ascii="Times New Roman" w:hAnsi="Times New Roman" w:cs="Times New Roman"/>
+          <w:sz w:val="24"/>
+          <w:szCs w:val="24"/>
+        </w:rPr>
+        <w:t xml:space="preserve"> </w:t>
+      </w:r>
+      <w:proofErr w:type="spellStart"/>
+      <w:r>
+        <w:rPr>
+          <w:rFonts w:ascii="Times New Roman" w:hAnsi="Times New Roman" w:cs="Times New Roman"/>
+          <w:sz w:val="24"/>
+          <w:szCs w:val="24"/>
+        </w:rPr>
+        <w:t>atau</w:t>
+      </w:r>
+      <w:proofErr w:type="spellEnd"/>
+      <w:r>
+        <w:rPr>
+          <w:rFonts w:ascii="Times New Roman" w:hAnsi="Times New Roman" w:cs="Times New Roman"/>
+          <w:sz w:val="24"/>
+          <w:szCs w:val="24"/>
+        </w:rPr>
+        <w:t xml:space="preserve"> event </w:t>
+      </w:r>
+      <w:proofErr w:type="spellStart"/>
+      <w:r>
+        <w:rPr>
+          <w:rFonts w:ascii="Times New Roman" w:hAnsi="Times New Roman" w:cs="Times New Roman"/>
+          <w:sz w:val="24"/>
+          <w:szCs w:val="24"/>
+        </w:rPr>
+        <w:t>tertentu</w:t>
       </w:r>
       <w:proofErr w:type="spellEnd"/>
       <w:r>
@@ -41424,7 +42738,224 @@
           <w:sz w:val="24"/>
           <w:szCs w:val="24"/>
         </w:rPr>
-        <w:t>Selanjutnya</w:t>
+        <w:lastRenderedPageBreak/>
+        <w:t>Setiap</w:t>
+      </w:r>
+      <w:proofErr w:type="spellEnd"/>
+      <w:r>
+        <w:rPr>
+          <w:rFonts w:ascii="Times New Roman" w:hAnsi="Times New Roman" w:cs="Times New Roman"/>
+          <w:sz w:val="24"/>
+          <w:szCs w:val="24"/>
+        </w:rPr>
+        <w:t xml:space="preserve"> </w:t>
+      </w:r>
+      <w:proofErr w:type="spellStart"/>
+      <w:r>
+        <w:rPr>
+          <w:rFonts w:ascii="Times New Roman" w:hAnsi="Times New Roman" w:cs="Times New Roman"/>
+          <w:sz w:val="24"/>
+          <w:szCs w:val="24"/>
+        </w:rPr>
+        <w:t>transaksi</w:t>
+      </w:r>
+      <w:proofErr w:type="spellEnd"/>
+      <w:r>
+        <w:rPr>
+          <w:rFonts w:ascii="Times New Roman" w:hAnsi="Times New Roman" w:cs="Times New Roman"/>
+          <w:sz w:val="24"/>
+          <w:szCs w:val="24"/>
+        </w:rPr>
+        <w:t xml:space="preserve"> </w:t>
+      </w:r>
+      <w:proofErr w:type="spellStart"/>
+      <w:r>
+        <w:rPr>
+          <w:rFonts w:ascii="Times New Roman" w:hAnsi="Times New Roman" w:cs="Times New Roman"/>
+          <w:sz w:val="24"/>
+          <w:szCs w:val="24"/>
+        </w:rPr>
+        <w:t>penjualan</w:t>
+      </w:r>
+      <w:proofErr w:type="spellEnd"/>
+      <w:r>
+        <w:rPr>
+          <w:rFonts w:ascii="Times New Roman" w:hAnsi="Times New Roman" w:cs="Times New Roman"/>
+          <w:sz w:val="24"/>
+          <w:szCs w:val="24"/>
+        </w:rPr>
+        <w:t xml:space="preserve"> </w:t>
+      </w:r>
+      <w:proofErr w:type="spellStart"/>
+      <w:r>
+        <w:rPr>
+          <w:rFonts w:ascii="Times New Roman" w:hAnsi="Times New Roman" w:cs="Times New Roman"/>
+          <w:sz w:val="24"/>
+          <w:szCs w:val="24"/>
+        </w:rPr>
+        <w:t>dicatat</w:t>
+      </w:r>
+      <w:proofErr w:type="spellEnd"/>
+      <w:r>
+        <w:rPr>
+          <w:rFonts w:ascii="Times New Roman" w:hAnsi="Times New Roman" w:cs="Times New Roman"/>
+          <w:sz w:val="24"/>
+          <w:szCs w:val="24"/>
+        </w:rPr>
+        <w:t xml:space="preserve"> oleh </w:t>
+      </w:r>
+      <w:proofErr w:type="spellStart"/>
+      <w:r>
+        <w:rPr>
+          <w:rFonts w:ascii="Times New Roman" w:hAnsi="Times New Roman" w:cs="Times New Roman"/>
+          <w:sz w:val="24"/>
+          <w:szCs w:val="24"/>
+        </w:rPr>
+        <w:t>penjual</w:t>
+      </w:r>
+      <w:proofErr w:type="spellEnd"/>
+      <w:r>
+        <w:rPr>
+          <w:rFonts w:ascii="Times New Roman" w:hAnsi="Times New Roman" w:cs="Times New Roman"/>
+          <w:sz w:val="24"/>
+          <w:szCs w:val="24"/>
+        </w:rPr>
+        <w:t xml:space="preserve"> </w:t>
+      </w:r>
+      <w:proofErr w:type="spellStart"/>
+      <w:r>
+        <w:rPr>
+          <w:rFonts w:ascii="Times New Roman" w:hAnsi="Times New Roman" w:cs="Times New Roman"/>
+          <w:sz w:val="24"/>
+          <w:szCs w:val="24"/>
+        </w:rPr>
+        <w:t>sebagai</w:t>
+      </w:r>
+      <w:proofErr w:type="spellEnd"/>
+      <w:r>
+        <w:rPr>
+          <w:rFonts w:ascii="Times New Roman" w:hAnsi="Times New Roman" w:cs="Times New Roman"/>
+          <w:sz w:val="24"/>
+          <w:szCs w:val="24"/>
+        </w:rPr>
+        <w:t xml:space="preserve"> data </w:t>
+      </w:r>
+      <w:proofErr w:type="spellStart"/>
+      <w:r>
+        <w:rPr>
+          <w:rFonts w:ascii="Times New Roman" w:hAnsi="Times New Roman" w:cs="Times New Roman"/>
+          <w:sz w:val="24"/>
+          <w:szCs w:val="24"/>
+        </w:rPr>
+        <w:t>penjualan</w:t>
+      </w:r>
+      <w:proofErr w:type="spellEnd"/>
+      <w:r>
+        <w:rPr>
+          <w:rFonts w:ascii="Times New Roman" w:hAnsi="Times New Roman" w:cs="Times New Roman"/>
+          <w:sz w:val="24"/>
+          <w:szCs w:val="24"/>
+        </w:rPr>
+        <w:t xml:space="preserve"> </w:t>
+      </w:r>
+      <w:proofErr w:type="spellStart"/>
+      <w:r>
+        <w:rPr>
+          <w:rFonts w:ascii="Times New Roman" w:hAnsi="Times New Roman" w:cs="Times New Roman"/>
+          <w:sz w:val="24"/>
+          <w:szCs w:val="24"/>
+        </w:rPr>
+        <w:t>harian</w:t>
+      </w:r>
+      <w:proofErr w:type="spellEnd"/>
+      <w:r>
+        <w:rPr>
+          <w:rFonts w:ascii="Times New Roman" w:hAnsi="Times New Roman" w:cs="Times New Roman"/>
+          <w:sz w:val="24"/>
+          <w:szCs w:val="24"/>
+        </w:rPr>
+        <w:t xml:space="preserve">. </w:t>
+      </w:r>
+      <w:proofErr w:type="spellStart"/>
+      <w:r>
+        <w:rPr>
+          <w:rFonts w:ascii="Times New Roman" w:hAnsi="Times New Roman" w:cs="Times New Roman"/>
+          <w:sz w:val="24"/>
+          <w:szCs w:val="24"/>
+        </w:rPr>
+        <w:t>Selain</w:t>
+      </w:r>
+      <w:proofErr w:type="spellEnd"/>
+      <w:r>
+        <w:rPr>
+          <w:rFonts w:ascii="Times New Roman" w:hAnsi="Times New Roman" w:cs="Times New Roman"/>
+          <w:sz w:val="24"/>
+          <w:szCs w:val="24"/>
+        </w:rPr>
+        <w:t xml:space="preserve"> </w:t>
+      </w:r>
+      <w:proofErr w:type="spellStart"/>
+      <w:r>
+        <w:rPr>
+          <w:rFonts w:ascii="Times New Roman" w:hAnsi="Times New Roman" w:cs="Times New Roman"/>
+          <w:sz w:val="24"/>
+          <w:szCs w:val="24"/>
+        </w:rPr>
+        <w:t>mencatat</w:t>
+      </w:r>
+      <w:proofErr w:type="spellEnd"/>
+      <w:r>
+        <w:rPr>
+          <w:rFonts w:ascii="Times New Roman" w:hAnsi="Times New Roman" w:cs="Times New Roman"/>
+          <w:sz w:val="24"/>
+          <w:szCs w:val="24"/>
+        </w:rPr>
+        <w:t xml:space="preserve"> </w:t>
+      </w:r>
+      <w:proofErr w:type="spellStart"/>
+      <w:r>
+        <w:rPr>
+          <w:rFonts w:ascii="Times New Roman" w:hAnsi="Times New Roman" w:cs="Times New Roman"/>
+          <w:sz w:val="24"/>
+          <w:szCs w:val="24"/>
+        </w:rPr>
+        <w:t>jumlah</w:t>
+      </w:r>
+      <w:proofErr w:type="spellEnd"/>
+      <w:r>
+        <w:rPr>
+          <w:rFonts w:ascii="Times New Roman" w:hAnsi="Times New Roman" w:cs="Times New Roman"/>
+          <w:sz w:val="24"/>
+          <w:szCs w:val="24"/>
+        </w:rPr>
+        <w:t xml:space="preserve"> </w:t>
+      </w:r>
+      <w:proofErr w:type="spellStart"/>
+      <w:r>
+        <w:rPr>
+          <w:rFonts w:ascii="Times New Roman" w:hAnsi="Times New Roman" w:cs="Times New Roman"/>
+          <w:sz w:val="24"/>
+          <w:szCs w:val="24"/>
+        </w:rPr>
+        <w:t>produk</w:t>
+      </w:r>
+      <w:proofErr w:type="spellEnd"/>
+      <w:r>
+        <w:rPr>
+          <w:rFonts w:ascii="Times New Roman" w:hAnsi="Times New Roman" w:cs="Times New Roman"/>
+          <w:sz w:val="24"/>
+          <w:szCs w:val="24"/>
+        </w:rPr>
+        <w:t xml:space="preserve"> yang </w:t>
+      </w:r>
+      <w:proofErr w:type="spellStart"/>
+      <w:r>
+        <w:rPr>
+          <w:rFonts w:ascii="Times New Roman" w:hAnsi="Times New Roman" w:cs="Times New Roman"/>
+          <w:sz w:val="24"/>
+          <w:szCs w:val="24"/>
+        </w:rPr>
+        <w:t>terjual</w:t>
       </w:r>
       <w:proofErr w:type="spellEnd"/>
       <w:r>
@@ -41442,6 +42973,96 @@
           <w:sz w:val="24"/>
           <w:szCs w:val="24"/>
         </w:rPr>
+        <w:t>penjual</w:t>
+      </w:r>
+      <w:proofErr w:type="spellEnd"/>
+      <w:r>
+        <w:rPr>
+          <w:rFonts w:ascii="Times New Roman" w:hAnsi="Times New Roman" w:cs="Times New Roman"/>
+          <w:sz w:val="24"/>
+          <w:szCs w:val="24"/>
+        </w:rPr>
+        <w:t xml:space="preserve"> juga </w:t>
+      </w:r>
+      <w:proofErr w:type="spellStart"/>
+      <w:r>
+        <w:rPr>
+          <w:rFonts w:ascii="Times New Roman" w:hAnsi="Times New Roman" w:cs="Times New Roman"/>
+          <w:sz w:val="24"/>
+          <w:szCs w:val="24"/>
+        </w:rPr>
+        <w:t>melakukan</w:t>
+      </w:r>
+      <w:proofErr w:type="spellEnd"/>
+      <w:r>
+        <w:rPr>
+          <w:rFonts w:ascii="Times New Roman" w:hAnsi="Times New Roman" w:cs="Times New Roman"/>
+          <w:sz w:val="24"/>
+          <w:szCs w:val="24"/>
+        </w:rPr>
+        <w:t xml:space="preserve"> </w:t>
+      </w:r>
+      <w:proofErr w:type="spellStart"/>
+      <w:r>
+        <w:rPr>
+          <w:rFonts w:ascii="Times New Roman" w:hAnsi="Times New Roman" w:cs="Times New Roman"/>
+          <w:sz w:val="24"/>
+          <w:szCs w:val="24"/>
+        </w:rPr>
+        <w:t>pemantauan</w:t>
+      </w:r>
+      <w:proofErr w:type="spellEnd"/>
+      <w:r>
+        <w:rPr>
+          <w:rFonts w:ascii="Times New Roman" w:hAnsi="Times New Roman" w:cs="Times New Roman"/>
+          <w:sz w:val="24"/>
+          <w:szCs w:val="24"/>
+        </w:rPr>
+        <w:t xml:space="preserve"> </w:t>
+      </w:r>
+      <w:proofErr w:type="spellStart"/>
+      <w:r>
+        <w:rPr>
+          <w:rFonts w:ascii="Times New Roman" w:hAnsi="Times New Roman" w:cs="Times New Roman"/>
+          <w:sz w:val="24"/>
+          <w:szCs w:val="24"/>
+        </w:rPr>
+        <w:t>terhadap</w:t>
+      </w:r>
+      <w:proofErr w:type="spellEnd"/>
+      <w:r>
+        <w:rPr>
+          <w:rFonts w:ascii="Times New Roman" w:hAnsi="Times New Roman" w:cs="Times New Roman"/>
+          <w:sz w:val="24"/>
+          <w:szCs w:val="24"/>
+        </w:rPr>
+        <w:t xml:space="preserve"> </w:t>
+      </w:r>
+      <w:proofErr w:type="spellStart"/>
+      <w:r>
+        <w:rPr>
+          <w:rFonts w:ascii="Times New Roman" w:hAnsi="Times New Roman" w:cs="Times New Roman"/>
+          <w:sz w:val="24"/>
+          <w:szCs w:val="24"/>
+        </w:rPr>
+        <w:t>sisa</w:t>
+      </w:r>
+      <w:proofErr w:type="spellEnd"/>
+      <w:r>
+        <w:rPr>
+          <w:rFonts w:ascii="Times New Roman" w:hAnsi="Times New Roman" w:cs="Times New Roman"/>
+          <w:sz w:val="24"/>
+          <w:szCs w:val="24"/>
+        </w:rPr>
+        <w:t xml:space="preserve"> </w:t>
+      </w:r>
+      <w:proofErr w:type="spellStart"/>
+      <w:r>
+        <w:rPr>
+          <w:rFonts w:ascii="Times New Roman" w:hAnsi="Times New Roman" w:cs="Times New Roman"/>
+          <w:sz w:val="24"/>
+          <w:szCs w:val="24"/>
+        </w:rPr>
         <w:t>stok</w:t>
       </w:r>
       <w:proofErr w:type="spellEnd"/>
@@ -41478,115 +43099,25 @@
           <w:sz w:val="24"/>
           <w:szCs w:val="24"/>
         </w:rPr>
-        <w:t>dibagikan</w:t>
-      </w:r>
-      <w:proofErr w:type="spellEnd"/>
-      <w:r>
-        <w:rPr>
-          <w:rFonts w:ascii="Times New Roman" w:hAnsi="Times New Roman" w:cs="Times New Roman"/>
-          <w:sz w:val="24"/>
-          <w:szCs w:val="24"/>
-        </w:rPr>
-        <w:t xml:space="preserve"> </w:t>
-      </w:r>
-      <w:proofErr w:type="spellStart"/>
-      <w:r>
-        <w:rPr>
-          <w:rFonts w:ascii="Times New Roman" w:hAnsi="Times New Roman" w:cs="Times New Roman"/>
-          <w:sz w:val="24"/>
-          <w:szCs w:val="24"/>
-        </w:rPr>
-        <w:t>kepada</w:t>
-      </w:r>
-      <w:proofErr w:type="spellEnd"/>
-      <w:r>
-        <w:rPr>
-          <w:rFonts w:ascii="Times New Roman" w:hAnsi="Times New Roman" w:cs="Times New Roman"/>
-          <w:sz w:val="24"/>
-          <w:szCs w:val="24"/>
-        </w:rPr>
-        <w:t xml:space="preserve"> masing-masing </w:t>
-      </w:r>
-      <w:proofErr w:type="spellStart"/>
-      <w:r>
-        <w:rPr>
-          <w:rFonts w:ascii="Times New Roman" w:hAnsi="Times New Roman" w:cs="Times New Roman"/>
-          <w:sz w:val="24"/>
-          <w:szCs w:val="24"/>
-        </w:rPr>
-        <w:t>penjual</w:t>
-      </w:r>
-      <w:proofErr w:type="spellEnd"/>
-      <w:r>
-        <w:rPr>
-          <w:rFonts w:ascii="Times New Roman" w:hAnsi="Times New Roman" w:cs="Times New Roman"/>
-          <w:sz w:val="24"/>
-          <w:szCs w:val="24"/>
-        </w:rPr>
-        <w:t xml:space="preserve"> </w:t>
-      </w:r>
-      <w:proofErr w:type="spellStart"/>
-      <w:r>
-        <w:rPr>
-          <w:rFonts w:ascii="Times New Roman" w:hAnsi="Times New Roman" w:cs="Times New Roman"/>
-          <w:sz w:val="24"/>
-          <w:szCs w:val="24"/>
-        </w:rPr>
-        <w:t>sesuai</w:t>
-      </w:r>
-      <w:proofErr w:type="spellEnd"/>
-      <w:r>
-        <w:rPr>
-          <w:rFonts w:ascii="Times New Roman" w:hAnsi="Times New Roman" w:cs="Times New Roman"/>
-          <w:sz w:val="24"/>
-          <w:szCs w:val="24"/>
-        </w:rPr>
-        <w:t xml:space="preserve"> </w:t>
-      </w:r>
-      <w:proofErr w:type="spellStart"/>
-      <w:r>
-        <w:rPr>
-          <w:rFonts w:ascii="Times New Roman" w:hAnsi="Times New Roman" w:cs="Times New Roman"/>
-          <w:sz w:val="24"/>
-          <w:szCs w:val="24"/>
-        </w:rPr>
-        <w:t>dengan</w:t>
-      </w:r>
-      <w:proofErr w:type="spellEnd"/>
-      <w:r>
-        <w:rPr>
-          <w:rFonts w:ascii="Times New Roman" w:hAnsi="Times New Roman" w:cs="Times New Roman"/>
-          <w:sz w:val="24"/>
-          <w:szCs w:val="24"/>
-        </w:rPr>
-        <w:t xml:space="preserve"> </w:t>
-      </w:r>
-      <w:proofErr w:type="spellStart"/>
-      <w:r>
-        <w:rPr>
-          <w:rFonts w:ascii="Times New Roman" w:hAnsi="Times New Roman" w:cs="Times New Roman"/>
-          <w:sz w:val="24"/>
-          <w:szCs w:val="24"/>
-        </w:rPr>
-        <w:t>kapasitas</w:t>
-      </w:r>
-      <w:proofErr w:type="spellEnd"/>
-      <w:r>
-        <w:rPr>
-          <w:rFonts w:ascii="Times New Roman" w:hAnsi="Times New Roman" w:cs="Times New Roman"/>
-          <w:sz w:val="24"/>
-          <w:szCs w:val="24"/>
-        </w:rPr>
-        <w:t xml:space="preserve"> dan </w:t>
-      </w:r>
-      <w:proofErr w:type="spellStart"/>
-      <w:r>
-        <w:rPr>
-          <w:rFonts w:ascii="Times New Roman" w:hAnsi="Times New Roman" w:cs="Times New Roman"/>
-          <w:sz w:val="24"/>
-          <w:szCs w:val="24"/>
-        </w:rPr>
-        <w:t>kebutuhan</w:t>
+        <w:t>selama</w:t>
+      </w:r>
+      <w:proofErr w:type="spellEnd"/>
+      <w:r>
+        <w:rPr>
+          <w:rFonts w:ascii="Times New Roman" w:hAnsi="Times New Roman" w:cs="Times New Roman"/>
+          <w:sz w:val="24"/>
+          <w:szCs w:val="24"/>
+        </w:rPr>
+        <w:t xml:space="preserve"> </w:t>
+      </w:r>
+      <w:proofErr w:type="spellStart"/>
+      <w:r>
+        <w:rPr>
+          <w:rFonts w:ascii="Times New Roman" w:hAnsi="Times New Roman" w:cs="Times New Roman"/>
+          <w:sz w:val="24"/>
+          <w:szCs w:val="24"/>
+        </w:rPr>
+        <w:t>kegiatan</w:t>
       </w:r>
       <w:proofErr w:type="spellEnd"/>
       <w:r>
@@ -41622,241 +43153,7 @@
           <w:sz w:val="24"/>
           <w:szCs w:val="24"/>
         </w:rPr>
-        <w:t>gerobak</w:t>
-      </w:r>
-      <w:proofErr w:type="spellEnd"/>
-      <w:r>
-        <w:rPr>
-          <w:rFonts w:ascii="Times New Roman" w:hAnsi="Times New Roman" w:cs="Times New Roman"/>
-          <w:sz w:val="24"/>
-          <w:szCs w:val="24"/>
-        </w:rPr>
-        <w:t xml:space="preserve"> </w:t>
-      </w:r>
-      <w:proofErr w:type="spellStart"/>
-      <w:r>
-        <w:rPr>
-          <w:rFonts w:ascii="Times New Roman" w:hAnsi="Times New Roman" w:cs="Times New Roman"/>
-          <w:sz w:val="24"/>
-          <w:szCs w:val="24"/>
-        </w:rPr>
-        <w:t>penjualan</w:t>
-      </w:r>
-      <w:proofErr w:type="spellEnd"/>
-      <w:r>
-        <w:rPr>
-          <w:rFonts w:ascii="Times New Roman" w:hAnsi="Times New Roman" w:cs="Times New Roman"/>
-          <w:sz w:val="24"/>
-          <w:szCs w:val="24"/>
-        </w:rPr>
-        <w:t xml:space="preserve">. Data </w:t>
-      </w:r>
-      <w:proofErr w:type="spellStart"/>
-      <w:r>
-        <w:rPr>
-          <w:rFonts w:ascii="Times New Roman" w:hAnsi="Times New Roman" w:cs="Times New Roman"/>
-          <w:sz w:val="24"/>
-          <w:szCs w:val="24"/>
-        </w:rPr>
-        <w:t>jumlah</w:t>
-      </w:r>
-      <w:proofErr w:type="spellEnd"/>
-      <w:r>
-        <w:rPr>
-          <w:rFonts w:ascii="Times New Roman" w:hAnsi="Times New Roman" w:cs="Times New Roman"/>
-          <w:sz w:val="24"/>
-          <w:szCs w:val="24"/>
-        </w:rPr>
-        <w:t xml:space="preserve"> </w:t>
-      </w:r>
-      <w:proofErr w:type="spellStart"/>
-      <w:r>
-        <w:rPr>
-          <w:rFonts w:ascii="Times New Roman" w:hAnsi="Times New Roman" w:cs="Times New Roman"/>
-          <w:sz w:val="24"/>
-          <w:szCs w:val="24"/>
-        </w:rPr>
-        <w:t>stok</w:t>
-      </w:r>
-      <w:proofErr w:type="spellEnd"/>
-      <w:r>
-        <w:rPr>
-          <w:rFonts w:ascii="Times New Roman" w:hAnsi="Times New Roman" w:cs="Times New Roman"/>
-          <w:sz w:val="24"/>
-          <w:szCs w:val="24"/>
-        </w:rPr>
-        <w:t xml:space="preserve"> yang </w:t>
-      </w:r>
-      <w:proofErr w:type="spellStart"/>
-      <w:r>
-        <w:rPr>
-          <w:rFonts w:ascii="Times New Roman" w:hAnsi="Times New Roman" w:cs="Times New Roman"/>
-          <w:sz w:val="24"/>
-          <w:szCs w:val="24"/>
-        </w:rPr>
-        <w:t>dibawa</w:t>
-      </w:r>
-      <w:proofErr w:type="spellEnd"/>
-      <w:r>
-        <w:rPr>
-          <w:rFonts w:ascii="Times New Roman" w:hAnsi="Times New Roman" w:cs="Times New Roman"/>
-          <w:sz w:val="24"/>
-          <w:szCs w:val="24"/>
-        </w:rPr>
-        <w:t xml:space="preserve"> oleh </w:t>
-      </w:r>
-      <w:proofErr w:type="spellStart"/>
-      <w:r>
-        <w:rPr>
-          <w:rFonts w:ascii="Times New Roman" w:hAnsi="Times New Roman" w:cs="Times New Roman"/>
-          <w:sz w:val="24"/>
-          <w:szCs w:val="24"/>
-        </w:rPr>
-        <w:t>setiap</w:t>
-      </w:r>
-      <w:proofErr w:type="spellEnd"/>
-      <w:r>
-        <w:rPr>
-          <w:rFonts w:ascii="Times New Roman" w:hAnsi="Times New Roman" w:cs="Times New Roman"/>
-          <w:sz w:val="24"/>
-          <w:szCs w:val="24"/>
-        </w:rPr>
-        <w:t xml:space="preserve"> </w:t>
-      </w:r>
-      <w:proofErr w:type="spellStart"/>
-      <w:r>
-        <w:rPr>
-          <w:rFonts w:ascii="Times New Roman" w:hAnsi="Times New Roman" w:cs="Times New Roman"/>
-          <w:sz w:val="24"/>
-          <w:szCs w:val="24"/>
-        </w:rPr>
-        <w:t>penjual</w:t>
-      </w:r>
-      <w:proofErr w:type="spellEnd"/>
-      <w:r>
-        <w:rPr>
-          <w:rFonts w:ascii="Times New Roman" w:hAnsi="Times New Roman" w:cs="Times New Roman"/>
-          <w:sz w:val="24"/>
-          <w:szCs w:val="24"/>
-        </w:rPr>
-        <w:t xml:space="preserve"> </w:t>
-      </w:r>
-      <w:proofErr w:type="spellStart"/>
-      <w:r>
-        <w:rPr>
-          <w:rFonts w:ascii="Times New Roman" w:hAnsi="Times New Roman" w:cs="Times New Roman"/>
-          <w:sz w:val="24"/>
-          <w:szCs w:val="24"/>
-        </w:rPr>
-        <w:t>kemudian</w:t>
-      </w:r>
-      <w:proofErr w:type="spellEnd"/>
-      <w:r>
-        <w:rPr>
-          <w:rFonts w:ascii="Times New Roman" w:hAnsi="Times New Roman" w:cs="Times New Roman"/>
-          <w:sz w:val="24"/>
-          <w:szCs w:val="24"/>
-        </w:rPr>
-        <w:t xml:space="preserve"> </w:t>
-      </w:r>
-      <w:proofErr w:type="spellStart"/>
-      <w:r>
-        <w:rPr>
-          <w:rFonts w:ascii="Times New Roman" w:hAnsi="Times New Roman" w:cs="Times New Roman"/>
-          <w:sz w:val="24"/>
-          <w:szCs w:val="24"/>
-        </w:rPr>
-        <w:t>dicatat</w:t>
-      </w:r>
-      <w:proofErr w:type="spellEnd"/>
-      <w:r>
-        <w:rPr>
-          <w:rFonts w:ascii="Times New Roman" w:hAnsi="Times New Roman" w:cs="Times New Roman"/>
-          <w:sz w:val="24"/>
-          <w:szCs w:val="24"/>
-        </w:rPr>
-        <w:t xml:space="preserve"> </w:t>
-      </w:r>
-      <w:proofErr w:type="spellStart"/>
-      <w:r>
-        <w:rPr>
-          <w:rFonts w:ascii="Times New Roman" w:hAnsi="Times New Roman" w:cs="Times New Roman"/>
-          <w:sz w:val="24"/>
-          <w:szCs w:val="24"/>
-        </w:rPr>
-        <w:t>sebagai</w:t>
-      </w:r>
-      <w:proofErr w:type="spellEnd"/>
-      <w:r>
-        <w:rPr>
-          <w:rFonts w:ascii="Times New Roman" w:hAnsi="Times New Roman" w:cs="Times New Roman"/>
-          <w:sz w:val="24"/>
-          <w:szCs w:val="24"/>
-        </w:rPr>
-        <w:t xml:space="preserve"> </w:t>
-      </w:r>
-      <w:proofErr w:type="spellStart"/>
-      <w:r>
-        <w:rPr>
-          <w:rFonts w:ascii="Times New Roman" w:hAnsi="Times New Roman" w:cs="Times New Roman"/>
-          <w:sz w:val="24"/>
-          <w:szCs w:val="24"/>
-        </w:rPr>
-        <w:t>stok</w:t>
-      </w:r>
-      <w:proofErr w:type="spellEnd"/>
-      <w:r>
-        <w:rPr>
-          <w:rFonts w:ascii="Times New Roman" w:hAnsi="Times New Roman" w:cs="Times New Roman"/>
-          <w:sz w:val="24"/>
-          <w:szCs w:val="24"/>
-        </w:rPr>
-        <w:t xml:space="preserve"> </w:t>
-      </w:r>
-      <w:proofErr w:type="spellStart"/>
-      <w:r>
-        <w:rPr>
-          <w:rFonts w:ascii="Times New Roman" w:hAnsi="Times New Roman" w:cs="Times New Roman"/>
-          <w:sz w:val="24"/>
-          <w:szCs w:val="24"/>
-        </w:rPr>
-        <w:t>awal</w:t>
-      </w:r>
-      <w:proofErr w:type="spellEnd"/>
-      <w:r>
-        <w:rPr>
-          <w:rFonts w:ascii="Times New Roman" w:hAnsi="Times New Roman" w:cs="Times New Roman"/>
-          <w:sz w:val="24"/>
-          <w:szCs w:val="24"/>
-        </w:rPr>
-        <w:t xml:space="preserve"> </w:t>
-      </w:r>
-      <w:proofErr w:type="spellStart"/>
-      <w:r>
-        <w:rPr>
-          <w:rFonts w:ascii="Times New Roman" w:hAnsi="Times New Roman" w:cs="Times New Roman"/>
-          <w:sz w:val="24"/>
-          <w:szCs w:val="24"/>
-        </w:rPr>
-        <w:t>penjual</w:t>
-      </w:r>
-      <w:proofErr w:type="spellEnd"/>
-      <w:r>
-        <w:rPr>
-          <w:rFonts w:ascii="Times New Roman" w:hAnsi="Times New Roman" w:cs="Times New Roman"/>
-          <w:sz w:val="24"/>
-          <w:szCs w:val="24"/>
-        </w:rPr>
-        <w:t xml:space="preserve"> </w:t>
-      </w:r>
-      <w:proofErr w:type="spellStart"/>
-      <w:r>
-        <w:rPr>
-          <w:rFonts w:ascii="Times New Roman" w:hAnsi="Times New Roman" w:cs="Times New Roman"/>
-          <w:sz w:val="24"/>
-          <w:szCs w:val="24"/>
-        </w:rPr>
-        <w:t>harian</w:t>
+        <w:t>berlangsung</w:t>
       </w:r>
       <w:proofErr w:type="spellEnd"/>
       <w:r>
@@ -41877,32 +43174,40 @@
           <w:szCs w:val="24"/>
         </w:rPr>
       </w:pPr>
-      <w:proofErr w:type="spellStart"/>
-      <w:r>
-        <w:rPr>
-          <w:rFonts w:ascii="Times New Roman" w:hAnsi="Times New Roman" w:cs="Times New Roman"/>
-          <w:sz w:val="24"/>
-          <w:szCs w:val="24"/>
-        </w:rPr>
-        <w:t>Setelah</w:t>
-      </w:r>
-      <w:proofErr w:type="spellEnd"/>
-      <w:r>
-        <w:rPr>
-          <w:rFonts w:ascii="Times New Roman" w:hAnsi="Times New Roman" w:cs="Times New Roman"/>
-          <w:sz w:val="24"/>
-          <w:szCs w:val="24"/>
-        </w:rPr>
-        <w:t xml:space="preserve"> proses </w:t>
-      </w:r>
-      <w:proofErr w:type="spellStart"/>
-      <w:r>
-        <w:rPr>
-          <w:rFonts w:ascii="Times New Roman" w:hAnsi="Times New Roman" w:cs="Times New Roman"/>
-          <w:sz w:val="24"/>
-          <w:szCs w:val="24"/>
-        </w:rPr>
-        <w:t>distribusi</w:t>
+      <w:r>
+        <w:rPr>
+          <w:rFonts w:ascii="Times New Roman" w:hAnsi="Times New Roman" w:cs="Times New Roman"/>
+          <w:sz w:val="24"/>
+          <w:szCs w:val="24"/>
+        </w:rPr>
+        <w:t xml:space="preserve">Setelah </w:t>
+      </w:r>
+      <w:proofErr w:type="spellStart"/>
+      <w:r>
+        <w:rPr>
+          <w:rFonts w:ascii="Times New Roman" w:hAnsi="Times New Roman" w:cs="Times New Roman"/>
+          <w:sz w:val="24"/>
+          <w:szCs w:val="24"/>
+        </w:rPr>
+        <w:t>kegiatan</w:t>
+      </w:r>
+      <w:proofErr w:type="spellEnd"/>
+      <w:r>
+        <w:rPr>
+          <w:rFonts w:ascii="Times New Roman" w:hAnsi="Times New Roman" w:cs="Times New Roman"/>
+          <w:sz w:val="24"/>
+          <w:szCs w:val="24"/>
+        </w:rPr>
+        <w:t xml:space="preserve"> </w:t>
+      </w:r>
+      <w:proofErr w:type="spellStart"/>
+      <w:r>
+        <w:rPr>
+          <w:rFonts w:ascii="Times New Roman" w:hAnsi="Times New Roman" w:cs="Times New Roman"/>
+          <w:sz w:val="24"/>
+          <w:szCs w:val="24"/>
+        </w:rPr>
+        <w:t>penjualan</w:t>
       </w:r>
       <w:proofErr w:type="spellEnd"/>
       <w:r>
@@ -41956,34 +43261,34 @@
           <w:sz w:val="24"/>
           <w:szCs w:val="24"/>
         </w:rPr>
-        <w:t>melakukan</w:t>
-      </w:r>
-      <w:proofErr w:type="spellEnd"/>
-      <w:r>
-        <w:rPr>
-          <w:rFonts w:ascii="Times New Roman" w:hAnsi="Times New Roman" w:cs="Times New Roman"/>
-          <w:sz w:val="24"/>
-          <w:szCs w:val="24"/>
-        </w:rPr>
-        <w:t xml:space="preserve"> </w:t>
-      </w:r>
-      <w:proofErr w:type="spellStart"/>
-      <w:r>
-        <w:rPr>
-          <w:rFonts w:ascii="Times New Roman" w:hAnsi="Times New Roman" w:cs="Times New Roman"/>
-          <w:sz w:val="24"/>
-          <w:szCs w:val="24"/>
-        </w:rPr>
-        <w:t>persiapan</w:t>
-      </w:r>
-      <w:proofErr w:type="spellEnd"/>
-      <w:r>
-        <w:rPr>
-          <w:rFonts w:ascii="Times New Roman" w:hAnsi="Times New Roman" w:cs="Times New Roman"/>
-          <w:sz w:val="24"/>
-          <w:szCs w:val="24"/>
-        </w:rPr>
-        <w:t xml:space="preserve"> </w:t>
+        <w:t>kembali</w:t>
+      </w:r>
+      <w:proofErr w:type="spellEnd"/>
+      <w:r>
+        <w:rPr>
+          <w:rFonts w:ascii="Times New Roman" w:hAnsi="Times New Roman" w:cs="Times New Roman"/>
+          <w:sz w:val="24"/>
+          <w:szCs w:val="24"/>
+        </w:rPr>
+        <w:t xml:space="preserve"> </w:t>
+      </w:r>
+      <w:proofErr w:type="spellStart"/>
+      <w:r>
+        <w:rPr>
+          <w:rFonts w:ascii="Times New Roman" w:hAnsi="Times New Roman" w:cs="Times New Roman"/>
+          <w:sz w:val="24"/>
+          <w:szCs w:val="24"/>
+        </w:rPr>
+        <w:t>ke</w:t>
+      </w:r>
+      <w:proofErr w:type="spellEnd"/>
+      <w:r>
+        <w:rPr>
+          <w:rFonts w:ascii="Times New Roman" w:hAnsi="Times New Roman" w:cs="Times New Roman"/>
+          <w:sz w:val="24"/>
+          <w:szCs w:val="24"/>
+        </w:rPr>
+        <w:t xml:space="preserve"> basecamp </w:t>
       </w:r>
       <w:proofErr w:type="spellStart"/>
       <w:r>
@@ -42010,43 +43315,43 @@
           <w:sz w:val="24"/>
           <w:szCs w:val="24"/>
         </w:rPr>
-        <w:t>sebelum</w:t>
-      </w:r>
-      <w:proofErr w:type="spellEnd"/>
-      <w:r>
-        <w:rPr>
-          <w:rFonts w:ascii="Times New Roman" w:hAnsi="Times New Roman" w:cs="Times New Roman"/>
-          <w:sz w:val="24"/>
-          <w:szCs w:val="24"/>
-        </w:rPr>
-        <w:t xml:space="preserve"> </w:t>
-      </w:r>
-      <w:proofErr w:type="spellStart"/>
-      <w:r>
-        <w:rPr>
-          <w:rFonts w:ascii="Times New Roman" w:hAnsi="Times New Roman" w:cs="Times New Roman"/>
-          <w:sz w:val="24"/>
-          <w:szCs w:val="24"/>
-        </w:rPr>
-        <w:t>memilai</w:t>
-      </w:r>
-      <w:proofErr w:type="spellEnd"/>
-      <w:r>
-        <w:rPr>
-          <w:rFonts w:ascii="Times New Roman" w:hAnsi="Times New Roman" w:cs="Times New Roman"/>
-          <w:sz w:val="24"/>
-          <w:szCs w:val="24"/>
-        </w:rPr>
-        <w:t xml:space="preserve"> </w:t>
-      </w:r>
-      <w:proofErr w:type="spellStart"/>
-      <w:r>
-        <w:rPr>
-          <w:rFonts w:ascii="Times New Roman" w:hAnsi="Times New Roman" w:cs="Times New Roman"/>
-          <w:sz w:val="24"/>
-          <w:szCs w:val="24"/>
-        </w:rPr>
-        <w:t>kegiatan</w:t>
+        <w:t>untuk</w:t>
+      </w:r>
+      <w:proofErr w:type="spellEnd"/>
+      <w:r>
+        <w:rPr>
+          <w:rFonts w:ascii="Times New Roman" w:hAnsi="Times New Roman" w:cs="Times New Roman"/>
+          <w:sz w:val="24"/>
+          <w:szCs w:val="24"/>
+        </w:rPr>
+        <w:t xml:space="preserve"> </w:t>
+      </w:r>
+      <w:proofErr w:type="spellStart"/>
+      <w:r>
+        <w:rPr>
+          <w:rFonts w:ascii="Times New Roman" w:hAnsi="Times New Roman" w:cs="Times New Roman"/>
+          <w:sz w:val="24"/>
+          <w:szCs w:val="24"/>
+        </w:rPr>
+        <w:t>melaporkan</w:t>
+      </w:r>
+      <w:proofErr w:type="spellEnd"/>
+      <w:r>
+        <w:rPr>
+          <w:rFonts w:ascii="Times New Roman" w:hAnsi="Times New Roman" w:cs="Times New Roman"/>
+          <w:sz w:val="24"/>
+          <w:szCs w:val="24"/>
+        </w:rPr>
+        <w:t xml:space="preserve"> </w:t>
+      </w:r>
+      <w:proofErr w:type="spellStart"/>
+      <w:r>
+        <w:rPr>
+          <w:rFonts w:ascii="Times New Roman" w:hAnsi="Times New Roman" w:cs="Times New Roman"/>
+          <w:sz w:val="24"/>
+          <w:szCs w:val="24"/>
+        </w:rPr>
+        <w:t>hasil</w:t>
       </w:r>
       <w:proofErr w:type="spellEnd"/>
       <w:r>
@@ -42073,16 +43378,598 @@
           <w:sz w:val="24"/>
           <w:szCs w:val="24"/>
         </w:rPr>
-        <w:t xml:space="preserve"> di </w:t>
-      </w:r>
-      <w:proofErr w:type="spellStart"/>
-      <w:r>
-        <w:rPr>
-          <w:rFonts w:ascii="Times New Roman" w:hAnsi="Times New Roman" w:cs="Times New Roman"/>
-          <w:sz w:val="24"/>
-          <w:szCs w:val="24"/>
-        </w:rPr>
-        <w:t>lapangan</w:t>
+        <w:t xml:space="preserve"> dan </w:t>
+      </w:r>
+      <w:proofErr w:type="spellStart"/>
+      <w:r>
+        <w:rPr>
+          <w:rFonts w:ascii="Times New Roman" w:hAnsi="Times New Roman" w:cs="Times New Roman"/>
+          <w:sz w:val="24"/>
+          <w:szCs w:val="24"/>
+        </w:rPr>
+        <w:t>sisa</w:t>
+      </w:r>
+      <w:proofErr w:type="spellEnd"/>
+      <w:r>
+        <w:rPr>
+          <w:rFonts w:ascii="Times New Roman" w:hAnsi="Times New Roman" w:cs="Times New Roman"/>
+          <w:sz w:val="24"/>
+          <w:szCs w:val="24"/>
+        </w:rPr>
+        <w:t xml:space="preserve"> </w:t>
+      </w:r>
+      <w:proofErr w:type="spellStart"/>
+      <w:r>
+        <w:rPr>
+          <w:rFonts w:ascii="Times New Roman" w:hAnsi="Times New Roman" w:cs="Times New Roman"/>
+          <w:sz w:val="24"/>
+          <w:szCs w:val="24"/>
+        </w:rPr>
+        <w:t>stok</w:t>
+      </w:r>
+      <w:proofErr w:type="spellEnd"/>
+      <w:r>
+        <w:rPr>
+          <w:rFonts w:ascii="Times New Roman" w:hAnsi="Times New Roman" w:cs="Times New Roman"/>
+          <w:sz w:val="24"/>
+          <w:szCs w:val="24"/>
+        </w:rPr>
+        <w:t xml:space="preserve"> </w:t>
+      </w:r>
+      <w:proofErr w:type="spellStart"/>
+      <w:r>
+        <w:rPr>
+          <w:rFonts w:ascii="Times New Roman" w:hAnsi="Times New Roman" w:cs="Times New Roman"/>
+          <w:sz w:val="24"/>
+          <w:szCs w:val="24"/>
+        </w:rPr>
+        <w:t>minuman</w:t>
+      </w:r>
+      <w:proofErr w:type="spellEnd"/>
+      <w:r>
+        <w:rPr>
+          <w:rFonts w:ascii="Times New Roman" w:hAnsi="Times New Roman" w:cs="Times New Roman"/>
+          <w:sz w:val="24"/>
+          <w:szCs w:val="24"/>
+        </w:rPr>
+        <w:t>.</w:t>
+      </w:r>
+    </w:p>
+    <w:p>
+      <w:pPr>
+        <w:ind w:left="0"/>
+        <w:rPr>
+          <w:rFonts w:ascii="Times New Roman" w:hAnsi="Times New Roman" w:cs="Times New Roman"/>
+          <w:sz w:val="24"/>
+          <w:szCs w:val="24"/>
+        </w:rPr>
+      </w:pPr>
+    </w:p>
+    <w:p>
+      <w:pPr>
+        <w:pStyle w:val="ListParagraph"/>
+        <w:numPr>
+          <w:ilvl w:val="3"/>
+          <w:numId w:val="18"/>
+        </w:numPr>
+        <w:rPr>
+          <w:rFonts w:ascii="Times New Roman" w:hAnsi="Times New Roman" w:cs="Times New Roman"/>
+          <w:b/>
+          <w:bCs/>
+          <w:sz w:val="24"/>
+          <w:szCs w:val="24"/>
+        </w:rPr>
+      </w:pPr>
+      <w:proofErr w:type="spellStart"/>
+      <w:r>
+        <w:rPr>
+          <w:rFonts w:ascii="Times New Roman" w:hAnsi="Times New Roman" w:cs="Times New Roman"/>
+          <w:b/>
+          <w:bCs/>
+          <w:sz w:val="24"/>
+          <w:szCs w:val="24"/>
+        </w:rPr>
+        <w:t>Rekapitulasi</w:t>
+      </w:r>
+      <w:proofErr w:type="spellEnd"/>
+      <w:r>
+        <w:rPr>
+          <w:rFonts w:ascii="Times New Roman" w:hAnsi="Times New Roman" w:cs="Times New Roman"/>
+          <w:b/>
+          <w:bCs/>
+          <w:sz w:val="24"/>
+          <w:szCs w:val="24"/>
+        </w:rPr>
+        <w:t xml:space="preserve"> </w:t>
+      </w:r>
+      <w:proofErr w:type="spellStart"/>
+      <w:r>
+        <w:rPr>
+          <w:rFonts w:ascii="Times New Roman" w:hAnsi="Times New Roman" w:cs="Times New Roman"/>
+          <w:b/>
+          <w:bCs/>
+          <w:sz w:val="24"/>
+          <w:szCs w:val="24"/>
+        </w:rPr>
+        <w:t>Penjualan</w:t>
+      </w:r>
+      <w:proofErr w:type="spellEnd"/>
+    </w:p>
+    <w:p>
+      <w:pPr>
+        <w:ind w:left="0"/>
+        <w:rPr>
+          <w:rFonts w:ascii="Times New Roman" w:hAnsi="Times New Roman" w:cs="Times New Roman"/>
+          <w:sz w:val="24"/>
+          <w:szCs w:val="24"/>
+        </w:rPr>
+      </w:pPr>
+      <w:r>
+        <w:rPr>
+          <w:rFonts w:ascii="Times New Roman" w:hAnsi="Times New Roman" w:cs="Times New Roman"/>
+          <w:sz w:val="24"/>
+          <w:szCs w:val="24"/>
+        </w:rPr>
+        <w:t xml:space="preserve">Proses </w:t>
+      </w:r>
+      <w:proofErr w:type="spellStart"/>
+      <w:r>
+        <w:rPr>
+          <w:rFonts w:ascii="Times New Roman" w:hAnsi="Times New Roman" w:cs="Times New Roman"/>
+          <w:sz w:val="24"/>
+          <w:szCs w:val="24"/>
+        </w:rPr>
+        <w:t>rekapitulasi</w:t>
+      </w:r>
+      <w:proofErr w:type="spellEnd"/>
+      <w:r>
+        <w:rPr>
+          <w:rFonts w:ascii="Times New Roman" w:hAnsi="Times New Roman" w:cs="Times New Roman"/>
+          <w:sz w:val="24"/>
+          <w:szCs w:val="24"/>
+        </w:rPr>
+        <w:t xml:space="preserve"> </w:t>
+      </w:r>
+      <w:proofErr w:type="spellStart"/>
+      <w:r>
+        <w:rPr>
+          <w:rFonts w:ascii="Times New Roman" w:hAnsi="Times New Roman" w:cs="Times New Roman"/>
+          <w:sz w:val="24"/>
+          <w:szCs w:val="24"/>
+        </w:rPr>
+        <w:t>penjualan</w:t>
+      </w:r>
+      <w:proofErr w:type="spellEnd"/>
+      <w:r>
+        <w:rPr>
+          <w:rFonts w:ascii="Times New Roman" w:hAnsi="Times New Roman" w:cs="Times New Roman"/>
+          <w:sz w:val="24"/>
+          <w:szCs w:val="24"/>
+        </w:rPr>
+        <w:t xml:space="preserve"> </w:t>
+      </w:r>
+      <w:proofErr w:type="spellStart"/>
+      <w:r>
+        <w:rPr>
+          <w:rFonts w:ascii="Times New Roman" w:hAnsi="Times New Roman" w:cs="Times New Roman"/>
+          <w:sz w:val="24"/>
+          <w:szCs w:val="24"/>
+        </w:rPr>
+        <w:t>dimulai</w:t>
+      </w:r>
+      <w:proofErr w:type="spellEnd"/>
+      <w:r>
+        <w:rPr>
+          <w:rFonts w:ascii="Times New Roman" w:hAnsi="Times New Roman" w:cs="Times New Roman"/>
+          <w:sz w:val="24"/>
+          <w:szCs w:val="24"/>
+        </w:rPr>
+        <w:t xml:space="preserve"> </w:t>
+      </w:r>
+      <w:proofErr w:type="spellStart"/>
+      <w:r>
+        <w:rPr>
+          <w:rFonts w:ascii="Times New Roman" w:hAnsi="Times New Roman" w:cs="Times New Roman"/>
+          <w:sz w:val="24"/>
+          <w:szCs w:val="24"/>
+        </w:rPr>
+        <w:t>dari</w:t>
+      </w:r>
+      <w:proofErr w:type="spellEnd"/>
+      <w:r>
+        <w:rPr>
+          <w:rFonts w:ascii="Times New Roman" w:hAnsi="Times New Roman" w:cs="Times New Roman"/>
+          <w:sz w:val="24"/>
+          <w:szCs w:val="24"/>
+        </w:rPr>
+        <w:t xml:space="preserve"> </w:t>
+      </w:r>
+      <w:proofErr w:type="spellStart"/>
+      <w:r>
+        <w:rPr>
+          <w:rFonts w:ascii="Times New Roman" w:hAnsi="Times New Roman" w:cs="Times New Roman"/>
+          <w:sz w:val="24"/>
+          <w:szCs w:val="24"/>
+        </w:rPr>
+        <w:t>penjual</w:t>
+      </w:r>
+      <w:proofErr w:type="spellEnd"/>
+      <w:r>
+        <w:rPr>
+          <w:rFonts w:ascii="Times New Roman" w:hAnsi="Times New Roman" w:cs="Times New Roman"/>
+          <w:sz w:val="24"/>
+          <w:szCs w:val="24"/>
+        </w:rPr>
+        <w:t xml:space="preserve"> yang </w:t>
+      </w:r>
+      <w:proofErr w:type="spellStart"/>
+      <w:r>
+        <w:rPr>
+          <w:rFonts w:ascii="Times New Roman" w:hAnsi="Times New Roman" w:cs="Times New Roman"/>
+          <w:sz w:val="24"/>
+          <w:szCs w:val="24"/>
+        </w:rPr>
+        <w:t>menyerahkan</w:t>
+      </w:r>
+      <w:proofErr w:type="spellEnd"/>
+      <w:r>
+        <w:rPr>
+          <w:rFonts w:ascii="Times New Roman" w:hAnsi="Times New Roman" w:cs="Times New Roman"/>
+          <w:sz w:val="24"/>
+          <w:szCs w:val="24"/>
+        </w:rPr>
+        <w:t xml:space="preserve"> data </w:t>
+      </w:r>
+      <w:proofErr w:type="spellStart"/>
+      <w:r>
+        <w:rPr>
+          <w:rFonts w:ascii="Times New Roman" w:hAnsi="Times New Roman" w:cs="Times New Roman"/>
+          <w:sz w:val="24"/>
+          <w:szCs w:val="24"/>
+        </w:rPr>
+        <w:t>hasil</w:t>
+      </w:r>
+      <w:proofErr w:type="spellEnd"/>
+      <w:r>
+        <w:rPr>
+          <w:rFonts w:ascii="Times New Roman" w:hAnsi="Times New Roman" w:cs="Times New Roman"/>
+          <w:sz w:val="24"/>
+          <w:szCs w:val="24"/>
+        </w:rPr>
+        <w:t xml:space="preserve"> </w:t>
+      </w:r>
+      <w:proofErr w:type="spellStart"/>
+      <w:r>
+        <w:rPr>
+          <w:rFonts w:ascii="Times New Roman" w:hAnsi="Times New Roman" w:cs="Times New Roman"/>
+          <w:sz w:val="24"/>
+          <w:szCs w:val="24"/>
+        </w:rPr>
+        <w:t>penjualan</w:t>
+      </w:r>
+      <w:proofErr w:type="spellEnd"/>
+      <w:r>
+        <w:rPr>
+          <w:rFonts w:ascii="Times New Roman" w:hAnsi="Times New Roman" w:cs="Times New Roman"/>
+          <w:sz w:val="24"/>
+          <w:szCs w:val="24"/>
+        </w:rPr>
+        <w:t xml:space="preserve"> </w:t>
+      </w:r>
+      <w:proofErr w:type="spellStart"/>
+      <w:r>
+        <w:rPr>
+          <w:rFonts w:ascii="Times New Roman" w:hAnsi="Times New Roman" w:cs="Times New Roman"/>
+          <w:sz w:val="24"/>
+          <w:szCs w:val="24"/>
+        </w:rPr>
+        <w:t>harian</w:t>
+      </w:r>
+      <w:proofErr w:type="spellEnd"/>
+      <w:r>
+        <w:rPr>
+          <w:rFonts w:ascii="Times New Roman" w:hAnsi="Times New Roman" w:cs="Times New Roman"/>
+          <w:sz w:val="24"/>
+          <w:szCs w:val="24"/>
+        </w:rPr>
+        <w:t xml:space="preserve"> </w:t>
+      </w:r>
+      <w:proofErr w:type="spellStart"/>
+      <w:r>
+        <w:rPr>
+          <w:rFonts w:ascii="Times New Roman" w:hAnsi="Times New Roman" w:cs="Times New Roman"/>
+          <w:sz w:val="24"/>
+          <w:szCs w:val="24"/>
+        </w:rPr>
+        <w:t>kepada</w:t>
+      </w:r>
+      <w:proofErr w:type="spellEnd"/>
+      <w:r>
+        <w:rPr>
+          <w:rFonts w:ascii="Times New Roman" w:hAnsi="Times New Roman" w:cs="Times New Roman"/>
+          <w:sz w:val="24"/>
+          <w:szCs w:val="24"/>
+        </w:rPr>
+        <w:t xml:space="preserve"> </w:t>
+      </w:r>
+      <w:proofErr w:type="spellStart"/>
+      <w:r>
+        <w:rPr>
+          <w:rFonts w:ascii="Times New Roman" w:hAnsi="Times New Roman" w:cs="Times New Roman"/>
+          <w:sz w:val="24"/>
+          <w:szCs w:val="24"/>
+        </w:rPr>
+        <w:t>bagian</w:t>
+      </w:r>
+      <w:proofErr w:type="spellEnd"/>
+      <w:r>
+        <w:rPr>
+          <w:rFonts w:ascii="Times New Roman" w:hAnsi="Times New Roman" w:cs="Times New Roman"/>
+          <w:sz w:val="24"/>
+          <w:szCs w:val="24"/>
+        </w:rPr>
+        <w:t xml:space="preserve"> </w:t>
+      </w:r>
+      <w:proofErr w:type="spellStart"/>
+      <w:r>
+        <w:rPr>
+          <w:rFonts w:ascii="Times New Roman" w:hAnsi="Times New Roman" w:cs="Times New Roman"/>
+          <w:sz w:val="24"/>
+          <w:szCs w:val="24"/>
+        </w:rPr>
+        <w:t>pencatatan</w:t>
+      </w:r>
+      <w:proofErr w:type="spellEnd"/>
+      <w:r>
+        <w:rPr>
+          <w:rFonts w:ascii="Times New Roman" w:hAnsi="Times New Roman" w:cs="Times New Roman"/>
+          <w:sz w:val="24"/>
+          <w:szCs w:val="24"/>
+        </w:rPr>
+        <w:t xml:space="preserve"> </w:t>
+      </w:r>
+      <w:proofErr w:type="spellStart"/>
+      <w:r>
+        <w:rPr>
+          <w:rFonts w:ascii="Times New Roman" w:hAnsi="Times New Roman" w:cs="Times New Roman"/>
+          <w:sz w:val="24"/>
+          <w:szCs w:val="24"/>
+        </w:rPr>
+        <w:t>penjualan</w:t>
+      </w:r>
+      <w:proofErr w:type="spellEnd"/>
+      <w:r>
+        <w:rPr>
+          <w:rFonts w:ascii="Times New Roman" w:hAnsi="Times New Roman" w:cs="Times New Roman"/>
+          <w:sz w:val="24"/>
+          <w:szCs w:val="24"/>
+        </w:rPr>
+        <w:t xml:space="preserve">. Data </w:t>
+      </w:r>
+      <w:proofErr w:type="spellStart"/>
+      <w:r>
+        <w:rPr>
+          <w:rFonts w:ascii="Times New Roman" w:hAnsi="Times New Roman" w:cs="Times New Roman"/>
+          <w:sz w:val="24"/>
+          <w:szCs w:val="24"/>
+        </w:rPr>
+        <w:t>tersebut</w:t>
+      </w:r>
+      <w:proofErr w:type="spellEnd"/>
+      <w:r>
+        <w:rPr>
+          <w:rFonts w:ascii="Times New Roman" w:hAnsi="Times New Roman" w:cs="Times New Roman"/>
+          <w:sz w:val="24"/>
+          <w:szCs w:val="24"/>
+        </w:rPr>
+        <w:t xml:space="preserve"> </w:t>
+      </w:r>
+      <w:proofErr w:type="spellStart"/>
+      <w:r>
+        <w:rPr>
+          <w:rFonts w:ascii="Times New Roman" w:hAnsi="Times New Roman" w:cs="Times New Roman"/>
+          <w:sz w:val="24"/>
+          <w:szCs w:val="24"/>
+        </w:rPr>
+        <w:t>meliputi</w:t>
+      </w:r>
+      <w:proofErr w:type="spellEnd"/>
+      <w:r>
+        <w:rPr>
+          <w:rFonts w:ascii="Times New Roman" w:hAnsi="Times New Roman" w:cs="Times New Roman"/>
+          <w:sz w:val="24"/>
+          <w:szCs w:val="24"/>
+        </w:rPr>
+        <w:t xml:space="preserve"> </w:t>
+      </w:r>
+      <w:proofErr w:type="spellStart"/>
+      <w:r>
+        <w:rPr>
+          <w:rFonts w:ascii="Times New Roman" w:hAnsi="Times New Roman" w:cs="Times New Roman"/>
+          <w:sz w:val="24"/>
+          <w:szCs w:val="24"/>
+        </w:rPr>
+        <w:t>jumlah</w:t>
+      </w:r>
+      <w:proofErr w:type="spellEnd"/>
+      <w:r>
+        <w:rPr>
+          <w:rFonts w:ascii="Times New Roman" w:hAnsi="Times New Roman" w:cs="Times New Roman"/>
+          <w:sz w:val="24"/>
+          <w:szCs w:val="24"/>
+        </w:rPr>
+        <w:t xml:space="preserve"> </w:t>
+      </w:r>
+      <w:proofErr w:type="spellStart"/>
+      <w:r>
+        <w:rPr>
+          <w:rFonts w:ascii="Times New Roman" w:hAnsi="Times New Roman" w:cs="Times New Roman"/>
+          <w:sz w:val="24"/>
+          <w:szCs w:val="24"/>
+        </w:rPr>
+        <w:t>produk</w:t>
+      </w:r>
+      <w:proofErr w:type="spellEnd"/>
+      <w:r>
+        <w:rPr>
+          <w:rFonts w:ascii="Times New Roman" w:hAnsi="Times New Roman" w:cs="Times New Roman"/>
+          <w:sz w:val="24"/>
+          <w:szCs w:val="24"/>
+        </w:rPr>
+        <w:t xml:space="preserve"> </w:t>
+      </w:r>
+      <w:proofErr w:type="spellStart"/>
+      <w:r>
+        <w:rPr>
+          <w:rFonts w:ascii="Times New Roman" w:hAnsi="Times New Roman" w:cs="Times New Roman"/>
+          <w:sz w:val="24"/>
+          <w:szCs w:val="24"/>
+        </w:rPr>
+        <w:t>terjual</w:t>
+      </w:r>
+      <w:proofErr w:type="spellEnd"/>
+      <w:r>
+        <w:rPr>
+          <w:rFonts w:ascii="Times New Roman" w:hAnsi="Times New Roman" w:cs="Times New Roman"/>
+          <w:sz w:val="24"/>
+          <w:szCs w:val="24"/>
+        </w:rPr>
+        <w:t xml:space="preserve">, total </w:t>
+      </w:r>
+      <w:proofErr w:type="spellStart"/>
+      <w:r>
+        <w:rPr>
+          <w:rFonts w:ascii="Times New Roman" w:hAnsi="Times New Roman" w:cs="Times New Roman"/>
+          <w:sz w:val="24"/>
+          <w:szCs w:val="24"/>
+        </w:rPr>
+        <w:t>pendapatan</w:t>
+      </w:r>
+      <w:proofErr w:type="spellEnd"/>
+      <w:r>
+        <w:rPr>
+          <w:rFonts w:ascii="Times New Roman" w:hAnsi="Times New Roman" w:cs="Times New Roman"/>
+          <w:sz w:val="24"/>
+          <w:szCs w:val="24"/>
+        </w:rPr>
+        <w:t xml:space="preserve">, </w:t>
+      </w:r>
+      <w:proofErr w:type="spellStart"/>
+      <w:r>
+        <w:rPr>
+          <w:rFonts w:ascii="Times New Roman" w:hAnsi="Times New Roman" w:cs="Times New Roman"/>
+          <w:sz w:val="24"/>
+          <w:szCs w:val="24"/>
+        </w:rPr>
+        <w:t>serta</w:t>
+      </w:r>
+      <w:proofErr w:type="spellEnd"/>
+      <w:r>
+        <w:rPr>
+          <w:rFonts w:ascii="Times New Roman" w:hAnsi="Times New Roman" w:cs="Times New Roman"/>
+          <w:sz w:val="24"/>
+          <w:szCs w:val="24"/>
+        </w:rPr>
+        <w:t xml:space="preserve"> </w:t>
+      </w:r>
+      <w:proofErr w:type="spellStart"/>
+      <w:r>
+        <w:rPr>
+          <w:rFonts w:ascii="Times New Roman" w:hAnsi="Times New Roman" w:cs="Times New Roman"/>
+          <w:sz w:val="24"/>
+          <w:szCs w:val="24"/>
+        </w:rPr>
+        <w:t>sisa</w:t>
+      </w:r>
+      <w:proofErr w:type="spellEnd"/>
+      <w:r>
+        <w:rPr>
+          <w:rFonts w:ascii="Times New Roman" w:hAnsi="Times New Roman" w:cs="Times New Roman"/>
+          <w:sz w:val="24"/>
+          <w:szCs w:val="24"/>
+        </w:rPr>
+        <w:t xml:space="preserve"> </w:t>
+      </w:r>
+      <w:proofErr w:type="spellStart"/>
+      <w:r>
+        <w:rPr>
+          <w:rFonts w:ascii="Times New Roman" w:hAnsi="Times New Roman" w:cs="Times New Roman"/>
+          <w:sz w:val="24"/>
+          <w:szCs w:val="24"/>
+        </w:rPr>
+        <w:t>stok</w:t>
+      </w:r>
+      <w:proofErr w:type="spellEnd"/>
+      <w:r>
+        <w:rPr>
+          <w:rFonts w:ascii="Times New Roman" w:hAnsi="Times New Roman" w:cs="Times New Roman"/>
+          <w:sz w:val="24"/>
+          <w:szCs w:val="24"/>
+        </w:rPr>
+        <w:t xml:space="preserve"> </w:t>
+      </w:r>
+      <w:proofErr w:type="spellStart"/>
+      <w:r>
+        <w:rPr>
+          <w:rFonts w:ascii="Times New Roman" w:hAnsi="Times New Roman" w:cs="Times New Roman"/>
+          <w:sz w:val="24"/>
+          <w:szCs w:val="24"/>
+        </w:rPr>
+        <w:t>minuman</w:t>
+      </w:r>
+      <w:proofErr w:type="spellEnd"/>
+      <w:r>
+        <w:rPr>
+          <w:rFonts w:ascii="Times New Roman" w:hAnsi="Times New Roman" w:cs="Times New Roman"/>
+          <w:sz w:val="24"/>
+          <w:szCs w:val="24"/>
+        </w:rPr>
+        <w:t xml:space="preserve"> </w:t>
+      </w:r>
+      <w:proofErr w:type="spellStart"/>
+      <w:r>
+        <w:rPr>
+          <w:rFonts w:ascii="Times New Roman" w:hAnsi="Times New Roman" w:cs="Times New Roman"/>
+          <w:sz w:val="24"/>
+          <w:szCs w:val="24"/>
+        </w:rPr>
+        <w:t>dari</w:t>
+      </w:r>
+      <w:proofErr w:type="spellEnd"/>
+      <w:r>
+        <w:rPr>
+          <w:rFonts w:ascii="Times New Roman" w:hAnsi="Times New Roman" w:cs="Times New Roman"/>
+          <w:sz w:val="24"/>
+          <w:szCs w:val="24"/>
+        </w:rPr>
+        <w:t xml:space="preserve"> masing-masing </w:t>
+      </w:r>
+      <w:proofErr w:type="spellStart"/>
+      <w:r>
+        <w:rPr>
+          <w:rFonts w:ascii="Times New Roman" w:hAnsi="Times New Roman" w:cs="Times New Roman"/>
+          <w:sz w:val="24"/>
+          <w:szCs w:val="24"/>
+        </w:rPr>
+        <w:t>gerobak</w:t>
+      </w:r>
+      <w:proofErr w:type="spellEnd"/>
+      <w:r>
+        <w:rPr>
+          <w:rFonts w:ascii="Times New Roman" w:hAnsi="Times New Roman" w:cs="Times New Roman"/>
+          <w:sz w:val="24"/>
+          <w:szCs w:val="24"/>
+        </w:rPr>
+        <w:t xml:space="preserve"> </w:t>
+      </w:r>
+      <w:proofErr w:type="spellStart"/>
+      <w:r>
+        <w:rPr>
+          <w:rFonts w:ascii="Times New Roman" w:hAnsi="Times New Roman" w:cs="Times New Roman"/>
+          <w:sz w:val="24"/>
+          <w:szCs w:val="24"/>
+        </w:rPr>
+        <w:t>operasional</w:t>
       </w:r>
       <w:proofErr w:type="spellEnd"/>
       <w:r>
@@ -42103,12 +43990,700 @@
           <w:szCs w:val="24"/>
         </w:rPr>
       </w:pPr>
+      <w:r>
+        <w:rPr>
+          <w:rFonts w:ascii="Times New Roman" w:hAnsi="Times New Roman" w:cs="Times New Roman"/>
+          <w:sz w:val="24"/>
+          <w:szCs w:val="24"/>
+        </w:rPr>
+        <w:tab/>
+      </w:r>
+      <w:proofErr w:type="spellStart"/>
+      <w:r>
+        <w:rPr>
+          <w:rFonts w:ascii="Times New Roman" w:hAnsi="Times New Roman" w:cs="Times New Roman"/>
+          <w:sz w:val="24"/>
+          <w:szCs w:val="24"/>
+        </w:rPr>
+        <w:t>Selanjutnya</w:t>
+      </w:r>
+      <w:proofErr w:type="spellEnd"/>
+      <w:r>
+        <w:rPr>
+          <w:rFonts w:ascii="Times New Roman" w:hAnsi="Times New Roman" w:cs="Times New Roman"/>
+          <w:sz w:val="24"/>
+          <w:szCs w:val="24"/>
+        </w:rPr>
+        <w:t xml:space="preserve">, </w:t>
+      </w:r>
+      <w:proofErr w:type="spellStart"/>
+      <w:r>
+        <w:rPr>
+          <w:rFonts w:ascii="Times New Roman" w:hAnsi="Times New Roman" w:cs="Times New Roman"/>
+          <w:sz w:val="24"/>
+          <w:szCs w:val="24"/>
+        </w:rPr>
+        <w:t>bagian</w:t>
+      </w:r>
+      <w:proofErr w:type="spellEnd"/>
+      <w:r>
+        <w:rPr>
+          <w:rFonts w:ascii="Times New Roman" w:hAnsi="Times New Roman" w:cs="Times New Roman"/>
+          <w:sz w:val="24"/>
+          <w:szCs w:val="24"/>
+        </w:rPr>
+        <w:t xml:space="preserve"> </w:t>
+      </w:r>
+      <w:proofErr w:type="spellStart"/>
+      <w:r>
+        <w:rPr>
+          <w:rFonts w:ascii="Times New Roman" w:hAnsi="Times New Roman" w:cs="Times New Roman"/>
+          <w:sz w:val="24"/>
+          <w:szCs w:val="24"/>
+        </w:rPr>
+        <w:t>pencatatan</w:t>
+      </w:r>
+      <w:proofErr w:type="spellEnd"/>
+      <w:r>
+        <w:rPr>
+          <w:rFonts w:ascii="Times New Roman" w:hAnsi="Times New Roman" w:cs="Times New Roman"/>
+          <w:sz w:val="24"/>
+          <w:szCs w:val="24"/>
+        </w:rPr>
+        <w:t xml:space="preserve"> </w:t>
+      </w:r>
+      <w:proofErr w:type="spellStart"/>
+      <w:r>
+        <w:rPr>
+          <w:rFonts w:ascii="Times New Roman" w:hAnsi="Times New Roman" w:cs="Times New Roman"/>
+          <w:sz w:val="24"/>
+          <w:szCs w:val="24"/>
+        </w:rPr>
+        <w:t>penjualan</w:t>
+      </w:r>
+      <w:proofErr w:type="spellEnd"/>
+      <w:r>
+        <w:rPr>
+          <w:rFonts w:ascii="Times New Roman" w:hAnsi="Times New Roman" w:cs="Times New Roman"/>
+          <w:sz w:val="24"/>
+          <w:szCs w:val="24"/>
+        </w:rPr>
+        <w:t xml:space="preserve"> </w:t>
+      </w:r>
+      <w:proofErr w:type="spellStart"/>
+      <w:r>
+        <w:rPr>
+          <w:rFonts w:ascii="Times New Roman" w:hAnsi="Times New Roman" w:cs="Times New Roman"/>
+          <w:sz w:val="24"/>
+          <w:szCs w:val="24"/>
+        </w:rPr>
+        <w:t>melakukam</w:t>
+      </w:r>
+      <w:proofErr w:type="spellEnd"/>
+      <w:r>
+        <w:rPr>
+          <w:rFonts w:ascii="Times New Roman" w:hAnsi="Times New Roman" w:cs="Times New Roman"/>
+          <w:sz w:val="24"/>
+          <w:szCs w:val="24"/>
+        </w:rPr>
+        <w:t xml:space="preserve"> </w:t>
+      </w:r>
+      <w:proofErr w:type="spellStart"/>
+      <w:r>
+        <w:rPr>
+          <w:rFonts w:ascii="Times New Roman" w:hAnsi="Times New Roman" w:cs="Times New Roman"/>
+          <w:sz w:val="24"/>
+          <w:szCs w:val="24"/>
+        </w:rPr>
+        <w:t>pengecekan</w:t>
+      </w:r>
+      <w:proofErr w:type="spellEnd"/>
+      <w:r>
+        <w:rPr>
+          <w:rFonts w:ascii="Times New Roman" w:hAnsi="Times New Roman" w:cs="Times New Roman"/>
+          <w:sz w:val="24"/>
+          <w:szCs w:val="24"/>
+        </w:rPr>
+        <w:t xml:space="preserve"> dan </w:t>
+      </w:r>
+      <w:proofErr w:type="spellStart"/>
+      <w:r>
+        <w:rPr>
+          <w:rFonts w:ascii="Times New Roman" w:hAnsi="Times New Roman" w:cs="Times New Roman"/>
+          <w:sz w:val="24"/>
+          <w:szCs w:val="24"/>
+        </w:rPr>
+        <w:t>rekapitulasi</w:t>
+      </w:r>
+      <w:proofErr w:type="spellEnd"/>
+      <w:r>
+        <w:rPr>
+          <w:rFonts w:ascii="Times New Roman" w:hAnsi="Times New Roman" w:cs="Times New Roman"/>
+          <w:sz w:val="24"/>
+          <w:szCs w:val="24"/>
+        </w:rPr>
+        <w:t xml:space="preserve"> data </w:t>
+      </w:r>
+      <w:proofErr w:type="spellStart"/>
+      <w:r>
+        <w:rPr>
+          <w:rFonts w:ascii="Times New Roman" w:hAnsi="Times New Roman" w:cs="Times New Roman"/>
+          <w:sz w:val="24"/>
+          <w:szCs w:val="24"/>
+        </w:rPr>
+        <w:t>untuk</w:t>
+      </w:r>
+      <w:proofErr w:type="spellEnd"/>
+      <w:r>
+        <w:rPr>
+          <w:rFonts w:ascii="Times New Roman" w:hAnsi="Times New Roman" w:cs="Times New Roman"/>
+          <w:sz w:val="24"/>
+          <w:szCs w:val="24"/>
+        </w:rPr>
+        <w:t xml:space="preserve"> </w:t>
+      </w:r>
+      <w:proofErr w:type="spellStart"/>
+      <w:r>
+        <w:rPr>
+          <w:rFonts w:ascii="Times New Roman" w:hAnsi="Times New Roman" w:cs="Times New Roman"/>
+          <w:sz w:val="24"/>
+          <w:szCs w:val="24"/>
+        </w:rPr>
+        <w:t>memastikan</w:t>
+      </w:r>
+      <w:proofErr w:type="spellEnd"/>
+      <w:r>
+        <w:rPr>
+          <w:rFonts w:ascii="Times New Roman" w:hAnsi="Times New Roman" w:cs="Times New Roman"/>
+          <w:sz w:val="24"/>
+          <w:szCs w:val="24"/>
+        </w:rPr>
+        <w:t xml:space="preserve"> </w:t>
+      </w:r>
+      <w:proofErr w:type="spellStart"/>
+      <w:r>
+        <w:rPr>
+          <w:rFonts w:ascii="Times New Roman" w:hAnsi="Times New Roman" w:cs="Times New Roman"/>
+          <w:sz w:val="24"/>
+          <w:szCs w:val="24"/>
+        </w:rPr>
+        <w:t>kesesuain</w:t>
+      </w:r>
+      <w:proofErr w:type="spellEnd"/>
+      <w:r>
+        <w:rPr>
+          <w:rFonts w:ascii="Times New Roman" w:hAnsi="Times New Roman" w:cs="Times New Roman"/>
+          <w:sz w:val="24"/>
+          <w:szCs w:val="24"/>
+        </w:rPr>
+        <w:t xml:space="preserve"> </w:t>
+      </w:r>
+      <w:proofErr w:type="spellStart"/>
+      <w:r>
+        <w:rPr>
+          <w:rFonts w:ascii="Times New Roman" w:hAnsi="Times New Roman" w:cs="Times New Roman"/>
+          <w:sz w:val="24"/>
+          <w:szCs w:val="24"/>
+        </w:rPr>
+        <w:t>antara</w:t>
+      </w:r>
+      <w:proofErr w:type="spellEnd"/>
+      <w:r>
+        <w:rPr>
+          <w:rFonts w:ascii="Times New Roman" w:hAnsi="Times New Roman" w:cs="Times New Roman"/>
+          <w:sz w:val="24"/>
+          <w:szCs w:val="24"/>
+        </w:rPr>
+        <w:t xml:space="preserve"> </w:t>
+      </w:r>
+      <w:proofErr w:type="spellStart"/>
+      <w:r>
+        <w:rPr>
+          <w:rFonts w:ascii="Times New Roman" w:hAnsi="Times New Roman" w:cs="Times New Roman"/>
+          <w:sz w:val="24"/>
+          <w:szCs w:val="24"/>
+        </w:rPr>
+        <w:t>stok</w:t>
+      </w:r>
+      <w:proofErr w:type="spellEnd"/>
+      <w:r>
+        <w:rPr>
+          <w:rFonts w:ascii="Times New Roman" w:hAnsi="Times New Roman" w:cs="Times New Roman"/>
+          <w:sz w:val="24"/>
+          <w:szCs w:val="24"/>
+        </w:rPr>
+        <w:t xml:space="preserve"> </w:t>
+      </w:r>
+      <w:proofErr w:type="spellStart"/>
+      <w:r>
+        <w:rPr>
+          <w:rFonts w:ascii="Times New Roman" w:hAnsi="Times New Roman" w:cs="Times New Roman"/>
+          <w:sz w:val="24"/>
+          <w:szCs w:val="24"/>
+        </w:rPr>
+        <w:t>awal</w:t>
+      </w:r>
+      <w:proofErr w:type="spellEnd"/>
+      <w:r>
+        <w:rPr>
+          <w:rFonts w:ascii="Times New Roman" w:hAnsi="Times New Roman" w:cs="Times New Roman"/>
+          <w:sz w:val="24"/>
+          <w:szCs w:val="24"/>
+        </w:rPr>
+        <w:t xml:space="preserve">, </w:t>
+      </w:r>
+      <w:proofErr w:type="spellStart"/>
+      <w:r>
+        <w:rPr>
+          <w:rFonts w:ascii="Times New Roman" w:hAnsi="Times New Roman" w:cs="Times New Roman"/>
+          <w:sz w:val="24"/>
+          <w:szCs w:val="24"/>
+        </w:rPr>
+        <w:t>jumlah</w:t>
+      </w:r>
+      <w:proofErr w:type="spellEnd"/>
+      <w:r>
+        <w:rPr>
+          <w:rFonts w:ascii="Times New Roman" w:hAnsi="Times New Roman" w:cs="Times New Roman"/>
+          <w:sz w:val="24"/>
+          <w:szCs w:val="24"/>
+        </w:rPr>
+        <w:t xml:space="preserve"> </w:t>
+      </w:r>
+      <w:proofErr w:type="spellStart"/>
+      <w:r>
+        <w:rPr>
+          <w:rFonts w:ascii="Times New Roman" w:hAnsi="Times New Roman" w:cs="Times New Roman"/>
+          <w:sz w:val="24"/>
+          <w:szCs w:val="24"/>
+        </w:rPr>
+        <w:t>produk</w:t>
+      </w:r>
+      <w:proofErr w:type="spellEnd"/>
+      <w:r>
+        <w:rPr>
+          <w:rFonts w:ascii="Times New Roman" w:hAnsi="Times New Roman" w:cs="Times New Roman"/>
+          <w:sz w:val="24"/>
+          <w:szCs w:val="24"/>
+        </w:rPr>
+        <w:t xml:space="preserve"> </w:t>
+      </w:r>
+      <w:proofErr w:type="spellStart"/>
+      <w:r>
+        <w:rPr>
+          <w:rFonts w:ascii="Times New Roman" w:hAnsi="Times New Roman" w:cs="Times New Roman"/>
+          <w:sz w:val="24"/>
+          <w:szCs w:val="24"/>
+        </w:rPr>
+        <w:t>terjual</w:t>
+      </w:r>
+      <w:proofErr w:type="spellEnd"/>
+      <w:r>
+        <w:rPr>
+          <w:rFonts w:ascii="Times New Roman" w:hAnsi="Times New Roman" w:cs="Times New Roman"/>
+          <w:sz w:val="24"/>
+          <w:szCs w:val="24"/>
+        </w:rPr>
+        <w:t xml:space="preserve">, dan </w:t>
+      </w:r>
+      <w:proofErr w:type="spellStart"/>
+      <w:r>
+        <w:rPr>
+          <w:rFonts w:ascii="Times New Roman" w:hAnsi="Times New Roman" w:cs="Times New Roman"/>
+          <w:sz w:val="24"/>
+          <w:szCs w:val="24"/>
+        </w:rPr>
+        <w:t>stok</w:t>
+      </w:r>
+      <w:proofErr w:type="spellEnd"/>
+      <w:r>
+        <w:rPr>
+          <w:rFonts w:ascii="Times New Roman" w:hAnsi="Times New Roman" w:cs="Times New Roman"/>
+          <w:sz w:val="24"/>
+          <w:szCs w:val="24"/>
+        </w:rPr>
+        <w:t xml:space="preserve"> </w:t>
+      </w:r>
+      <w:proofErr w:type="spellStart"/>
+      <w:r>
+        <w:rPr>
+          <w:rFonts w:ascii="Times New Roman" w:hAnsi="Times New Roman" w:cs="Times New Roman"/>
+          <w:sz w:val="24"/>
+          <w:szCs w:val="24"/>
+        </w:rPr>
+        <w:t>tersisa</w:t>
+      </w:r>
+      <w:proofErr w:type="spellEnd"/>
+      <w:r>
+        <w:rPr>
+          <w:rFonts w:ascii="Times New Roman" w:hAnsi="Times New Roman" w:cs="Times New Roman"/>
+          <w:sz w:val="24"/>
+          <w:szCs w:val="24"/>
+        </w:rPr>
+        <w:t xml:space="preserve">. Setelah proses </w:t>
+      </w:r>
+      <w:proofErr w:type="spellStart"/>
+      <w:r>
+        <w:rPr>
+          <w:rFonts w:ascii="Times New Roman" w:hAnsi="Times New Roman" w:cs="Times New Roman"/>
+          <w:sz w:val="24"/>
+          <w:szCs w:val="24"/>
+        </w:rPr>
+        <w:t>verifikasi</w:t>
+      </w:r>
+      <w:proofErr w:type="spellEnd"/>
+      <w:r>
+        <w:rPr>
+          <w:rFonts w:ascii="Times New Roman" w:hAnsi="Times New Roman" w:cs="Times New Roman"/>
+          <w:sz w:val="24"/>
+          <w:szCs w:val="24"/>
+        </w:rPr>
+        <w:t xml:space="preserve"> </w:t>
+      </w:r>
+      <w:proofErr w:type="spellStart"/>
+      <w:r>
+        <w:rPr>
+          <w:rFonts w:ascii="Times New Roman" w:hAnsi="Times New Roman" w:cs="Times New Roman"/>
+          <w:sz w:val="24"/>
+          <w:szCs w:val="24"/>
+        </w:rPr>
+        <w:t>selesai</w:t>
+      </w:r>
+      <w:proofErr w:type="spellEnd"/>
+      <w:r>
+        <w:rPr>
+          <w:rFonts w:ascii="Times New Roman" w:hAnsi="Times New Roman" w:cs="Times New Roman"/>
+          <w:sz w:val="24"/>
+          <w:szCs w:val="24"/>
+        </w:rPr>
+        <w:t xml:space="preserve">, data </w:t>
+      </w:r>
+      <w:proofErr w:type="spellStart"/>
+      <w:r>
+        <w:rPr>
+          <w:rFonts w:ascii="Times New Roman" w:hAnsi="Times New Roman" w:cs="Times New Roman"/>
+          <w:sz w:val="24"/>
+          <w:szCs w:val="24"/>
+        </w:rPr>
+        <w:t>disimpan</w:t>
+      </w:r>
+      <w:proofErr w:type="spellEnd"/>
+      <w:r>
+        <w:rPr>
+          <w:rFonts w:ascii="Times New Roman" w:hAnsi="Times New Roman" w:cs="Times New Roman"/>
+          <w:sz w:val="24"/>
+          <w:szCs w:val="24"/>
+        </w:rPr>
+        <w:t xml:space="preserve"> </w:t>
+      </w:r>
+      <w:proofErr w:type="spellStart"/>
+      <w:r>
+        <w:rPr>
+          <w:rFonts w:ascii="Times New Roman" w:hAnsi="Times New Roman" w:cs="Times New Roman"/>
+          <w:sz w:val="24"/>
+          <w:szCs w:val="24"/>
+        </w:rPr>
+        <w:t>sebagai</w:t>
+      </w:r>
+      <w:proofErr w:type="spellEnd"/>
+      <w:r>
+        <w:rPr>
+          <w:rFonts w:ascii="Times New Roman" w:hAnsi="Times New Roman" w:cs="Times New Roman"/>
+          <w:sz w:val="24"/>
+          <w:szCs w:val="24"/>
+        </w:rPr>
+        <w:t xml:space="preserve"> </w:t>
+      </w:r>
+      <w:proofErr w:type="spellStart"/>
+      <w:r>
+        <w:rPr>
+          <w:rFonts w:ascii="Times New Roman" w:hAnsi="Times New Roman" w:cs="Times New Roman"/>
+          <w:sz w:val="24"/>
+          <w:szCs w:val="24"/>
+        </w:rPr>
+        <w:t>laporan</w:t>
+      </w:r>
+      <w:proofErr w:type="spellEnd"/>
+      <w:r>
+        <w:rPr>
+          <w:rFonts w:ascii="Times New Roman" w:hAnsi="Times New Roman" w:cs="Times New Roman"/>
+          <w:sz w:val="24"/>
+          <w:szCs w:val="24"/>
+        </w:rPr>
+        <w:t xml:space="preserve"> </w:t>
+      </w:r>
+      <w:proofErr w:type="spellStart"/>
+      <w:r>
+        <w:rPr>
+          <w:rFonts w:ascii="Times New Roman" w:hAnsi="Times New Roman" w:cs="Times New Roman"/>
+          <w:sz w:val="24"/>
+          <w:szCs w:val="24"/>
+        </w:rPr>
+        <w:t>operasional</w:t>
+      </w:r>
+      <w:proofErr w:type="spellEnd"/>
+      <w:r>
+        <w:rPr>
+          <w:rFonts w:ascii="Times New Roman" w:hAnsi="Times New Roman" w:cs="Times New Roman"/>
+          <w:sz w:val="24"/>
+          <w:szCs w:val="24"/>
+        </w:rPr>
+        <w:t xml:space="preserve"> </w:t>
+      </w:r>
+      <w:proofErr w:type="spellStart"/>
+      <w:r>
+        <w:rPr>
+          <w:rFonts w:ascii="Times New Roman" w:hAnsi="Times New Roman" w:cs="Times New Roman"/>
+          <w:sz w:val="24"/>
+          <w:szCs w:val="24"/>
+        </w:rPr>
+        <w:t>harian</w:t>
+      </w:r>
+      <w:proofErr w:type="spellEnd"/>
+      <w:r>
+        <w:rPr>
+          <w:rFonts w:ascii="Times New Roman" w:hAnsi="Times New Roman" w:cs="Times New Roman"/>
+          <w:sz w:val="24"/>
+          <w:szCs w:val="24"/>
+        </w:rPr>
+        <w:t>.</w:t>
+      </w:r>
     </w:p>
     <w:p>
       <w:pPr>
         <w:ind w:left="0" w:firstLine="0"/>
         <w:rPr>
           <w:rFonts w:ascii="Times New Roman" w:hAnsi="Times New Roman" w:cs="Times New Roman"/>
+          <w:sz w:val="24"/>
+          <w:szCs w:val="24"/>
+        </w:rPr>
+      </w:pPr>
+      <w:r>
+        <w:rPr>
+          <w:rFonts w:ascii="Times New Roman" w:hAnsi="Times New Roman" w:cs="Times New Roman"/>
+          <w:sz w:val="24"/>
+          <w:szCs w:val="24"/>
+        </w:rPr>
+        <w:tab/>
+      </w:r>
+      <w:proofErr w:type="spellStart"/>
+      <w:r>
+        <w:rPr>
+          <w:rFonts w:ascii="Times New Roman" w:hAnsi="Times New Roman" w:cs="Times New Roman"/>
+          <w:sz w:val="24"/>
+          <w:szCs w:val="24"/>
+        </w:rPr>
+        <w:t>Laporan</w:t>
+      </w:r>
+      <w:proofErr w:type="spellEnd"/>
+      <w:r>
+        <w:rPr>
+          <w:rFonts w:ascii="Times New Roman" w:hAnsi="Times New Roman" w:cs="Times New Roman"/>
+          <w:sz w:val="24"/>
+          <w:szCs w:val="24"/>
+        </w:rPr>
+        <w:t xml:space="preserve"> </w:t>
+      </w:r>
+      <w:proofErr w:type="spellStart"/>
+      <w:r>
+        <w:rPr>
+          <w:rFonts w:ascii="Times New Roman" w:hAnsi="Times New Roman" w:cs="Times New Roman"/>
+          <w:sz w:val="24"/>
+          <w:szCs w:val="24"/>
+        </w:rPr>
+        <w:t>tersebut</w:t>
+      </w:r>
+      <w:proofErr w:type="spellEnd"/>
+      <w:r>
+        <w:rPr>
+          <w:rFonts w:ascii="Times New Roman" w:hAnsi="Times New Roman" w:cs="Times New Roman"/>
+          <w:sz w:val="24"/>
+          <w:szCs w:val="24"/>
+        </w:rPr>
+        <w:t xml:space="preserve"> </w:t>
+      </w:r>
+      <w:proofErr w:type="spellStart"/>
+      <w:r>
+        <w:rPr>
+          <w:rFonts w:ascii="Times New Roman" w:hAnsi="Times New Roman" w:cs="Times New Roman"/>
+          <w:sz w:val="24"/>
+          <w:szCs w:val="24"/>
+        </w:rPr>
+        <w:t>kemudian</w:t>
+      </w:r>
+      <w:proofErr w:type="spellEnd"/>
+      <w:r>
+        <w:rPr>
+          <w:rFonts w:ascii="Times New Roman" w:hAnsi="Times New Roman" w:cs="Times New Roman"/>
+          <w:sz w:val="24"/>
+          <w:szCs w:val="24"/>
+        </w:rPr>
+        <w:t xml:space="preserve"> </w:t>
+      </w:r>
+      <w:proofErr w:type="spellStart"/>
+      <w:r>
+        <w:rPr>
+          <w:rFonts w:ascii="Times New Roman" w:hAnsi="Times New Roman" w:cs="Times New Roman"/>
+          <w:sz w:val="24"/>
+          <w:szCs w:val="24"/>
+        </w:rPr>
+        <w:t>digunakan</w:t>
+      </w:r>
+      <w:proofErr w:type="spellEnd"/>
+      <w:r>
+        <w:rPr>
+          <w:rFonts w:ascii="Times New Roman" w:hAnsi="Times New Roman" w:cs="Times New Roman"/>
+          <w:sz w:val="24"/>
+          <w:szCs w:val="24"/>
+        </w:rPr>
+        <w:t xml:space="preserve"> owner </w:t>
+      </w:r>
+      <w:proofErr w:type="spellStart"/>
+      <w:r>
+        <w:rPr>
+          <w:rFonts w:ascii="Times New Roman" w:hAnsi="Times New Roman" w:cs="Times New Roman"/>
+          <w:sz w:val="24"/>
+          <w:szCs w:val="24"/>
+        </w:rPr>
+        <w:t>sebagai</w:t>
+      </w:r>
+      <w:proofErr w:type="spellEnd"/>
+      <w:r>
+        <w:rPr>
+          <w:rFonts w:ascii="Times New Roman" w:hAnsi="Times New Roman" w:cs="Times New Roman"/>
+          <w:sz w:val="24"/>
+          <w:szCs w:val="24"/>
+        </w:rPr>
+        <w:t xml:space="preserve"> </w:t>
+      </w:r>
+      <w:proofErr w:type="spellStart"/>
+      <w:r>
+        <w:rPr>
+          <w:rFonts w:ascii="Times New Roman" w:hAnsi="Times New Roman" w:cs="Times New Roman"/>
+          <w:sz w:val="24"/>
+          <w:szCs w:val="24"/>
+        </w:rPr>
+        <w:t>bahan</w:t>
+      </w:r>
+      <w:proofErr w:type="spellEnd"/>
+      <w:r>
+        <w:rPr>
+          <w:rFonts w:ascii="Times New Roman" w:hAnsi="Times New Roman" w:cs="Times New Roman"/>
+          <w:sz w:val="24"/>
+          <w:szCs w:val="24"/>
+        </w:rPr>
+        <w:t xml:space="preserve"> </w:t>
+      </w:r>
+      <w:proofErr w:type="spellStart"/>
+      <w:r>
+        <w:rPr>
+          <w:rFonts w:ascii="Times New Roman" w:hAnsi="Times New Roman" w:cs="Times New Roman"/>
+          <w:sz w:val="24"/>
+          <w:szCs w:val="24"/>
+        </w:rPr>
+        <w:t>pemantauan</w:t>
+      </w:r>
+      <w:proofErr w:type="spellEnd"/>
+      <w:r>
+        <w:rPr>
+          <w:rFonts w:ascii="Times New Roman" w:hAnsi="Times New Roman" w:cs="Times New Roman"/>
+          <w:sz w:val="24"/>
+          <w:szCs w:val="24"/>
+        </w:rPr>
+        <w:t xml:space="preserve"> dan </w:t>
+      </w:r>
+      <w:proofErr w:type="spellStart"/>
+      <w:r>
+        <w:rPr>
+          <w:rFonts w:ascii="Times New Roman" w:hAnsi="Times New Roman" w:cs="Times New Roman"/>
+          <w:sz w:val="24"/>
+          <w:szCs w:val="24"/>
+        </w:rPr>
+        <w:t>evaluasi</w:t>
+      </w:r>
+      <w:proofErr w:type="spellEnd"/>
+      <w:r>
+        <w:rPr>
+          <w:rFonts w:ascii="Times New Roman" w:hAnsi="Times New Roman" w:cs="Times New Roman"/>
+          <w:sz w:val="24"/>
+          <w:szCs w:val="24"/>
+        </w:rPr>
+        <w:t xml:space="preserve"> </w:t>
+      </w:r>
+      <w:proofErr w:type="spellStart"/>
+      <w:r>
+        <w:rPr>
+          <w:rFonts w:ascii="Times New Roman" w:hAnsi="Times New Roman" w:cs="Times New Roman"/>
+          <w:sz w:val="24"/>
+          <w:szCs w:val="24"/>
+        </w:rPr>
+        <w:t>kegiatan</w:t>
+      </w:r>
+      <w:proofErr w:type="spellEnd"/>
+      <w:r>
+        <w:rPr>
+          <w:rFonts w:ascii="Times New Roman" w:hAnsi="Times New Roman" w:cs="Times New Roman"/>
+          <w:sz w:val="24"/>
+          <w:szCs w:val="24"/>
+        </w:rPr>
+        <w:t xml:space="preserve"> </w:t>
+      </w:r>
+      <w:proofErr w:type="spellStart"/>
+      <w:r>
+        <w:rPr>
+          <w:rFonts w:ascii="Times New Roman" w:hAnsi="Times New Roman" w:cs="Times New Roman"/>
+          <w:sz w:val="24"/>
+          <w:szCs w:val="24"/>
+        </w:rPr>
+        <w:t>operasinal</w:t>
+      </w:r>
+      <w:proofErr w:type="spellEnd"/>
+      <w:r>
+        <w:rPr>
+          <w:rFonts w:ascii="Times New Roman" w:hAnsi="Times New Roman" w:cs="Times New Roman"/>
+          <w:sz w:val="24"/>
+          <w:szCs w:val="24"/>
+        </w:rPr>
+        <w:t xml:space="preserve"> </w:t>
+      </w:r>
+      <w:proofErr w:type="spellStart"/>
+      <w:r>
+        <w:rPr>
+          <w:rFonts w:ascii="Times New Roman" w:hAnsi="Times New Roman" w:cs="Times New Roman"/>
+          <w:sz w:val="24"/>
+          <w:szCs w:val="24"/>
+        </w:rPr>
+        <w:t>usaha</w:t>
+      </w:r>
+      <w:proofErr w:type="spellEnd"/>
+      <w:r>
+        <w:rPr>
+          <w:rFonts w:ascii="Times New Roman" w:hAnsi="Times New Roman" w:cs="Times New Roman"/>
+          <w:sz w:val="24"/>
+          <w:szCs w:val="24"/>
+        </w:rPr>
+        <w:t>.</w:t>
+      </w:r>
+    </w:p>
+    <w:p>
+      <w:pPr>
+        <w:ind w:left="0" w:firstLine="0"/>
+        <w:rPr>
+          <w:rFonts w:ascii="Times New Roman" w:hAnsi="Times New Roman" w:cs="Times New Roman"/>
+          <w:sz w:val="24"/>
+          <w:szCs w:val="24"/>
+        </w:rPr>
+      </w:pPr>
+    </w:p>
+    <w:p>
+      <w:pPr>
+        <w:pStyle w:val="ListParagraph"/>
+        <w:numPr>
+          <w:ilvl w:val="1"/>
+          <w:numId w:val="18"/>
+        </w:numPr>
+        <w:rPr>
+          <w:rFonts w:ascii="Times New Roman" w:hAnsi="Times New Roman" w:cs="Times New Roman"/>
           <w:b/>
           <w:bCs/>
           <w:sz w:val="24"/>
@@ -42123,7 +44698,7 @@
           <w:sz w:val="24"/>
           <w:szCs w:val="24"/>
         </w:rPr>
-        <w:t xml:space="preserve">2.5.2.2 </w:t>
+        <w:t xml:space="preserve">Gambaran </w:t>
       </w:r>
       <w:proofErr w:type="spellStart"/>
       <w:r>
@@ -42134,7 +44709,7 @@
           <w:sz w:val="24"/>
           <w:szCs w:val="24"/>
         </w:rPr>
-        <w:t>Penjualan</w:t>
+        <w:t>Bidang</w:t>
       </w:r>
       <w:proofErr w:type="spellEnd"/>
       <w:r>
@@ -42156,9 +44731,69 @@
           <w:sz w:val="24"/>
           <w:szCs w:val="24"/>
         </w:rPr>
-        <w:t>Minuman</w:t>
-      </w:r>
-      <w:proofErr w:type="spellEnd"/>
+        <w:t>Informatika</w:t>
+      </w:r>
+      <w:proofErr w:type="spellEnd"/>
+    </w:p>
+    <w:p>
+      <w:pPr>
+        <w:pStyle w:val="ListParagraph"/>
+        <w:numPr>
+          <w:ilvl w:val="2"/>
+          <w:numId w:val="18"/>
+        </w:numPr>
+        <w:rPr>
+          <w:rFonts w:ascii="Times New Roman" w:hAnsi="Times New Roman" w:cs="Times New Roman"/>
+          <w:b/>
+          <w:bCs/>
+          <w:sz w:val="24"/>
+          <w:szCs w:val="24"/>
+        </w:rPr>
+      </w:pPr>
+      <w:proofErr w:type="spellStart"/>
+      <w:r>
+        <w:rPr>
+          <w:rFonts w:ascii="Times New Roman" w:hAnsi="Times New Roman" w:cs="Times New Roman"/>
+          <w:b/>
+          <w:bCs/>
+          <w:sz w:val="24"/>
+          <w:szCs w:val="24"/>
+        </w:rPr>
+        <w:t>Posisi</w:t>
+      </w:r>
+      <w:proofErr w:type="spellEnd"/>
+      <w:r>
+        <w:rPr>
+          <w:rFonts w:ascii="Times New Roman" w:hAnsi="Times New Roman" w:cs="Times New Roman"/>
+          <w:b/>
+          <w:bCs/>
+          <w:sz w:val="24"/>
+          <w:szCs w:val="24"/>
+        </w:rPr>
+        <w:t xml:space="preserve"> </w:t>
+      </w:r>
+      <w:proofErr w:type="spellStart"/>
+      <w:r>
+        <w:rPr>
+          <w:rFonts w:ascii="Times New Roman" w:hAnsi="Times New Roman" w:cs="Times New Roman"/>
+          <w:b/>
+          <w:bCs/>
+          <w:sz w:val="24"/>
+          <w:szCs w:val="24"/>
+        </w:rPr>
+        <w:t>Departemen</w:t>
+      </w:r>
+      <w:proofErr w:type="spellEnd"/>
+      <w:r>
+        <w:rPr>
+          <w:rFonts w:ascii="Times New Roman" w:hAnsi="Times New Roman" w:cs="Times New Roman"/>
+          <w:b/>
+          <w:bCs/>
+          <w:sz w:val="24"/>
+          <w:szCs w:val="24"/>
+        </w:rPr>
+        <w:t xml:space="preserve"> TI/SI</w:t>
+      </w:r>
     </w:p>
     <w:p>
       <w:pPr>
@@ -42175,7 +44810,457 @@
           <w:sz w:val="24"/>
           <w:szCs w:val="24"/>
         </w:rPr>
-        <w:t xml:space="preserve">Proses </w:t>
+        <w:t xml:space="preserve">Pada </w:t>
+      </w:r>
+      <w:proofErr w:type="spellStart"/>
+      <w:r>
+        <w:rPr>
+          <w:rFonts w:ascii="Times New Roman" w:hAnsi="Times New Roman" w:cs="Times New Roman"/>
+          <w:sz w:val="24"/>
+          <w:szCs w:val="24"/>
+        </w:rPr>
+        <w:t>struktur</w:t>
+      </w:r>
+      <w:proofErr w:type="spellEnd"/>
+      <w:r>
+        <w:rPr>
+          <w:rFonts w:ascii="Times New Roman" w:hAnsi="Times New Roman" w:cs="Times New Roman"/>
+          <w:sz w:val="24"/>
+          <w:szCs w:val="24"/>
+        </w:rPr>
+        <w:t xml:space="preserve"> </w:t>
+      </w:r>
+      <w:proofErr w:type="spellStart"/>
+      <w:r>
+        <w:rPr>
+          <w:rFonts w:ascii="Times New Roman" w:hAnsi="Times New Roman" w:cs="Times New Roman"/>
+          <w:sz w:val="24"/>
+          <w:szCs w:val="24"/>
+        </w:rPr>
+        <w:t>organisasi</w:t>
+      </w:r>
+      <w:proofErr w:type="spellEnd"/>
+      <w:r>
+        <w:rPr>
+          <w:rFonts w:ascii="Times New Roman" w:hAnsi="Times New Roman" w:cs="Times New Roman"/>
+          <w:sz w:val="24"/>
+          <w:szCs w:val="24"/>
+        </w:rPr>
+        <w:t xml:space="preserve"> Kopi </w:t>
+      </w:r>
+      <w:proofErr w:type="spellStart"/>
+      <w:r>
+        <w:rPr>
+          <w:rFonts w:ascii="Times New Roman" w:hAnsi="Times New Roman" w:cs="Times New Roman"/>
+          <w:sz w:val="24"/>
+          <w:szCs w:val="24"/>
+        </w:rPr>
+        <w:t>Keliling</w:t>
+      </w:r>
+      <w:proofErr w:type="spellEnd"/>
+      <w:r>
+        <w:rPr>
+          <w:rFonts w:ascii="Times New Roman" w:hAnsi="Times New Roman" w:cs="Times New Roman"/>
+          <w:sz w:val="24"/>
+          <w:szCs w:val="24"/>
+        </w:rPr>
+        <w:t xml:space="preserve"> </w:t>
+      </w:r>
+      <w:proofErr w:type="spellStart"/>
+      <w:r>
+        <w:rPr>
+          <w:rFonts w:ascii="Times New Roman" w:hAnsi="Times New Roman" w:cs="Times New Roman"/>
+          <w:sz w:val="24"/>
+          <w:szCs w:val="24"/>
+        </w:rPr>
+        <w:t>Kopikeun</w:t>
+      </w:r>
+      <w:proofErr w:type="spellEnd"/>
+      <w:r>
+        <w:rPr>
+          <w:rFonts w:ascii="Times New Roman" w:hAnsi="Times New Roman" w:cs="Times New Roman"/>
+          <w:sz w:val="24"/>
+          <w:szCs w:val="24"/>
+        </w:rPr>
+        <w:t xml:space="preserve">, </w:t>
+      </w:r>
+      <w:proofErr w:type="spellStart"/>
+      <w:r>
+        <w:rPr>
+          <w:rFonts w:ascii="Times New Roman" w:hAnsi="Times New Roman" w:cs="Times New Roman"/>
+          <w:sz w:val="24"/>
+          <w:szCs w:val="24"/>
+        </w:rPr>
+        <w:t>belum</w:t>
+      </w:r>
+      <w:proofErr w:type="spellEnd"/>
+      <w:r>
+        <w:rPr>
+          <w:rFonts w:ascii="Times New Roman" w:hAnsi="Times New Roman" w:cs="Times New Roman"/>
+          <w:sz w:val="24"/>
+          <w:szCs w:val="24"/>
+        </w:rPr>
+        <w:t xml:space="preserve"> </w:t>
+      </w:r>
+      <w:proofErr w:type="spellStart"/>
+      <w:r>
+        <w:rPr>
+          <w:rFonts w:ascii="Times New Roman" w:hAnsi="Times New Roman" w:cs="Times New Roman"/>
+          <w:sz w:val="24"/>
+          <w:szCs w:val="24"/>
+        </w:rPr>
+        <w:t>terdapat</w:t>
+      </w:r>
+      <w:proofErr w:type="spellEnd"/>
+      <w:r>
+        <w:rPr>
+          <w:rFonts w:ascii="Times New Roman" w:hAnsi="Times New Roman" w:cs="Times New Roman"/>
+          <w:sz w:val="24"/>
+          <w:szCs w:val="24"/>
+        </w:rPr>
+        <w:t xml:space="preserve"> </w:t>
+      </w:r>
+      <w:proofErr w:type="spellStart"/>
+      <w:r>
+        <w:rPr>
+          <w:rFonts w:ascii="Times New Roman" w:hAnsi="Times New Roman" w:cs="Times New Roman"/>
+          <w:sz w:val="24"/>
+          <w:szCs w:val="24"/>
+        </w:rPr>
+        <w:t>departemen</w:t>
+      </w:r>
+      <w:proofErr w:type="spellEnd"/>
+      <w:r>
+        <w:rPr>
+          <w:rFonts w:ascii="Times New Roman" w:hAnsi="Times New Roman" w:cs="Times New Roman"/>
+          <w:sz w:val="24"/>
+          <w:szCs w:val="24"/>
+        </w:rPr>
+        <w:t xml:space="preserve"> </w:t>
+      </w:r>
+      <w:proofErr w:type="spellStart"/>
+      <w:r>
+        <w:rPr>
+          <w:rFonts w:ascii="Times New Roman" w:hAnsi="Times New Roman" w:cs="Times New Roman"/>
+          <w:sz w:val="24"/>
+          <w:szCs w:val="24"/>
+        </w:rPr>
+        <w:t>khusus</w:t>
+      </w:r>
+      <w:proofErr w:type="spellEnd"/>
+      <w:r>
+        <w:rPr>
+          <w:rFonts w:ascii="Times New Roman" w:hAnsi="Times New Roman" w:cs="Times New Roman"/>
+          <w:sz w:val="24"/>
+          <w:szCs w:val="24"/>
+        </w:rPr>
+        <w:t xml:space="preserve"> yang </w:t>
+      </w:r>
+      <w:proofErr w:type="spellStart"/>
+      <w:r>
+        <w:rPr>
+          <w:rFonts w:ascii="Times New Roman" w:hAnsi="Times New Roman" w:cs="Times New Roman"/>
+          <w:sz w:val="24"/>
+          <w:szCs w:val="24"/>
+        </w:rPr>
+        <w:t>menangani</w:t>
+      </w:r>
+      <w:proofErr w:type="spellEnd"/>
+      <w:r>
+        <w:rPr>
+          <w:rFonts w:ascii="Times New Roman" w:hAnsi="Times New Roman" w:cs="Times New Roman"/>
+          <w:sz w:val="24"/>
+          <w:szCs w:val="24"/>
+        </w:rPr>
+        <w:t xml:space="preserve"> </w:t>
+      </w:r>
+      <w:proofErr w:type="spellStart"/>
+      <w:r>
+        <w:rPr>
+          <w:rFonts w:ascii="Times New Roman" w:hAnsi="Times New Roman" w:cs="Times New Roman"/>
+          <w:sz w:val="24"/>
+          <w:szCs w:val="24"/>
+        </w:rPr>
+        <w:t>Teknologi</w:t>
+      </w:r>
+      <w:proofErr w:type="spellEnd"/>
+      <w:r>
+        <w:rPr>
+          <w:rFonts w:ascii="Times New Roman" w:hAnsi="Times New Roman" w:cs="Times New Roman"/>
+          <w:sz w:val="24"/>
+          <w:szCs w:val="24"/>
+        </w:rPr>
+        <w:t xml:space="preserve"> </w:t>
+      </w:r>
+      <w:proofErr w:type="spellStart"/>
+      <w:r>
+        <w:rPr>
+          <w:rFonts w:ascii="Times New Roman" w:hAnsi="Times New Roman" w:cs="Times New Roman"/>
+          <w:sz w:val="24"/>
+          <w:szCs w:val="24"/>
+        </w:rPr>
+        <w:t>Informasi</w:t>
+      </w:r>
+      <w:proofErr w:type="spellEnd"/>
+      <w:r>
+        <w:rPr>
+          <w:rFonts w:ascii="Times New Roman" w:hAnsi="Times New Roman" w:cs="Times New Roman"/>
+          <w:sz w:val="24"/>
+          <w:szCs w:val="24"/>
+        </w:rPr>
+        <w:t xml:space="preserve"> </w:t>
+      </w:r>
+      <w:proofErr w:type="spellStart"/>
+      <w:r>
+        <w:rPr>
+          <w:rFonts w:ascii="Times New Roman" w:hAnsi="Times New Roman" w:cs="Times New Roman"/>
+          <w:sz w:val="24"/>
+          <w:szCs w:val="24"/>
+        </w:rPr>
+        <w:t>atau</w:t>
+      </w:r>
+      <w:proofErr w:type="spellEnd"/>
+      <w:r>
+        <w:rPr>
+          <w:rFonts w:ascii="Times New Roman" w:hAnsi="Times New Roman" w:cs="Times New Roman"/>
+          <w:sz w:val="24"/>
+          <w:szCs w:val="24"/>
+        </w:rPr>
+        <w:t xml:space="preserve"> </w:t>
+      </w:r>
+      <w:proofErr w:type="spellStart"/>
+      <w:r>
+        <w:rPr>
+          <w:rFonts w:ascii="Times New Roman" w:hAnsi="Times New Roman" w:cs="Times New Roman"/>
+          <w:sz w:val="24"/>
+          <w:szCs w:val="24"/>
+        </w:rPr>
+        <w:t>Sistem</w:t>
+      </w:r>
+      <w:proofErr w:type="spellEnd"/>
+      <w:r>
+        <w:rPr>
+          <w:rFonts w:ascii="Times New Roman" w:hAnsi="Times New Roman" w:cs="Times New Roman"/>
+          <w:sz w:val="24"/>
+          <w:szCs w:val="24"/>
+        </w:rPr>
+        <w:t xml:space="preserve"> </w:t>
+      </w:r>
+      <w:proofErr w:type="spellStart"/>
+      <w:r>
+        <w:rPr>
+          <w:rFonts w:ascii="Times New Roman" w:hAnsi="Times New Roman" w:cs="Times New Roman"/>
+          <w:sz w:val="24"/>
+          <w:szCs w:val="24"/>
+        </w:rPr>
+        <w:t>Informasi</w:t>
+      </w:r>
+      <w:proofErr w:type="spellEnd"/>
+      <w:r>
+        <w:rPr>
+          <w:rFonts w:ascii="Times New Roman" w:hAnsi="Times New Roman" w:cs="Times New Roman"/>
+          <w:sz w:val="24"/>
+          <w:szCs w:val="24"/>
+        </w:rPr>
+        <w:t xml:space="preserve"> </w:t>
+      </w:r>
+      <w:proofErr w:type="spellStart"/>
+      <w:r>
+        <w:rPr>
+          <w:rFonts w:ascii="Times New Roman" w:hAnsi="Times New Roman" w:cs="Times New Roman"/>
+          <w:sz w:val="24"/>
+          <w:szCs w:val="24"/>
+        </w:rPr>
+        <w:t>secara</w:t>
+      </w:r>
+      <w:proofErr w:type="spellEnd"/>
+      <w:r>
+        <w:rPr>
+          <w:rFonts w:ascii="Times New Roman" w:hAnsi="Times New Roman" w:cs="Times New Roman"/>
+          <w:sz w:val="24"/>
+          <w:szCs w:val="24"/>
+        </w:rPr>
+        <w:t xml:space="preserve"> formal. </w:t>
+      </w:r>
+      <w:proofErr w:type="spellStart"/>
+      <w:r>
+        <w:rPr>
+          <w:rFonts w:ascii="Times New Roman" w:hAnsi="Times New Roman" w:cs="Times New Roman"/>
+          <w:sz w:val="24"/>
+          <w:szCs w:val="24"/>
+        </w:rPr>
+        <w:t>Pengelolaan</w:t>
+      </w:r>
+      <w:proofErr w:type="spellEnd"/>
+      <w:r>
+        <w:rPr>
+          <w:rFonts w:ascii="Times New Roman" w:hAnsi="Times New Roman" w:cs="Times New Roman"/>
+          <w:sz w:val="24"/>
+          <w:szCs w:val="24"/>
+        </w:rPr>
+        <w:t xml:space="preserve"> </w:t>
+      </w:r>
+      <w:proofErr w:type="spellStart"/>
+      <w:r>
+        <w:rPr>
+          <w:rFonts w:ascii="Times New Roman" w:hAnsi="Times New Roman" w:cs="Times New Roman"/>
+          <w:sz w:val="24"/>
+          <w:szCs w:val="24"/>
+        </w:rPr>
+        <w:t>teknologi</w:t>
+      </w:r>
+      <w:proofErr w:type="spellEnd"/>
+      <w:r>
+        <w:rPr>
+          <w:rFonts w:ascii="Times New Roman" w:hAnsi="Times New Roman" w:cs="Times New Roman"/>
+          <w:sz w:val="24"/>
+          <w:szCs w:val="24"/>
+        </w:rPr>
+        <w:t xml:space="preserve"> dan </w:t>
+      </w:r>
+      <w:proofErr w:type="spellStart"/>
+      <w:r>
+        <w:rPr>
+          <w:rFonts w:ascii="Times New Roman" w:hAnsi="Times New Roman" w:cs="Times New Roman"/>
+          <w:sz w:val="24"/>
+          <w:szCs w:val="24"/>
+        </w:rPr>
+        <w:t>pencatatan</w:t>
+      </w:r>
+      <w:proofErr w:type="spellEnd"/>
+      <w:r>
+        <w:rPr>
+          <w:rFonts w:ascii="Times New Roman" w:hAnsi="Times New Roman" w:cs="Times New Roman"/>
+          <w:sz w:val="24"/>
+          <w:szCs w:val="24"/>
+        </w:rPr>
+        <w:t xml:space="preserve"> data </w:t>
+      </w:r>
+      <w:proofErr w:type="spellStart"/>
+      <w:r>
+        <w:rPr>
+          <w:rFonts w:ascii="Times New Roman" w:hAnsi="Times New Roman" w:cs="Times New Roman"/>
+          <w:sz w:val="24"/>
+          <w:szCs w:val="24"/>
+        </w:rPr>
+        <w:t>operasional</w:t>
+      </w:r>
+      <w:proofErr w:type="spellEnd"/>
+      <w:r>
+        <w:rPr>
+          <w:rFonts w:ascii="Times New Roman" w:hAnsi="Times New Roman" w:cs="Times New Roman"/>
+          <w:sz w:val="24"/>
+          <w:szCs w:val="24"/>
+        </w:rPr>
+        <w:t xml:space="preserve"> </w:t>
+      </w:r>
+      <w:proofErr w:type="spellStart"/>
+      <w:r>
+        <w:rPr>
+          <w:rFonts w:ascii="Times New Roman" w:hAnsi="Times New Roman" w:cs="Times New Roman"/>
+          <w:sz w:val="24"/>
+          <w:szCs w:val="24"/>
+        </w:rPr>
+        <w:t>masih</w:t>
+      </w:r>
+      <w:proofErr w:type="spellEnd"/>
+      <w:r>
+        <w:rPr>
+          <w:rFonts w:ascii="Times New Roman" w:hAnsi="Times New Roman" w:cs="Times New Roman"/>
+          <w:sz w:val="24"/>
+          <w:szCs w:val="24"/>
+        </w:rPr>
+        <w:t xml:space="preserve"> </w:t>
+      </w:r>
+      <w:proofErr w:type="spellStart"/>
+      <w:r>
+        <w:rPr>
+          <w:rFonts w:ascii="Times New Roman" w:hAnsi="Times New Roman" w:cs="Times New Roman"/>
+          <w:sz w:val="24"/>
+          <w:szCs w:val="24"/>
+        </w:rPr>
+        <w:t>dilakukan</w:t>
+      </w:r>
+      <w:proofErr w:type="spellEnd"/>
+      <w:r>
+        <w:rPr>
+          <w:rFonts w:ascii="Times New Roman" w:hAnsi="Times New Roman" w:cs="Times New Roman"/>
+          <w:sz w:val="24"/>
+          <w:szCs w:val="24"/>
+        </w:rPr>
+        <w:t xml:space="preserve"> </w:t>
+      </w:r>
+      <w:proofErr w:type="spellStart"/>
+      <w:r>
+        <w:rPr>
+          <w:rFonts w:ascii="Times New Roman" w:hAnsi="Times New Roman" w:cs="Times New Roman"/>
+          <w:sz w:val="24"/>
+          <w:szCs w:val="24"/>
+        </w:rPr>
+        <w:t>secara</w:t>
+      </w:r>
+      <w:proofErr w:type="spellEnd"/>
+      <w:r>
+        <w:rPr>
+          <w:rFonts w:ascii="Times New Roman" w:hAnsi="Times New Roman" w:cs="Times New Roman"/>
+          <w:sz w:val="24"/>
+          <w:szCs w:val="24"/>
+        </w:rPr>
+        <w:t xml:space="preserve"> </w:t>
+      </w:r>
+      <w:proofErr w:type="spellStart"/>
+      <w:r>
+        <w:rPr>
+          <w:rFonts w:ascii="Times New Roman" w:hAnsi="Times New Roman" w:cs="Times New Roman"/>
+          <w:sz w:val="24"/>
+          <w:szCs w:val="24"/>
+        </w:rPr>
+        <w:t>sederhana</w:t>
+      </w:r>
+      <w:proofErr w:type="spellEnd"/>
+      <w:r>
+        <w:rPr>
+          <w:rFonts w:ascii="Times New Roman" w:hAnsi="Times New Roman" w:cs="Times New Roman"/>
+          <w:sz w:val="24"/>
+          <w:szCs w:val="24"/>
+        </w:rPr>
+        <w:t xml:space="preserve"> oleh </w:t>
+      </w:r>
+      <w:proofErr w:type="spellStart"/>
+      <w:r>
+        <w:rPr>
+          <w:rFonts w:ascii="Times New Roman" w:hAnsi="Times New Roman" w:cs="Times New Roman"/>
+          <w:sz w:val="24"/>
+          <w:szCs w:val="24"/>
+        </w:rPr>
+        <w:t>bagian</w:t>
+      </w:r>
+      <w:proofErr w:type="spellEnd"/>
+      <w:r>
+        <w:rPr>
+          <w:rFonts w:ascii="Times New Roman" w:hAnsi="Times New Roman" w:cs="Times New Roman"/>
+          <w:sz w:val="24"/>
+          <w:szCs w:val="24"/>
+        </w:rPr>
+        <w:t xml:space="preserve"> </w:t>
+      </w:r>
+      <w:proofErr w:type="spellStart"/>
+      <w:r>
+        <w:rPr>
+          <w:rFonts w:ascii="Times New Roman" w:hAnsi="Times New Roman" w:cs="Times New Roman"/>
+          <w:sz w:val="24"/>
+          <w:szCs w:val="24"/>
+        </w:rPr>
+        <w:t>pencatatan</w:t>
+      </w:r>
+      <w:proofErr w:type="spellEnd"/>
+      <w:r>
+        <w:rPr>
+          <w:rFonts w:ascii="Times New Roman" w:hAnsi="Times New Roman" w:cs="Times New Roman"/>
+          <w:sz w:val="24"/>
+          <w:szCs w:val="24"/>
+        </w:rPr>
+        <w:t xml:space="preserve"> </w:t>
       </w:r>
       <w:proofErr w:type="spellStart"/>
       <w:r>
@@ -42193,142 +45278,70 @@
           <w:sz w:val="24"/>
           <w:szCs w:val="24"/>
         </w:rPr>
-        <w:t xml:space="preserve"> </w:t>
-      </w:r>
-      <w:proofErr w:type="spellStart"/>
-      <w:r>
-        <w:rPr>
-          <w:rFonts w:ascii="Times New Roman" w:hAnsi="Times New Roman" w:cs="Times New Roman"/>
-          <w:sz w:val="24"/>
-          <w:szCs w:val="24"/>
-        </w:rPr>
-        <w:t>minuman</w:t>
-      </w:r>
-      <w:proofErr w:type="spellEnd"/>
-      <w:r>
-        <w:rPr>
-          <w:rFonts w:ascii="Times New Roman" w:hAnsi="Times New Roman" w:cs="Times New Roman"/>
-          <w:sz w:val="24"/>
-          <w:szCs w:val="24"/>
-        </w:rPr>
-        <w:t xml:space="preserve"> </w:t>
-      </w:r>
-      <w:proofErr w:type="spellStart"/>
-      <w:r>
-        <w:rPr>
-          <w:rFonts w:ascii="Times New Roman" w:hAnsi="Times New Roman" w:cs="Times New Roman"/>
-          <w:sz w:val="24"/>
-          <w:szCs w:val="24"/>
-        </w:rPr>
-        <w:t>dimulai</w:t>
-      </w:r>
-      <w:proofErr w:type="spellEnd"/>
-      <w:r>
-        <w:rPr>
-          <w:rFonts w:ascii="Times New Roman" w:hAnsi="Times New Roman" w:cs="Times New Roman"/>
-          <w:sz w:val="24"/>
-          <w:szCs w:val="24"/>
-        </w:rPr>
-        <w:t xml:space="preserve"> Ketika </w:t>
-      </w:r>
-      <w:proofErr w:type="spellStart"/>
-      <w:r>
-        <w:rPr>
-          <w:rFonts w:ascii="Times New Roman" w:hAnsi="Times New Roman" w:cs="Times New Roman"/>
-          <w:sz w:val="24"/>
-          <w:szCs w:val="24"/>
-        </w:rPr>
-        <w:t>penjual</w:t>
-      </w:r>
-      <w:proofErr w:type="spellEnd"/>
-      <w:r>
-        <w:rPr>
-          <w:rFonts w:ascii="Times New Roman" w:hAnsi="Times New Roman" w:cs="Times New Roman"/>
-          <w:sz w:val="24"/>
-          <w:szCs w:val="24"/>
-        </w:rPr>
-        <w:t xml:space="preserve"> </w:t>
-      </w:r>
-      <w:proofErr w:type="spellStart"/>
-      <w:r>
-        <w:rPr>
-          <w:rFonts w:ascii="Times New Roman" w:hAnsi="Times New Roman" w:cs="Times New Roman"/>
-          <w:sz w:val="24"/>
-          <w:szCs w:val="24"/>
-        </w:rPr>
-        <w:t>membawa</w:t>
-      </w:r>
-      <w:proofErr w:type="spellEnd"/>
-      <w:r>
-        <w:rPr>
-          <w:rFonts w:ascii="Times New Roman" w:hAnsi="Times New Roman" w:cs="Times New Roman"/>
-          <w:sz w:val="24"/>
-          <w:szCs w:val="24"/>
-        </w:rPr>
-        <w:t xml:space="preserve"> </w:t>
-      </w:r>
-      <w:proofErr w:type="spellStart"/>
-      <w:r>
-        <w:rPr>
-          <w:rFonts w:ascii="Times New Roman" w:hAnsi="Times New Roman" w:cs="Times New Roman"/>
-          <w:sz w:val="24"/>
-          <w:szCs w:val="24"/>
-        </w:rPr>
-        <w:t>stok</w:t>
-      </w:r>
-      <w:proofErr w:type="spellEnd"/>
-      <w:r>
-        <w:rPr>
-          <w:rFonts w:ascii="Times New Roman" w:hAnsi="Times New Roman" w:cs="Times New Roman"/>
-          <w:sz w:val="24"/>
-          <w:szCs w:val="24"/>
-        </w:rPr>
-        <w:t xml:space="preserve"> </w:t>
-      </w:r>
-      <w:proofErr w:type="spellStart"/>
-      <w:r>
-        <w:rPr>
-          <w:rFonts w:ascii="Times New Roman" w:hAnsi="Times New Roman" w:cs="Times New Roman"/>
-          <w:sz w:val="24"/>
-          <w:szCs w:val="24"/>
-        </w:rPr>
-        <w:t>minuman</w:t>
-      </w:r>
-      <w:proofErr w:type="spellEnd"/>
-      <w:r>
-        <w:rPr>
-          <w:rFonts w:ascii="Times New Roman" w:hAnsi="Times New Roman" w:cs="Times New Roman"/>
-          <w:sz w:val="24"/>
-          <w:szCs w:val="24"/>
-        </w:rPr>
-        <w:t xml:space="preserve"> </w:t>
-      </w:r>
-      <w:proofErr w:type="spellStart"/>
-      <w:r>
-        <w:rPr>
-          <w:rFonts w:ascii="Times New Roman" w:hAnsi="Times New Roman" w:cs="Times New Roman"/>
-          <w:sz w:val="24"/>
-          <w:szCs w:val="24"/>
-        </w:rPr>
-        <w:t>menggunakan</w:t>
-      </w:r>
-      <w:proofErr w:type="spellEnd"/>
-      <w:r>
-        <w:rPr>
-          <w:rFonts w:ascii="Times New Roman" w:hAnsi="Times New Roman" w:cs="Times New Roman"/>
-          <w:sz w:val="24"/>
-          <w:szCs w:val="24"/>
-        </w:rPr>
-        <w:t xml:space="preserve"> motor dan </w:t>
-      </w:r>
-      <w:proofErr w:type="spellStart"/>
-      <w:r>
-        <w:rPr>
-          <w:rFonts w:ascii="Times New Roman" w:hAnsi="Times New Roman" w:cs="Times New Roman"/>
-          <w:sz w:val="24"/>
-          <w:szCs w:val="24"/>
-        </w:rPr>
-        <w:t>gerobak</w:t>
+        <w:t xml:space="preserve"> dan owner </w:t>
+      </w:r>
+      <w:proofErr w:type="spellStart"/>
+      <w:r>
+        <w:rPr>
+          <w:rFonts w:ascii="Times New Roman" w:hAnsi="Times New Roman" w:cs="Times New Roman"/>
+          <w:sz w:val="24"/>
+          <w:szCs w:val="24"/>
+        </w:rPr>
+        <w:t>sebagai</w:t>
+      </w:r>
+      <w:proofErr w:type="spellEnd"/>
+      <w:r>
+        <w:rPr>
+          <w:rFonts w:ascii="Times New Roman" w:hAnsi="Times New Roman" w:cs="Times New Roman"/>
+          <w:sz w:val="24"/>
+          <w:szCs w:val="24"/>
+        </w:rPr>
+        <w:t xml:space="preserve"> </w:t>
+      </w:r>
+      <w:proofErr w:type="spellStart"/>
+      <w:r>
+        <w:rPr>
+          <w:rFonts w:ascii="Times New Roman" w:hAnsi="Times New Roman" w:cs="Times New Roman"/>
+          <w:sz w:val="24"/>
+          <w:szCs w:val="24"/>
+        </w:rPr>
+        <w:t>bagian</w:t>
+      </w:r>
+      <w:proofErr w:type="spellEnd"/>
+      <w:r>
+        <w:rPr>
+          <w:rFonts w:ascii="Times New Roman" w:hAnsi="Times New Roman" w:cs="Times New Roman"/>
+          <w:sz w:val="24"/>
+          <w:szCs w:val="24"/>
+        </w:rPr>
+        <w:t xml:space="preserve"> </w:t>
+      </w:r>
+      <w:proofErr w:type="spellStart"/>
+      <w:r>
+        <w:rPr>
+          <w:rFonts w:ascii="Times New Roman" w:hAnsi="Times New Roman" w:cs="Times New Roman"/>
+          <w:sz w:val="24"/>
+          <w:szCs w:val="24"/>
+        </w:rPr>
+        <w:t>dari</w:t>
+      </w:r>
+      <w:proofErr w:type="spellEnd"/>
+      <w:r>
+        <w:rPr>
+          <w:rFonts w:ascii="Times New Roman" w:hAnsi="Times New Roman" w:cs="Times New Roman"/>
+          <w:sz w:val="24"/>
+          <w:szCs w:val="24"/>
+        </w:rPr>
+        <w:t xml:space="preserve"> </w:t>
+      </w:r>
+      <w:proofErr w:type="spellStart"/>
+      <w:r>
+        <w:rPr>
+          <w:rFonts w:ascii="Times New Roman" w:hAnsi="Times New Roman" w:cs="Times New Roman"/>
+          <w:sz w:val="24"/>
+          <w:szCs w:val="24"/>
+        </w:rPr>
+        <w:t>kegiatan</w:t>
       </w:r>
       <w:proofErr w:type="spellEnd"/>
       <w:r>
@@ -42364,332 +45377,7 @@
           <w:sz w:val="24"/>
           <w:szCs w:val="24"/>
         </w:rPr>
-        <w:t>ke</w:t>
-      </w:r>
-      <w:proofErr w:type="spellEnd"/>
-      <w:r>
-        <w:rPr>
-          <w:rFonts w:ascii="Times New Roman" w:hAnsi="Times New Roman" w:cs="Times New Roman"/>
-          <w:sz w:val="24"/>
-          <w:szCs w:val="24"/>
-        </w:rPr>
-        <w:t xml:space="preserve"> Lokasi </w:t>
-      </w:r>
-      <w:proofErr w:type="spellStart"/>
-      <w:r>
-        <w:rPr>
-          <w:rFonts w:ascii="Times New Roman" w:hAnsi="Times New Roman" w:cs="Times New Roman"/>
-          <w:sz w:val="24"/>
-          <w:szCs w:val="24"/>
-        </w:rPr>
-        <w:t>penjualan</w:t>
-      </w:r>
-      <w:proofErr w:type="spellEnd"/>
-      <w:r>
-        <w:rPr>
-          <w:rFonts w:ascii="Times New Roman" w:hAnsi="Times New Roman" w:cs="Times New Roman"/>
-          <w:sz w:val="24"/>
-          <w:szCs w:val="24"/>
-        </w:rPr>
-        <w:t xml:space="preserve">. </w:t>
-      </w:r>
-      <w:proofErr w:type="spellStart"/>
-      <w:r>
-        <w:rPr>
-          <w:rFonts w:ascii="Times New Roman" w:hAnsi="Times New Roman" w:cs="Times New Roman"/>
-          <w:sz w:val="24"/>
-          <w:szCs w:val="24"/>
-        </w:rPr>
-        <w:t>Penjualan</w:t>
-      </w:r>
-      <w:proofErr w:type="spellEnd"/>
-      <w:r>
-        <w:rPr>
-          <w:rFonts w:ascii="Times New Roman" w:hAnsi="Times New Roman" w:cs="Times New Roman"/>
-          <w:sz w:val="24"/>
-          <w:szCs w:val="24"/>
-        </w:rPr>
-        <w:t xml:space="preserve"> </w:t>
-      </w:r>
-      <w:proofErr w:type="spellStart"/>
-      <w:r>
-        <w:rPr>
-          <w:rFonts w:ascii="Times New Roman" w:hAnsi="Times New Roman" w:cs="Times New Roman"/>
-          <w:sz w:val="24"/>
-          <w:szCs w:val="24"/>
-        </w:rPr>
-        <w:lastRenderedPageBreak/>
-        <w:t>dilakukan</w:t>
-      </w:r>
-      <w:proofErr w:type="spellEnd"/>
-      <w:r>
-        <w:rPr>
-          <w:rFonts w:ascii="Times New Roman" w:hAnsi="Times New Roman" w:cs="Times New Roman"/>
-          <w:sz w:val="24"/>
-          <w:szCs w:val="24"/>
-        </w:rPr>
-        <w:t xml:space="preserve"> </w:t>
-      </w:r>
-      <w:proofErr w:type="spellStart"/>
-      <w:r>
-        <w:rPr>
-          <w:rFonts w:ascii="Times New Roman" w:hAnsi="Times New Roman" w:cs="Times New Roman"/>
-          <w:sz w:val="24"/>
-          <w:szCs w:val="24"/>
-        </w:rPr>
-        <w:t>secara</w:t>
-      </w:r>
-      <w:proofErr w:type="spellEnd"/>
-      <w:r>
-        <w:rPr>
-          <w:rFonts w:ascii="Times New Roman" w:hAnsi="Times New Roman" w:cs="Times New Roman"/>
-          <w:sz w:val="24"/>
-          <w:szCs w:val="24"/>
-        </w:rPr>
-        <w:t xml:space="preserve"> </w:t>
-      </w:r>
-      <w:proofErr w:type="spellStart"/>
-      <w:r>
-        <w:rPr>
-          <w:rFonts w:ascii="Times New Roman" w:hAnsi="Times New Roman" w:cs="Times New Roman"/>
-          <w:sz w:val="24"/>
-          <w:szCs w:val="24"/>
-        </w:rPr>
-        <w:t>langsung</w:t>
-      </w:r>
-      <w:proofErr w:type="spellEnd"/>
-      <w:r>
-        <w:rPr>
-          <w:rFonts w:ascii="Times New Roman" w:hAnsi="Times New Roman" w:cs="Times New Roman"/>
-          <w:sz w:val="24"/>
-          <w:szCs w:val="24"/>
-        </w:rPr>
-        <w:t xml:space="preserve"> </w:t>
-      </w:r>
-      <w:proofErr w:type="spellStart"/>
-      <w:r>
-        <w:rPr>
-          <w:rFonts w:ascii="Times New Roman" w:hAnsi="Times New Roman" w:cs="Times New Roman"/>
-          <w:sz w:val="24"/>
-          <w:szCs w:val="24"/>
-        </w:rPr>
-        <w:t>kepada</w:t>
-      </w:r>
-      <w:proofErr w:type="spellEnd"/>
-      <w:r>
-        <w:rPr>
-          <w:rFonts w:ascii="Times New Roman" w:hAnsi="Times New Roman" w:cs="Times New Roman"/>
-          <w:sz w:val="24"/>
-          <w:szCs w:val="24"/>
-        </w:rPr>
-        <w:t xml:space="preserve"> </w:t>
-      </w:r>
-      <w:proofErr w:type="spellStart"/>
-      <w:r>
-        <w:rPr>
-          <w:rFonts w:ascii="Times New Roman" w:hAnsi="Times New Roman" w:cs="Times New Roman"/>
-          <w:sz w:val="24"/>
-          <w:szCs w:val="24"/>
-        </w:rPr>
-        <w:t>pelanggan</w:t>
-      </w:r>
-      <w:proofErr w:type="spellEnd"/>
-      <w:r>
-        <w:rPr>
-          <w:rFonts w:ascii="Times New Roman" w:hAnsi="Times New Roman" w:cs="Times New Roman"/>
-          <w:sz w:val="24"/>
-          <w:szCs w:val="24"/>
-        </w:rPr>
-        <w:t xml:space="preserve"> </w:t>
-      </w:r>
-      <w:proofErr w:type="spellStart"/>
-      <w:r>
-        <w:rPr>
-          <w:rFonts w:ascii="Times New Roman" w:hAnsi="Times New Roman" w:cs="Times New Roman"/>
-          <w:sz w:val="24"/>
-          <w:szCs w:val="24"/>
-        </w:rPr>
-        <w:t>dengan</w:t>
-      </w:r>
-      <w:proofErr w:type="spellEnd"/>
-      <w:r>
-        <w:rPr>
-          <w:rFonts w:ascii="Times New Roman" w:hAnsi="Times New Roman" w:cs="Times New Roman"/>
-          <w:sz w:val="24"/>
-          <w:szCs w:val="24"/>
-        </w:rPr>
-        <w:t xml:space="preserve"> </w:t>
-      </w:r>
-      <w:proofErr w:type="spellStart"/>
-      <w:r>
-        <w:rPr>
-          <w:rFonts w:ascii="Times New Roman" w:hAnsi="Times New Roman" w:cs="Times New Roman"/>
-          <w:sz w:val="24"/>
-          <w:szCs w:val="24"/>
-        </w:rPr>
-        <w:t>metode</w:t>
-      </w:r>
-      <w:proofErr w:type="spellEnd"/>
-      <w:r>
-        <w:rPr>
-          <w:rFonts w:ascii="Times New Roman" w:hAnsi="Times New Roman" w:cs="Times New Roman"/>
-          <w:sz w:val="24"/>
-          <w:szCs w:val="24"/>
-        </w:rPr>
-        <w:t xml:space="preserve"> </w:t>
-      </w:r>
-      <w:proofErr w:type="spellStart"/>
-      <w:r>
-        <w:rPr>
-          <w:rFonts w:ascii="Times New Roman" w:hAnsi="Times New Roman" w:cs="Times New Roman"/>
-          <w:sz w:val="24"/>
-          <w:szCs w:val="24"/>
-        </w:rPr>
-        <w:t>keliling</w:t>
-      </w:r>
-      <w:proofErr w:type="spellEnd"/>
-      <w:r>
-        <w:rPr>
-          <w:rFonts w:ascii="Times New Roman" w:hAnsi="Times New Roman" w:cs="Times New Roman"/>
-          <w:sz w:val="24"/>
-          <w:szCs w:val="24"/>
-        </w:rPr>
-        <w:t xml:space="preserve">, </w:t>
-      </w:r>
-      <w:proofErr w:type="spellStart"/>
-      <w:r>
-        <w:rPr>
-          <w:rFonts w:ascii="Times New Roman" w:hAnsi="Times New Roman" w:cs="Times New Roman"/>
-          <w:sz w:val="24"/>
-          <w:szCs w:val="24"/>
-        </w:rPr>
-        <w:t>mangkal</w:t>
-      </w:r>
-      <w:proofErr w:type="spellEnd"/>
-      <w:r>
-        <w:rPr>
-          <w:rFonts w:ascii="Times New Roman" w:hAnsi="Times New Roman" w:cs="Times New Roman"/>
-          <w:sz w:val="24"/>
-          <w:szCs w:val="24"/>
-        </w:rPr>
-        <w:t xml:space="preserve"> di </w:t>
-      </w:r>
-      <w:proofErr w:type="spellStart"/>
-      <w:r>
-        <w:rPr>
-          <w:rFonts w:ascii="Times New Roman" w:hAnsi="Times New Roman" w:cs="Times New Roman"/>
-          <w:sz w:val="24"/>
-          <w:szCs w:val="24"/>
-        </w:rPr>
-        <w:t>lokasi</w:t>
-      </w:r>
-      <w:proofErr w:type="spellEnd"/>
-      <w:r>
-        <w:rPr>
-          <w:rFonts w:ascii="Times New Roman" w:hAnsi="Times New Roman" w:cs="Times New Roman"/>
-          <w:sz w:val="24"/>
-          <w:szCs w:val="24"/>
-        </w:rPr>
-        <w:t xml:space="preserve"> </w:t>
-      </w:r>
-      <w:proofErr w:type="spellStart"/>
-      <w:r>
-        <w:rPr>
-          <w:rFonts w:ascii="Times New Roman" w:hAnsi="Times New Roman" w:cs="Times New Roman"/>
-          <w:sz w:val="24"/>
-          <w:szCs w:val="24"/>
-        </w:rPr>
-        <w:t>tertentu</w:t>
-      </w:r>
-      <w:proofErr w:type="spellEnd"/>
-      <w:r>
-        <w:rPr>
-          <w:rFonts w:ascii="Times New Roman" w:hAnsi="Times New Roman" w:cs="Times New Roman"/>
-          <w:sz w:val="24"/>
-          <w:szCs w:val="24"/>
-        </w:rPr>
-        <w:t xml:space="preserve">, </w:t>
-      </w:r>
-      <w:proofErr w:type="spellStart"/>
-      <w:r>
-        <w:rPr>
-          <w:rFonts w:ascii="Times New Roman" w:hAnsi="Times New Roman" w:cs="Times New Roman"/>
-          <w:sz w:val="24"/>
-          <w:szCs w:val="24"/>
-        </w:rPr>
-        <w:t>maupun</w:t>
-      </w:r>
-      <w:proofErr w:type="spellEnd"/>
-      <w:r>
-        <w:rPr>
-          <w:rFonts w:ascii="Times New Roman" w:hAnsi="Times New Roman" w:cs="Times New Roman"/>
-          <w:sz w:val="24"/>
-          <w:szCs w:val="24"/>
-        </w:rPr>
-        <w:t xml:space="preserve"> </w:t>
-      </w:r>
-      <w:proofErr w:type="spellStart"/>
-      <w:r>
-        <w:rPr>
-          <w:rFonts w:ascii="Times New Roman" w:hAnsi="Times New Roman" w:cs="Times New Roman"/>
-          <w:sz w:val="24"/>
-          <w:szCs w:val="24"/>
-        </w:rPr>
-        <w:t>mengikuti</w:t>
-      </w:r>
-      <w:proofErr w:type="spellEnd"/>
-      <w:r>
-        <w:rPr>
-          <w:rFonts w:ascii="Times New Roman" w:hAnsi="Times New Roman" w:cs="Times New Roman"/>
-          <w:sz w:val="24"/>
-          <w:szCs w:val="24"/>
-        </w:rPr>
-        <w:t xml:space="preserve"> </w:t>
-      </w:r>
-      <w:proofErr w:type="spellStart"/>
-      <w:r>
-        <w:rPr>
-          <w:rFonts w:ascii="Times New Roman" w:hAnsi="Times New Roman" w:cs="Times New Roman"/>
-          <w:sz w:val="24"/>
-          <w:szCs w:val="24"/>
-        </w:rPr>
-        <w:t>kegiatan</w:t>
-      </w:r>
-      <w:proofErr w:type="spellEnd"/>
-      <w:r>
-        <w:rPr>
-          <w:rFonts w:ascii="Times New Roman" w:hAnsi="Times New Roman" w:cs="Times New Roman"/>
-          <w:sz w:val="24"/>
-          <w:szCs w:val="24"/>
-        </w:rPr>
-        <w:t xml:space="preserve"> </w:t>
-      </w:r>
-      <w:proofErr w:type="spellStart"/>
-      <w:r>
-        <w:rPr>
-          <w:rFonts w:ascii="Times New Roman" w:hAnsi="Times New Roman" w:cs="Times New Roman"/>
-          <w:sz w:val="24"/>
-          <w:szCs w:val="24"/>
-        </w:rPr>
-        <w:t>atau</w:t>
-      </w:r>
-      <w:proofErr w:type="spellEnd"/>
-      <w:r>
-        <w:rPr>
-          <w:rFonts w:ascii="Times New Roman" w:hAnsi="Times New Roman" w:cs="Times New Roman"/>
-          <w:sz w:val="24"/>
-          <w:szCs w:val="24"/>
-        </w:rPr>
-        <w:t xml:space="preserve"> event </w:t>
-      </w:r>
-      <w:proofErr w:type="spellStart"/>
-      <w:r>
-        <w:rPr>
-          <w:rFonts w:ascii="Times New Roman" w:hAnsi="Times New Roman" w:cs="Times New Roman"/>
-          <w:sz w:val="24"/>
-          <w:szCs w:val="24"/>
-        </w:rPr>
-        <w:t>tertentu</w:t>
+        <w:t>usaha</w:t>
       </w:r>
       <w:proofErr w:type="spellEnd"/>
       <w:r>
@@ -42717,25 +45405,259 @@
           <w:sz w:val="24"/>
           <w:szCs w:val="24"/>
         </w:rPr>
-        <w:t>Setiap</w:t>
-      </w:r>
-      <w:proofErr w:type="spellEnd"/>
-      <w:r>
-        <w:rPr>
-          <w:rFonts w:ascii="Times New Roman" w:hAnsi="Times New Roman" w:cs="Times New Roman"/>
-          <w:sz w:val="24"/>
-          <w:szCs w:val="24"/>
-        </w:rPr>
-        <w:t xml:space="preserve"> </w:t>
-      </w:r>
-      <w:proofErr w:type="spellStart"/>
-      <w:r>
-        <w:rPr>
-          <w:rFonts w:ascii="Times New Roman" w:hAnsi="Times New Roman" w:cs="Times New Roman"/>
-          <w:sz w:val="24"/>
-          <w:szCs w:val="24"/>
-        </w:rPr>
-        <w:t>transaksi</w:t>
+        <w:t>Dengan</w:t>
+      </w:r>
+      <w:proofErr w:type="spellEnd"/>
+      <w:r>
+        <w:rPr>
+          <w:rFonts w:ascii="Times New Roman" w:hAnsi="Times New Roman" w:cs="Times New Roman"/>
+          <w:sz w:val="24"/>
+          <w:szCs w:val="24"/>
+        </w:rPr>
+        <w:t xml:space="preserve"> </w:t>
+      </w:r>
+      <w:proofErr w:type="spellStart"/>
+      <w:r>
+        <w:rPr>
+          <w:rFonts w:ascii="Times New Roman" w:hAnsi="Times New Roman" w:cs="Times New Roman"/>
+          <w:sz w:val="24"/>
+          <w:szCs w:val="24"/>
+        </w:rPr>
+        <w:t>demikian</w:t>
+      </w:r>
+      <w:proofErr w:type="spellEnd"/>
+      <w:r>
+        <w:rPr>
+          <w:rFonts w:ascii="Times New Roman" w:hAnsi="Times New Roman" w:cs="Times New Roman"/>
+          <w:sz w:val="24"/>
+          <w:szCs w:val="24"/>
+        </w:rPr>
+        <w:t xml:space="preserve">, </w:t>
+      </w:r>
+      <w:proofErr w:type="spellStart"/>
+      <w:r>
+        <w:rPr>
+          <w:rFonts w:ascii="Times New Roman" w:hAnsi="Times New Roman" w:cs="Times New Roman"/>
+          <w:sz w:val="24"/>
+          <w:szCs w:val="24"/>
+        </w:rPr>
+        <w:t>posisi</w:t>
+      </w:r>
+      <w:proofErr w:type="spellEnd"/>
+      <w:r>
+        <w:rPr>
+          <w:rFonts w:ascii="Times New Roman" w:hAnsi="Times New Roman" w:cs="Times New Roman"/>
+          <w:sz w:val="24"/>
+          <w:szCs w:val="24"/>
+        </w:rPr>
+        <w:t xml:space="preserve"> TI/SI pada </w:t>
+      </w:r>
+      <w:proofErr w:type="spellStart"/>
+      <w:r>
+        <w:rPr>
+          <w:rFonts w:ascii="Times New Roman" w:hAnsi="Times New Roman" w:cs="Times New Roman"/>
+          <w:sz w:val="24"/>
+          <w:szCs w:val="24"/>
+        </w:rPr>
+        <w:t>Kopikeun</w:t>
+      </w:r>
+      <w:proofErr w:type="spellEnd"/>
+      <w:r>
+        <w:rPr>
+          <w:rFonts w:ascii="Times New Roman" w:hAnsi="Times New Roman" w:cs="Times New Roman"/>
+          <w:sz w:val="24"/>
+          <w:szCs w:val="24"/>
+        </w:rPr>
+        <w:t xml:space="preserve"> </w:t>
+      </w:r>
+      <w:proofErr w:type="spellStart"/>
+      <w:r>
+        <w:rPr>
+          <w:rFonts w:ascii="Times New Roman" w:hAnsi="Times New Roman" w:cs="Times New Roman"/>
+          <w:sz w:val="24"/>
+          <w:szCs w:val="24"/>
+        </w:rPr>
+        <w:t>dapat</w:t>
+      </w:r>
+      <w:proofErr w:type="spellEnd"/>
+      <w:r>
+        <w:rPr>
+          <w:rFonts w:ascii="Times New Roman" w:hAnsi="Times New Roman" w:cs="Times New Roman"/>
+          <w:sz w:val="24"/>
+          <w:szCs w:val="24"/>
+        </w:rPr>
+        <w:t xml:space="preserve"> </w:t>
+      </w:r>
+      <w:proofErr w:type="spellStart"/>
+      <w:r>
+        <w:rPr>
+          <w:rFonts w:ascii="Times New Roman" w:hAnsi="Times New Roman" w:cs="Times New Roman"/>
+          <w:sz w:val="24"/>
+          <w:szCs w:val="24"/>
+        </w:rPr>
+        <w:t>dikategorikan</w:t>
+      </w:r>
+      <w:proofErr w:type="spellEnd"/>
+      <w:r>
+        <w:rPr>
+          <w:rFonts w:ascii="Times New Roman" w:hAnsi="Times New Roman" w:cs="Times New Roman"/>
+          <w:sz w:val="24"/>
+          <w:szCs w:val="24"/>
+        </w:rPr>
+        <w:t xml:space="preserve"> </w:t>
+      </w:r>
+      <w:proofErr w:type="spellStart"/>
+      <w:r>
+        <w:rPr>
+          <w:rFonts w:ascii="Times New Roman" w:hAnsi="Times New Roman" w:cs="Times New Roman"/>
+          <w:sz w:val="24"/>
+          <w:szCs w:val="24"/>
+        </w:rPr>
+        <w:t>sebagai</w:t>
+      </w:r>
+      <w:proofErr w:type="spellEnd"/>
+      <w:r>
+        <w:rPr>
+          <w:rFonts w:ascii="Times New Roman" w:hAnsi="Times New Roman" w:cs="Times New Roman"/>
+          <w:sz w:val="24"/>
+          <w:szCs w:val="24"/>
+        </w:rPr>
+        <w:t xml:space="preserve"> </w:t>
+      </w:r>
+      <w:proofErr w:type="spellStart"/>
+      <w:r>
+        <w:rPr>
+          <w:rFonts w:ascii="Times New Roman" w:hAnsi="Times New Roman" w:cs="Times New Roman"/>
+          <w:sz w:val="24"/>
+          <w:szCs w:val="24"/>
+        </w:rPr>
+        <w:t>pendukung</w:t>
+      </w:r>
+      <w:proofErr w:type="spellEnd"/>
+      <w:r>
+        <w:rPr>
+          <w:rFonts w:ascii="Times New Roman" w:hAnsi="Times New Roman" w:cs="Times New Roman"/>
+          <w:sz w:val="24"/>
+          <w:szCs w:val="24"/>
+        </w:rPr>
+        <w:t xml:space="preserve"> (supporting business) yang </w:t>
+      </w:r>
+      <w:proofErr w:type="spellStart"/>
+      <w:r>
+        <w:rPr>
+          <w:rFonts w:ascii="Times New Roman" w:hAnsi="Times New Roman" w:cs="Times New Roman"/>
+          <w:sz w:val="24"/>
+          <w:szCs w:val="24"/>
+        </w:rPr>
+        <w:t>berperan</w:t>
+      </w:r>
+      <w:proofErr w:type="spellEnd"/>
+      <w:r>
+        <w:rPr>
+          <w:rFonts w:ascii="Times New Roman" w:hAnsi="Times New Roman" w:cs="Times New Roman"/>
+          <w:sz w:val="24"/>
+          <w:szCs w:val="24"/>
+        </w:rPr>
+        <w:t xml:space="preserve"> </w:t>
+      </w:r>
+      <w:proofErr w:type="spellStart"/>
+      <w:r>
+        <w:rPr>
+          <w:rFonts w:ascii="Times New Roman" w:hAnsi="Times New Roman" w:cs="Times New Roman"/>
+          <w:sz w:val="24"/>
+          <w:szCs w:val="24"/>
+        </w:rPr>
+        <w:t>dalam</w:t>
+      </w:r>
+      <w:proofErr w:type="spellEnd"/>
+      <w:r>
+        <w:rPr>
+          <w:rFonts w:ascii="Times New Roman" w:hAnsi="Times New Roman" w:cs="Times New Roman"/>
+          <w:sz w:val="24"/>
+          <w:szCs w:val="24"/>
+        </w:rPr>
+        <w:t xml:space="preserve"> </w:t>
+      </w:r>
+      <w:proofErr w:type="spellStart"/>
+      <w:r>
+        <w:rPr>
+          <w:rFonts w:ascii="Times New Roman" w:hAnsi="Times New Roman" w:cs="Times New Roman"/>
+          <w:sz w:val="24"/>
+          <w:szCs w:val="24"/>
+        </w:rPr>
+        <w:t>membantu</w:t>
+      </w:r>
+      <w:proofErr w:type="spellEnd"/>
+      <w:r>
+        <w:rPr>
+          <w:rFonts w:ascii="Times New Roman" w:hAnsi="Times New Roman" w:cs="Times New Roman"/>
+          <w:sz w:val="24"/>
+          <w:szCs w:val="24"/>
+        </w:rPr>
+        <w:t xml:space="preserve"> proses </w:t>
+      </w:r>
+      <w:proofErr w:type="spellStart"/>
+      <w:r>
+        <w:rPr>
+          <w:rFonts w:ascii="Times New Roman" w:hAnsi="Times New Roman" w:cs="Times New Roman"/>
+          <w:sz w:val="24"/>
+          <w:szCs w:val="24"/>
+        </w:rPr>
+        <w:t>pengelolaan</w:t>
+      </w:r>
+      <w:proofErr w:type="spellEnd"/>
+      <w:r>
+        <w:rPr>
+          <w:rFonts w:ascii="Times New Roman" w:hAnsi="Times New Roman" w:cs="Times New Roman"/>
+          <w:sz w:val="24"/>
+          <w:szCs w:val="24"/>
+        </w:rPr>
+        <w:t xml:space="preserve"> </w:t>
+      </w:r>
+      <w:proofErr w:type="spellStart"/>
+      <w:r>
+        <w:rPr>
+          <w:rFonts w:ascii="Times New Roman" w:hAnsi="Times New Roman" w:cs="Times New Roman"/>
+          <w:sz w:val="24"/>
+          <w:szCs w:val="24"/>
+        </w:rPr>
+        <w:t>operasional</w:t>
+      </w:r>
+      <w:proofErr w:type="spellEnd"/>
+      <w:r>
+        <w:rPr>
+          <w:rFonts w:ascii="Times New Roman" w:hAnsi="Times New Roman" w:cs="Times New Roman"/>
+          <w:sz w:val="24"/>
+          <w:szCs w:val="24"/>
+        </w:rPr>
+        <w:t xml:space="preserve">, </w:t>
+      </w:r>
+      <w:proofErr w:type="spellStart"/>
+      <w:r>
+        <w:rPr>
+          <w:rFonts w:ascii="Times New Roman" w:hAnsi="Times New Roman" w:cs="Times New Roman"/>
+          <w:sz w:val="24"/>
+          <w:szCs w:val="24"/>
+        </w:rPr>
+        <w:t>seperti</w:t>
+      </w:r>
+      <w:proofErr w:type="spellEnd"/>
+      <w:r>
+        <w:rPr>
+          <w:rFonts w:ascii="Times New Roman" w:hAnsi="Times New Roman" w:cs="Times New Roman"/>
+          <w:sz w:val="24"/>
+          <w:szCs w:val="24"/>
+        </w:rPr>
+        <w:t xml:space="preserve"> </w:t>
+      </w:r>
+      <w:proofErr w:type="spellStart"/>
+      <w:r>
+        <w:rPr>
+          <w:rFonts w:ascii="Times New Roman" w:hAnsi="Times New Roman" w:cs="Times New Roman"/>
+          <w:sz w:val="24"/>
+          <w:szCs w:val="24"/>
+        </w:rPr>
+        <w:t>pencatatan</w:t>
       </w:r>
       <w:proofErr w:type="spellEnd"/>
       <w:r>
@@ -42762,186 +45684,6 @@
           <w:sz w:val="24"/>
           <w:szCs w:val="24"/>
         </w:rPr>
-        <w:t xml:space="preserve"> </w:t>
-      </w:r>
-      <w:proofErr w:type="spellStart"/>
-      <w:r>
-        <w:rPr>
-          <w:rFonts w:ascii="Times New Roman" w:hAnsi="Times New Roman" w:cs="Times New Roman"/>
-          <w:sz w:val="24"/>
-          <w:szCs w:val="24"/>
-        </w:rPr>
-        <w:t>dicatat</w:t>
-      </w:r>
-      <w:proofErr w:type="spellEnd"/>
-      <w:r>
-        <w:rPr>
-          <w:rFonts w:ascii="Times New Roman" w:hAnsi="Times New Roman" w:cs="Times New Roman"/>
-          <w:sz w:val="24"/>
-          <w:szCs w:val="24"/>
-        </w:rPr>
-        <w:t xml:space="preserve"> oleh </w:t>
-      </w:r>
-      <w:proofErr w:type="spellStart"/>
-      <w:r>
-        <w:rPr>
-          <w:rFonts w:ascii="Times New Roman" w:hAnsi="Times New Roman" w:cs="Times New Roman"/>
-          <w:sz w:val="24"/>
-          <w:szCs w:val="24"/>
-        </w:rPr>
-        <w:t>penjual</w:t>
-      </w:r>
-      <w:proofErr w:type="spellEnd"/>
-      <w:r>
-        <w:rPr>
-          <w:rFonts w:ascii="Times New Roman" w:hAnsi="Times New Roman" w:cs="Times New Roman"/>
-          <w:sz w:val="24"/>
-          <w:szCs w:val="24"/>
-        </w:rPr>
-        <w:t xml:space="preserve"> </w:t>
-      </w:r>
-      <w:proofErr w:type="spellStart"/>
-      <w:r>
-        <w:rPr>
-          <w:rFonts w:ascii="Times New Roman" w:hAnsi="Times New Roman" w:cs="Times New Roman"/>
-          <w:sz w:val="24"/>
-          <w:szCs w:val="24"/>
-        </w:rPr>
-        <w:t>sebagai</w:t>
-      </w:r>
-      <w:proofErr w:type="spellEnd"/>
-      <w:r>
-        <w:rPr>
-          <w:rFonts w:ascii="Times New Roman" w:hAnsi="Times New Roman" w:cs="Times New Roman"/>
-          <w:sz w:val="24"/>
-          <w:szCs w:val="24"/>
-        </w:rPr>
-        <w:t xml:space="preserve"> data </w:t>
-      </w:r>
-      <w:proofErr w:type="spellStart"/>
-      <w:r>
-        <w:rPr>
-          <w:rFonts w:ascii="Times New Roman" w:hAnsi="Times New Roman" w:cs="Times New Roman"/>
-          <w:sz w:val="24"/>
-          <w:szCs w:val="24"/>
-        </w:rPr>
-        <w:t>penjualan</w:t>
-      </w:r>
-      <w:proofErr w:type="spellEnd"/>
-      <w:r>
-        <w:rPr>
-          <w:rFonts w:ascii="Times New Roman" w:hAnsi="Times New Roman" w:cs="Times New Roman"/>
-          <w:sz w:val="24"/>
-          <w:szCs w:val="24"/>
-        </w:rPr>
-        <w:t xml:space="preserve"> </w:t>
-      </w:r>
-      <w:proofErr w:type="spellStart"/>
-      <w:r>
-        <w:rPr>
-          <w:rFonts w:ascii="Times New Roman" w:hAnsi="Times New Roman" w:cs="Times New Roman"/>
-          <w:sz w:val="24"/>
-          <w:szCs w:val="24"/>
-        </w:rPr>
-        <w:t>harian</w:t>
-      </w:r>
-      <w:proofErr w:type="spellEnd"/>
-      <w:r>
-        <w:rPr>
-          <w:rFonts w:ascii="Times New Roman" w:hAnsi="Times New Roman" w:cs="Times New Roman"/>
-          <w:sz w:val="24"/>
-          <w:szCs w:val="24"/>
-        </w:rPr>
-        <w:t xml:space="preserve">. </w:t>
-      </w:r>
-      <w:proofErr w:type="spellStart"/>
-      <w:r>
-        <w:rPr>
-          <w:rFonts w:ascii="Times New Roman" w:hAnsi="Times New Roman" w:cs="Times New Roman"/>
-          <w:sz w:val="24"/>
-          <w:szCs w:val="24"/>
-        </w:rPr>
-        <w:t>Selain</w:t>
-      </w:r>
-      <w:proofErr w:type="spellEnd"/>
-      <w:r>
-        <w:rPr>
-          <w:rFonts w:ascii="Times New Roman" w:hAnsi="Times New Roman" w:cs="Times New Roman"/>
-          <w:sz w:val="24"/>
-          <w:szCs w:val="24"/>
-        </w:rPr>
-        <w:t xml:space="preserve"> </w:t>
-      </w:r>
-      <w:proofErr w:type="spellStart"/>
-      <w:r>
-        <w:rPr>
-          <w:rFonts w:ascii="Times New Roman" w:hAnsi="Times New Roman" w:cs="Times New Roman"/>
-          <w:sz w:val="24"/>
-          <w:szCs w:val="24"/>
-        </w:rPr>
-        <w:t>mencatat</w:t>
-      </w:r>
-      <w:proofErr w:type="spellEnd"/>
-      <w:r>
-        <w:rPr>
-          <w:rFonts w:ascii="Times New Roman" w:hAnsi="Times New Roman" w:cs="Times New Roman"/>
-          <w:sz w:val="24"/>
-          <w:szCs w:val="24"/>
-        </w:rPr>
-        <w:t xml:space="preserve"> </w:t>
-      </w:r>
-      <w:proofErr w:type="spellStart"/>
-      <w:r>
-        <w:rPr>
-          <w:rFonts w:ascii="Times New Roman" w:hAnsi="Times New Roman" w:cs="Times New Roman"/>
-          <w:sz w:val="24"/>
-          <w:szCs w:val="24"/>
-        </w:rPr>
-        <w:t>jumlah</w:t>
-      </w:r>
-      <w:proofErr w:type="spellEnd"/>
-      <w:r>
-        <w:rPr>
-          <w:rFonts w:ascii="Times New Roman" w:hAnsi="Times New Roman" w:cs="Times New Roman"/>
-          <w:sz w:val="24"/>
-          <w:szCs w:val="24"/>
-        </w:rPr>
-        <w:t xml:space="preserve"> </w:t>
-      </w:r>
-      <w:proofErr w:type="spellStart"/>
-      <w:r>
-        <w:rPr>
-          <w:rFonts w:ascii="Times New Roman" w:hAnsi="Times New Roman" w:cs="Times New Roman"/>
-          <w:sz w:val="24"/>
-          <w:szCs w:val="24"/>
-        </w:rPr>
-        <w:t>produk</w:t>
-      </w:r>
-      <w:proofErr w:type="spellEnd"/>
-      <w:r>
-        <w:rPr>
-          <w:rFonts w:ascii="Times New Roman" w:hAnsi="Times New Roman" w:cs="Times New Roman"/>
-          <w:sz w:val="24"/>
-          <w:szCs w:val="24"/>
-        </w:rPr>
-        <w:t xml:space="preserve"> yang </w:t>
-      </w:r>
-      <w:proofErr w:type="spellStart"/>
-      <w:r>
-        <w:rPr>
-          <w:rFonts w:ascii="Times New Roman" w:hAnsi="Times New Roman" w:cs="Times New Roman"/>
-          <w:sz w:val="24"/>
-          <w:szCs w:val="24"/>
-        </w:rPr>
-        <w:t>terjual</w:t>
-      </w:r>
-      <w:proofErr w:type="spellEnd"/>
-      <w:r>
-        <w:rPr>
-          <w:rFonts w:ascii="Times New Roman" w:hAnsi="Times New Roman" w:cs="Times New Roman"/>
-          <w:sz w:val="24"/>
-          <w:szCs w:val="24"/>
-        </w:rPr>
         <w:t xml:space="preserve">, </w:t>
       </w:r>
       <w:proofErr w:type="spellStart"/>
@@ -42951,79 +45693,7 @@
           <w:sz w:val="24"/>
           <w:szCs w:val="24"/>
         </w:rPr>
-        <w:t>penjual</w:t>
-      </w:r>
-      <w:proofErr w:type="spellEnd"/>
-      <w:r>
-        <w:rPr>
-          <w:rFonts w:ascii="Times New Roman" w:hAnsi="Times New Roman" w:cs="Times New Roman"/>
-          <w:sz w:val="24"/>
-          <w:szCs w:val="24"/>
-        </w:rPr>
-        <w:t xml:space="preserve"> juga </w:t>
-      </w:r>
-      <w:proofErr w:type="spellStart"/>
-      <w:r>
-        <w:rPr>
-          <w:rFonts w:ascii="Times New Roman" w:hAnsi="Times New Roman" w:cs="Times New Roman"/>
-          <w:sz w:val="24"/>
-          <w:szCs w:val="24"/>
-        </w:rPr>
-        <w:t>melakukan</w:t>
-      </w:r>
-      <w:proofErr w:type="spellEnd"/>
-      <w:r>
-        <w:rPr>
-          <w:rFonts w:ascii="Times New Roman" w:hAnsi="Times New Roman" w:cs="Times New Roman"/>
-          <w:sz w:val="24"/>
-          <w:szCs w:val="24"/>
-        </w:rPr>
-        <w:t xml:space="preserve"> </w:t>
-      </w:r>
-      <w:proofErr w:type="spellStart"/>
-      <w:r>
-        <w:rPr>
-          <w:rFonts w:ascii="Times New Roman" w:hAnsi="Times New Roman" w:cs="Times New Roman"/>
-          <w:sz w:val="24"/>
-          <w:szCs w:val="24"/>
-        </w:rPr>
-        <w:t>pemantauan</w:t>
-      </w:r>
-      <w:proofErr w:type="spellEnd"/>
-      <w:r>
-        <w:rPr>
-          <w:rFonts w:ascii="Times New Roman" w:hAnsi="Times New Roman" w:cs="Times New Roman"/>
-          <w:sz w:val="24"/>
-          <w:szCs w:val="24"/>
-        </w:rPr>
-        <w:t xml:space="preserve"> </w:t>
-      </w:r>
-      <w:proofErr w:type="spellStart"/>
-      <w:r>
-        <w:rPr>
-          <w:rFonts w:ascii="Times New Roman" w:hAnsi="Times New Roman" w:cs="Times New Roman"/>
-          <w:sz w:val="24"/>
-          <w:szCs w:val="24"/>
-        </w:rPr>
-        <w:t>terhadap</w:t>
-      </w:r>
-      <w:proofErr w:type="spellEnd"/>
-      <w:r>
-        <w:rPr>
-          <w:rFonts w:ascii="Times New Roman" w:hAnsi="Times New Roman" w:cs="Times New Roman"/>
-          <w:sz w:val="24"/>
-          <w:szCs w:val="24"/>
-        </w:rPr>
-        <w:t xml:space="preserve"> </w:t>
-      </w:r>
-      <w:proofErr w:type="spellStart"/>
-      <w:r>
-        <w:rPr>
-          <w:rFonts w:ascii="Times New Roman" w:hAnsi="Times New Roman" w:cs="Times New Roman"/>
-          <w:sz w:val="24"/>
-          <w:szCs w:val="24"/>
-        </w:rPr>
-        <w:t>sisa</w:t>
+        <w:t>pengelolaan</w:t>
       </w:r>
       <w:proofErr w:type="spellEnd"/>
       <w:r>
@@ -43068,34 +45738,52 @@
           <w:sz w:val="24"/>
           <w:szCs w:val="24"/>
         </w:rPr>
-        <w:t xml:space="preserve"> </w:t>
-      </w:r>
-      <w:proofErr w:type="spellStart"/>
-      <w:r>
-        <w:rPr>
-          <w:rFonts w:ascii="Times New Roman" w:hAnsi="Times New Roman" w:cs="Times New Roman"/>
-          <w:sz w:val="24"/>
-          <w:szCs w:val="24"/>
-        </w:rPr>
-        <w:t>selama</w:t>
-      </w:r>
-      <w:proofErr w:type="spellEnd"/>
-      <w:r>
-        <w:rPr>
-          <w:rFonts w:ascii="Times New Roman" w:hAnsi="Times New Roman" w:cs="Times New Roman"/>
-          <w:sz w:val="24"/>
-          <w:szCs w:val="24"/>
-        </w:rPr>
-        <w:t xml:space="preserve"> </w:t>
-      </w:r>
-      <w:proofErr w:type="spellStart"/>
-      <w:r>
-        <w:rPr>
-          <w:rFonts w:ascii="Times New Roman" w:hAnsi="Times New Roman" w:cs="Times New Roman"/>
-          <w:sz w:val="24"/>
-          <w:szCs w:val="24"/>
-        </w:rPr>
-        <w:t>kegiatan</w:t>
+        <w:t xml:space="preserve">, </w:t>
+      </w:r>
+      <w:proofErr w:type="spellStart"/>
+      <w:r>
+        <w:rPr>
+          <w:rFonts w:ascii="Times New Roman" w:hAnsi="Times New Roman" w:cs="Times New Roman"/>
+          <w:sz w:val="24"/>
+          <w:szCs w:val="24"/>
+        </w:rPr>
+        <w:t>serta</w:t>
+      </w:r>
+      <w:proofErr w:type="spellEnd"/>
+      <w:r>
+        <w:rPr>
+          <w:rFonts w:ascii="Times New Roman" w:hAnsi="Times New Roman" w:cs="Times New Roman"/>
+          <w:sz w:val="24"/>
+          <w:szCs w:val="24"/>
+        </w:rPr>
+        <w:t xml:space="preserve"> </w:t>
+      </w:r>
+      <w:proofErr w:type="spellStart"/>
+      <w:r>
+        <w:rPr>
+          <w:rFonts w:ascii="Times New Roman" w:hAnsi="Times New Roman" w:cs="Times New Roman"/>
+          <w:sz w:val="24"/>
+          <w:szCs w:val="24"/>
+        </w:rPr>
+        <w:t>penyusunan</w:t>
+      </w:r>
+      <w:proofErr w:type="spellEnd"/>
+      <w:r>
+        <w:rPr>
+          <w:rFonts w:ascii="Times New Roman" w:hAnsi="Times New Roman" w:cs="Times New Roman"/>
+          <w:sz w:val="24"/>
+          <w:szCs w:val="24"/>
+        </w:rPr>
+        <w:t xml:space="preserve"> </w:t>
+      </w:r>
+      <w:proofErr w:type="spellStart"/>
+      <w:r>
+        <w:rPr>
+          <w:rFonts w:ascii="Times New Roman" w:hAnsi="Times New Roman" w:cs="Times New Roman"/>
+          <w:sz w:val="24"/>
+          <w:szCs w:val="24"/>
+        </w:rPr>
+        <w:t>laporan</w:t>
       </w:r>
       <w:proofErr w:type="spellEnd"/>
       <w:r>
@@ -43131,7 +45819,7 @@
           <w:sz w:val="24"/>
           <w:szCs w:val="24"/>
         </w:rPr>
-        <w:t>berlangsung</w:t>
+        <w:t>usaha</w:t>
       </w:r>
       <w:proofErr w:type="spellEnd"/>
       <w:r>
@@ -43152,290 +45840,74 @@
           <w:szCs w:val="24"/>
         </w:rPr>
       </w:pPr>
-      <w:proofErr w:type="spellStart"/>
-      <w:r>
-        <w:rPr>
-          <w:rFonts w:ascii="Times New Roman" w:hAnsi="Times New Roman" w:cs="Times New Roman"/>
-          <w:sz w:val="24"/>
-          <w:szCs w:val="24"/>
-        </w:rPr>
-        <w:t>Setelah</w:t>
-      </w:r>
-      <w:proofErr w:type="spellEnd"/>
-      <w:r>
-        <w:rPr>
-          <w:rFonts w:ascii="Times New Roman" w:hAnsi="Times New Roman" w:cs="Times New Roman"/>
-          <w:sz w:val="24"/>
-          <w:szCs w:val="24"/>
-        </w:rPr>
-        <w:t xml:space="preserve"> </w:t>
-      </w:r>
-      <w:proofErr w:type="spellStart"/>
-      <w:r>
-        <w:rPr>
-          <w:rFonts w:ascii="Times New Roman" w:hAnsi="Times New Roman" w:cs="Times New Roman"/>
-          <w:sz w:val="24"/>
-          <w:szCs w:val="24"/>
-        </w:rPr>
-        <w:t>kegiatan</w:t>
-      </w:r>
-      <w:proofErr w:type="spellEnd"/>
-      <w:r>
-        <w:rPr>
-          <w:rFonts w:ascii="Times New Roman" w:hAnsi="Times New Roman" w:cs="Times New Roman"/>
-          <w:sz w:val="24"/>
-          <w:szCs w:val="24"/>
-        </w:rPr>
-        <w:t xml:space="preserve"> </w:t>
-      </w:r>
-      <w:proofErr w:type="spellStart"/>
-      <w:r>
-        <w:rPr>
-          <w:rFonts w:ascii="Times New Roman" w:hAnsi="Times New Roman" w:cs="Times New Roman"/>
-          <w:sz w:val="24"/>
-          <w:szCs w:val="24"/>
-        </w:rPr>
-        <w:t>penjualan</w:t>
-      </w:r>
-      <w:proofErr w:type="spellEnd"/>
-      <w:r>
-        <w:rPr>
-          <w:rFonts w:ascii="Times New Roman" w:hAnsi="Times New Roman" w:cs="Times New Roman"/>
-          <w:sz w:val="24"/>
-          <w:szCs w:val="24"/>
-        </w:rPr>
-        <w:t xml:space="preserve"> </w:t>
-      </w:r>
-      <w:proofErr w:type="spellStart"/>
-      <w:r>
-        <w:rPr>
-          <w:rFonts w:ascii="Times New Roman" w:hAnsi="Times New Roman" w:cs="Times New Roman"/>
-          <w:sz w:val="24"/>
-          <w:szCs w:val="24"/>
-        </w:rPr>
-        <w:t>selesai</w:t>
-      </w:r>
-      <w:proofErr w:type="spellEnd"/>
-      <w:r>
-        <w:rPr>
-          <w:rFonts w:ascii="Times New Roman" w:hAnsi="Times New Roman" w:cs="Times New Roman"/>
-          <w:sz w:val="24"/>
-          <w:szCs w:val="24"/>
-        </w:rPr>
-        <w:t xml:space="preserve">, </w:t>
-      </w:r>
-      <w:proofErr w:type="spellStart"/>
-      <w:r>
-        <w:rPr>
-          <w:rFonts w:ascii="Times New Roman" w:hAnsi="Times New Roman" w:cs="Times New Roman"/>
-          <w:sz w:val="24"/>
-          <w:szCs w:val="24"/>
-        </w:rPr>
-        <w:t>penjual</w:t>
-      </w:r>
-      <w:proofErr w:type="spellEnd"/>
-      <w:r>
-        <w:rPr>
-          <w:rFonts w:ascii="Times New Roman" w:hAnsi="Times New Roman" w:cs="Times New Roman"/>
-          <w:sz w:val="24"/>
-          <w:szCs w:val="24"/>
-        </w:rPr>
-        <w:t xml:space="preserve"> </w:t>
-      </w:r>
-      <w:proofErr w:type="spellStart"/>
-      <w:r>
-        <w:rPr>
-          <w:rFonts w:ascii="Times New Roman" w:hAnsi="Times New Roman" w:cs="Times New Roman"/>
-          <w:sz w:val="24"/>
-          <w:szCs w:val="24"/>
-        </w:rPr>
-        <w:t>kembali</w:t>
-      </w:r>
-      <w:proofErr w:type="spellEnd"/>
-      <w:r>
-        <w:rPr>
-          <w:rFonts w:ascii="Times New Roman" w:hAnsi="Times New Roman" w:cs="Times New Roman"/>
-          <w:sz w:val="24"/>
-          <w:szCs w:val="24"/>
-        </w:rPr>
-        <w:t xml:space="preserve"> </w:t>
-      </w:r>
-      <w:proofErr w:type="spellStart"/>
-      <w:r>
-        <w:rPr>
-          <w:rFonts w:ascii="Times New Roman" w:hAnsi="Times New Roman" w:cs="Times New Roman"/>
-          <w:sz w:val="24"/>
-          <w:szCs w:val="24"/>
-        </w:rPr>
-        <w:t>ke</w:t>
-      </w:r>
-      <w:proofErr w:type="spellEnd"/>
-      <w:r>
-        <w:rPr>
-          <w:rFonts w:ascii="Times New Roman" w:hAnsi="Times New Roman" w:cs="Times New Roman"/>
-          <w:sz w:val="24"/>
-          <w:szCs w:val="24"/>
-        </w:rPr>
-        <w:t xml:space="preserve"> basecamp </w:t>
-      </w:r>
-      <w:proofErr w:type="spellStart"/>
-      <w:r>
-        <w:rPr>
-          <w:rFonts w:ascii="Times New Roman" w:hAnsi="Times New Roman" w:cs="Times New Roman"/>
-          <w:sz w:val="24"/>
-          <w:szCs w:val="24"/>
-        </w:rPr>
-        <w:t>operasional</w:t>
-      </w:r>
-      <w:proofErr w:type="spellEnd"/>
-      <w:r>
-        <w:rPr>
-          <w:rFonts w:ascii="Times New Roman" w:hAnsi="Times New Roman" w:cs="Times New Roman"/>
-          <w:sz w:val="24"/>
-          <w:szCs w:val="24"/>
-        </w:rPr>
-        <w:t xml:space="preserve"> </w:t>
-      </w:r>
-      <w:proofErr w:type="spellStart"/>
-      <w:r>
-        <w:rPr>
-          <w:rFonts w:ascii="Times New Roman" w:hAnsi="Times New Roman" w:cs="Times New Roman"/>
-          <w:sz w:val="24"/>
-          <w:szCs w:val="24"/>
-        </w:rPr>
-        <w:t>untuk</w:t>
-      </w:r>
-      <w:proofErr w:type="spellEnd"/>
-      <w:r>
-        <w:rPr>
-          <w:rFonts w:ascii="Times New Roman" w:hAnsi="Times New Roman" w:cs="Times New Roman"/>
-          <w:sz w:val="24"/>
-          <w:szCs w:val="24"/>
-        </w:rPr>
-        <w:t xml:space="preserve"> </w:t>
-      </w:r>
-      <w:proofErr w:type="spellStart"/>
-      <w:r>
-        <w:rPr>
-          <w:rFonts w:ascii="Times New Roman" w:hAnsi="Times New Roman" w:cs="Times New Roman"/>
-          <w:sz w:val="24"/>
-          <w:szCs w:val="24"/>
-        </w:rPr>
-        <w:t>melaporkan</w:t>
-      </w:r>
-      <w:proofErr w:type="spellEnd"/>
-      <w:r>
-        <w:rPr>
-          <w:rFonts w:ascii="Times New Roman" w:hAnsi="Times New Roman" w:cs="Times New Roman"/>
-          <w:sz w:val="24"/>
-          <w:szCs w:val="24"/>
-        </w:rPr>
-        <w:t xml:space="preserve"> </w:t>
-      </w:r>
-      <w:proofErr w:type="spellStart"/>
-      <w:r>
-        <w:rPr>
-          <w:rFonts w:ascii="Times New Roman" w:hAnsi="Times New Roman" w:cs="Times New Roman"/>
-          <w:sz w:val="24"/>
-          <w:szCs w:val="24"/>
-        </w:rPr>
-        <w:t>hasil</w:t>
-      </w:r>
-      <w:proofErr w:type="spellEnd"/>
-      <w:r>
-        <w:rPr>
-          <w:rFonts w:ascii="Times New Roman" w:hAnsi="Times New Roman" w:cs="Times New Roman"/>
-          <w:sz w:val="24"/>
-          <w:szCs w:val="24"/>
-        </w:rPr>
-        <w:t xml:space="preserve"> </w:t>
-      </w:r>
-      <w:proofErr w:type="spellStart"/>
-      <w:r>
-        <w:rPr>
-          <w:rFonts w:ascii="Times New Roman" w:hAnsi="Times New Roman" w:cs="Times New Roman"/>
-          <w:sz w:val="24"/>
-          <w:szCs w:val="24"/>
-        </w:rPr>
-        <w:t>penjualan</w:t>
-      </w:r>
-      <w:proofErr w:type="spellEnd"/>
-      <w:r>
-        <w:rPr>
-          <w:rFonts w:ascii="Times New Roman" w:hAnsi="Times New Roman" w:cs="Times New Roman"/>
-          <w:sz w:val="24"/>
-          <w:szCs w:val="24"/>
-        </w:rPr>
-        <w:t xml:space="preserve"> dan </w:t>
-      </w:r>
-      <w:proofErr w:type="spellStart"/>
-      <w:r>
-        <w:rPr>
-          <w:rFonts w:ascii="Times New Roman" w:hAnsi="Times New Roman" w:cs="Times New Roman"/>
-          <w:sz w:val="24"/>
-          <w:szCs w:val="24"/>
-        </w:rPr>
-        <w:t>sisa</w:t>
-      </w:r>
-      <w:proofErr w:type="spellEnd"/>
-      <w:r>
-        <w:rPr>
-          <w:rFonts w:ascii="Times New Roman" w:hAnsi="Times New Roman" w:cs="Times New Roman"/>
-          <w:sz w:val="24"/>
-          <w:szCs w:val="24"/>
-        </w:rPr>
-        <w:t xml:space="preserve"> </w:t>
-      </w:r>
-      <w:proofErr w:type="spellStart"/>
-      <w:r>
-        <w:rPr>
-          <w:rFonts w:ascii="Times New Roman" w:hAnsi="Times New Roman" w:cs="Times New Roman"/>
-          <w:sz w:val="24"/>
-          <w:szCs w:val="24"/>
-        </w:rPr>
-        <w:t>stok</w:t>
-      </w:r>
-      <w:proofErr w:type="spellEnd"/>
-      <w:r>
-        <w:rPr>
-          <w:rFonts w:ascii="Times New Roman" w:hAnsi="Times New Roman" w:cs="Times New Roman"/>
-          <w:sz w:val="24"/>
-          <w:szCs w:val="24"/>
-        </w:rPr>
-        <w:t xml:space="preserve"> </w:t>
-      </w:r>
-      <w:proofErr w:type="spellStart"/>
-      <w:r>
-        <w:rPr>
-          <w:rFonts w:ascii="Times New Roman" w:hAnsi="Times New Roman" w:cs="Times New Roman"/>
-          <w:sz w:val="24"/>
-          <w:szCs w:val="24"/>
-        </w:rPr>
-        <w:t>minuman</w:t>
-      </w:r>
-      <w:proofErr w:type="spellEnd"/>
-      <w:r>
-        <w:rPr>
-          <w:rFonts w:ascii="Times New Roman" w:hAnsi="Times New Roman" w:cs="Times New Roman"/>
-          <w:sz w:val="24"/>
-          <w:szCs w:val="24"/>
-        </w:rPr>
-        <w:t>.</w:t>
-      </w:r>
     </w:p>
     <w:p>
       <w:pPr>
-        <w:ind w:left="0"/>
-        <w:rPr>
-          <w:rFonts w:ascii="Times New Roman" w:hAnsi="Times New Roman" w:cs="Times New Roman"/>
+        <w:pStyle w:val="ListParagraph"/>
+        <w:numPr>
+          <w:ilvl w:val="2"/>
+          <w:numId w:val="18"/>
+        </w:numPr>
+        <w:rPr>
+          <w:rFonts w:ascii="Times New Roman" w:hAnsi="Times New Roman" w:cs="Times New Roman"/>
+          <w:b/>
+          <w:bCs/>
           <w:sz w:val="24"/>
           <w:szCs w:val="24"/>
         </w:rPr>
       </w:pPr>
+      <w:proofErr w:type="spellStart"/>
+      <w:r>
+        <w:rPr>
+          <w:rFonts w:ascii="Times New Roman" w:hAnsi="Times New Roman" w:cs="Times New Roman"/>
+          <w:b/>
+          <w:bCs/>
+          <w:sz w:val="24"/>
+          <w:szCs w:val="24"/>
+        </w:rPr>
+        <w:t>Fungsi</w:t>
+      </w:r>
+      <w:proofErr w:type="spellEnd"/>
+      <w:r>
+        <w:rPr>
+          <w:rFonts w:ascii="Times New Roman" w:hAnsi="Times New Roman" w:cs="Times New Roman"/>
+          <w:b/>
+          <w:bCs/>
+          <w:sz w:val="24"/>
+          <w:szCs w:val="24"/>
+        </w:rPr>
+        <w:t xml:space="preserve"> dan </w:t>
+      </w:r>
+      <w:proofErr w:type="spellStart"/>
+      <w:r>
+        <w:rPr>
+          <w:rFonts w:ascii="Times New Roman" w:hAnsi="Times New Roman" w:cs="Times New Roman"/>
+          <w:b/>
+          <w:bCs/>
+          <w:sz w:val="24"/>
+          <w:szCs w:val="24"/>
+        </w:rPr>
+        <w:t>Tugas</w:t>
+      </w:r>
+      <w:proofErr w:type="spellEnd"/>
+      <w:r>
+        <w:rPr>
+          <w:rFonts w:ascii="Times New Roman" w:hAnsi="Times New Roman" w:cs="Times New Roman"/>
+          <w:b/>
+          <w:bCs/>
+          <w:sz w:val="24"/>
+          <w:szCs w:val="24"/>
+        </w:rPr>
+        <w:t xml:space="preserve"> TI / SI</w:t>
+      </w:r>
     </w:p>
     <w:p>
       <w:pPr>
-        <w:ind w:left="0" w:firstLine="0"/>
+        <w:pStyle w:val="ListParagraph"/>
+        <w:numPr>
+          <w:ilvl w:val="2"/>
+          <w:numId w:val="18"/>
+        </w:numPr>
         <w:rPr>
           <w:rFonts w:ascii="Times New Roman" w:hAnsi="Times New Roman" w:cs="Times New Roman"/>
           <w:b/>
@@ -43444,6 +45916,7 @@
           <w:szCs w:val="24"/>
         </w:rPr>
       </w:pPr>
+      <w:proofErr w:type="spellStart"/>
       <w:r>
         <w:rPr>
           <w:rFonts w:ascii="Times New Roman" w:hAnsi="Times New Roman" w:cs="Times New Roman"/>
@@ -43452,9 +45925,9 @@
           <w:sz w:val="24"/>
           <w:szCs w:val="24"/>
         </w:rPr>
-        <w:t xml:space="preserve">2.5.2.3 </w:t>
-      </w:r>
-      <w:proofErr w:type="spellStart"/>
+        <w:t>Sistem</w:t>
+      </w:r>
+      <w:proofErr w:type="spellEnd"/>
       <w:r>
         <w:rPr>
           <w:rFonts w:ascii="Times New Roman" w:hAnsi="Times New Roman" w:cs="Times New Roman"/>
@@ -43463,9 +45936,9 @@
           <w:sz w:val="24"/>
           <w:szCs w:val="24"/>
         </w:rPr>
-        <w:t>Rekapitulasi</w:t>
-      </w:r>
-      <w:proofErr w:type="spellEnd"/>
+        <w:t xml:space="preserve"> / </w:t>
+      </w:r>
+      <w:proofErr w:type="spellStart"/>
       <w:r>
         <w:rPr>
           <w:rFonts w:ascii="Times New Roman" w:hAnsi="Times New Roman" w:cs="Times New Roman"/>
@@ -43474,9 +45947,9 @@
           <w:sz w:val="24"/>
           <w:szCs w:val="24"/>
         </w:rPr>
-        <w:t xml:space="preserve"> </w:t>
-      </w:r>
-      <w:proofErr w:type="spellStart"/>
+        <w:t>Teknologi</w:t>
+      </w:r>
+      <w:proofErr w:type="spellEnd"/>
       <w:r>
         <w:rPr>
           <w:rFonts w:ascii="Times New Roman" w:hAnsi="Times New Roman" w:cs="Times New Roman"/>
@@ -43485,1207 +45958,93 @@
           <w:sz w:val="24"/>
           <w:szCs w:val="24"/>
         </w:rPr>
-        <w:t>Penjualan</w:t>
+        <w:t xml:space="preserve"> yang </w:t>
+      </w:r>
+      <w:proofErr w:type="spellStart"/>
+      <w:r>
+        <w:rPr>
+          <w:rFonts w:ascii="Times New Roman" w:hAnsi="Times New Roman" w:cs="Times New Roman"/>
+          <w:b/>
+          <w:bCs/>
+          <w:sz w:val="24"/>
+          <w:szCs w:val="24"/>
+        </w:rPr>
+        <w:t>Digunakan</w:t>
       </w:r>
       <w:proofErr w:type="spellEnd"/>
     </w:p>
     <w:p>
       <w:pPr>
-        <w:ind w:left="0"/>
-        <w:rPr>
-          <w:rFonts w:ascii="Times New Roman" w:hAnsi="Times New Roman" w:cs="Times New Roman"/>
+        <w:pStyle w:val="ListParagraph"/>
+        <w:numPr>
+          <w:ilvl w:val="2"/>
+          <w:numId w:val="18"/>
+        </w:numPr>
+        <w:rPr>
+          <w:rFonts w:ascii="Times New Roman" w:hAnsi="Times New Roman" w:cs="Times New Roman"/>
+          <w:b/>
+          <w:bCs/>
           <w:sz w:val="24"/>
           <w:szCs w:val="24"/>
         </w:rPr>
       </w:pPr>
-      <w:r>
-        <w:rPr>
-          <w:rFonts w:ascii="Times New Roman" w:hAnsi="Times New Roman" w:cs="Times New Roman"/>
-          <w:sz w:val="24"/>
-          <w:szCs w:val="24"/>
-        </w:rPr>
-        <w:t xml:space="preserve">Proses </w:t>
-      </w:r>
-      <w:proofErr w:type="spellStart"/>
-      <w:r>
-        <w:rPr>
-          <w:rFonts w:ascii="Times New Roman" w:hAnsi="Times New Roman" w:cs="Times New Roman"/>
-          <w:sz w:val="24"/>
-          <w:szCs w:val="24"/>
-        </w:rPr>
-        <w:t>rekapitulasi</w:t>
-      </w:r>
-      <w:proofErr w:type="spellEnd"/>
-      <w:r>
-        <w:rPr>
-          <w:rFonts w:ascii="Times New Roman" w:hAnsi="Times New Roman" w:cs="Times New Roman"/>
-          <w:sz w:val="24"/>
-          <w:szCs w:val="24"/>
-        </w:rPr>
-        <w:t xml:space="preserve"> </w:t>
-      </w:r>
-      <w:proofErr w:type="spellStart"/>
-      <w:r>
-        <w:rPr>
-          <w:rFonts w:ascii="Times New Roman" w:hAnsi="Times New Roman" w:cs="Times New Roman"/>
-          <w:sz w:val="24"/>
-          <w:szCs w:val="24"/>
-        </w:rPr>
-        <w:t>penjualan</w:t>
-      </w:r>
-      <w:proofErr w:type="spellEnd"/>
-      <w:r>
-        <w:rPr>
-          <w:rFonts w:ascii="Times New Roman" w:hAnsi="Times New Roman" w:cs="Times New Roman"/>
-          <w:sz w:val="24"/>
-          <w:szCs w:val="24"/>
-        </w:rPr>
-        <w:t xml:space="preserve"> </w:t>
-      </w:r>
-      <w:proofErr w:type="spellStart"/>
-      <w:r>
-        <w:rPr>
-          <w:rFonts w:ascii="Times New Roman" w:hAnsi="Times New Roman" w:cs="Times New Roman"/>
-          <w:sz w:val="24"/>
-          <w:szCs w:val="24"/>
-        </w:rPr>
-        <w:t>dimulai</w:t>
-      </w:r>
-      <w:proofErr w:type="spellEnd"/>
-      <w:r>
-        <w:rPr>
-          <w:rFonts w:ascii="Times New Roman" w:hAnsi="Times New Roman" w:cs="Times New Roman"/>
-          <w:sz w:val="24"/>
-          <w:szCs w:val="24"/>
-        </w:rPr>
-        <w:t xml:space="preserve"> </w:t>
-      </w:r>
-      <w:proofErr w:type="spellStart"/>
-      <w:r>
-        <w:rPr>
-          <w:rFonts w:ascii="Times New Roman" w:hAnsi="Times New Roman" w:cs="Times New Roman"/>
-          <w:sz w:val="24"/>
-          <w:szCs w:val="24"/>
-        </w:rPr>
-        <w:t>dari</w:t>
-      </w:r>
-      <w:proofErr w:type="spellEnd"/>
-      <w:r>
-        <w:rPr>
-          <w:rFonts w:ascii="Times New Roman" w:hAnsi="Times New Roman" w:cs="Times New Roman"/>
-          <w:sz w:val="24"/>
-          <w:szCs w:val="24"/>
-        </w:rPr>
-        <w:t xml:space="preserve"> </w:t>
-      </w:r>
-      <w:proofErr w:type="spellStart"/>
-      <w:r>
-        <w:rPr>
-          <w:rFonts w:ascii="Times New Roman" w:hAnsi="Times New Roman" w:cs="Times New Roman"/>
-          <w:sz w:val="24"/>
-          <w:szCs w:val="24"/>
-        </w:rPr>
-        <w:t>penjual</w:t>
-      </w:r>
-      <w:proofErr w:type="spellEnd"/>
-      <w:r>
-        <w:rPr>
-          <w:rFonts w:ascii="Times New Roman" w:hAnsi="Times New Roman" w:cs="Times New Roman"/>
-          <w:sz w:val="24"/>
-          <w:szCs w:val="24"/>
-        </w:rPr>
-        <w:t xml:space="preserve"> yang </w:t>
-      </w:r>
-      <w:proofErr w:type="spellStart"/>
-      <w:r>
-        <w:rPr>
-          <w:rFonts w:ascii="Times New Roman" w:hAnsi="Times New Roman" w:cs="Times New Roman"/>
-          <w:sz w:val="24"/>
-          <w:szCs w:val="24"/>
-        </w:rPr>
-        <w:t>menyerahkan</w:t>
-      </w:r>
-      <w:proofErr w:type="spellEnd"/>
-      <w:r>
-        <w:rPr>
-          <w:rFonts w:ascii="Times New Roman" w:hAnsi="Times New Roman" w:cs="Times New Roman"/>
-          <w:sz w:val="24"/>
-          <w:szCs w:val="24"/>
-        </w:rPr>
-        <w:t xml:space="preserve"> data </w:t>
-      </w:r>
-      <w:proofErr w:type="spellStart"/>
-      <w:r>
-        <w:rPr>
-          <w:rFonts w:ascii="Times New Roman" w:hAnsi="Times New Roman" w:cs="Times New Roman"/>
-          <w:sz w:val="24"/>
-          <w:szCs w:val="24"/>
-        </w:rPr>
-        <w:t>hasil</w:t>
-      </w:r>
-      <w:proofErr w:type="spellEnd"/>
-      <w:r>
-        <w:rPr>
-          <w:rFonts w:ascii="Times New Roman" w:hAnsi="Times New Roman" w:cs="Times New Roman"/>
-          <w:sz w:val="24"/>
-          <w:szCs w:val="24"/>
-        </w:rPr>
-        <w:t xml:space="preserve"> </w:t>
-      </w:r>
-      <w:proofErr w:type="spellStart"/>
-      <w:r>
-        <w:rPr>
-          <w:rFonts w:ascii="Times New Roman" w:hAnsi="Times New Roman" w:cs="Times New Roman"/>
-          <w:sz w:val="24"/>
-          <w:szCs w:val="24"/>
-        </w:rPr>
-        <w:t>penjualan</w:t>
-      </w:r>
-      <w:proofErr w:type="spellEnd"/>
-      <w:r>
-        <w:rPr>
-          <w:rFonts w:ascii="Times New Roman" w:hAnsi="Times New Roman" w:cs="Times New Roman"/>
-          <w:sz w:val="24"/>
-          <w:szCs w:val="24"/>
-        </w:rPr>
-        <w:t xml:space="preserve"> </w:t>
-      </w:r>
-      <w:proofErr w:type="spellStart"/>
-      <w:r>
-        <w:rPr>
-          <w:rFonts w:ascii="Times New Roman" w:hAnsi="Times New Roman" w:cs="Times New Roman"/>
-          <w:sz w:val="24"/>
-          <w:szCs w:val="24"/>
-        </w:rPr>
-        <w:t>harian</w:t>
-      </w:r>
-      <w:proofErr w:type="spellEnd"/>
-      <w:r>
-        <w:rPr>
-          <w:rFonts w:ascii="Times New Roman" w:hAnsi="Times New Roman" w:cs="Times New Roman"/>
-          <w:sz w:val="24"/>
-          <w:szCs w:val="24"/>
-        </w:rPr>
-        <w:t xml:space="preserve"> </w:t>
-      </w:r>
-      <w:proofErr w:type="spellStart"/>
-      <w:r>
-        <w:rPr>
-          <w:rFonts w:ascii="Times New Roman" w:hAnsi="Times New Roman" w:cs="Times New Roman"/>
-          <w:sz w:val="24"/>
-          <w:szCs w:val="24"/>
-        </w:rPr>
-        <w:t>kepada</w:t>
-      </w:r>
-      <w:proofErr w:type="spellEnd"/>
-      <w:r>
-        <w:rPr>
-          <w:rFonts w:ascii="Times New Roman" w:hAnsi="Times New Roman" w:cs="Times New Roman"/>
-          <w:sz w:val="24"/>
-          <w:szCs w:val="24"/>
-        </w:rPr>
-        <w:t xml:space="preserve"> </w:t>
-      </w:r>
-      <w:proofErr w:type="spellStart"/>
-      <w:r>
-        <w:rPr>
-          <w:rFonts w:ascii="Times New Roman" w:hAnsi="Times New Roman" w:cs="Times New Roman"/>
-          <w:sz w:val="24"/>
-          <w:szCs w:val="24"/>
-        </w:rPr>
-        <w:t>bagian</w:t>
-      </w:r>
-      <w:proofErr w:type="spellEnd"/>
-      <w:r>
-        <w:rPr>
-          <w:rFonts w:ascii="Times New Roman" w:hAnsi="Times New Roman" w:cs="Times New Roman"/>
-          <w:sz w:val="24"/>
-          <w:szCs w:val="24"/>
-        </w:rPr>
-        <w:t xml:space="preserve"> </w:t>
-      </w:r>
-      <w:proofErr w:type="spellStart"/>
-      <w:r>
-        <w:rPr>
-          <w:rFonts w:ascii="Times New Roman" w:hAnsi="Times New Roman" w:cs="Times New Roman"/>
-          <w:sz w:val="24"/>
-          <w:szCs w:val="24"/>
-        </w:rPr>
-        <w:t>pencatatan</w:t>
-      </w:r>
-      <w:proofErr w:type="spellEnd"/>
-      <w:r>
-        <w:rPr>
-          <w:rFonts w:ascii="Times New Roman" w:hAnsi="Times New Roman" w:cs="Times New Roman"/>
-          <w:sz w:val="24"/>
-          <w:szCs w:val="24"/>
-        </w:rPr>
-        <w:t xml:space="preserve"> </w:t>
-      </w:r>
-      <w:proofErr w:type="spellStart"/>
-      <w:r>
-        <w:rPr>
-          <w:rFonts w:ascii="Times New Roman" w:hAnsi="Times New Roman" w:cs="Times New Roman"/>
-          <w:sz w:val="24"/>
-          <w:szCs w:val="24"/>
-        </w:rPr>
-        <w:t>penjualan</w:t>
-      </w:r>
-      <w:proofErr w:type="spellEnd"/>
-      <w:r>
-        <w:rPr>
-          <w:rFonts w:ascii="Times New Roman" w:hAnsi="Times New Roman" w:cs="Times New Roman"/>
-          <w:sz w:val="24"/>
-          <w:szCs w:val="24"/>
-        </w:rPr>
-        <w:t xml:space="preserve">. Data </w:t>
-      </w:r>
-      <w:proofErr w:type="spellStart"/>
-      <w:r>
-        <w:rPr>
-          <w:rFonts w:ascii="Times New Roman" w:hAnsi="Times New Roman" w:cs="Times New Roman"/>
-          <w:sz w:val="24"/>
-          <w:szCs w:val="24"/>
-        </w:rPr>
-        <w:t>tersebut</w:t>
-      </w:r>
-      <w:proofErr w:type="spellEnd"/>
-      <w:r>
-        <w:rPr>
-          <w:rFonts w:ascii="Times New Roman" w:hAnsi="Times New Roman" w:cs="Times New Roman"/>
-          <w:sz w:val="24"/>
-          <w:szCs w:val="24"/>
-        </w:rPr>
-        <w:t xml:space="preserve"> </w:t>
-      </w:r>
-      <w:proofErr w:type="spellStart"/>
-      <w:r>
-        <w:rPr>
-          <w:rFonts w:ascii="Times New Roman" w:hAnsi="Times New Roman" w:cs="Times New Roman"/>
-          <w:sz w:val="24"/>
-          <w:szCs w:val="24"/>
-        </w:rPr>
-        <w:t>meliputi</w:t>
-      </w:r>
-      <w:proofErr w:type="spellEnd"/>
-      <w:r>
-        <w:rPr>
-          <w:rFonts w:ascii="Times New Roman" w:hAnsi="Times New Roman" w:cs="Times New Roman"/>
-          <w:sz w:val="24"/>
-          <w:szCs w:val="24"/>
-        </w:rPr>
-        <w:t xml:space="preserve"> </w:t>
-      </w:r>
-      <w:proofErr w:type="spellStart"/>
-      <w:r>
-        <w:rPr>
-          <w:rFonts w:ascii="Times New Roman" w:hAnsi="Times New Roman" w:cs="Times New Roman"/>
-          <w:sz w:val="24"/>
-          <w:szCs w:val="24"/>
-        </w:rPr>
-        <w:t>jumlah</w:t>
-      </w:r>
-      <w:proofErr w:type="spellEnd"/>
-      <w:r>
-        <w:rPr>
-          <w:rFonts w:ascii="Times New Roman" w:hAnsi="Times New Roman" w:cs="Times New Roman"/>
-          <w:sz w:val="24"/>
-          <w:szCs w:val="24"/>
-        </w:rPr>
-        <w:t xml:space="preserve"> </w:t>
-      </w:r>
-      <w:proofErr w:type="spellStart"/>
-      <w:r>
-        <w:rPr>
-          <w:rFonts w:ascii="Times New Roman" w:hAnsi="Times New Roman" w:cs="Times New Roman"/>
-          <w:sz w:val="24"/>
-          <w:szCs w:val="24"/>
-        </w:rPr>
-        <w:t>produk</w:t>
-      </w:r>
-      <w:proofErr w:type="spellEnd"/>
-      <w:r>
-        <w:rPr>
-          <w:rFonts w:ascii="Times New Roman" w:hAnsi="Times New Roman" w:cs="Times New Roman"/>
-          <w:sz w:val="24"/>
-          <w:szCs w:val="24"/>
-        </w:rPr>
-        <w:t xml:space="preserve"> </w:t>
-      </w:r>
-      <w:proofErr w:type="spellStart"/>
-      <w:r>
-        <w:rPr>
-          <w:rFonts w:ascii="Times New Roman" w:hAnsi="Times New Roman" w:cs="Times New Roman"/>
-          <w:sz w:val="24"/>
-          <w:szCs w:val="24"/>
-        </w:rPr>
-        <w:t>terjual</w:t>
-      </w:r>
-      <w:proofErr w:type="spellEnd"/>
-      <w:r>
-        <w:rPr>
-          <w:rFonts w:ascii="Times New Roman" w:hAnsi="Times New Roman" w:cs="Times New Roman"/>
-          <w:sz w:val="24"/>
-          <w:szCs w:val="24"/>
-        </w:rPr>
-        <w:t xml:space="preserve">, total </w:t>
-      </w:r>
-      <w:proofErr w:type="spellStart"/>
-      <w:r>
-        <w:rPr>
-          <w:rFonts w:ascii="Times New Roman" w:hAnsi="Times New Roman" w:cs="Times New Roman"/>
-          <w:sz w:val="24"/>
-          <w:szCs w:val="24"/>
-        </w:rPr>
-        <w:t>pendapatan</w:t>
-      </w:r>
-      <w:proofErr w:type="spellEnd"/>
-      <w:r>
-        <w:rPr>
-          <w:rFonts w:ascii="Times New Roman" w:hAnsi="Times New Roman" w:cs="Times New Roman"/>
-          <w:sz w:val="24"/>
-          <w:szCs w:val="24"/>
-        </w:rPr>
-        <w:t xml:space="preserve">, </w:t>
-      </w:r>
-      <w:proofErr w:type="spellStart"/>
-      <w:r>
-        <w:rPr>
-          <w:rFonts w:ascii="Times New Roman" w:hAnsi="Times New Roman" w:cs="Times New Roman"/>
-          <w:sz w:val="24"/>
-          <w:szCs w:val="24"/>
-        </w:rPr>
-        <w:t>serta</w:t>
-      </w:r>
-      <w:proofErr w:type="spellEnd"/>
-      <w:r>
-        <w:rPr>
-          <w:rFonts w:ascii="Times New Roman" w:hAnsi="Times New Roman" w:cs="Times New Roman"/>
-          <w:sz w:val="24"/>
-          <w:szCs w:val="24"/>
-        </w:rPr>
-        <w:t xml:space="preserve"> </w:t>
-      </w:r>
-      <w:proofErr w:type="spellStart"/>
-      <w:r>
-        <w:rPr>
-          <w:rFonts w:ascii="Times New Roman" w:hAnsi="Times New Roman" w:cs="Times New Roman"/>
-          <w:sz w:val="24"/>
-          <w:szCs w:val="24"/>
-        </w:rPr>
-        <w:t>sisa</w:t>
-      </w:r>
-      <w:proofErr w:type="spellEnd"/>
-      <w:r>
-        <w:rPr>
-          <w:rFonts w:ascii="Times New Roman" w:hAnsi="Times New Roman" w:cs="Times New Roman"/>
-          <w:sz w:val="24"/>
-          <w:szCs w:val="24"/>
-        </w:rPr>
-        <w:t xml:space="preserve"> </w:t>
-      </w:r>
-      <w:proofErr w:type="spellStart"/>
-      <w:r>
-        <w:rPr>
-          <w:rFonts w:ascii="Times New Roman" w:hAnsi="Times New Roman" w:cs="Times New Roman"/>
-          <w:sz w:val="24"/>
-          <w:szCs w:val="24"/>
-        </w:rPr>
-        <w:t>stok</w:t>
-      </w:r>
-      <w:proofErr w:type="spellEnd"/>
-      <w:r>
-        <w:rPr>
-          <w:rFonts w:ascii="Times New Roman" w:hAnsi="Times New Roman" w:cs="Times New Roman"/>
-          <w:sz w:val="24"/>
-          <w:szCs w:val="24"/>
-        </w:rPr>
-        <w:t xml:space="preserve"> </w:t>
-      </w:r>
-      <w:proofErr w:type="spellStart"/>
-      <w:r>
-        <w:rPr>
-          <w:rFonts w:ascii="Times New Roman" w:hAnsi="Times New Roman" w:cs="Times New Roman"/>
-          <w:sz w:val="24"/>
-          <w:szCs w:val="24"/>
-        </w:rPr>
-        <w:t>minuman</w:t>
-      </w:r>
-      <w:proofErr w:type="spellEnd"/>
-      <w:r>
-        <w:rPr>
-          <w:rFonts w:ascii="Times New Roman" w:hAnsi="Times New Roman" w:cs="Times New Roman"/>
-          <w:sz w:val="24"/>
-          <w:szCs w:val="24"/>
-        </w:rPr>
-        <w:t xml:space="preserve"> </w:t>
-      </w:r>
-      <w:proofErr w:type="spellStart"/>
-      <w:r>
-        <w:rPr>
-          <w:rFonts w:ascii="Times New Roman" w:hAnsi="Times New Roman" w:cs="Times New Roman"/>
-          <w:sz w:val="24"/>
-          <w:szCs w:val="24"/>
-        </w:rPr>
-        <w:t>dari</w:t>
-      </w:r>
-      <w:proofErr w:type="spellEnd"/>
-      <w:r>
-        <w:rPr>
-          <w:rFonts w:ascii="Times New Roman" w:hAnsi="Times New Roman" w:cs="Times New Roman"/>
-          <w:sz w:val="24"/>
-          <w:szCs w:val="24"/>
-        </w:rPr>
-        <w:t xml:space="preserve"> masing-masing </w:t>
-      </w:r>
-      <w:proofErr w:type="spellStart"/>
-      <w:r>
-        <w:rPr>
-          <w:rFonts w:ascii="Times New Roman" w:hAnsi="Times New Roman" w:cs="Times New Roman"/>
-          <w:sz w:val="24"/>
-          <w:szCs w:val="24"/>
-        </w:rPr>
-        <w:t>gerobak</w:t>
-      </w:r>
-      <w:proofErr w:type="spellEnd"/>
-      <w:r>
-        <w:rPr>
-          <w:rFonts w:ascii="Times New Roman" w:hAnsi="Times New Roman" w:cs="Times New Roman"/>
-          <w:sz w:val="24"/>
-          <w:szCs w:val="24"/>
-        </w:rPr>
-        <w:t xml:space="preserve"> </w:t>
-      </w:r>
-      <w:proofErr w:type="spellStart"/>
-      <w:r>
-        <w:rPr>
-          <w:rFonts w:ascii="Times New Roman" w:hAnsi="Times New Roman" w:cs="Times New Roman"/>
-          <w:sz w:val="24"/>
-          <w:szCs w:val="24"/>
-        </w:rPr>
-        <w:t>operasional</w:t>
-      </w:r>
-      <w:proofErr w:type="spellEnd"/>
-      <w:r>
-        <w:rPr>
-          <w:rFonts w:ascii="Times New Roman" w:hAnsi="Times New Roman" w:cs="Times New Roman"/>
-          <w:sz w:val="24"/>
-          <w:szCs w:val="24"/>
-        </w:rPr>
-        <w:t>.</w:t>
-      </w:r>
-    </w:p>
-    <w:p>
-      <w:pPr>
-        <w:ind w:left="0" w:firstLine="0"/>
-        <w:rPr>
-          <w:rFonts w:ascii="Times New Roman" w:hAnsi="Times New Roman" w:cs="Times New Roman"/>
-          <w:sz w:val="24"/>
-          <w:szCs w:val="24"/>
-        </w:rPr>
-      </w:pPr>
-      <w:r>
-        <w:rPr>
-          <w:rFonts w:ascii="Times New Roman" w:hAnsi="Times New Roman" w:cs="Times New Roman"/>
-          <w:sz w:val="24"/>
-          <w:szCs w:val="24"/>
-        </w:rPr>
-        <w:tab/>
-      </w:r>
-      <w:proofErr w:type="spellStart"/>
-      <w:r>
-        <w:rPr>
-          <w:rFonts w:ascii="Times New Roman" w:hAnsi="Times New Roman" w:cs="Times New Roman"/>
-          <w:sz w:val="24"/>
-          <w:szCs w:val="24"/>
-        </w:rPr>
-        <w:t>Selanjutnya</w:t>
-      </w:r>
-      <w:proofErr w:type="spellEnd"/>
-      <w:r>
-        <w:rPr>
-          <w:rFonts w:ascii="Times New Roman" w:hAnsi="Times New Roman" w:cs="Times New Roman"/>
-          <w:sz w:val="24"/>
-          <w:szCs w:val="24"/>
-        </w:rPr>
-        <w:t xml:space="preserve">, </w:t>
-      </w:r>
-      <w:proofErr w:type="spellStart"/>
-      <w:r>
-        <w:rPr>
-          <w:rFonts w:ascii="Times New Roman" w:hAnsi="Times New Roman" w:cs="Times New Roman"/>
-          <w:sz w:val="24"/>
-          <w:szCs w:val="24"/>
-        </w:rPr>
-        <w:t>bagian</w:t>
-      </w:r>
-      <w:proofErr w:type="spellEnd"/>
-      <w:r>
-        <w:rPr>
-          <w:rFonts w:ascii="Times New Roman" w:hAnsi="Times New Roman" w:cs="Times New Roman"/>
-          <w:sz w:val="24"/>
-          <w:szCs w:val="24"/>
-        </w:rPr>
-        <w:t xml:space="preserve"> </w:t>
-      </w:r>
-      <w:proofErr w:type="spellStart"/>
-      <w:r>
-        <w:rPr>
-          <w:rFonts w:ascii="Times New Roman" w:hAnsi="Times New Roman" w:cs="Times New Roman"/>
-          <w:sz w:val="24"/>
-          <w:szCs w:val="24"/>
-        </w:rPr>
-        <w:t>pencatatan</w:t>
-      </w:r>
-      <w:proofErr w:type="spellEnd"/>
-      <w:r>
-        <w:rPr>
-          <w:rFonts w:ascii="Times New Roman" w:hAnsi="Times New Roman" w:cs="Times New Roman"/>
-          <w:sz w:val="24"/>
-          <w:szCs w:val="24"/>
-        </w:rPr>
-        <w:t xml:space="preserve"> </w:t>
-      </w:r>
-      <w:proofErr w:type="spellStart"/>
-      <w:r>
-        <w:rPr>
-          <w:rFonts w:ascii="Times New Roman" w:hAnsi="Times New Roman" w:cs="Times New Roman"/>
-          <w:sz w:val="24"/>
-          <w:szCs w:val="24"/>
-        </w:rPr>
-        <w:t>penjualan</w:t>
-      </w:r>
-      <w:proofErr w:type="spellEnd"/>
-      <w:r>
-        <w:rPr>
-          <w:rFonts w:ascii="Times New Roman" w:hAnsi="Times New Roman" w:cs="Times New Roman"/>
-          <w:sz w:val="24"/>
-          <w:szCs w:val="24"/>
-        </w:rPr>
-        <w:t xml:space="preserve"> </w:t>
-      </w:r>
-      <w:proofErr w:type="spellStart"/>
-      <w:r>
-        <w:rPr>
-          <w:rFonts w:ascii="Times New Roman" w:hAnsi="Times New Roman" w:cs="Times New Roman"/>
-          <w:sz w:val="24"/>
-          <w:szCs w:val="24"/>
-        </w:rPr>
-        <w:t>melakukam</w:t>
-      </w:r>
-      <w:proofErr w:type="spellEnd"/>
-      <w:r>
-        <w:rPr>
-          <w:rFonts w:ascii="Times New Roman" w:hAnsi="Times New Roman" w:cs="Times New Roman"/>
-          <w:sz w:val="24"/>
-          <w:szCs w:val="24"/>
-        </w:rPr>
-        <w:t xml:space="preserve"> </w:t>
-      </w:r>
-      <w:proofErr w:type="spellStart"/>
-      <w:r>
-        <w:rPr>
-          <w:rFonts w:ascii="Times New Roman" w:hAnsi="Times New Roman" w:cs="Times New Roman"/>
-          <w:sz w:val="24"/>
-          <w:szCs w:val="24"/>
-        </w:rPr>
-        <w:t>pengecekan</w:t>
-      </w:r>
-      <w:proofErr w:type="spellEnd"/>
-      <w:r>
-        <w:rPr>
-          <w:rFonts w:ascii="Times New Roman" w:hAnsi="Times New Roman" w:cs="Times New Roman"/>
-          <w:sz w:val="24"/>
-          <w:szCs w:val="24"/>
-        </w:rPr>
-        <w:t xml:space="preserve"> dan </w:t>
-      </w:r>
-      <w:proofErr w:type="spellStart"/>
-      <w:r>
-        <w:rPr>
-          <w:rFonts w:ascii="Times New Roman" w:hAnsi="Times New Roman" w:cs="Times New Roman"/>
-          <w:sz w:val="24"/>
-          <w:szCs w:val="24"/>
-        </w:rPr>
-        <w:t>rekapitulasi</w:t>
-      </w:r>
-      <w:proofErr w:type="spellEnd"/>
-      <w:r>
-        <w:rPr>
-          <w:rFonts w:ascii="Times New Roman" w:hAnsi="Times New Roman" w:cs="Times New Roman"/>
-          <w:sz w:val="24"/>
-          <w:szCs w:val="24"/>
-        </w:rPr>
-        <w:t xml:space="preserve"> data </w:t>
-      </w:r>
-      <w:proofErr w:type="spellStart"/>
-      <w:r>
-        <w:rPr>
-          <w:rFonts w:ascii="Times New Roman" w:hAnsi="Times New Roman" w:cs="Times New Roman"/>
-          <w:sz w:val="24"/>
-          <w:szCs w:val="24"/>
-        </w:rPr>
-        <w:t>untuk</w:t>
-      </w:r>
-      <w:proofErr w:type="spellEnd"/>
-      <w:r>
-        <w:rPr>
-          <w:rFonts w:ascii="Times New Roman" w:hAnsi="Times New Roman" w:cs="Times New Roman"/>
-          <w:sz w:val="24"/>
-          <w:szCs w:val="24"/>
-        </w:rPr>
-        <w:t xml:space="preserve"> </w:t>
-      </w:r>
-      <w:proofErr w:type="spellStart"/>
-      <w:r>
-        <w:rPr>
-          <w:rFonts w:ascii="Times New Roman" w:hAnsi="Times New Roman" w:cs="Times New Roman"/>
-          <w:sz w:val="24"/>
-          <w:szCs w:val="24"/>
-        </w:rPr>
-        <w:t>memastikan</w:t>
-      </w:r>
-      <w:proofErr w:type="spellEnd"/>
-      <w:r>
-        <w:rPr>
-          <w:rFonts w:ascii="Times New Roman" w:hAnsi="Times New Roman" w:cs="Times New Roman"/>
-          <w:sz w:val="24"/>
-          <w:szCs w:val="24"/>
-        </w:rPr>
-        <w:t xml:space="preserve"> </w:t>
-      </w:r>
-      <w:proofErr w:type="spellStart"/>
-      <w:r>
-        <w:rPr>
-          <w:rFonts w:ascii="Times New Roman" w:hAnsi="Times New Roman" w:cs="Times New Roman"/>
-          <w:sz w:val="24"/>
-          <w:szCs w:val="24"/>
-        </w:rPr>
-        <w:t>kesesuain</w:t>
-      </w:r>
-      <w:proofErr w:type="spellEnd"/>
-      <w:r>
-        <w:rPr>
-          <w:rFonts w:ascii="Times New Roman" w:hAnsi="Times New Roman" w:cs="Times New Roman"/>
-          <w:sz w:val="24"/>
-          <w:szCs w:val="24"/>
-        </w:rPr>
-        <w:t xml:space="preserve"> </w:t>
-      </w:r>
-      <w:proofErr w:type="spellStart"/>
-      <w:r>
-        <w:rPr>
-          <w:rFonts w:ascii="Times New Roman" w:hAnsi="Times New Roman" w:cs="Times New Roman"/>
-          <w:sz w:val="24"/>
-          <w:szCs w:val="24"/>
-        </w:rPr>
-        <w:t>antara</w:t>
-      </w:r>
-      <w:proofErr w:type="spellEnd"/>
-      <w:r>
-        <w:rPr>
-          <w:rFonts w:ascii="Times New Roman" w:hAnsi="Times New Roman" w:cs="Times New Roman"/>
-          <w:sz w:val="24"/>
-          <w:szCs w:val="24"/>
-        </w:rPr>
-        <w:t xml:space="preserve"> </w:t>
-      </w:r>
-      <w:proofErr w:type="spellStart"/>
-      <w:r>
-        <w:rPr>
-          <w:rFonts w:ascii="Times New Roman" w:hAnsi="Times New Roman" w:cs="Times New Roman"/>
-          <w:sz w:val="24"/>
-          <w:szCs w:val="24"/>
-        </w:rPr>
-        <w:t>stok</w:t>
-      </w:r>
-      <w:proofErr w:type="spellEnd"/>
-      <w:r>
-        <w:rPr>
-          <w:rFonts w:ascii="Times New Roman" w:hAnsi="Times New Roman" w:cs="Times New Roman"/>
-          <w:sz w:val="24"/>
-          <w:szCs w:val="24"/>
-        </w:rPr>
-        <w:t xml:space="preserve"> </w:t>
-      </w:r>
-      <w:proofErr w:type="spellStart"/>
-      <w:r>
-        <w:rPr>
-          <w:rFonts w:ascii="Times New Roman" w:hAnsi="Times New Roman" w:cs="Times New Roman"/>
-          <w:sz w:val="24"/>
-          <w:szCs w:val="24"/>
-        </w:rPr>
-        <w:t>awal</w:t>
-      </w:r>
-      <w:proofErr w:type="spellEnd"/>
-      <w:r>
-        <w:rPr>
-          <w:rFonts w:ascii="Times New Roman" w:hAnsi="Times New Roman" w:cs="Times New Roman"/>
-          <w:sz w:val="24"/>
-          <w:szCs w:val="24"/>
-        </w:rPr>
-        <w:t xml:space="preserve">, </w:t>
-      </w:r>
-      <w:proofErr w:type="spellStart"/>
-      <w:r>
-        <w:rPr>
-          <w:rFonts w:ascii="Times New Roman" w:hAnsi="Times New Roman" w:cs="Times New Roman"/>
-          <w:sz w:val="24"/>
-          <w:szCs w:val="24"/>
-        </w:rPr>
-        <w:t>jumlah</w:t>
-      </w:r>
-      <w:proofErr w:type="spellEnd"/>
-      <w:r>
-        <w:rPr>
-          <w:rFonts w:ascii="Times New Roman" w:hAnsi="Times New Roman" w:cs="Times New Roman"/>
-          <w:sz w:val="24"/>
-          <w:szCs w:val="24"/>
-        </w:rPr>
-        <w:t xml:space="preserve"> </w:t>
-      </w:r>
-      <w:proofErr w:type="spellStart"/>
-      <w:r>
-        <w:rPr>
-          <w:rFonts w:ascii="Times New Roman" w:hAnsi="Times New Roman" w:cs="Times New Roman"/>
-          <w:sz w:val="24"/>
-          <w:szCs w:val="24"/>
-        </w:rPr>
-        <w:t>produk</w:t>
-      </w:r>
-      <w:proofErr w:type="spellEnd"/>
-      <w:r>
-        <w:rPr>
-          <w:rFonts w:ascii="Times New Roman" w:hAnsi="Times New Roman" w:cs="Times New Roman"/>
-          <w:sz w:val="24"/>
-          <w:szCs w:val="24"/>
-        </w:rPr>
-        <w:t xml:space="preserve"> </w:t>
-      </w:r>
-      <w:proofErr w:type="spellStart"/>
-      <w:r>
-        <w:rPr>
-          <w:rFonts w:ascii="Times New Roman" w:hAnsi="Times New Roman" w:cs="Times New Roman"/>
-          <w:sz w:val="24"/>
-          <w:szCs w:val="24"/>
-        </w:rPr>
-        <w:t>terjual</w:t>
-      </w:r>
-      <w:proofErr w:type="spellEnd"/>
-      <w:r>
-        <w:rPr>
-          <w:rFonts w:ascii="Times New Roman" w:hAnsi="Times New Roman" w:cs="Times New Roman"/>
-          <w:sz w:val="24"/>
-          <w:szCs w:val="24"/>
-        </w:rPr>
-        <w:t xml:space="preserve">, dan </w:t>
-      </w:r>
-      <w:proofErr w:type="spellStart"/>
-      <w:r>
-        <w:rPr>
-          <w:rFonts w:ascii="Times New Roman" w:hAnsi="Times New Roman" w:cs="Times New Roman"/>
-          <w:sz w:val="24"/>
-          <w:szCs w:val="24"/>
-        </w:rPr>
-        <w:t>stok</w:t>
-      </w:r>
-      <w:proofErr w:type="spellEnd"/>
-      <w:r>
-        <w:rPr>
-          <w:rFonts w:ascii="Times New Roman" w:hAnsi="Times New Roman" w:cs="Times New Roman"/>
-          <w:sz w:val="24"/>
-          <w:szCs w:val="24"/>
-        </w:rPr>
-        <w:t xml:space="preserve"> </w:t>
-      </w:r>
-      <w:proofErr w:type="spellStart"/>
-      <w:r>
-        <w:rPr>
-          <w:rFonts w:ascii="Times New Roman" w:hAnsi="Times New Roman" w:cs="Times New Roman"/>
-          <w:sz w:val="24"/>
-          <w:szCs w:val="24"/>
-        </w:rPr>
-        <w:t>tersisa</w:t>
-      </w:r>
-      <w:proofErr w:type="spellEnd"/>
-      <w:r>
-        <w:rPr>
-          <w:rFonts w:ascii="Times New Roman" w:hAnsi="Times New Roman" w:cs="Times New Roman"/>
-          <w:sz w:val="24"/>
-          <w:szCs w:val="24"/>
-        </w:rPr>
-        <w:t xml:space="preserve">. </w:t>
-      </w:r>
-      <w:proofErr w:type="spellStart"/>
-      <w:r>
-        <w:rPr>
-          <w:rFonts w:ascii="Times New Roman" w:hAnsi="Times New Roman" w:cs="Times New Roman"/>
-          <w:sz w:val="24"/>
-          <w:szCs w:val="24"/>
-        </w:rPr>
-        <w:t>Setelah</w:t>
-      </w:r>
-      <w:proofErr w:type="spellEnd"/>
-      <w:r>
-        <w:rPr>
-          <w:rFonts w:ascii="Times New Roman" w:hAnsi="Times New Roman" w:cs="Times New Roman"/>
-          <w:sz w:val="24"/>
-          <w:szCs w:val="24"/>
-        </w:rPr>
-        <w:t xml:space="preserve"> proses </w:t>
-      </w:r>
-      <w:proofErr w:type="spellStart"/>
-      <w:r>
-        <w:rPr>
-          <w:rFonts w:ascii="Times New Roman" w:hAnsi="Times New Roman" w:cs="Times New Roman"/>
-          <w:sz w:val="24"/>
-          <w:szCs w:val="24"/>
-        </w:rPr>
-        <w:t>verifikasi</w:t>
-      </w:r>
-      <w:proofErr w:type="spellEnd"/>
-      <w:r>
-        <w:rPr>
-          <w:rFonts w:ascii="Times New Roman" w:hAnsi="Times New Roman" w:cs="Times New Roman"/>
-          <w:sz w:val="24"/>
-          <w:szCs w:val="24"/>
-        </w:rPr>
-        <w:t xml:space="preserve"> </w:t>
-      </w:r>
-      <w:proofErr w:type="spellStart"/>
-      <w:r>
-        <w:rPr>
-          <w:rFonts w:ascii="Times New Roman" w:hAnsi="Times New Roman" w:cs="Times New Roman"/>
-          <w:sz w:val="24"/>
-          <w:szCs w:val="24"/>
-        </w:rPr>
-        <w:t>selesai</w:t>
-      </w:r>
-      <w:proofErr w:type="spellEnd"/>
-      <w:r>
-        <w:rPr>
-          <w:rFonts w:ascii="Times New Roman" w:hAnsi="Times New Roman" w:cs="Times New Roman"/>
-          <w:sz w:val="24"/>
-          <w:szCs w:val="24"/>
-        </w:rPr>
-        <w:t xml:space="preserve">, data </w:t>
-      </w:r>
-      <w:proofErr w:type="spellStart"/>
-      <w:r>
-        <w:rPr>
-          <w:rFonts w:ascii="Times New Roman" w:hAnsi="Times New Roman" w:cs="Times New Roman"/>
-          <w:sz w:val="24"/>
-          <w:szCs w:val="24"/>
-        </w:rPr>
-        <w:t>disimpan</w:t>
-      </w:r>
-      <w:proofErr w:type="spellEnd"/>
-      <w:r>
-        <w:rPr>
-          <w:rFonts w:ascii="Times New Roman" w:hAnsi="Times New Roman" w:cs="Times New Roman"/>
-          <w:sz w:val="24"/>
-          <w:szCs w:val="24"/>
-        </w:rPr>
-        <w:t xml:space="preserve"> </w:t>
-      </w:r>
-      <w:proofErr w:type="spellStart"/>
-      <w:r>
-        <w:rPr>
-          <w:rFonts w:ascii="Times New Roman" w:hAnsi="Times New Roman" w:cs="Times New Roman"/>
-          <w:sz w:val="24"/>
-          <w:szCs w:val="24"/>
-        </w:rPr>
-        <w:t>sebagai</w:t>
-      </w:r>
-      <w:proofErr w:type="spellEnd"/>
-      <w:r>
-        <w:rPr>
-          <w:rFonts w:ascii="Times New Roman" w:hAnsi="Times New Roman" w:cs="Times New Roman"/>
-          <w:sz w:val="24"/>
-          <w:szCs w:val="24"/>
-        </w:rPr>
-        <w:t xml:space="preserve"> </w:t>
-      </w:r>
-      <w:proofErr w:type="spellStart"/>
-      <w:r>
-        <w:rPr>
-          <w:rFonts w:ascii="Times New Roman" w:hAnsi="Times New Roman" w:cs="Times New Roman"/>
-          <w:sz w:val="24"/>
-          <w:szCs w:val="24"/>
-        </w:rPr>
-        <w:t>laporan</w:t>
-      </w:r>
-      <w:proofErr w:type="spellEnd"/>
-      <w:r>
-        <w:rPr>
-          <w:rFonts w:ascii="Times New Roman" w:hAnsi="Times New Roman" w:cs="Times New Roman"/>
-          <w:sz w:val="24"/>
-          <w:szCs w:val="24"/>
-        </w:rPr>
-        <w:t xml:space="preserve"> </w:t>
-      </w:r>
-      <w:proofErr w:type="spellStart"/>
-      <w:r>
-        <w:rPr>
-          <w:rFonts w:ascii="Times New Roman" w:hAnsi="Times New Roman" w:cs="Times New Roman"/>
-          <w:sz w:val="24"/>
-          <w:szCs w:val="24"/>
-        </w:rPr>
-        <w:t>operasional</w:t>
-      </w:r>
-      <w:proofErr w:type="spellEnd"/>
-      <w:r>
-        <w:rPr>
-          <w:rFonts w:ascii="Times New Roman" w:hAnsi="Times New Roman" w:cs="Times New Roman"/>
-          <w:sz w:val="24"/>
-          <w:szCs w:val="24"/>
-        </w:rPr>
-        <w:t xml:space="preserve"> </w:t>
-      </w:r>
-      <w:proofErr w:type="spellStart"/>
-      <w:r>
-        <w:rPr>
-          <w:rFonts w:ascii="Times New Roman" w:hAnsi="Times New Roman" w:cs="Times New Roman"/>
-          <w:sz w:val="24"/>
-          <w:szCs w:val="24"/>
-        </w:rPr>
-        <w:t>harian</w:t>
-      </w:r>
-      <w:proofErr w:type="spellEnd"/>
-      <w:r>
-        <w:rPr>
-          <w:rFonts w:ascii="Times New Roman" w:hAnsi="Times New Roman" w:cs="Times New Roman"/>
-          <w:sz w:val="24"/>
-          <w:szCs w:val="24"/>
-        </w:rPr>
-        <w:t>.</w:t>
-      </w:r>
-    </w:p>
-    <w:p>
-      <w:pPr>
-        <w:ind w:left="0" w:firstLine="0"/>
-        <w:rPr>
-          <w:rFonts w:ascii="Times New Roman" w:hAnsi="Times New Roman" w:cs="Times New Roman"/>
-          <w:sz w:val="24"/>
-          <w:szCs w:val="24"/>
-        </w:rPr>
-      </w:pPr>
-      <w:r>
-        <w:rPr>
-          <w:rFonts w:ascii="Times New Roman" w:hAnsi="Times New Roman" w:cs="Times New Roman"/>
-          <w:sz w:val="24"/>
-          <w:szCs w:val="24"/>
-        </w:rPr>
-        <w:tab/>
-      </w:r>
-      <w:proofErr w:type="spellStart"/>
-      <w:r>
-        <w:rPr>
-          <w:rFonts w:ascii="Times New Roman" w:hAnsi="Times New Roman" w:cs="Times New Roman"/>
-          <w:sz w:val="24"/>
-          <w:szCs w:val="24"/>
-        </w:rPr>
-        <w:t>Laporan</w:t>
-      </w:r>
-      <w:proofErr w:type="spellEnd"/>
-      <w:r>
-        <w:rPr>
-          <w:rFonts w:ascii="Times New Roman" w:hAnsi="Times New Roman" w:cs="Times New Roman"/>
-          <w:sz w:val="24"/>
-          <w:szCs w:val="24"/>
-        </w:rPr>
-        <w:t xml:space="preserve"> </w:t>
-      </w:r>
-      <w:proofErr w:type="spellStart"/>
-      <w:r>
-        <w:rPr>
-          <w:rFonts w:ascii="Times New Roman" w:hAnsi="Times New Roman" w:cs="Times New Roman"/>
-          <w:sz w:val="24"/>
-          <w:szCs w:val="24"/>
-        </w:rPr>
-        <w:t>tersebut</w:t>
-      </w:r>
-      <w:proofErr w:type="spellEnd"/>
-      <w:r>
-        <w:rPr>
-          <w:rFonts w:ascii="Times New Roman" w:hAnsi="Times New Roman" w:cs="Times New Roman"/>
-          <w:sz w:val="24"/>
-          <w:szCs w:val="24"/>
-        </w:rPr>
-        <w:t xml:space="preserve"> </w:t>
-      </w:r>
-      <w:proofErr w:type="spellStart"/>
-      <w:r>
-        <w:rPr>
-          <w:rFonts w:ascii="Times New Roman" w:hAnsi="Times New Roman" w:cs="Times New Roman"/>
-          <w:sz w:val="24"/>
-          <w:szCs w:val="24"/>
-        </w:rPr>
-        <w:t>kemudian</w:t>
-      </w:r>
-      <w:proofErr w:type="spellEnd"/>
-      <w:r>
-        <w:rPr>
-          <w:rFonts w:ascii="Times New Roman" w:hAnsi="Times New Roman" w:cs="Times New Roman"/>
-          <w:sz w:val="24"/>
-          <w:szCs w:val="24"/>
-        </w:rPr>
-        <w:t xml:space="preserve"> </w:t>
-      </w:r>
-      <w:proofErr w:type="spellStart"/>
-      <w:r>
-        <w:rPr>
-          <w:rFonts w:ascii="Times New Roman" w:hAnsi="Times New Roman" w:cs="Times New Roman"/>
-          <w:sz w:val="24"/>
-          <w:szCs w:val="24"/>
-        </w:rPr>
-        <w:t>digunakan</w:t>
-      </w:r>
-      <w:proofErr w:type="spellEnd"/>
-      <w:r>
-        <w:rPr>
-          <w:rFonts w:ascii="Times New Roman" w:hAnsi="Times New Roman" w:cs="Times New Roman"/>
-          <w:sz w:val="24"/>
-          <w:szCs w:val="24"/>
-        </w:rPr>
-        <w:t xml:space="preserve"> owner </w:t>
-      </w:r>
-      <w:proofErr w:type="spellStart"/>
-      <w:r>
-        <w:rPr>
-          <w:rFonts w:ascii="Times New Roman" w:hAnsi="Times New Roman" w:cs="Times New Roman"/>
-          <w:sz w:val="24"/>
-          <w:szCs w:val="24"/>
-        </w:rPr>
-        <w:t>sebagai</w:t>
-      </w:r>
-      <w:proofErr w:type="spellEnd"/>
-      <w:r>
-        <w:rPr>
-          <w:rFonts w:ascii="Times New Roman" w:hAnsi="Times New Roman" w:cs="Times New Roman"/>
-          <w:sz w:val="24"/>
-          <w:szCs w:val="24"/>
-        </w:rPr>
-        <w:t xml:space="preserve"> </w:t>
-      </w:r>
-      <w:proofErr w:type="spellStart"/>
-      <w:r>
-        <w:rPr>
-          <w:rFonts w:ascii="Times New Roman" w:hAnsi="Times New Roman" w:cs="Times New Roman"/>
-          <w:sz w:val="24"/>
-          <w:szCs w:val="24"/>
-        </w:rPr>
-        <w:t>bahan</w:t>
-      </w:r>
-      <w:proofErr w:type="spellEnd"/>
-      <w:r>
-        <w:rPr>
-          <w:rFonts w:ascii="Times New Roman" w:hAnsi="Times New Roman" w:cs="Times New Roman"/>
-          <w:sz w:val="24"/>
-          <w:szCs w:val="24"/>
-        </w:rPr>
-        <w:t xml:space="preserve"> </w:t>
-      </w:r>
-      <w:proofErr w:type="spellStart"/>
-      <w:r>
-        <w:rPr>
-          <w:rFonts w:ascii="Times New Roman" w:hAnsi="Times New Roman" w:cs="Times New Roman"/>
-          <w:sz w:val="24"/>
-          <w:szCs w:val="24"/>
-        </w:rPr>
-        <w:t>pemantauan</w:t>
-      </w:r>
-      <w:proofErr w:type="spellEnd"/>
-      <w:r>
-        <w:rPr>
-          <w:rFonts w:ascii="Times New Roman" w:hAnsi="Times New Roman" w:cs="Times New Roman"/>
-          <w:sz w:val="24"/>
-          <w:szCs w:val="24"/>
-        </w:rPr>
-        <w:t xml:space="preserve"> dan </w:t>
-      </w:r>
-      <w:proofErr w:type="spellStart"/>
-      <w:r>
-        <w:rPr>
-          <w:rFonts w:ascii="Times New Roman" w:hAnsi="Times New Roman" w:cs="Times New Roman"/>
-          <w:sz w:val="24"/>
-          <w:szCs w:val="24"/>
-        </w:rPr>
-        <w:t>evaluasi</w:t>
-      </w:r>
-      <w:proofErr w:type="spellEnd"/>
-      <w:r>
-        <w:rPr>
-          <w:rFonts w:ascii="Times New Roman" w:hAnsi="Times New Roman" w:cs="Times New Roman"/>
-          <w:sz w:val="24"/>
-          <w:szCs w:val="24"/>
-        </w:rPr>
-        <w:t xml:space="preserve"> </w:t>
-      </w:r>
-      <w:proofErr w:type="spellStart"/>
-      <w:r>
-        <w:rPr>
-          <w:rFonts w:ascii="Times New Roman" w:hAnsi="Times New Roman" w:cs="Times New Roman"/>
-          <w:sz w:val="24"/>
-          <w:szCs w:val="24"/>
-        </w:rPr>
-        <w:t>kegiatan</w:t>
-      </w:r>
-      <w:proofErr w:type="spellEnd"/>
-      <w:r>
-        <w:rPr>
-          <w:rFonts w:ascii="Times New Roman" w:hAnsi="Times New Roman" w:cs="Times New Roman"/>
-          <w:sz w:val="24"/>
-          <w:szCs w:val="24"/>
-        </w:rPr>
-        <w:t xml:space="preserve"> </w:t>
-      </w:r>
-      <w:proofErr w:type="spellStart"/>
-      <w:r>
-        <w:rPr>
-          <w:rFonts w:ascii="Times New Roman" w:hAnsi="Times New Roman" w:cs="Times New Roman"/>
-          <w:sz w:val="24"/>
-          <w:szCs w:val="24"/>
-        </w:rPr>
-        <w:t>operasinal</w:t>
-      </w:r>
-      <w:proofErr w:type="spellEnd"/>
-      <w:r>
-        <w:rPr>
-          <w:rFonts w:ascii="Times New Roman" w:hAnsi="Times New Roman" w:cs="Times New Roman"/>
-          <w:sz w:val="24"/>
-          <w:szCs w:val="24"/>
-        </w:rPr>
-        <w:t xml:space="preserve"> </w:t>
-      </w:r>
-      <w:proofErr w:type="spellStart"/>
-      <w:r>
-        <w:rPr>
-          <w:rFonts w:ascii="Times New Roman" w:hAnsi="Times New Roman" w:cs="Times New Roman"/>
-          <w:sz w:val="24"/>
-          <w:szCs w:val="24"/>
-        </w:rPr>
-        <w:t>usaha</w:t>
-      </w:r>
-      <w:proofErr w:type="spellEnd"/>
-      <w:r>
-        <w:rPr>
-          <w:rFonts w:ascii="Times New Roman" w:hAnsi="Times New Roman" w:cs="Times New Roman"/>
-          <w:sz w:val="24"/>
-          <w:szCs w:val="24"/>
-        </w:rPr>
-        <w:t>.</w:t>
-      </w:r>
-    </w:p>
-    <w:p>
-      <w:pPr>
-        <w:ind w:left="0" w:firstLine="0"/>
-        <w:rPr>
-          <w:rFonts w:ascii="Times New Roman" w:hAnsi="Times New Roman" w:cs="Times New Roman"/>
-          <w:sz w:val="24"/>
-          <w:szCs w:val="24"/>
-        </w:rPr>
-      </w:pPr>
+      <w:proofErr w:type="spellStart"/>
+      <w:r>
+        <w:rPr>
+          <w:rFonts w:ascii="Times New Roman" w:hAnsi="Times New Roman" w:cs="Times New Roman"/>
+          <w:b/>
+          <w:bCs/>
+          <w:sz w:val="24"/>
+          <w:szCs w:val="24"/>
+        </w:rPr>
+        <w:lastRenderedPageBreak/>
+        <w:t>Kebutuhan</w:t>
+      </w:r>
+      <w:proofErr w:type="spellEnd"/>
+      <w:r>
+        <w:rPr>
+          <w:rFonts w:ascii="Times New Roman" w:hAnsi="Times New Roman" w:cs="Times New Roman"/>
+          <w:b/>
+          <w:bCs/>
+          <w:sz w:val="24"/>
+          <w:szCs w:val="24"/>
+        </w:rPr>
+        <w:t xml:space="preserve"> / </w:t>
+      </w:r>
+      <w:proofErr w:type="spellStart"/>
+      <w:r>
+        <w:rPr>
+          <w:rFonts w:ascii="Times New Roman" w:hAnsi="Times New Roman" w:cs="Times New Roman"/>
+          <w:b/>
+          <w:bCs/>
+          <w:sz w:val="24"/>
+          <w:szCs w:val="24"/>
+        </w:rPr>
+        <w:t>Isu</w:t>
+      </w:r>
+      <w:proofErr w:type="spellEnd"/>
+      <w:r>
+        <w:rPr>
+          <w:rFonts w:ascii="Times New Roman" w:hAnsi="Times New Roman" w:cs="Times New Roman"/>
+          <w:b/>
+          <w:bCs/>
+          <w:sz w:val="24"/>
+          <w:szCs w:val="24"/>
+        </w:rPr>
+        <w:t xml:space="preserve"> TI yang </w:t>
+      </w:r>
+      <w:proofErr w:type="spellStart"/>
+      <w:r>
+        <w:rPr>
+          <w:rFonts w:ascii="Times New Roman" w:hAnsi="Times New Roman" w:cs="Times New Roman"/>
+          <w:b/>
+          <w:bCs/>
+          <w:sz w:val="24"/>
+          <w:szCs w:val="24"/>
+        </w:rPr>
+        <w:t>Relevan</w:t>
+      </w:r>
+      <w:proofErr w:type="spellEnd"/>
     </w:p>
     <w:sectPr>
       <w:pgSz w:w="11906" w:h="16838" w:code="9"/>
@@ -44698,7 +46057,7 @@
 </file>
 
 <file path=word/numbering.xml><?xml version="1.0" encoding="utf-8"?>
-<w:numbering xmlns:wpc="http://schemas.microsoft.com/office/word/2010/wordprocessingCanvas" xmlns:cx="http://schemas.microsoft.com/office/drawing/2014/chartex" xmlns:cx1="http://schemas.microsoft.com/office/drawing/2015/9/8/chartex" xmlns:cx2="http://schemas.microsoft.com/office/drawing/2015/10/21/chartex" xmlns:cx3="http://schemas.microsoft.com/office/drawing/2016/5/9/chartex" xmlns:cx4="http://schemas.microsoft.com/office/drawing/2016/5/10/chartex" xmlns:cx5="http://schemas.microsoft.com/office/drawing/2016/5/11/chartex" xmlns:cx6="http://schemas.microsoft.com/office/drawing/2016/5/12/chartex" xmlns:cx7="http://schemas.microsoft.com/office/drawing/2016/5/13/chartex" xmlns:cx8="http://schemas.microsoft.com/office/drawing/2016/5/14/chartex" xmlns:mc="http://schemas.openxmlformats.org/markup-compatibility/2006" xmlns:aink="http://schemas.microsoft.com/office/drawing/2016/ink" xmlns:am3d="http://schemas.microsoft.com/office/drawing/2017/model3d" xmlns:o="urn:schemas-microsoft-com:office:office" xmlns:oel="http://schemas.microsoft.com/office/2019/extlst" xmlns:r="http://schemas.openxmlformats.org/officeDocument/2006/relationships" xmlns:m="http://schemas.openxmlformats.org/officeDocument/2006/math" xmlns:v="urn:schemas-microsoft-com:vml" xmlns:wp14="http://schemas.microsoft.com/office/word/2010/wordprocessingDrawing" xmlns:wp="http://schemas.openxmlformats.org/drawingml/2006/wordprocessingDrawing" xmlns:w10="urn:schemas-microsoft-com:office:word" xmlns:w="http://schemas.openxmlformats.org/wordprocessingml/2006/main" xmlns:w14="http://schemas.microsoft.com/office/word/2010/wordml" xmlns:w15="http://schemas.microsoft.com/office/word/2012/wordml" xmlns:w16cex="http://schemas.microsoft.com/office/word/2018/wordml/cex" xmlns:w16cid="http://schemas.microsoft.com/office/word/2016/wordml/cid" xmlns:w16="http://schemas.microsoft.com/office/word/2018/wordml" xmlns:w16sdtdh="http://schemas.microsoft.com/office/word/2020/wordml/sdtdatahash" xmlns:w16se="http://schemas.microsoft.com/office/word/2015/wordml/symex" xmlns:wpg="http://schemas.microsoft.com/office/word/2010/wordprocessingGroup" xmlns:wpi="http://schemas.microsoft.com/office/word/2010/wordprocessingInk" xmlns:wne="http://schemas.microsoft.com/office/word/2006/wordml" xmlns:wps="http://schemas.microsoft.com/office/word/2010/wordprocessingShape" mc:Ignorable="w14 w15 w16se w16cid w16 w16cex w16sdtdh wp14">
+<w:numbering xmlns:wpc="http://schemas.microsoft.com/office/word/2010/wordprocessingCanvas" xmlns:cx="http://schemas.microsoft.com/office/drawing/2014/chartex" xmlns:cx1="http://schemas.microsoft.com/office/drawing/2015/9/8/chartex" xmlns:cx2="http://schemas.microsoft.com/office/drawing/2015/10/21/chartex" xmlns:cx3="http://schemas.microsoft.com/office/drawing/2016/5/9/chartex" xmlns:cx4="http://schemas.microsoft.com/office/drawing/2016/5/10/chartex" xmlns:cx5="http://schemas.microsoft.com/office/drawing/2016/5/11/chartex" xmlns:cx6="http://schemas.microsoft.com/office/drawing/2016/5/12/chartex" xmlns:cx7="http://schemas.microsoft.com/office/drawing/2016/5/13/chartex" xmlns:cx8="http://schemas.microsoft.com/office/drawing/2016/5/14/chartex" xmlns:mc="http://schemas.openxmlformats.org/markup-compatibility/2006" xmlns:aink="http://schemas.microsoft.com/office/drawing/2016/ink" xmlns:am3d="http://schemas.microsoft.com/office/drawing/2017/model3d" xmlns:o="urn:schemas-microsoft-com:office:office" xmlns:r="http://schemas.openxmlformats.org/officeDocument/2006/relationships" xmlns:m="http://schemas.openxmlformats.org/officeDocument/2006/math" xmlns:v="urn:schemas-microsoft-com:vml" xmlns:wp14="http://schemas.microsoft.com/office/word/2010/wordprocessingDrawing" xmlns:wp="http://schemas.openxmlformats.org/drawingml/2006/wordprocessingDrawing" xmlns:w10="urn:schemas-microsoft-com:office:word" xmlns:w="http://schemas.openxmlformats.org/wordprocessingml/2006/main" xmlns:w14="http://schemas.microsoft.com/office/word/2010/wordml" xmlns:w15="http://schemas.microsoft.com/office/word/2012/wordml" xmlns:w16cex="http://schemas.microsoft.com/office/word/2018/wordml/cex" xmlns:w16cid="http://schemas.microsoft.com/office/word/2016/wordml/cid" xmlns:w16="http://schemas.microsoft.com/office/word/2018/wordml" xmlns:w16sdtdh="http://schemas.microsoft.com/office/word/2020/wordml/sdtdatahash" xmlns:w16se="http://schemas.microsoft.com/office/word/2015/wordml/symex" xmlns:wpg="http://schemas.microsoft.com/office/word/2010/wordprocessingGroup" xmlns:wpi="http://schemas.microsoft.com/office/word/2010/wordprocessingInk" xmlns:wne="http://schemas.microsoft.com/office/word/2006/wordml" xmlns:wps="http://schemas.microsoft.com/office/word/2010/wordprocessingShape" mc:Ignorable="w14 w15 w16se w16cid w16 w16cex w16sdtdh wp14">
   <w:abstractNum w:abstractNumId="0" w15:restartNumberingAfterBreak="0">
     <w:nsid w:val="07DB7E46"/>
     <w:multiLevelType w:val="hybridMultilevel"/>
@@ -44878,6 +46237,119 @@
     </w:lvl>
   </w:abstractNum>
   <w:abstractNum w:abstractNumId="2" w15:restartNumberingAfterBreak="0">
+    <w:nsid w:val="140B3062"/>
+    <w:multiLevelType w:val="multilevel"/>
+    <w:tmpl w:val="932C8C8E"/>
+    <w:lvl w:ilvl="0">
+      <w:start w:val="2"/>
+      <w:numFmt w:val="decimal"/>
+      <w:lvlText w:val="%1"/>
+      <w:lvlJc w:val="left"/>
+      <w:pPr>
+        <w:ind w:left="360" w:hanging="360"/>
+      </w:pPr>
+      <w:rPr>
+        <w:rFonts w:hint="default"/>
+      </w:rPr>
+    </w:lvl>
+    <w:lvl w:ilvl="1">
+      <w:start w:val="1"/>
+      <w:numFmt w:val="decimal"/>
+      <w:lvlText w:val="%1.%2"/>
+      <w:lvlJc w:val="left"/>
+      <w:pPr>
+        <w:ind w:left="360" w:hanging="360"/>
+      </w:pPr>
+      <w:rPr>
+        <w:rFonts w:hint="default"/>
+      </w:rPr>
+    </w:lvl>
+    <w:lvl w:ilvl="2">
+      <w:start w:val="1"/>
+      <w:numFmt w:val="decimal"/>
+      <w:lvlText w:val="%1.%2.%3"/>
+      <w:lvlJc w:val="left"/>
+      <w:pPr>
+        <w:ind w:left="720" w:hanging="720"/>
+      </w:pPr>
+      <w:rPr>
+        <w:rFonts w:hint="default"/>
+      </w:rPr>
+    </w:lvl>
+    <w:lvl w:ilvl="3">
+      <w:start w:val="1"/>
+      <w:numFmt w:val="decimal"/>
+      <w:lvlText w:val="%1.%2.%3.%4"/>
+      <w:lvlJc w:val="left"/>
+      <w:pPr>
+        <w:ind w:left="720" w:hanging="720"/>
+      </w:pPr>
+      <w:rPr>
+        <w:rFonts w:hint="default"/>
+      </w:rPr>
+    </w:lvl>
+    <w:lvl w:ilvl="4">
+      <w:start w:val="1"/>
+      <w:numFmt w:val="decimal"/>
+      <w:lvlText w:val="%1.%2.%3.%4.%5"/>
+      <w:lvlJc w:val="left"/>
+      <w:pPr>
+        <w:ind w:left="1080" w:hanging="1080"/>
+      </w:pPr>
+      <w:rPr>
+        <w:rFonts w:hint="default"/>
+      </w:rPr>
+    </w:lvl>
+    <w:lvl w:ilvl="5">
+      <w:start w:val="1"/>
+      <w:numFmt w:val="decimal"/>
+      <w:lvlText w:val="%1.%2.%3.%4.%5.%6"/>
+      <w:lvlJc w:val="left"/>
+      <w:pPr>
+        <w:ind w:left="1080" w:hanging="1080"/>
+      </w:pPr>
+      <w:rPr>
+        <w:rFonts w:hint="default"/>
+      </w:rPr>
+    </w:lvl>
+    <w:lvl w:ilvl="6">
+      <w:start w:val="1"/>
+      <w:numFmt w:val="decimal"/>
+      <w:lvlText w:val="%1.%2.%3.%4.%5.%6.%7"/>
+      <w:lvlJc w:val="left"/>
+      <w:pPr>
+        <w:ind w:left="1440" w:hanging="1440"/>
+      </w:pPr>
+      <w:rPr>
+        <w:rFonts w:hint="default"/>
+      </w:rPr>
+    </w:lvl>
+    <w:lvl w:ilvl="7">
+      <w:start w:val="1"/>
+      <w:numFmt w:val="decimal"/>
+      <w:lvlText w:val="%1.%2.%3.%4.%5.%6.%7.%8"/>
+      <w:lvlJc w:val="left"/>
+      <w:pPr>
+        <w:ind w:left="1440" w:hanging="1440"/>
+      </w:pPr>
+      <w:rPr>
+        <w:rFonts w:hint="default"/>
+      </w:rPr>
+    </w:lvl>
+    <w:lvl w:ilvl="8">
+      <w:start w:val="1"/>
+      <w:numFmt w:val="decimal"/>
+      <w:lvlText w:val="%1.%2.%3.%4.%5.%6.%7.%8.%9"/>
+      <w:lvlJc w:val="left"/>
+      <w:pPr>
+        <w:ind w:left="1800" w:hanging="1800"/>
+      </w:pPr>
+      <w:rPr>
+        <w:rFonts w:hint="default"/>
+      </w:rPr>
+    </w:lvl>
+  </w:abstractNum>
+  <w:abstractNum w:abstractNumId="3" w15:restartNumberingAfterBreak="0">
     <w:nsid w:val="17501C66"/>
     <w:multiLevelType w:val="hybridMultilevel"/>
     <w:tmpl w:val="73B694EA"/>
@@ -44963,7 +46435,7 @@
       </w:pPr>
     </w:lvl>
   </w:abstractNum>
-  <w:abstractNum w:abstractNumId="3" w15:restartNumberingAfterBreak="0">
+  <w:abstractNum w:abstractNumId="4" w15:restartNumberingAfterBreak="0">
     <w:nsid w:val="1A933042"/>
     <w:multiLevelType w:val="hybridMultilevel"/>
     <w:tmpl w:val="821AAD1A"/>
@@ -45052,7 +46524,7 @@
       </w:pPr>
     </w:lvl>
   </w:abstractNum>
-  <w:abstractNum w:abstractNumId="4" w15:restartNumberingAfterBreak="0">
+  <w:abstractNum w:abstractNumId="5" w15:restartNumberingAfterBreak="0">
     <w:nsid w:val="217410FD"/>
     <w:multiLevelType w:val="hybridMultilevel"/>
     <w:tmpl w:val="361C33C8"/>
@@ -45141,7 +46613,7 @@
       </w:pPr>
     </w:lvl>
   </w:abstractNum>
-  <w:abstractNum w:abstractNumId="5" w15:restartNumberingAfterBreak="0">
+  <w:abstractNum w:abstractNumId="6" w15:restartNumberingAfterBreak="0">
     <w:nsid w:val="26831D5F"/>
     <w:multiLevelType w:val="hybridMultilevel"/>
     <w:tmpl w:val="FC68D482"/>
@@ -45230,7 +46702,7 @@
       </w:pPr>
     </w:lvl>
   </w:abstractNum>
-  <w:abstractNum w:abstractNumId="6" w15:restartNumberingAfterBreak="0">
+  <w:abstractNum w:abstractNumId="7" w15:restartNumberingAfterBreak="0">
     <w:nsid w:val="2E2D1DBC"/>
     <w:multiLevelType w:val="hybridMultilevel"/>
     <w:tmpl w:val="2F2E4EA4"/>
@@ -45319,7 +46791,7 @@
       </w:pPr>
     </w:lvl>
   </w:abstractNum>
-  <w:abstractNum w:abstractNumId="7" w15:restartNumberingAfterBreak="0">
+  <w:abstractNum w:abstractNumId="8" w15:restartNumberingAfterBreak="0">
     <w:nsid w:val="3701556C"/>
     <w:multiLevelType w:val="hybridMultilevel"/>
     <w:tmpl w:val="C778CF84"/>
@@ -45408,7 +46880,233 @@
       </w:pPr>
     </w:lvl>
   </w:abstractNum>
-  <w:abstractNum w:abstractNumId="8" w15:restartNumberingAfterBreak="0">
+  <w:abstractNum w:abstractNumId="9" w15:restartNumberingAfterBreak="0">
+    <w:nsid w:val="37BA2449"/>
+    <w:multiLevelType w:val="multilevel"/>
+    <w:tmpl w:val="932C8C8E"/>
+    <w:lvl w:ilvl="0">
+      <w:start w:val="2"/>
+      <w:numFmt w:val="decimal"/>
+      <w:lvlText w:val="%1"/>
+      <w:lvlJc w:val="left"/>
+      <w:pPr>
+        <w:ind w:left="360" w:hanging="360"/>
+      </w:pPr>
+      <w:rPr>
+        <w:rFonts w:hint="default"/>
+      </w:rPr>
+    </w:lvl>
+    <w:lvl w:ilvl="1">
+      <w:start w:val="1"/>
+      <w:numFmt w:val="decimal"/>
+      <w:lvlText w:val="%1.%2"/>
+      <w:lvlJc w:val="left"/>
+      <w:pPr>
+        <w:ind w:left="360" w:hanging="360"/>
+      </w:pPr>
+      <w:rPr>
+        <w:rFonts w:hint="default"/>
+      </w:rPr>
+    </w:lvl>
+    <w:lvl w:ilvl="2">
+      <w:start w:val="1"/>
+      <w:numFmt w:val="decimal"/>
+      <w:lvlText w:val="%1.%2.%3"/>
+      <w:lvlJc w:val="left"/>
+      <w:pPr>
+        <w:ind w:left="720" w:hanging="720"/>
+      </w:pPr>
+      <w:rPr>
+        <w:rFonts w:hint="default"/>
+      </w:rPr>
+    </w:lvl>
+    <w:lvl w:ilvl="3">
+      <w:start w:val="1"/>
+      <w:numFmt w:val="decimal"/>
+      <w:lvlText w:val="%1.%2.%3.%4"/>
+      <w:lvlJc w:val="left"/>
+      <w:pPr>
+        <w:ind w:left="720" w:hanging="720"/>
+      </w:pPr>
+      <w:rPr>
+        <w:rFonts w:hint="default"/>
+      </w:rPr>
+    </w:lvl>
+    <w:lvl w:ilvl="4">
+      <w:start w:val="1"/>
+      <w:numFmt w:val="decimal"/>
+      <w:lvlText w:val="%1.%2.%3.%4.%5"/>
+      <w:lvlJc w:val="left"/>
+      <w:pPr>
+        <w:ind w:left="1080" w:hanging="1080"/>
+      </w:pPr>
+      <w:rPr>
+        <w:rFonts w:hint="default"/>
+      </w:rPr>
+    </w:lvl>
+    <w:lvl w:ilvl="5">
+      <w:start w:val="1"/>
+      <w:numFmt w:val="decimal"/>
+      <w:lvlText w:val="%1.%2.%3.%4.%5.%6"/>
+      <w:lvlJc w:val="left"/>
+      <w:pPr>
+        <w:ind w:left="1080" w:hanging="1080"/>
+      </w:pPr>
+      <w:rPr>
+        <w:rFonts w:hint="default"/>
+      </w:rPr>
+    </w:lvl>
+    <w:lvl w:ilvl="6">
+      <w:start w:val="1"/>
+      <w:numFmt w:val="decimal"/>
+      <w:lvlText w:val="%1.%2.%3.%4.%5.%6.%7"/>
+      <w:lvlJc w:val="left"/>
+      <w:pPr>
+        <w:ind w:left="1440" w:hanging="1440"/>
+      </w:pPr>
+      <w:rPr>
+        <w:rFonts w:hint="default"/>
+      </w:rPr>
+    </w:lvl>
+    <w:lvl w:ilvl="7">
+      <w:start w:val="1"/>
+      <w:numFmt w:val="decimal"/>
+      <w:lvlText w:val="%1.%2.%3.%4.%5.%6.%7.%8"/>
+      <w:lvlJc w:val="left"/>
+      <w:pPr>
+        <w:ind w:left="1440" w:hanging="1440"/>
+      </w:pPr>
+      <w:rPr>
+        <w:rFonts w:hint="default"/>
+      </w:rPr>
+    </w:lvl>
+    <w:lvl w:ilvl="8">
+      <w:start w:val="1"/>
+      <w:numFmt w:val="decimal"/>
+      <w:lvlText w:val="%1.%2.%3.%4.%5.%6.%7.%8.%9"/>
+      <w:lvlJc w:val="left"/>
+      <w:pPr>
+        <w:ind w:left="1800" w:hanging="1800"/>
+      </w:pPr>
+      <w:rPr>
+        <w:rFonts w:hint="default"/>
+      </w:rPr>
+    </w:lvl>
+  </w:abstractNum>
+  <w:abstractNum w:abstractNumId="10" w15:restartNumberingAfterBreak="0">
+    <w:nsid w:val="3ECD7FB7"/>
+    <w:multiLevelType w:val="multilevel"/>
+    <w:tmpl w:val="932C8C8E"/>
+    <w:lvl w:ilvl="0">
+      <w:start w:val="2"/>
+      <w:numFmt w:val="decimal"/>
+      <w:lvlText w:val="%1"/>
+      <w:lvlJc w:val="left"/>
+      <w:pPr>
+        <w:ind w:left="360" w:hanging="360"/>
+      </w:pPr>
+      <w:rPr>
+        <w:rFonts w:hint="default"/>
+      </w:rPr>
+    </w:lvl>
+    <w:lvl w:ilvl="1">
+      <w:start w:val="1"/>
+      <w:numFmt w:val="decimal"/>
+      <w:lvlText w:val="%1.%2"/>
+      <w:lvlJc w:val="left"/>
+      <w:pPr>
+        <w:ind w:left="360" w:hanging="360"/>
+      </w:pPr>
+      <w:rPr>
+        <w:rFonts w:hint="default"/>
+      </w:rPr>
+    </w:lvl>
+    <w:lvl w:ilvl="2">
+      <w:start w:val="1"/>
+      <w:numFmt w:val="decimal"/>
+      <w:lvlText w:val="%1.%2.%3"/>
+      <w:lvlJc w:val="left"/>
+      <w:pPr>
+        <w:ind w:left="720" w:hanging="720"/>
+      </w:pPr>
+      <w:rPr>
+        <w:rFonts w:hint="default"/>
+      </w:rPr>
+    </w:lvl>
+    <w:lvl w:ilvl="3">
+      <w:start w:val="1"/>
+      <w:numFmt w:val="decimal"/>
+      <w:lvlText w:val="%1.%2.%3.%4"/>
+      <w:lvlJc w:val="left"/>
+      <w:pPr>
+        <w:ind w:left="720" w:hanging="720"/>
+      </w:pPr>
+      <w:rPr>
+        <w:rFonts w:hint="default"/>
+      </w:rPr>
+    </w:lvl>
+    <w:lvl w:ilvl="4">
+      <w:start w:val="1"/>
+      <w:numFmt w:val="decimal"/>
+      <w:lvlText w:val="%1.%2.%3.%4.%5"/>
+      <w:lvlJc w:val="left"/>
+      <w:pPr>
+        <w:ind w:left="1080" w:hanging="1080"/>
+      </w:pPr>
+      <w:rPr>
+        <w:rFonts w:hint="default"/>
+      </w:rPr>
+    </w:lvl>
+    <w:lvl w:ilvl="5">
+      <w:start w:val="1"/>
+      <w:numFmt w:val="decimal"/>
+      <w:lvlText w:val="%1.%2.%3.%4.%5.%6"/>
+      <w:lvlJc w:val="left"/>
+      <w:pPr>
+        <w:ind w:left="1080" w:hanging="1080"/>
+      </w:pPr>
+      <w:rPr>
+        <w:rFonts w:hint="default"/>
+      </w:rPr>
+    </w:lvl>
+    <w:lvl w:ilvl="6">
+      <w:start w:val="1"/>
+      <w:numFmt w:val="decimal"/>
+      <w:lvlText w:val="%1.%2.%3.%4.%5.%6.%7"/>
+      <w:lvlJc w:val="left"/>
+      <w:pPr>
+        <w:ind w:left="1440" w:hanging="1440"/>
+      </w:pPr>
+      <w:rPr>
+        <w:rFonts w:hint="default"/>
+      </w:rPr>
+    </w:lvl>
+    <w:lvl w:ilvl="7">
+      <w:start w:val="1"/>
+      <w:numFmt w:val="decimal"/>
+      <w:lvlText w:val="%1.%2.%3.%4.%5.%6.%7.%8"/>
+      <w:lvlJc w:val="left"/>
+      <w:pPr>
+        <w:ind w:left="1440" w:hanging="1440"/>
+      </w:pPr>
+      <w:rPr>
+        <w:rFonts w:hint="default"/>
+      </w:rPr>
+    </w:lvl>
+    <w:lvl w:ilvl="8">
+      <w:start w:val="1"/>
+      <w:numFmt w:val="decimal"/>
+      <w:lvlText w:val="%1.%2.%3.%4.%5.%6.%7.%8.%9"/>
+      <w:lvlJc w:val="left"/>
+      <w:pPr>
+        <w:ind w:left="1800" w:hanging="1800"/>
+      </w:pPr>
+      <w:rPr>
+        <w:rFonts w:hint="default"/>
+      </w:rPr>
+    </w:lvl>
+  </w:abstractNum>
+  <w:abstractNum w:abstractNumId="11" w15:restartNumberingAfterBreak="0">
     <w:nsid w:val="40EB263E"/>
     <w:multiLevelType w:val="hybridMultilevel"/>
     <w:tmpl w:val="40CEA208"/>
@@ -45497,7 +47195,7 @@
       </w:pPr>
     </w:lvl>
   </w:abstractNum>
-  <w:abstractNum w:abstractNumId="9" w15:restartNumberingAfterBreak="0">
+  <w:abstractNum w:abstractNumId="12" w15:restartNumberingAfterBreak="0">
     <w:nsid w:val="41A17188"/>
     <w:multiLevelType w:val="hybridMultilevel"/>
     <w:tmpl w:val="B4D03468"/>
@@ -45586,7 +47284,7 @@
       </w:pPr>
     </w:lvl>
   </w:abstractNum>
-  <w:abstractNum w:abstractNumId="10" w15:restartNumberingAfterBreak="0">
+  <w:abstractNum w:abstractNumId="13" w15:restartNumberingAfterBreak="0">
     <w:nsid w:val="51420EC6"/>
     <w:multiLevelType w:val="hybridMultilevel"/>
     <w:tmpl w:val="A60E0452"/>
@@ -45675,7 +47373,233 @@
       </w:pPr>
     </w:lvl>
   </w:abstractNum>
-  <w:abstractNum w:abstractNumId="11" w15:restartNumberingAfterBreak="0">
+  <w:abstractNum w:abstractNumId="14" w15:restartNumberingAfterBreak="0">
+    <w:nsid w:val="53AF2B3E"/>
+    <w:multiLevelType w:val="multilevel"/>
+    <w:tmpl w:val="932C8C8E"/>
+    <w:lvl w:ilvl="0">
+      <w:start w:val="2"/>
+      <w:numFmt w:val="decimal"/>
+      <w:lvlText w:val="%1"/>
+      <w:lvlJc w:val="left"/>
+      <w:pPr>
+        <w:ind w:left="360" w:hanging="360"/>
+      </w:pPr>
+      <w:rPr>
+        <w:rFonts w:hint="default"/>
+      </w:rPr>
+    </w:lvl>
+    <w:lvl w:ilvl="1">
+      <w:start w:val="1"/>
+      <w:numFmt w:val="decimal"/>
+      <w:lvlText w:val="%1.%2"/>
+      <w:lvlJc w:val="left"/>
+      <w:pPr>
+        <w:ind w:left="360" w:hanging="360"/>
+      </w:pPr>
+      <w:rPr>
+        <w:rFonts w:hint="default"/>
+      </w:rPr>
+    </w:lvl>
+    <w:lvl w:ilvl="2">
+      <w:start w:val="1"/>
+      <w:numFmt w:val="decimal"/>
+      <w:lvlText w:val="%1.%2.%3"/>
+      <w:lvlJc w:val="left"/>
+      <w:pPr>
+        <w:ind w:left="720" w:hanging="720"/>
+      </w:pPr>
+      <w:rPr>
+        <w:rFonts w:hint="default"/>
+      </w:rPr>
+    </w:lvl>
+    <w:lvl w:ilvl="3">
+      <w:start w:val="1"/>
+      <w:numFmt w:val="decimal"/>
+      <w:lvlText w:val="%1.%2.%3.%4"/>
+      <w:lvlJc w:val="left"/>
+      <w:pPr>
+        <w:ind w:left="720" w:hanging="720"/>
+      </w:pPr>
+      <w:rPr>
+        <w:rFonts w:hint="default"/>
+      </w:rPr>
+    </w:lvl>
+    <w:lvl w:ilvl="4">
+      <w:start w:val="1"/>
+      <w:numFmt w:val="decimal"/>
+      <w:lvlText w:val="%1.%2.%3.%4.%5"/>
+      <w:lvlJc w:val="left"/>
+      <w:pPr>
+        <w:ind w:left="1080" w:hanging="1080"/>
+      </w:pPr>
+      <w:rPr>
+        <w:rFonts w:hint="default"/>
+      </w:rPr>
+    </w:lvl>
+    <w:lvl w:ilvl="5">
+      <w:start w:val="1"/>
+      <w:numFmt w:val="decimal"/>
+      <w:lvlText w:val="%1.%2.%3.%4.%5.%6"/>
+      <w:lvlJc w:val="left"/>
+      <w:pPr>
+        <w:ind w:left="1080" w:hanging="1080"/>
+      </w:pPr>
+      <w:rPr>
+        <w:rFonts w:hint="default"/>
+      </w:rPr>
+    </w:lvl>
+    <w:lvl w:ilvl="6">
+      <w:start w:val="1"/>
+      <w:numFmt w:val="decimal"/>
+      <w:lvlText w:val="%1.%2.%3.%4.%5.%6.%7"/>
+      <w:lvlJc w:val="left"/>
+      <w:pPr>
+        <w:ind w:left="1440" w:hanging="1440"/>
+      </w:pPr>
+      <w:rPr>
+        <w:rFonts w:hint="default"/>
+      </w:rPr>
+    </w:lvl>
+    <w:lvl w:ilvl="7">
+      <w:start w:val="1"/>
+      <w:numFmt w:val="decimal"/>
+      <w:lvlText w:val="%1.%2.%3.%4.%5.%6.%7.%8"/>
+      <w:lvlJc w:val="left"/>
+      <w:pPr>
+        <w:ind w:left="1440" w:hanging="1440"/>
+      </w:pPr>
+      <w:rPr>
+        <w:rFonts w:hint="default"/>
+      </w:rPr>
+    </w:lvl>
+    <w:lvl w:ilvl="8">
+      <w:start w:val="1"/>
+      <w:numFmt w:val="decimal"/>
+      <w:lvlText w:val="%1.%2.%3.%4.%5.%6.%7.%8.%9"/>
+      <w:lvlJc w:val="left"/>
+      <w:pPr>
+        <w:ind w:left="1800" w:hanging="1800"/>
+      </w:pPr>
+      <w:rPr>
+        <w:rFonts w:hint="default"/>
+      </w:rPr>
+    </w:lvl>
+  </w:abstractNum>
+  <w:abstractNum w:abstractNumId="15" w15:restartNumberingAfterBreak="0">
+    <w:nsid w:val="5E4D7A2C"/>
+    <w:multiLevelType w:val="multilevel"/>
+    <w:tmpl w:val="932C8C8E"/>
+    <w:lvl w:ilvl="0">
+      <w:start w:val="2"/>
+      <w:numFmt w:val="decimal"/>
+      <w:lvlText w:val="%1"/>
+      <w:lvlJc w:val="left"/>
+      <w:pPr>
+        <w:ind w:left="360" w:hanging="360"/>
+      </w:pPr>
+      <w:rPr>
+        <w:rFonts w:hint="default"/>
+      </w:rPr>
+    </w:lvl>
+    <w:lvl w:ilvl="1">
+      <w:start w:val="1"/>
+      <w:numFmt w:val="decimal"/>
+      <w:lvlText w:val="%1.%2"/>
+      <w:lvlJc w:val="left"/>
+      <w:pPr>
+        <w:ind w:left="360" w:hanging="360"/>
+      </w:pPr>
+      <w:rPr>
+        <w:rFonts w:hint="default"/>
+      </w:rPr>
+    </w:lvl>
+    <w:lvl w:ilvl="2">
+      <w:start w:val="1"/>
+      <w:numFmt w:val="decimal"/>
+      <w:lvlText w:val="%1.%2.%3"/>
+      <w:lvlJc w:val="left"/>
+      <w:pPr>
+        <w:ind w:left="720" w:hanging="720"/>
+      </w:pPr>
+      <w:rPr>
+        <w:rFonts w:hint="default"/>
+      </w:rPr>
+    </w:lvl>
+    <w:lvl w:ilvl="3">
+      <w:start w:val="1"/>
+      <w:numFmt w:val="decimal"/>
+      <w:lvlText w:val="%1.%2.%3.%4"/>
+      <w:lvlJc w:val="left"/>
+      <w:pPr>
+        <w:ind w:left="720" w:hanging="720"/>
+      </w:pPr>
+      <w:rPr>
+        <w:rFonts w:hint="default"/>
+      </w:rPr>
+    </w:lvl>
+    <w:lvl w:ilvl="4">
+      <w:start w:val="1"/>
+      <w:numFmt w:val="decimal"/>
+      <w:lvlText w:val="%1.%2.%3.%4.%5"/>
+      <w:lvlJc w:val="left"/>
+      <w:pPr>
+        <w:ind w:left="1080" w:hanging="1080"/>
+      </w:pPr>
+      <w:rPr>
+        <w:rFonts w:hint="default"/>
+      </w:rPr>
+    </w:lvl>
+    <w:lvl w:ilvl="5">
+      <w:start w:val="1"/>
+      <w:numFmt w:val="decimal"/>
+      <w:lvlText w:val="%1.%2.%3.%4.%5.%6"/>
+      <w:lvlJc w:val="left"/>
+      <w:pPr>
+        <w:ind w:left="1080" w:hanging="1080"/>
+      </w:pPr>
+      <w:rPr>
+        <w:rFonts w:hint="default"/>
+      </w:rPr>
+    </w:lvl>
+    <w:lvl w:ilvl="6">
+      <w:start w:val="1"/>
+      <w:numFmt w:val="decimal"/>
+      <w:lvlText w:val="%1.%2.%3.%4.%5.%6.%7"/>
+      <w:lvlJc w:val="left"/>
+      <w:pPr>
+        <w:ind w:left="1440" w:hanging="1440"/>
+      </w:pPr>
+      <w:rPr>
+        <w:rFonts w:hint="default"/>
+      </w:rPr>
+    </w:lvl>
+    <w:lvl w:ilvl="7">
+      <w:start w:val="1"/>
+      <w:numFmt w:val="decimal"/>
+      <w:lvlText w:val="%1.%2.%3.%4.%5.%6.%7.%8"/>
+      <w:lvlJc w:val="left"/>
+      <w:pPr>
+        <w:ind w:left="1440" w:hanging="1440"/>
+      </w:pPr>
+      <w:rPr>
+        <w:rFonts w:hint="default"/>
+      </w:rPr>
+    </w:lvl>
+    <w:lvl w:ilvl="8">
+      <w:start w:val="1"/>
+      <w:numFmt w:val="decimal"/>
+      <w:lvlText w:val="%1.%2.%3.%4.%5.%6.%7.%8.%9"/>
+      <w:lvlJc w:val="left"/>
+      <w:pPr>
+        <w:ind w:left="1800" w:hanging="1800"/>
+      </w:pPr>
+      <w:rPr>
+        <w:rFonts w:hint="default"/>
+      </w:rPr>
+    </w:lvl>
+  </w:abstractNum>
+  <w:abstractNum w:abstractNumId="16" w15:restartNumberingAfterBreak="0">
     <w:nsid w:val="67EB62E7"/>
     <w:multiLevelType w:val="hybridMultilevel"/>
     <w:tmpl w:val="0A8CEB30"/>
@@ -45764,7 +47688,93 @@
       </w:pPr>
     </w:lvl>
   </w:abstractNum>
-  <w:abstractNum w:abstractNumId="12" w15:restartNumberingAfterBreak="0">
+  <w:abstractNum w:abstractNumId="17" w15:restartNumberingAfterBreak="0">
+    <w:nsid w:val="6806729E"/>
+    <w:multiLevelType w:val="hybridMultilevel"/>
+    <w:tmpl w:val="D1842E1C"/>
+    <w:lvl w:ilvl="0" w:tplc="3809000F">
+      <w:start w:val="1"/>
+      <w:numFmt w:val="decimal"/>
+      <w:lvlText w:val="%1."/>
+      <w:lvlJc w:val="left"/>
+      <w:pPr>
+        <w:ind w:left="360" w:hanging="360"/>
+      </w:pPr>
+    </w:lvl>
+    <w:lvl w:ilvl="1" w:tplc="38090019" w:tentative="1">
+      <w:start w:val="1"/>
+      <w:numFmt w:val="lowerLetter"/>
+      <w:lvlText w:val="%2."/>
+      <w:lvlJc w:val="left"/>
+      <w:pPr>
+        <w:ind w:left="1080" w:hanging="360"/>
+      </w:pPr>
+    </w:lvl>
+    <w:lvl w:ilvl="2" w:tplc="3809001B" w:tentative="1">
+      <w:start w:val="1"/>
+      <w:numFmt w:val="lowerRoman"/>
+      <w:lvlText w:val="%3."/>
+      <w:lvlJc w:val="right"/>
+      <w:pPr>
+        <w:ind w:left="1800" w:hanging="180"/>
+      </w:pPr>
+    </w:lvl>
+    <w:lvl w:ilvl="3" w:tplc="3809000F" w:tentative="1">
+      <w:start w:val="1"/>
+      <w:numFmt w:val="decimal"/>
+      <w:lvlText w:val="%4."/>
+      <w:lvlJc w:val="left"/>
+      <w:pPr>
+        <w:ind w:left="2520" w:hanging="360"/>
+      </w:pPr>
+    </w:lvl>
+    <w:lvl w:ilvl="4" w:tplc="38090019" w:tentative="1">
+      <w:start w:val="1"/>
+      <w:numFmt w:val="lowerLetter"/>
+      <w:lvlText w:val="%5."/>
+      <w:lvlJc w:val="left"/>
+      <w:pPr>
+        <w:ind w:left="3240" w:hanging="360"/>
+      </w:pPr>
+    </w:lvl>
+    <w:lvl w:ilvl="5" w:tplc="3809001B" w:tentative="1">
+      <w:start w:val="1"/>
+      <w:numFmt w:val="lowerRoman"/>
+      <w:lvlText w:val="%6."/>
+      <w:lvlJc w:val="right"/>
+      <w:pPr>
+        <w:ind w:left="3960" w:hanging="180"/>
+      </w:pPr>
+    </w:lvl>
+    <w:lvl w:ilvl="6" w:tplc="3809000F" w:tentative="1">
+      <w:start w:val="1"/>
+      <w:numFmt w:val="decimal"/>
+      <w:lvlText w:val="%7."/>
+      <w:lvlJc w:val="left"/>
+      <w:pPr>
+        <w:ind w:left="4680" w:hanging="360"/>
+      </w:pPr>
+    </w:lvl>
+    <w:lvl w:ilvl="7" w:tplc="38090019" w:tentative="1">
+      <w:start w:val="1"/>
+      <w:numFmt w:val="lowerLetter"/>
+      <w:lvlText w:val="%8."/>
+      <w:lvlJc w:val="left"/>
+      <w:pPr>
+        <w:ind w:left="5400" w:hanging="360"/>
+      </w:pPr>
+    </w:lvl>
+    <w:lvl w:ilvl="8" w:tplc="3809001B" w:tentative="1">
+      <w:start w:val="1"/>
+      <w:numFmt w:val="lowerRoman"/>
+      <w:lvlText w:val="%9."/>
+      <w:lvlJc w:val="right"/>
+      <w:pPr>
+        <w:ind w:left="6120" w:hanging="180"/>
+      </w:pPr>
+    </w:lvl>
+  </w:abstractNum>
+  <w:abstractNum w:abstractNumId="18" w15:restartNumberingAfterBreak="0">
     <w:nsid w:val="6B946704"/>
     <w:multiLevelType w:val="multilevel"/>
     <w:tmpl w:val="7D56AF0C"/>
@@ -45877,7 +47887,7 @@
       </w:rPr>
     </w:lvl>
   </w:abstractNum>
-  <w:abstractNum w:abstractNumId="13" w15:restartNumberingAfterBreak="0">
+  <w:abstractNum w:abstractNumId="19" w15:restartNumberingAfterBreak="0">
     <w:nsid w:val="6D9A7C96"/>
     <w:multiLevelType w:val="hybridMultilevel"/>
     <w:tmpl w:val="61127586"/>
@@ -45966,7 +47976,7 @@
       </w:pPr>
     </w:lvl>
   </w:abstractNum>
-  <w:abstractNum w:abstractNumId="14" w15:restartNumberingAfterBreak="0">
+  <w:abstractNum w:abstractNumId="20" w15:restartNumberingAfterBreak="0">
     <w:nsid w:val="74C610E6"/>
     <w:multiLevelType w:val="hybridMultilevel"/>
     <w:tmpl w:val="538E07C2"/>
@@ -46055,7 +48065,7 @@
       </w:pPr>
     </w:lvl>
   </w:abstractNum>
-  <w:abstractNum w:abstractNumId="15" w15:restartNumberingAfterBreak="0">
+  <w:abstractNum w:abstractNumId="21" w15:restartNumberingAfterBreak="0">
     <w:nsid w:val="7D4101CF"/>
     <w:multiLevelType w:val="hybridMultilevel"/>
     <w:tmpl w:val="4D3205B6"/>
@@ -46144,53 +48154,71 @@
       </w:pPr>
     </w:lvl>
   </w:abstractNum>
-  <w:num w:numId="1" w16cid:durableId="372733160">
+  <w:num w:numId="1">
+    <w:abstractNumId w:val="3"/>
+  </w:num>
+  <w:num w:numId="2">
+    <w:abstractNumId w:val="20"/>
+  </w:num>
+  <w:num w:numId="3">
+    <w:abstractNumId w:val="0"/>
+  </w:num>
+  <w:num w:numId="4">
+    <w:abstractNumId w:val="19"/>
+  </w:num>
+  <w:num w:numId="5">
+    <w:abstractNumId w:val="16"/>
+  </w:num>
+  <w:num w:numId="6">
+    <w:abstractNumId w:val="18"/>
+  </w:num>
+  <w:num w:numId="7">
+    <w:abstractNumId w:val="13"/>
+  </w:num>
+  <w:num w:numId="8">
+    <w:abstractNumId w:val="6"/>
+  </w:num>
+  <w:num w:numId="9">
+    <w:abstractNumId w:val="12"/>
+  </w:num>
+  <w:num w:numId="10">
+    <w:abstractNumId w:val="11"/>
+  </w:num>
+  <w:num w:numId="11">
+    <w:abstractNumId w:val="21"/>
+  </w:num>
+  <w:num w:numId="12">
+    <w:abstractNumId w:val="1"/>
+  </w:num>
+  <w:num w:numId="13">
+    <w:abstractNumId w:val="7"/>
+  </w:num>
+  <w:num w:numId="14">
+    <w:abstractNumId w:val="8"/>
+  </w:num>
+  <w:num w:numId="15">
+    <w:abstractNumId w:val="5"/>
+  </w:num>
+  <w:num w:numId="16">
+    <w:abstractNumId w:val="4"/>
+  </w:num>
+  <w:num w:numId="17">
+    <w:abstractNumId w:val="17"/>
+  </w:num>
+  <w:num w:numId="18">
+    <w:abstractNumId w:val="15"/>
+  </w:num>
+  <w:num w:numId="19">
+    <w:abstractNumId w:val="9"/>
+  </w:num>
+  <w:num w:numId="20">
+    <w:abstractNumId w:val="14"/>
+  </w:num>
+  <w:num w:numId="21">
     <w:abstractNumId w:val="2"/>
   </w:num>
-  <w:num w:numId="2" w16cid:durableId="2083479529">
-    <w:abstractNumId w:val="14"/>
-  </w:num>
-  <w:num w:numId="3" w16cid:durableId="96023232">
-    <w:abstractNumId w:val="0"/>
-  </w:num>
-  <w:num w:numId="4" w16cid:durableId="77677950">
-    <w:abstractNumId w:val="13"/>
-  </w:num>
-  <w:num w:numId="5" w16cid:durableId="2019886491">
-    <w:abstractNumId w:val="11"/>
-  </w:num>
-  <w:num w:numId="6" w16cid:durableId="2133131887">
-    <w:abstractNumId w:val="12"/>
-  </w:num>
-  <w:num w:numId="7" w16cid:durableId="231696098">
+  <w:num w:numId="22">
     <w:abstractNumId w:val="10"/>
-  </w:num>
-  <w:num w:numId="8" w16cid:durableId="1468546288">
-    <w:abstractNumId w:val="5"/>
-  </w:num>
-  <w:num w:numId="9" w16cid:durableId="978606881">
-    <w:abstractNumId w:val="9"/>
-  </w:num>
-  <w:num w:numId="10" w16cid:durableId="1270964864">
-    <w:abstractNumId w:val="8"/>
-  </w:num>
-  <w:num w:numId="11" w16cid:durableId="806244524">
-    <w:abstractNumId w:val="15"/>
-  </w:num>
-  <w:num w:numId="12" w16cid:durableId="56443861">
-    <w:abstractNumId w:val="1"/>
-  </w:num>
-  <w:num w:numId="13" w16cid:durableId="742337194">
-    <w:abstractNumId w:val="6"/>
-  </w:num>
-  <w:num w:numId="14" w16cid:durableId="796679703">
-    <w:abstractNumId w:val="7"/>
-  </w:num>
-  <w:num w:numId="15" w16cid:durableId="1285844374">
-    <w:abstractNumId w:val="4"/>
-  </w:num>
-  <w:num w:numId="16" w16cid:durableId="1014501404">
-    <w:abstractNumId w:val="3"/>
   </w:num>
 </w:numbering>
 </file>

--- a/BAB 1.docx
+++ b/BAB 1.docx
@@ -1,6 +1,6 @@
 
 <file path=word/document.xml><?xml version="1.0" encoding="utf-8"?>
-<w:document xmlns:wpc="http://schemas.microsoft.com/office/word/2010/wordprocessingCanvas" xmlns:cx="http://schemas.microsoft.com/office/drawing/2014/chartex" xmlns:cx1="http://schemas.microsoft.com/office/drawing/2015/9/8/chartex" xmlns:cx2="http://schemas.microsoft.com/office/drawing/2015/10/21/chartex" xmlns:cx3="http://schemas.microsoft.com/office/drawing/2016/5/9/chartex" xmlns:cx4="http://schemas.microsoft.com/office/drawing/2016/5/10/chartex" xmlns:cx5="http://schemas.microsoft.com/office/drawing/2016/5/11/chartex" xmlns:cx6="http://schemas.microsoft.com/office/drawing/2016/5/12/chartex" xmlns:cx7="http://schemas.microsoft.com/office/drawing/2016/5/13/chartex" xmlns:cx8="http://schemas.microsoft.com/office/drawing/2016/5/14/chartex" xmlns:mc="http://schemas.openxmlformats.org/markup-compatibility/2006" xmlns:aink="http://schemas.microsoft.com/office/drawing/2016/ink" xmlns:am3d="http://schemas.microsoft.com/office/drawing/2017/model3d" xmlns:o="urn:schemas-microsoft-com:office:office" xmlns:r="http://schemas.openxmlformats.org/officeDocument/2006/relationships" xmlns:m="http://schemas.openxmlformats.org/officeDocument/2006/math" xmlns:v="urn:schemas-microsoft-com:vml" xmlns:wp14="http://schemas.microsoft.com/office/word/2010/wordprocessingDrawing" xmlns:wp="http://schemas.openxmlformats.org/drawingml/2006/wordprocessingDrawing" xmlns:w10="urn:schemas-microsoft-com:office:word" xmlns:w="http://schemas.openxmlformats.org/wordprocessingml/2006/main" xmlns:w14="http://schemas.microsoft.com/office/word/2010/wordml" xmlns:w15="http://schemas.microsoft.com/office/word/2012/wordml" xmlns:w16cex="http://schemas.microsoft.com/office/word/2018/wordml/cex" xmlns:w16cid="http://schemas.microsoft.com/office/word/2016/wordml/cid" xmlns:w16="http://schemas.microsoft.com/office/word/2018/wordml" xmlns:w16sdtdh="http://schemas.microsoft.com/office/word/2020/wordml/sdtdatahash" xmlns:w16se="http://schemas.microsoft.com/office/word/2015/wordml/symex" xmlns:wpg="http://schemas.microsoft.com/office/word/2010/wordprocessingGroup" xmlns:wpi="http://schemas.microsoft.com/office/word/2010/wordprocessingInk" xmlns:wne="http://schemas.microsoft.com/office/word/2006/wordml" xmlns:wps="http://schemas.microsoft.com/office/word/2010/wordprocessingShape" mc:Ignorable="w14 w15 w16se w16cid w16 w16cex w16sdtdh wp14">
+<w:document xmlns:wpc="http://schemas.microsoft.com/office/word/2010/wordprocessingCanvas" xmlns:cx="http://schemas.microsoft.com/office/drawing/2014/chartex" xmlns:cx1="http://schemas.microsoft.com/office/drawing/2015/9/8/chartex" xmlns:cx2="http://schemas.microsoft.com/office/drawing/2015/10/21/chartex" xmlns:cx3="http://schemas.microsoft.com/office/drawing/2016/5/9/chartex" xmlns:cx4="http://schemas.microsoft.com/office/drawing/2016/5/10/chartex" xmlns:cx5="http://schemas.microsoft.com/office/drawing/2016/5/11/chartex" xmlns:cx6="http://schemas.microsoft.com/office/drawing/2016/5/12/chartex" xmlns:cx7="http://schemas.microsoft.com/office/drawing/2016/5/13/chartex" xmlns:cx8="http://schemas.microsoft.com/office/drawing/2016/5/14/chartex" xmlns:mc="http://schemas.openxmlformats.org/markup-compatibility/2006" xmlns:aink="http://schemas.microsoft.com/office/drawing/2016/ink" xmlns:am3d="http://schemas.microsoft.com/office/drawing/2017/model3d" xmlns:o="urn:schemas-microsoft-com:office:office" xmlns:oel="http://schemas.microsoft.com/office/2019/extlst" xmlns:r="http://schemas.openxmlformats.org/officeDocument/2006/relationships" xmlns:m="http://schemas.openxmlformats.org/officeDocument/2006/math" xmlns:v="urn:schemas-microsoft-com:vml" xmlns:wp14="http://schemas.microsoft.com/office/word/2010/wordprocessingDrawing" xmlns:wp="http://schemas.openxmlformats.org/drawingml/2006/wordprocessingDrawing" xmlns:w10="urn:schemas-microsoft-com:office:word" xmlns:w="http://schemas.openxmlformats.org/wordprocessingml/2006/main" xmlns:w14="http://schemas.microsoft.com/office/word/2010/wordml" xmlns:w15="http://schemas.microsoft.com/office/word/2012/wordml" xmlns:w16cex="http://schemas.microsoft.com/office/word/2018/wordml/cex" xmlns:w16cid="http://schemas.microsoft.com/office/word/2016/wordml/cid" xmlns:w16="http://schemas.microsoft.com/office/word/2018/wordml" xmlns:w16sdtdh="http://schemas.microsoft.com/office/word/2020/wordml/sdtdatahash" xmlns:w16se="http://schemas.microsoft.com/office/word/2015/wordml/symex" xmlns:wpg="http://schemas.microsoft.com/office/word/2010/wordprocessingGroup" xmlns:wpi="http://schemas.microsoft.com/office/word/2010/wordprocessingInk" xmlns:wne="http://schemas.microsoft.com/office/word/2006/wordml" xmlns:wps="http://schemas.microsoft.com/office/word/2010/wordprocessingShape" mc:Ignorable="w14 w15 w16se w16cid w16 w16cex w16sdtdh wp14">
   <w:body>
     <w:p>
       <w:pPr>
@@ -392,19 +392,8 @@
           <w:szCs w:val="24"/>
           <w:lang w:val="en-US"/>
         </w:rPr>
-        <w:t xml:space="preserve"> </w:t>
-      </w:r>
-      <w:proofErr w:type="gramStart"/>
-      <w:r>
-        <w:rPr>
-          <w:rFonts w:ascii="Times New Roman" w:hAnsi="Times New Roman" w:cs="Times New Roman"/>
-          <w:sz w:val="24"/>
-          <w:szCs w:val="24"/>
-          <w:lang w:val="en-US"/>
-        </w:rPr>
-        <w:t>oleh :</w:t>
-      </w:r>
-      <w:proofErr w:type="gramEnd"/>
+        <w:t xml:space="preserve"> oleh :</w:t>
+      </w:r>
     </w:p>
     <w:p>
       <w:pPr>
@@ -417,45 +406,14 @@
           <w:lang w:val="en-US"/>
         </w:rPr>
       </w:pPr>
-      <w:proofErr w:type="spellStart"/>
-      <w:r>
-        <w:rPr>
-          <w:rFonts w:ascii="Times New Roman" w:hAnsi="Times New Roman" w:cs="Times New Roman"/>
-          <w:sz w:val="24"/>
-          <w:szCs w:val="24"/>
-          <w:lang w:val="en-US"/>
-        </w:rPr>
-        <w:t>Agisna</w:t>
-      </w:r>
-      <w:proofErr w:type="spellEnd"/>
-      <w:r>
-        <w:rPr>
-          <w:rFonts w:ascii="Times New Roman" w:hAnsi="Times New Roman" w:cs="Times New Roman"/>
-          <w:sz w:val="24"/>
-          <w:szCs w:val="24"/>
-          <w:lang w:val="en-US"/>
-        </w:rPr>
-        <w:t xml:space="preserve"> </w:t>
-      </w:r>
-      <w:proofErr w:type="spellStart"/>
-      <w:r>
-        <w:rPr>
-          <w:rFonts w:ascii="Times New Roman" w:hAnsi="Times New Roman" w:cs="Times New Roman"/>
-          <w:sz w:val="24"/>
-          <w:szCs w:val="24"/>
-          <w:lang w:val="en-US"/>
-        </w:rPr>
-        <w:t>Rizkan</w:t>
-      </w:r>
-      <w:proofErr w:type="spellEnd"/>
-      <w:r>
-        <w:rPr>
-          <w:rFonts w:ascii="Times New Roman" w:hAnsi="Times New Roman" w:cs="Times New Roman"/>
-          <w:sz w:val="24"/>
-          <w:szCs w:val="24"/>
-          <w:lang w:val="en-US"/>
-        </w:rPr>
-        <w:t xml:space="preserve"> </w:t>
+      <w:r>
+        <w:rPr>
+          <w:rFonts w:ascii="Times New Roman" w:hAnsi="Times New Roman" w:cs="Times New Roman"/>
+          <w:sz w:val="24"/>
+          <w:szCs w:val="24"/>
+          <w:lang w:val="en-US"/>
+        </w:rPr>
+        <w:t xml:space="preserve">Agisna Rizkan </w:t>
       </w:r>
       <w:proofErr w:type="spellStart"/>
       <w:r>
@@ -746,7 +704,6 @@
         </w:rPr>
         <w:t xml:space="preserve"> </w:t>
       </w:r>
-      <w:proofErr w:type="gramStart"/>
       <w:r>
         <w:rPr>
           <w:rFonts w:ascii="Times New Roman" w:hAnsi="Times New Roman" w:cs="Times New Roman"/>
@@ -767,7 +724,6 @@
         </w:rPr>
         <w:t>:</w:t>
       </w:r>
-      <w:proofErr w:type="gramEnd"/>
     </w:p>
     <w:p>
       <w:pPr>
@@ -803,37 +759,12 @@
         </w:rPr>
         <w:t xml:space="preserve"> </w:t>
       </w:r>
-      <w:proofErr w:type="spellStart"/>
-      <w:r>
-        <w:rPr>
-          <w:rFonts w:ascii="Times New Roman" w:hAnsi="Times New Roman" w:cs="Times New Roman"/>
-          <w:lang w:val="en-US"/>
-        </w:rPr>
-        <w:t>Agisna</w:t>
-      </w:r>
-      <w:proofErr w:type="spellEnd"/>
-      <w:r>
-        <w:rPr>
-          <w:rFonts w:ascii="Times New Roman" w:hAnsi="Times New Roman" w:cs="Times New Roman"/>
-          <w:lang w:val="en-US"/>
-        </w:rPr>
-        <w:t xml:space="preserve"> </w:t>
-      </w:r>
-      <w:proofErr w:type="spellStart"/>
-      <w:r>
-        <w:rPr>
-          <w:rFonts w:ascii="Times New Roman" w:hAnsi="Times New Roman" w:cs="Times New Roman"/>
-          <w:lang w:val="en-US"/>
-        </w:rPr>
-        <w:t>Rizkan</w:t>
-      </w:r>
-      <w:proofErr w:type="spellEnd"/>
-      <w:r>
-        <w:rPr>
-          <w:rFonts w:ascii="Times New Roman" w:hAnsi="Times New Roman" w:cs="Times New Roman"/>
-          <w:lang w:val="en-US"/>
-        </w:rPr>
-        <w:t xml:space="preserve"> </w:t>
+      <w:r>
+        <w:rPr>
+          <w:rFonts w:ascii="Times New Roman" w:hAnsi="Times New Roman" w:cs="Times New Roman"/>
+          <w:lang w:val="en-US"/>
+        </w:rPr>
+        <w:t xml:space="preserve">Agisna Rizkan </w:t>
       </w:r>
       <w:proofErr w:type="spellStart"/>
       <w:r>
@@ -1152,21 +1083,8 @@
           <w:szCs w:val="24"/>
           <w:lang w:val="en-US"/>
         </w:rPr>
-        <w:t xml:space="preserve"> </w:t>
-      </w:r>
-      <w:proofErr w:type="gramStart"/>
-      <w:r>
-        <w:rPr>
-          <w:rFonts w:ascii="Times New Roman" w:hAnsi="Times New Roman" w:cs="Times New Roman"/>
-          <w:b/>
-          <w:bCs/>
-          <w:sz w:val="24"/>
-          <w:szCs w:val="24"/>
-          <w:lang w:val="en-US"/>
-        </w:rPr>
-        <w:t>pada :</w:t>
-      </w:r>
-      <w:proofErr w:type="gramEnd"/>
+        <w:t xml:space="preserve"> pada :</w:t>
+      </w:r>
     </w:p>
     <w:p>
       <w:pPr>
@@ -1639,7 +1557,6 @@
                 <w:lang w:val="en-US"/>
               </w:rPr>
             </w:pPr>
-            <w:proofErr w:type="gramStart"/>
             <w:r>
               <w:rPr>
                 <w:rFonts w:ascii="Times New Roman" w:eastAsia="Times New Roman" w:hAnsi="Times New Roman" w:cs="Times New Roman"/>
@@ -1647,17 +1564,7 @@
                 <w:bCs/>
                 <w:szCs w:val="24"/>
               </w:rPr>
-              <w:t>NIDN :</w:t>
-            </w:r>
-            <w:proofErr w:type="gramEnd"/>
-            <w:r>
-              <w:rPr>
-                <w:rFonts w:ascii="Times New Roman" w:eastAsia="Times New Roman" w:hAnsi="Times New Roman" w:cs="Times New Roman"/>
-                <w:b/>
-                <w:bCs/>
-                <w:szCs w:val="24"/>
-              </w:rPr>
-              <w:t xml:space="preserve"> 0417017903</w:t>
+              <w:t>NIDN : 0417017903</w:t>
             </w:r>
           </w:p>
           <w:p>
@@ -10933,7 +10840,6 @@
         <w:t xml:space="preserve"> </w:t>
       </w:r>
       <w:proofErr w:type="spellStart"/>
-      <w:proofErr w:type="gramStart"/>
       <w:r>
         <w:rPr>
           <w:rFonts w:ascii="Times New Roman" w:hAnsi="Times New Roman" w:cs="Times New Roman"/>
@@ -10951,17 +10857,7 @@
           <w:szCs w:val="24"/>
           <w:lang w:val="en-US"/>
         </w:rPr>
-        <w:t xml:space="preserve"> :</w:t>
-      </w:r>
-      <w:proofErr w:type="gramEnd"/>
-      <w:r>
-        <w:rPr>
-          <w:rFonts w:ascii="Times New Roman" w:hAnsi="Times New Roman" w:cs="Times New Roman"/>
-          <w:sz w:val="24"/>
-          <w:szCs w:val="24"/>
-          <w:lang w:val="en-US"/>
-        </w:rPr>
-        <w:t xml:space="preserve"> </w:t>
+        <w:t xml:space="preserve"> : </w:t>
       </w:r>
     </w:p>
     <w:p>
@@ -14736,7 +14632,6 @@
         <w:t xml:space="preserve"> </w:t>
       </w:r>
       <w:proofErr w:type="spellStart"/>
-      <w:proofErr w:type="gramStart"/>
       <w:r>
         <w:rPr>
           <w:rFonts w:ascii="Times New Roman" w:hAnsi="Times New Roman" w:cs="Times New Roman"/>
@@ -14752,16 +14647,7 @@
           <w:sz w:val="24"/>
           <w:szCs w:val="24"/>
         </w:rPr>
-        <w:t xml:space="preserve"> :</w:t>
-      </w:r>
-      <w:proofErr w:type="gramEnd"/>
-      <w:r>
-        <w:rPr>
-          <w:rFonts w:ascii="Times New Roman" w:hAnsi="Times New Roman" w:cs="Times New Roman"/>
-          <w:sz w:val="24"/>
-          <w:szCs w:val="24"/>
-        </w:rPr>
-        <w:t xml:space="preserve"> </w:t>
+        <w:t xml:space="preserve"> : </w:t>
       </w:r>
     </w:p>
     <w:p>
@@ -25435,7 +25321,25 @@
           <w:sz w:val="24"/>
           <w:szCs w:val="24"/>
         </w:rPr>
-        <w:t xml:space="preserve">. Setelah proses </w:t>
+        <w:t xml:space="preserve">. </w:t>
+      </w:r>
+      <w:proofErr w:type="spellStart"/>
+      <w:r>
+        <w:rPr>
+          <w:rFonts w:ascii="Times New Roman" w:hAnsi="Times New Roman" w:cs="Times New Roman"/>
+          <w:sz w:val="24"/>
+          <w:szCs w:val="24"/>
+        </w:rPr>
+        <w:t>Setelah</w:t>
+      </w:r>
+      <w:proofErr w:type="spellEnd"/>
+      <w:r>
+        <w:rPr>
+          <w:rFonts w:ascii="Times New Roman" w:hAnsi="Times New Roman" w:cs="Times New Roman"/>
+          <w:sz w:val="24"/>
+          <w:szCs w:val="24"/>
+        </w:rPr>
+        <w:t xml:space="preserve"> proses </w:t>
       </w:r>
       <w:proofErr w:type="spellStart"/>
       <w:r>
@@ -29406,25 +29310,7 @@
           <w:sz w:val="24"/>
           <w:szCs w:val="24"/>
         </w:rPr>
-        <w:t xml:space="preserve"> </w:t>
-      </w:r>
-      <w:proofErr w:type="spellStart"/>
-      <w:r>
-        <w:rPr>
-          <w:rFonts w:ascii="Times New Roman" w:hAnsi="Times New Roman" w:cs="Times New Roman"/>
-          <w:sz w:val="24"/>
-          <w:szCs w:val="24"/>
-        </w:rPr>
-        <w:t>datang</w:t>
-      </w:r>
-      <w:proofErr w:type="spellEnd"/>
-      <w:r>
-        <w:rPr>
-          <w:rFonts w:ascii="Times New Roman" w:hAnsi="Times New Roman" w:cs="Times New Roman"/>
-          <w:sz w:val="24"/>
-          <w:szCs w:val="24"/>
-        </w:rPr>
-        <w:t>.</w:t>
+        <w:t xml:space="preserve"> datang.</w:t>
       </w:r>
     </w:p>
     <w:p>
@@ -31399,25 +31285,7 @@
           <w:sz w:val="24"/>
           <w:szCs w:val="24"/>
         </w:rPr>
-        <w:t xml:space="preserve"> Americano, Latte, Kopi Susu Gula </w:t>
-      </w:r>
-      <w:proofErr w:type="spellStart"/>
-      <w:r>
-        <w:rPr>
-          <w:rFonts w:ascii="Times New Roman" w:hAnsi="Times New Roman" w:cs="Times New Roman"/>
-          <w:sz w:val="24"/>
-          <w:szCs w:val="24"/>
-        </w:rPr>
-        <w:t>Aren</w:t>
-      </w:r>
-      <w:proofErr w:type="spellEnd"/>
-      <w:r>
-        <w:rPr>
-          <w:rFonts w:ascii="Times New Roman" w:hAnsi="Times New Roman" w:cs="Times New Roman"/>
-          <w:sz w:val="24"/>
-          <w:szCs w:val="24"/>
-        </w:rPr>
-        <w:t xml:space="preserve">, Kopi Susu </w:t>
+        <w:t xml:space="preserve"> Americano, Latte, Kopi Susu Gula Aren, Kopi Susu </w:t>
       </w:r>
       <w:proofErr w:type="spellStart"/>
       <w:r>
@@ -32525,25 +32393,7 @@
           <w:sz w:val="24"/>
           <w:szCs w:val="24"/>
         </w:rPr>
-        <w:t xml:space="preserve"> </w:t>
-      </w:r>
-      <w:proofErr w:type="spellStart"/>
-      <w:r>
-        <w:rPr>
-          <w:rFonts w:ascii="Times New Roman" w:hAnsi="Times New Roman" w:cs="Times New Roman"/>
-          <w:sz w:val="24"/>
-          <w:szCs w:val="24"/>
-        </w:rPr>
-        <w:t>dua</w:t>
-      </w:r>
-      <w:proofErr w:type="spellEnd"/>
-      <w:r>
-        <w:rPr>
-          <w:rFonts w:ascii="Times New Roman" w:hAnsi="Times New Roman" w:cs="Times New Roman"/>
-          <w:sz w:val="24"/>
-          <w:szCs w:val="24"/>
-        </w:rPr>
-        <w:t xml:space="preserve"> unit motor </w:t>
+        <w:t xml:space="preserve"> dua unit motor </w:t>
       </w:r>
       <w:proofErr w:type="spellStart"/>
       <w:r>
@@ -41209,7 +41059,25 @@
           <w:sz w:val="24"/>
           <w:szCs w:val="24"/>
         </w:rPr>
-        <w:t xml:space="preserve">. Setelah proses </w:t>
+        <w:t xml:space="preserve">. </w:t>
+      </w:r>
+      <w:proofErr w:type="spellStart"/>
+      <w:r>
+        <w:rPr>
+          <w:rFonts w:ascii="Times New Roman" w:hAnsi="Times New Roman" w:cs="Times New Roman"/>
+          <w:sz w:val="24"/>
+          <w:szCs w:val="24"/>
+        </w:rPr>
+        <w:t>Setelah</w:t>
+      </w:r>
+      <w:proofErr w:type="spellEnd"/>
+      <w:r>
+        <w:rPr>
+          <w:rFonts w:ascii="Times New Roman" w:hAnsi="Times New Roman" w:cs="Times New Roman"/>
+          <w:sz w:val="24"/>
+          <w:szCs w:val="24"/>
+        </w:rPr>
+        <w:t xml:space="preserve"> proses </w:t>
       </w:r>
       <w:proofErr w:type="spellStart"/>
       <w:r>
@@ -41915,13 +41783,23 @@
           <w:szCs w:val="24"/>
         </w:rPr>
       </w:pPr>
-      <w:r>
-        <w:rPr>
-          <w:rFonts w:ascii="Times New Roman" w:hAnsi="Times New Roman" w:cs="Times New Roman"/>
-          <w:sz w:val="24"/>
-          <w:szCs w:val="24"/>
-        </w:rPr>
-        <w:t xml:space="preserve">Setelah proses </w:t>
+      <w:proofErr w:type="spellStart"/>
+      <w:r>
+        <w:rPr>
+          <w:rFonts w:ascii="Times New Roman" w:hAnsi="Times New Roman" w:cs="Times New Roman"/>
+          <w:sz w:val="24"/>
+          <w:szCs w:val="24"/>
+        </w:rPr>
+        <w:t>Setelah</w:t>
+      </w:r>
+      <w:proofErr w:type="spellEnd"/>
+      <w:r>
+        <w:rPr>
+          <w:rFonts w:ascii="Times New Roman" w:hAnsi="Times New Roman" w:cs="Times New Roman"/>
+          <w:sz w:val="24"/>
+          <w:szCs w:val="24"/>
+        </w:rPr>
+        <w:t xml:space="preserve"> proses </w:t>
       </w:r>
       <w:proofErr w:type="spellStart"/>
       <w:r>
@@ -43174,13 +43052,23 @@
           <w:szCs w:val="24"/>
         </w:rPr>
       </w:pPr>
-      <w:r>
-        <w:rPr>
-          <w:rFonts w:ascii="Times New Roman" w:hAnsi="Times New Roman" w:cs="Times New Roman"/>
-          <w:sz w:val="24"/>
-          <w:szCs w:val="24"/>
-        </w:rPr>
-        <w:t xml:space="preserve">Setelah </w:t>
+      <w:proofErr w:type="spellStart"/>
+      <w:r>
+        <w:rPr>
+          <w:rFonts w:ascii="Times New Roman" w:hAnsi="Times New Roman" w:cs="Times New Roman"/>
+          <w:sz w:val="24"/>
+          <w:szCs w:val="24"/>
+        </w:rPr>
+        <w:t>Setelah</w:t>
+      </w:r>
+      <w:proofErr w:type="spellEnd"/>
+      <w:r>
+        <w:rPr>
+          <w:rFonts w:ascii="Times New Roman" w:hAnsi="Times New Roman" w:cs="Times New Roman"/>
+          <w:sz w:val="24"/>
+          <w:szCs w:val="24"/>
+        </w:rPr>
+        <w:t xml:space="preserve"> </w:t>
       </w:r>
       <w:proofErr w:type="spellStart"/>
       <w:r>
@@ -44320,7 +44208,25 @@
           <w:sz w:val="24"/>
           <w:szCs w:val="24"/>
         </w:rPr>
-        <w:t xml:space="preserve">. Setelah proses </w:t>
+        <w:t xml:space="preserve">. </w:t>
+      </w:r>
+      <w:proofErr w:type="spellStart"/>
+      <w:r>
+        <w:rPr>
+          <w:rFonts w:ascii="Times New Roman" w:hAnsi="Times New Roman" w:cs="Times New Roman"/>
+          <w:sz w:val="24"/>
+          <w:szCs w:val="24"/>
+        </w:rPr>
+        <w:t>Setelah</w:t>
+      </w:r>
+      <w:proofErr w:type="spellEnd"/>
+      <w:r>
+        <w:rPr>
+          <w:rFonts w:ascii="Times New Roman" w:hAnsi="Times New Roman" w:cs="Times New Roman"/>
+          <w:sz w:val="24"/>
+          <w:szCs w:val="24"/>
+        </w:rPr>
+        <w:t xml:space="preserve"> proses </w:t>
       </w:r>
       <w:proofErr w:type="spellStart"/>
       <w:r>
@@ -45843,63 +45749,23 @@
     </w:p>
     <w:p>
       <w:pPr>
-        <w:pStyle w:val="ListParagraph"/>
-        <w:numPr>
-          <w:ilvl w:val="2"/>
-          <w:numId w:val="18"/>
-        </w:numPr>
-        <w:rPr>
-          <w:rFonts w:ascii="Times New Roman" w:hAnsi="Times New Roman" w:cs="Times New Roman"/>
-          <w:b/>
-          <w:bCs/>
+        <w:ind w:left="0"/>
+        <w:rPr>
+          <w:rFonts w:ascii="Times New Roman" w:hAnsi="Times New Roman" w:cs="Times New Roman"/>
           <w:sz w:val="24"/>
           <w:szCs w:val="24"/>
         </w:rPr>
       </w:pPr>
-      <w:proofErr w:type="spellStart"/>
-      <w:r>
-        <w:rPr>
-          <w:rFonts w:ascii="Times New Roman" w:hAnsi="Times New Roman" w:cs="Times New Roman"/>
-          <w:b/>
-          <w:bCs/>
-          <w:sz w:val="24"/>
-          <w:szCs w:val="24"/>
-        </w:rPr>
-        <w:t>Fungsi</w:t>
-      </w:r>
-      <w:proofErr w:type="spellEnd"/>
-      <w:r>
-        <w:rPr>
-          <w:rFonts w:ascii="Times New Roman" w:hAnsi="Times New Roman" w:cs="Times New Roman"/>
-          <w:b/>
-          <w:bCs/>
-          <w:sz w:val="24"/>
-          <w:szCs w:val="24"/>
-        </w:rPr>
-        <w:t xml:space="preserve"> dan </w:t>
-      </w:r>
-      <w:proofErr w:type="spellStart"/>
-      <w:r>
-        <w:rPr>
-          <w:rFonts w:ascii="Times New Roman" w:hAnsi="Times New Roman" w:cs="Times New Roman"/>
-          <w:b/>
-          <w:bCs/>
-          <w:sz w:val="24"/>
-          <w:szCs w:val="24"/>
-        </w:rPr>
-        <w:t>Tugas</w:t>
-      </w:r>
-      <w:proofErr w:type="spellEnd"/>
-      <w:r>
-        <w:rPr>
-          <w:rFonts w:ascii="Times New Roman" w:hAnsi="Times New Roman" w:cs="Times New Roman"/>
-          <w:b/>
-          <w:bCs/>
-          <w:sz w:val="24"/>
-          <w:szCs w:val="24"/>
-        </w:rPr>
-        <w:t xml:space="preserve"> TI / SI</w:t>
-      </w:r>
+    </w:p>
+    <w:p>
+      <w:pPr>
+        <w:ind w:left="0"/>
+        <w:rPr>
+          <w:rFonts w:ascii="Times New Roman" w:hAnsi="Times New Roman" w:cs="Times New Roman"/>
+          <w:sz w:val="24"/>
+          <w:szCs w:val="24"/>
+        </w:rPr>
+      </w:pPr>
     </w:p>
     <w:p>
       <w:pPr>
@@ -45925,7 +45791,8 @@
           <w:sz w:val="24"/>
           <w:szCs w:val="24"/>
         </w:rPr>
-        <w:t>Sistem</w:t>
+        <w:lastRenderedPageBreak/>
+        <w:t>Fungsi</w:t>
       </w:r>
       <w:proofErr w:type="spellEnd"/>
       <w:r>
@@ -45936,7 +45803,7 @@
           <w:sz w:val="24"/>
           <w:szCs w:val="24"/>
         </w:rPr>
-        <w:t xml:space="preserve"> / </w:t>
+        <w:t xml:space="preserve"> dan </w:t>
       </w:r>
       <w:proofErr w:type="spellStart"/>
       <w:r>
@@ -45947,7 +45814,7 @@
           <w:sz w:val="24"/>
           <w:szCs w:val="24"/>
         </w:rPr>
-        <w:t>Teknologi</w:t>
+        <w:t>Tugas</w:t>
       </w:r>
       <w:proofErr w:type="spellEnd"/>
       <w:r>
@@ -45958,18 +45825,604 @@
           <w:sz w:val="24"/>
           <w:szCs w:val="24"/>
         </w:rPr>
+        <w:t xml:space="preserve"> TI / SI</w:t>
+      </w:r>
+    </w:p>
+    <w:p>
+      <w:pPr>
+        <w:ind w:left="0"/>
+        <w:rPr>
+          <w:rFonts w:ascii="Times New Roman" w:hAnsi="Times New Roman" w:cs="Times New Roman"/>
+          <w:sz w:val="24"/>
+          <w:szCs w:val="24"/>
+        </w:rPr>
+      </w:pPr>
+      <w:proofErr w:type="spellStart"/>
+      <w:r>
+        <w:rPr>
+          <w:rFonts w:ascii="Times New Roman" w:hAnsi="Times New Roman" w:cs="Times New Roman"/>
+          <w:sz w:val="24"/>
+          <w:szCs w:val="24"/>
+        </w:rPr>
+        <w:t>Meskipun</w:t>
+      </w:r>
+      <w:proofErr w:type="spellEnd"/>
+      <w:r>
+        <w:rPr>
+          <w:rFonts w:ascii="Times New Roman" w:hAnsi="Times New Roman" w:cs="Times New Roman"/>
+          <w:sz w:val="24"/>
+          <w:szCs w:val="24"/>
+        </w:rPr>
+        <w:t xml:space="preserve"> </w:t>
+      </w:r>
+      <w:proofErr w:type="spellStart"/>
+      <w:r>
+        <w:rPr>
+          <w:rFonts w:ascii="Times New Roman" w:hAnsi="Times New Roman" w:cs="Times New Roman"/>
+          <w:sz w:val="24"/>
+          <w:szCs w:val="24"/>
+        </w:rPr>
+        <w:t>belum</w:t>
+      </w:r>
+      <w:proofErr w:type="spellEnd"/>
+      <w:r>
+        <w:rPr>
+          <w:rFonts w:ascii="Times New Roman" w:hAnsi="Times New Roman" w:cs="Times New Roman"/>
+          <w:sz w:val="24"/>
+          <w:szCs w:val="24"/>
+        </w:rPr>
+        <w:t xml:space="preserve"> </w:t>
+      </w:r>
+      <w:proofErr w:type="spellStart"/>
+      <w:r>
+        <w:rPr>
+          <w:rFonts w:ascii="Times New Roman" w:hAnsi="Times New Roman" w:cs="Times New Roman"/>
+          <w:sz w:val="24"/>
+          <w:szCs w:val="24"/>
+        </w:rPr>
+        <w:t>memiliki</w:t>
+      </w:r>
+      <w:proofErr w:type="spellEnd"/>
+      <w:r>
+        <w:rPr>
+          <w:rFonts w:ascii="Times New Roman" w:hAnsi="Times New Roman" w:cs="Times New Roman"/>
+          <w:sz w:val="24"/>
+          <w:szCs w:val="24"/>
+        </w:rPr>
+        <w:t xml:space="preserve"> divisi </w:t>
+      </w:r>
+      <w:proofErr w:type="spellStart"/>
+      <w:r>
+        <w:rPr>
+          <w:rFonts w:ascii="Times New Roman" w:hAnsi="Times New Roman" w:cs="Times New Roman"/>
+          <w:sz w:val="24"/>
+          <w:szCs w:val="24"/>
+        </w:rPr>
+        <w:t>khusus</w:t>
+      </w:r>
+      <w:proofErr w:type="spellEnd"/>
+      <w:r>
+        <w:rPr>
+          <w:rFonts w:ascii="Times New Roman" w:hAnsi="Times New Roman" w:cs="Times New Roman"/>
+          <w:sz w:val="24"/>
+          <w:szCs w:val="24"/>
+        </w:rPr>
+        <w:t xml:space="preserve">, </w:t>
+      </w:r>
+      <w:proofErr w:type="spellStart"/>
+      <w:r>
+        <w:rPr>
+          <w:rFonts w:ascii="Times New Roman" w:hAnsi="Times New Roman" w:cs="Times New Roman"/>
+          <w:sz w:val="24"/>
+          <w:szCs w:val="24"/>
+        </w:rPr>
+        <w:t>fungsi</w:t>
+      </w:r>
+      <w:proofErr w:type="spellEnd"/>
+      <w:r>
+        <w:rPr>
+          <w:rFonts w:ascii="Times New Roman" w:hAnsi="Times New Roman" w:cs="Times New Roman"/>
+          <w:sz w:val="24"/>
+          <w:szCs w:val="24"/>
+        </w:rPr>
+        <w:t xml:space="preserve"> TI/SI pada </w:t>
+      </w:r>
+      <w:proofErr w:type="spellStart"/>
+      <w:r>
+        <w:rPr>
+          <w:rFonts w:ascii="Times New Roman" w:hAnsi="Times New Roman" w:cs="Times New Roman"/>
+          <w:sz w:val="24"/>
+          <w:szCs w:val="24"/>
+        </w:rPr>
+        <w:t>Kopikeun</w:t>
+      </w:r>
+      <w:proofErr w:type="spellEnd"/>
+      <w:r>
+        <w:rPr>
+          <w:rFonts w:ascii="Times New Roman" w:hAnsi="Times New Roman" w:cs="Times New Roman"/>
+          <w:sz w:val="24"/>
+          <w:szCs w:val="24"/>
+        </w:rPr>
+        <w:t xml:space="preserve"> </w:t>
+      </w:r>
+      <w:proofErr w:type="spellStart"/>
+      <w:r>
+        <w:rPr>
+          <w:rFonts w:ascii="Times New Roman" w:hAnsi="Times New Roman" w:cs="Times New Roman"/>
+          <w:sz w:val="24"/>
+          <w:szCs w:val="24"/>
+        </w:rPr>
+        <w:t>tetap</w:t>
+      </w:r>
+      <w:proofErr w:type="spellEnd"/>
+      <w:r>
+        <w:rPr>
+          <w:rFonts w:ascii="Times New Roman" w:hAnsi="Times New Roman" w:cs="Times New Roman"/>
+          <w:sz w:val="24"/>
+          <w:szCs w:val="24"/>
+        </w:rPr>
+        <w:t xml:space="preserve"> </w:t>
+      </w:r>
+      <w:proofErr w:type="spellStart"/>
+      <w:r>
+        <w:rPr>
+          <w:rFonts w:ascii="Times New Roman" w:hAnsi="Times New Roman" w:cs="Times New Roman"/>
+          <w:sz w:val="24"/>
+          <w:szCs w:val="24"/>
+        </w:rPr>
+        <w:t>digunakan</w:t>
+      </w:r>
+      <w:proofErr w:type="spellEnd"/>
+      <w:r>
+        <w:rPr>
+          <w:rFonts w:ascii="Times New Roman" w:hAnsi="Times New Roman" w:cs="Times New Roman"/>
+          <w:sz w:val="24"/>
+          <w:szCs w:val="24"/>
+        </w:rPr>
+        <w:t xml:space="preserve"> </w:t>
+      </w:r>
+      <w:proofErr w:type="spellStart"/>
+      <w:r>
+        <w:rPr>
+          <w:rFonts w:ascii="Times New Roman" w:hAnsi="Times New Roman" w:cs="Times New Roman"/>
+          <w:sz w:val="24"/>
+          <w:szCs w:val="24"/>
+        </w:rPr>
+        <w:t>dalam</w:t>
+      </w:r>
+      <w:proofErr w:type="spellEnd"/>
+      <w:r>
+        <w:rPr>
+          <w:rFonts w:ascii="Times New Roman" w:hAnsi="Times New Roman" w:cs="Times New Roman"/>
+          <w:sz w:val="24"/>
+          <w:szCs w:val="24"/>
+        </w:rPr>
+        <w:t xml:space="preserve"> </w:t>
+      </w:r>
+      <w:proofErr w:type="spellStart"/>
+      <w:r>
+        <w:rPr>
+          <w:rFonts w:ascii="Times New Roman" w:hAnsi="Times New Roman" w:cs="Times New Roman"/>
+          <w:sz w:val="24"/>
+          <w:szCs w:val="24"/>
+        </w:rPr>
+        <w:t>mendukung</w:t>
+      </w:r>
+      <w:proofErr w:type="spellEnd"/>
+      <w:r>
+        <w:rPr>
+          <w:rFonts w:ascii="Times New Roman" w:hAnsi="Times New Roman" w:cs="Times New Roman"/>
+          <w:sz w:val="24"/>
+          <w:szCs w:val="24"/>
+        </w:rPr>
+        <w:t xml:space="preserve"> </w:t>
+      </w:r>
+      <w:proofErr w:type="spellStart"/>
+      <w:r>
+        <w:rPr>
+          <w:rFonts w:ascii="Times New Roman" w:hAnsi="Times New Roman" w:cs="Times New Roman"/>
+          <w:sz w:val="24"/>
+          <w:szCs w:val="24"/>
+        </w:rPr>
+        <w:t>kegiatan</w:t>
+      </w:r>
+      <w:proofErr w:type="spellEnd"/>
+      <w:r>
+        <w:rPr>
+          <w:rFonts w:ascii="Times New Roman" w:hAnsi="Times New Roman" w:cs="Times New Roman"/>
+          <w:sz w:val="24"/>
+          <w:szCs w:val="24"/>
+        </w:rPr>
+        <w:t xml:space="preserve"> </w:t>
+      </w:r>
+      <w:proofErr w:type="spellStart"/>
+      <w:r>
+        <w:rPr>
+          <w:rFonts w:ascii="Times New Roman" w:hAnsi="Times New Roman" w:cs="Times New Roman"/>
+          <w:sz w:val="24"/>
+          <w:szCs w:val="24"/>
+        </w:rPr>
+        <w:t>operasional</w:t>
+      </w:r>
+      <w:proofErr w:type="spellEnd"/>
+      <w:r>
+        <w:rPr>
+          <w:rFonts w:ascii="Times New Roman" w:hAnsi="Times New Roman" w:cs="Times New Roman"/>
+          <w:sz w:val="24"/>
+          <w:szCs w:val="24"/>
+        </w:rPr>
+        <w:t xml:space="preserve"> </w:t>
+      </w:r>
+      <w:proofErr w:type="spellStart"/>
+      <w:r>
+        <w:rPr>
+          <w:rFonts w:ascii="Times New Roman" w:hAnsi="Times New Roman" w:cs="Times New Roman"/>
+          <w:sz w:val="24"/>
+          <w:szCs w:val="24"/>
+        </w:rPr>
+        <w:t>usaha</w:t>
+      </w:r>
+      <w:proofErr w:type="spellEnd"/>
+      <w:r>
+        <w:rPr>
+          <w:rFonts w:ascii="Times New Roman" w:hAnsi="Times New Roman" w:cs="Times New Roman"/>
+          <w:sz w:val="24"/>
+          <w:szCs w:val="24"/>
+        </w:rPr>
+        <w:t xml:space="preserve">. Adapun </w:t>
+      </w:r>
+      <w:proofErr w:type="spellStart"/>
+      <w:r>
+        <w:rPr>
+          <w:rFonts w:ascii="Times New Roman" w:hAnsi="Times New Roman" w:cs="Times New Roman"/>
+          <w:sz w:val="24"/>
+          <w:szCs w:val="24"/>
+        </w:rPr>
+        <w:t>fungsi</w:t>
+      </w:r>
+      <w:proofErr w:type="spellEnd"/>
+      <w:r>
+        <w:rPr>
+          <w:rFonts w:ascii="Times New Roman" w:hAnsi="Times New Roman" w:cs="Times New Roman"/>
+          <w:sz w:val="24"/>
+          <w:szCs w:val="24"/>
+        </w:rPr>
+        <w:t xml:space="preserve"> dan </w:t>
+      </w:r>
+      <w:proofErr w:type="spellStart"/>
+      <w:r>
+        <w:rPr>
+          <w:rFonts w:ascii="Times New Roman" w:hAnsi="Times New Roman" w:cs="Times New Roman"/>
+          <w:sz w:val="24"/>
+          <w:szCs w:val="24"/>
+        </w:rPr>
+        <w:t>tugas</w:t>
+      </w:r>
+      <w:proofErr w:type="spellEnd"/>
+      <w:r>
+        <w:rPr>
+          <w:rFonts w:ascii="Times New Roman" w:hAnsi="Times New Roman" w:cs="Times New Roman"/>
+          <w:sz w:val="24"/>
+          <w:szCs w:val="24"/>
+        </w:rPr>
         <w:t xml:space="preserve"> yang </w:t>
       </w:r>
       <w:proofErr w:type="spellStart"/>
       <w:r>
         <w:rPr>
           <w:rFonts w:ascii="Times New Roman" w:hAnsi="Times New Roman" w:cs="Times New Roman"/>
-          <w:b/>
-          <w:bCs/>
-          <w:sz w:val="24"/>
-          <w:szCs w:val="24"/>
-        </w:rPr>
-        <w:t>Digunakan</w:t>
+          <w:sz w:val="24"/>
+          <w:szCs w:val="24"/>
+        </w:rPr>
+        <w:t>berkaitan</w:t>
+      </w:r>
+      <w:proofErr w:type="spellEnd"/>
+      <w:r>
+        <w:rPr>
+          <w:rFonts w:ascii="Times New Roman" w:hAnsi="Times New Roman" w:cs="Times New Roman"/>
+          <w:sz w:val="24"/>
+          <w:szCs w:val="24"/>
+        </w:rPr>
+        <w:t xml:space="preserve"> </w:t>
+      </w:r>
+      <w:proofErr w:type="spellStart"/>
+      <w:r>
+        <w:rPr>
+          <w:rFonts w:ascii="Times New Roman" w:hAnsi="Times New Roman" w:cs="Times New Roman"/>
+          <w:sz w:val="24"/>
+          <w:szCs w:val="24"/>
+        </w:rPr>
+        <w:t>dengan</w:t>
+      </w:r>
+      <w:proofErr w:type="spellEnd"/>
+      <w:r>
+        <w:rPr>
+          <w:rFonts w:ascii="Times New Roman" w:hAnsi="Times New Roman" w:cs="Times New Roman"/>
+          <w:sz w:val="24"/>
+          <w:szCs w:val="24"/>
+        </w:rPr>
+        <w:t xml:space="preserve"> TI/SI </w:t>
+      </w:r>
+      <w:proofErr w:type="spellStart"/>
+      <w:r>
+        <w:rPr>
+          <w:rFonts w:ascii="Times New Roman" w:hAnsi="Times New Roman" w:cs="Times New Roman"/>
+          <w:sz w:val="24"/>
+          <w:szCs w:val="24"/>
+        </w:rPr>
+        <w:t>meliputi</w:t>
+      </w:r>
+      <w:proofErr w:type="spellEnd"/>
+      <w:r>
+        <w:rPr>
+          <w:rFonts w:ascii="Times New Roman" w:hAnsi="Times New Roman" w:cs="Times New Roman"/>
+          <w:sz w:val="24"/>
+          <w:szCs w:val="24"/>
+        </w:rPr>
+        <w:t>:</w:t>
+      </w:r>
+    </w:p>
+    <w:p>
+      <w:pPr>
+        <w:pStyle w:val="ListParagraph"/>
+        <w:numPr>
+          <w:ilvl w:val="0"/>
+          <w:numId w:val="23"/>
+        </w:numPr>
+        <w:rPr>
+          <w:rFonts w:ascii="Times New Roman" w:hAnsi="Times New Roman" w:cs="Times New Roman"/>
+          <w:sz w:val="24"/>
+          <w:szCs w:val="24"/>
+        </w:rPr>
+      </w:pPr>
+      <w:proofErr w:type="spellStart"/>
+      <w:r>
+        <w:rPr>
+          <w:rFonts w:ascii="Times New Roman" w:hAnsi="Times New Roman" w:cs="Times New Roman"/>
+          <w:sz w:val="24"/>
+          <w:szCs w:val="24"/>
+        </w:rPr>
+        <w:t>Pengelolaan</w:t>
+      </w:r>
+      <w:proofErr w:type="spellEnd"/>
+      <w:r>
+        <w:rPr>
+          <w:rFonts w:ascii="Times New Roman" w:hAnsi="Times New Roman" w:cs="Times New Roman"/>
+          <w:sz w:val="24"/>
+          <w:szCs w:val="24"/>
+        </w:rPr>
+        <w:t xml:space="preserve"> data </w:t>
+      </w:r>
+      <w:proofErr w:type="spellStart"/>
+      <w:r>
+        <w:rPr>
+          <w:rFonts w:ascii="Times New Roman" w:hAnsi="Times New Roman" w:cs="Times New Roman"/>
+          <w:sz w:val="24"/>
+          <w:szCs w:val="24"/>
+        </w:rPr>
+        <w:t>penjualan</w:t>
+      </w:r>
+      <w:proofErr w:type="spellEnd"/>
+    </w:p>
+    <w:p>
+      <w:pPr>
+        <w:pStyle w:val="ListParagraph"/>
+        <w:numPr>
+          <w:ilvl w:val="0"/>
+          <w:numId w:val="23"/>
+        </w:numPr>
+        <w:rPr>
+          <w:rFonts w:ascii="Times New Roman" w:hAnsi="Times New Roman" w:cs="Times New Roman"/>
+          <w:sz w:val="24"/>
+          <w:szCs w:val="24"/>
+        </w:rPr>
+      </w:pPr>
+      <w:proofErr w:type="spellStart"/>
+      <w:r>
+        <w:rPr>
+          <w:rFonts w:ascii="Times New Roman" w:hAnsi="Times New Roman" w:cs="Times New Roman"/>
+          <w:sz w:val="24"/>
+          <w:szCs w:val="24"/>
+        </w:rPr>
+        <w:t>Pengelolaan</w:t>
+      </w:r>
+      <w:proofErr w:type="spellEnd"/>
+      <w:r>
+        <w:rPr>
+          <w:rFonts w:ascii="Times New Roman" w:hAnsi="Times New Roman" w:cs="Times New Roman"/>
+          <w:sz w:val="24"/>
+          <w:szCs w:val="24"/>
+        </w:rPr>
+        <w:t xml:space="preserve"> data </w:t>
+      </w:r>
+      <w:proofErr w:type="spellStart"/>
+      <w:r>
+        <w:rPr>
+          <w:rFonts w:ascii="Times New Roman" w:hAnsi="Times New Roman" w:cs="Times New Roman"/>
+          <w:sz w:val="24"/>
+          <w:szCs w:val="24"/>
+        </w:rPr>
+        <w:t>stok</w:t>
+      </w:r>
+      <w:proofErr w:type="spellEnd"/>
+      <w:r>
+        <w:rPr>
+          <w:rFonts w:ascii="Times New Roman" w:hAnsi="Times New Roman" w:cs="Times New Roman"/>
+          <w:sz w:val="24"/>
+          <w:szCs w:val="24"/>
+        </w:rPr>
+        <w:t xml:space="preserve"> </w:t>
+      </w:r>
+      <w:proofErr w:type="spellStart"/>
+      <w:r>
+        <w:rPr>
+          <w:rFonts w:ascii="Times New Roman" w:hAnsi="Times New Roman" w:cs="Times New Roman"/>
+          <w:sz w:val="24"/>
+          <w:szCs w:val="24"/>
+        </w:rPr>
+        <w:t>minuman</w:t>
+      </w:r>
+      <w:proofErr w:type="spellEnd"/>
+    </w:p>
+    <w:p>
+      <w:pPr>
+        <w:pStyle w:val="ListParagraph"/>
+        <w:numPr>
+          <w:ilvl w:val="0"/>
+          <w:numId w:val="23"/>
+        </w:numPr>
+        <w:rPr>
+          <w:rFonts w:ascii="Times New Roman" w:hAnsi="Times New Roman" w:cs="Times New Roman"/>
+          <w:sz w:val="24"/>
+          <w:szCs w:val="24"/>
+        </w:rPr>
+      </w:pPr>
+      <w:proofErr w:type="spellStart"/>
+      <w:r>
+        <w:rPr>
+          <w:rFonts w:ascii="Times New Roman" w:hAnsi="Times New Roman" w:cs="Times New Roman"/>
+          <w:sz w:val="24"/>
+          <w:szCs w:val="24"/>
+        </w:rPr>
+        <w:t>Penyusunan</w:t>
+      </w:r>
+      <w:proofErr w:type="spellEnd"/>
+      <w:r>
+        <w:rPr>
+          <w:rFonts w:ascii="Times New Roman" w:hAnsi="Times New Roman" w:cs="Times New Roman"/>
+          <w:sz w:val="24"/>
+          <w:szCs w:val="24"/>
+        </w:rPr>
+        <w:t xml:space="preserve"> </w:t>
+      </w:r>
+      <w:proofErr w:type="spellStart"/>
+      <w:r>
+        <w:rPr>
+          <w:rFonts w:ascii="Times New Roman" w:hAnsi="Times New Roman" w:cs="Times New Roman"/>
+          <w:sz w:val="24"/>
+          <w:szCs w:val="24"/>
+        </w:rPr>
+        <w:t>laporan</w:t>
+      </w:r>
+      <w:proofErr w:type="spellEnd"/>
+      <w:r>
+        <w:rPr>
+          <w:rFonts w:ascii="Times New Roman" w:hAnsi="Times New Roman" w:cs="Times New Roman"/>
+          <w:sz w:val="24"/>
+          <w:szCs w:val="24"/>
+        </w:rPr>
+        <w:t xml:space="preserve"> </w:t>
+      </w:r>
+      <w:proofErr w:type="spellStart"/>
+      <w:r>
+        <w:rPr>
+          <w:rFonts w:ascii="Times New Roman" w:hAnsi="Times New Roman" w:cs="Times New Roman"/>
+          <w:sz w:val="24"/>
+          <w:szCs w:val="24"/>
+        </w:rPr>
+        <w:t>operasional</w:t>
+      </w:r>
+      <w:proofErr w:type="spellEnd"/>
+    </w:p>
+    <w:p>
+      <w:pPr>
+        <w:pStyle w:val="ListParagraph"/>
+        <w:numPr>
+          <w:ilvl w:val="0"/>
+          <w:numId w:val="23"/>
+        </w:numPr>
+        <w:rPr>
+          <w:rFonts w:ascii="Times New Roman" w:hAnsi="Times New Roman" w:cs="Times New Roman"/>
+          <w:sz w:val="24"/>
+          <w:szCs w:val="24"/>
+        </w:rPr>
+      </w:pPr>
+      <w:proofErr w:type="spellStart"/>
+      <w:r>
+        <w:rPr>
+          <w:rFonts w:ascii="Times New Roman" w:hAnsi="Times New Roman" w:cs="Times New Roman"/>
+          <w:sz w:val="24"/>
+          <w:szCs w:val="24"/>
+        </w:rPr>
+        <w:t>Pengelolaan</w:t>
+      </w:r>
+      <w:proofErr w:type="spellEnd"/>
+      <w:r>
+        <w:rPr>
+          <w:rFonts w:ascii="Times New Roman" w:hAnsi="Times New Roman" w:cs="Times New Roman"/>
+          <w:sz w:val="24"/>
+          <w:szCs w:val="24"/>
+        </w:rPr>
+        <w:t xml:space="preserve"> </w:t>
+      </w:r>
+      <w:proofErr w:type="spellStart"/>
+      <w:r>
+        <w:rPr>
+          <w:rFonts w:ascii="Times New Roman" w:hAnsi="Times New Roman" w:cs="Times New Roman"/>
+          <w:sz w:val="24"/>
+          <w:szCs w:val="24"/>
+        </w:rPr>
+        <w:t>informasi</w:t>
+      </w:r>
+      <w:proofErr w:type="spellEnd"/>
+      <w:r>
+        <w:rPr>
+          <w:rFonts w:ascii="Times New Roman" w:hAnsi="Times New Roman" w:cs="Times New Roman"/>
+          <w:sz w:val="24"/>
+          <w:szCs w:val="24"/>
+        </w:rPr>
+        <w:t xml:space="preserve"> </w:t>
+      </w:r>
+      <w:proofErr w:type="spellStart"/>
+      <w:r>
+        <w:rPr>
+          <w:rFonts w:ascii="Times New Roman" w:hAnsi="Times New Roman" w:cs="Times New Roman"/>
+          <w:sz w:val="24"/>
+          <w:szCs w:val="24"/>
+        </w:rPr>
+        <w:t>operasional</w:t>
+      </w:r>
+      <w:proofErr w:type="spellEnd"/>
+    </w:p>
+    <w:p>
+      <w:pPr>
+        <w:pStyle w:val="ListParagraph"/>
+        <w:numPr>
+          <w:ilvl w:val="0"/>
+          <w:numId w:val="23"/>
+        </w:numPr>
+        <w:rPr>
+          <w:rFonts w:ascii="Times New Roman" w:hAnsi="Times New Roman" w:cs="Times New Roman"/>
+          <w:sz w:val="24"/>
+          <w:szCs w:val="24"/>
+        </w:rPr>
+      </w:pPr>
+      <w:proofErr w:type="spellStart"/>
+      <w:r>
+        <w:rPr>
+          <w:rFonts w:ascii="Times New Roman" w:hAnsi="Times New Roman" w:cs="Times New Roman"/>
+          <w:sz w:val="24"/>
+          <w:szCs w:val="24"/>
+        </w:rPr>
+        <w:t>Dokumentasi</w:t>
+      </w:r>
+      <w:proofErr w:type="spellEnd"/>
+      <w:r>
+        <w:rPr>
+          <w:rFonts w:ascii="Times New Roman" w:hAnsi="Times New Roman" w:cs="Times New Roman"/>
+          <w:sz w:val="24"/>
+          <w:szCs w:val="24"/>
+        </w:rPr>
+        <w:t xml:space="preserve"> data </w:t>
+      </w:r>
+      <w:proofErr w:type="spellStart"/>
+      <w:r>
+        <w:rPr>
+          <w:rFonts w:ascii="Times New Roman" w:hAnsi="Times New Roman" w:cs="Times New Roman"/>
+          <w:sz w:val="24"/>
+          <w:szCs w:val="24"/>
+        </w:rPr>
+        <w:t>usaha</w:t>
       </w:r>
       <w:proofErr w:type="spellEnd"/>
     </w:p>
@@ -45997,8 +46450,7 @@
           <w:sz w:val="24"/>
           <w:szCs w:val="24"/>
         </w:rPr>
-        <w:lastRenderedPageBreak/>
-        <w:t>Kebutuhan</w:t>
+        <w:t>Sistem</w:t>
       </w:r>
       <w:proofErr w:type="spellEnd"/>
       <w:r>
@@ -46020,7 +46472,7 @@
           <w:sz w:val="24"/>
           <w:szCs w:val="24"/>
         </w:rPr>
-        <w:t>Isu</w:t>
+        <w:t>Teknologi</w:t>
       </w:r>
       <w:proofErr w:type="spellEnd"/>
       <w:r>
@@ -46031,7 +46483,7 @@
           <w:sz w:val="24"/>
           <w:szCs w:val="24"/>
         </w:rPr>
-        <w:t xml:space="preserve"> TI yang </w:t>
+        <w:t xml:space="preserve"> yang </w:t>
       </w:r>
       <w:proofErr w:type="spellStart"/>
       <w:r>
@@ -46042,9 +46494,4462 @@
           <w:sz w:val="24"/>
           <w:szCs w:val="24"/>
         </w:rPr>
+        <w:t>Digunakan</w:t>
+      </w:r>
+      <w:proofErr w:type="spellEnd"/>
+    </w:p>
+    <w:p>
+      <w:pPr>
+        <w:ind w:left="0"/>
+        <w:rPr>
+          <w:rFonts w:ascii="Times New Roman" w:hAnsi="Times New Roman" w:cs="Times New Roman"/>
+          <w:sz w:val="24"/>
+          <w:szCs w:val="24"/>
+        </w:rPr>
+      </w:pPr>
+      <w:proofErr w:type="spellStart"/>
+      <w:r>
+        <w:rPr>
+          <w:rFonts w:ascii="Times New Roman" w:hAnsi="Times New Roman" w:cs="Times New Roman"/>
+          <w:sz w:val="24"/>
+          <w:szCs w:val="24"/>
+        </w:rPr>
+        <w:t>Dalam</w:t>
+      </w:r>
+      <w:proofErr w:type="spellEnd"/>
+      <w:r>
+        <w:rPr>
+          <w:rFonts w:ascii="Times New Roman" w:hAnsi="Times New Roman" w:cs="Times New Roman"/>
+          <w:sz w:val="24"/>
+          <w:szCs w:val="24"/>
+        </w:rPr>
+        <w:t xml:space="preserve"> </w:t>
+      </w:r>
+      <w:proofErr w:type="spellStart"/>
+      <w:r>
+        <w:rPr>
+          <w:rFonts w:ascii="Times New Roman" w:hAnsi="Times New Roman" w:cs="Times New Roman"/>
+          <w:sz w:val="24"/>
+          <w:szCs w:val="24"/>
+        </w:rPr>
+        <w:t>menjalankan</w:t>
+      </w:r>
+      <w:proofErr w:type="spellEnd"/>
+      <w:r>
+        <w:rPr>
+          <w:rFonts w:ascii="Times New Roman" w:hAnsi="Times New Roman" w:cs="Times New Roman"/>
+          <w:sz w:val="24"/>
+          <w:szCs w:val="24"/>
+        </w:rPr>
+        <w:t xml:space="preserve"> </w:t>
+      </w:r>
+      <w:proofErr w:type="spellStart"/>
+      <w:r>
+        <w:rPr>
+          <w:rFonts w:ascii="Times New Roman" w:hAnsi="Times New Roman" w:cs="Times New Roman"/>
+          <w:sz w:val="24"/>
+          <w:szCs w:val="24"/>
+        </w:rPr>
+        <w:t>kegiatan</w:t>
+      </w:r>
+      <w:proofErr w:type="spellEnd"/>
+      <w:r>
+        <w:rPr>
+          <w:rFonts w:ascii="Times New Roman" w:hAnsi="Times New Roman" w:cs="Times New Roman"/>
+          <w:sz w:val="24"/>
+          <w:szCs w:val="24"/>
+        </w:rPr>
+        <w:t xml:space="preserve"> </w:t>
+      </w:r>
+      <w:proofErr w:type="spellStart"/>
+      <w:r>
+        <w:rPr>
+          <w:rFonts w:ascii="Times New Roman" w:hAnsi="Times New Roman" w:cs="Times New Roman"/>
+          <w:sz w:val="24"/>
+          <w:szCs w:val="24"/>
+        </w:rPr>
+        <w:t>operasionalnya</w:t>
+      </w:r>
+      <w:proofErr w:type="spellEnd"/>
+      <w:r>
+        <w:rPr>
+          <w:rFonts w:ascii="Times New Roman" w:hAnsi="Times New Roman" w:cs="Times New Roman"/>
+          <w:sz w:val="24"/>
+          <w:szCs w:val="24"/>
+        </w:rPr>
+        <w:t xml:space="preserve">, Kopi </w:t>
+      </w:r>
+      <w:proofErr w:type="spellStart"/>
+      <w:r>
+        <w:rPr>
+          <w:rFonts w:ascii="Times New Roman" w:hAnsi="Times New Roman" w:cs="Times New Roman"/>
+          <w:sz w:val="24"/>
+          <w:szCs w:val="24"/>
+        </w:rPr>
+        <w:t>Keliling</w:t>
+      </w:r>
+      <w:proofErr w:type="spellEnd"/>
+      <w:r>
+        <w:rPr>
+          <w:rFonts w:ascii="Times New Roman" w:hAnsi="Times New Roman" w:cs="Times New Roman"/>
+          <w:sz w:val="24"/>
+          <w:szCs w:val="24"/>
+        </w:rPr>
+        <w:t xml:space="preserve"> </w:t>
+      </w:r>
+      <w:proofErr w:type="spellStart"/>
+      <w:r>
+        <w:rPr>
+          <w:rFonts w:ascii="Times New Roman" w:hAnsi="Times New Roman" w:cs="Times New Roman"/>
+          <w:sz w:val="24"/>
+          <w:szCs w:val="24"/>
+        </w:rPr>
+        <w:t>Kopikeun</w:t>
+      </w:r>
+      <w:proofErr w:type="spellEnd"/>
+      <w:r>
+        <w:rPr>
+          <w:rFonts w:ascii="Times New Roman" w:hAnsi="Times New Roman" w:cs="Times New Roman"/>
+          <w:sz w:val="24"/>
+          <w:szCs w:val="24"/>
+        </w:rPr>
+        <w:t xml:space="preserve"> </w:t>
+      </w:r>
+      <w:proofErr w:type="spellStart"/>
+      <w:r>
+        <w:rPr>
+          <w:rFonts w:ascii="Times New Roman" w:hAnsi="Times New Roman" w:cs="Times New Roman"/>
+          <w:sz w:val="24"/>
+          <w:szCs w:val="24"/>
+        </w:rPr>
+        <w:t>masih</w:t>
+      </w:r>
+      <w:proofErr w:type="spellEnd"/>
+      <w:r>
+        <w:rPr>
+          <w:rFonts w:ascii="Times New Roman" w:hAnsi="Times New Roman" w:cs="Times New Roman"/>
+          <w:sz w:val="24"/>
+          <w:szCs w:val="24"/>
+        </w:rPr>
+        <w:t xml:space="preserve"> </w:t>
+      </w:r>
+      <w:proofErr w:type="spellStart"/>
+      <w:r>
+        <w:rPr>
+          <w:rFonts w:ascii="Times New Roman" w:hAnsi="Times New Roman" w:cs="Times New Roman"/>
+          <w:sz w:val="24"/>
+          <w:szCs w:val="24"/>
+        </w:rPr>
+        <w:t>menggunakan</w:t>
+      </w:r>
+      <w:proofErr w:type="spellEnd"/>
+      <w:r>
+        <w:rPr>
+          <w:rFonts w:ascii="Times New Roman" w:hAnsi="Times New Roman" w:cs="Times New Roman"/>
+          <w:sz w:val="24"/>
+          <w:szCs w:val="24"/>
+        </w:rPr>
+        <w:t xml:space="preserve"> </w:t>
+      </w:r>
+      <w:proofErr w:type="spellStart"/>
+      <w:r>
+        <w:rPr>
+          <w:rFonts w:ascii="Times New Roman" w:hAnsi="Times New Roman" w:cs="Times New Roman"/>
+          <w:sz w:val="24"/>
+          <w:szCs w:val="24"/>
+        </w:rPr>
+        <w:t>teknologi</w:t>
+      </w:r>
+      <w:proofErr w:type="spellEnd"/>
+      <w:r>
+        <w:rPr>
+          <w:rFonts w:ascii="Times New Roman" w:hAnsi="Times New Roman" w:cs="Times New Roman"/>
+          <w:sz w:val="24"/>
+          <w:szCs w:val="24"/>
+        </w:rPr>
+        <w:t xml:space="preserve"> yang </w:t>
+      </w:r>
+      <w:proofErr w:type="spellStart"/>
+      <w:r>
+        <w:rPr>
+          <w:rFonts w:ascii="Times New Roman" w:hAnsi="Times New Roman" w:cs="Times New Roman"/>
+          <w:sz w:val="24"/>
+          <w:szCs w:val="24"/>
+        </w:rPr>
+        <w:t>sederhana</w:t>
+      </w:r>
+      <w:proofErr w:type="spellEnd"/>
+      <w:r>
+        <w:rPr>
+          <w:rFonts w:ascii="Times New Roman" w:hAnsi="Times New Roman" w:cs="Times New Roman"/>
+          <w:sz w:val="24"/>
+          <w:szCs w:val="24"/>
+        </w:rPr>
+        <w:t xml:space="preserve"> dan </w:t>
+      </w:r>
+      <w:proofErr w:type="spellStart"/>
+      <w:r>
+        <w:rPr>
+          <w:rFonts w:ascii="Times New Roman" w:hAnsi="Times New Roman" w:cs="Times New Roman"/>
+          <w:sz w:val="24"/>
+          <w:szCs w:val="24"/>
+        </w:rPr>
+        <w:t>belum</w:t>
+      </w:r>
+      <w:proofErr w:type="spellEnd"/>
+      <w:r>
+        <w:rPr>
+          <w:rFonts w:ascii="Times New Roman" w:hAnsi="Times New Roman" w:cs="Times New Roman"/>
+          <w:sz w:val="24"/>
+          <w:szCs w:val="24"/>
+        </w:rPr>
+        <w:t xml:space="preserve"> </w:t>
+      </w:r>
+      <w:proofErr w:type="spellStart"/>
+      <w:r>
+        <w:rPr>
+          <w:rFonts w:ascii="Times New Roman" w:hAnsi="Times New Roman" w:cs="Times New Roman"/>
+          <w:sz w:val="24"/>
+          <w:szCs w:val="24"/>
+        </w:rPr>
+        <w:t>terintegrasi</w:t>
+      </w:r>
+      <w:proofErr w:type="spellEnd"/>
+      <w:r>
+        <w:rPr>
+          <w:rFonts w:ascii="Times New Roman" w:hAnsi="Times New Roman" w:cs="Times New Roman"/>
+          <w:sz w:val="24"/>
+          <w:szCs w:val="24"/>
+        </w:rPr>
+        <w:t xml:space="preserve"> </w:t>
+      </w:r>
+      <w:proofErr w:type="spellStart"/>
+      <w:r>
+        <w:rPr>
+          <w:rFonts w:ascii="Times New Roman" w:hAnsi="Times New Roman" w:cs="Times New Roman"/>
+          <w:sz w:val="24"/>
+          <w:szCs w:val="24"/>
+        </w:rPr>
+        <w:t>dalam</w:t>
+      </w:r>
+      <w:proofErr w:type="spellEnd"/>
+      <w:r>
+        <w:rPr>
+          <w:rFonts w:ascii="Times New Roman" w:hAnsi="Times New Roman" w:cs="Times New Roman"/>
+          <w:sz w:val="24"/>
+          <w:szCs w:val="24"/>
+        </w:rPr>
+        <w:t xml:space="preserve"> </w:t>
+      </w:r>
+      <w:proofErr w:type="spellStart"/>
+      <w:r>
+        <w:rPr>
+          <w:rFonts w:ascii="Times New Roman" w:hAnsi="Times New Roman" w:cs="Times New Roman"/>
+          <w:sz w:val="24"/>
+          <w:szCs w:val="24"/>
+        </w:rPr>
+        <w:t>satu</w:t>
+      </w:r>
+      <w:proofErr w:type="spellEnd"/>
+      <w:r>
+        <w:rPr>
+          <w:rFonts w:ascii="Times New Roman" w:hAnsi="Times New Roman" w:cs="Times New Roman"/>
+          <w:sz w:val="24"/>
+          <w:szCs w:val="24"/>
+        </w:rPr>
+        <w:t xml:space="preserve"> </w:t>
+      </w:r>
+      <w:proofErr w:type="spellStart"/>
+      <w:r>
+        <w:rPr>
+          <w:rFonts w:ascii="Times New Roman" w:hAnsi="Times New Roman" w:cs="Times New Roman"/>
+          <w:sz w:val="24"/>
+          <w:szCs w:val="24"/>
+        </w:rPr>
+        <w:t>sistem</w:t>
+      </w:r>
+      <w:proofErr w:type="spellEnd"/>
+      <w:r>
+        <w:rPr>
+          <w:rFonts w:ascii="Times New Roman" w:hAnsi="Times New Roman" w:cs="Times New Roman"/>
+          <w:sz w:val="24"/>
+          <w:szCs w:val="24"/>
+        </w:rPr>
+        <w:t xml:space="preserve"> </w:t>
+      </w:r>
+      <w:proofErr w:type="spellStart"/>
+      <w:r>
+        <w:rPr>
+          <w:rFonts w:ascii="Times New Roman" w:hAnsi="Times New Roman" w:cs="Times New Roman"/>
+          <w:sz w:val="24"/>
+          <w:szCs w:val="24"/>
+        </w:rPr>
+        <w:t>informasi</w:t>
+      </w:r>
+      <w:proofErr w:type="spellEnd"/>
+      <w:r>
+        <w:rPr>
+          <w:rFonts w:ascii="Times New Roman" w:hAnsi="Times New Roman" w:cs="Times New Roman"/>
+          <w:sz w:val="24"/>
+          <w:szCs w:val="24"/>
+        </w:rPr>
+        <w:t xml:space="preserve"> </w:t>
+      </w:r>
+      <w:proofErr w:type="spellStart"/>
+      <w:r>
+        <w:rPr>
+          <w:rFonts w:ascii="Times New Roman" w:hAnsi="Times New Roman" w:cs="Times New Roman"/>
+          <w:sz w:val="24"/>
+          <w:szCs w:val="24"/>
+        </w:rPr>
+        <w:t>terpusat</w:t>
+      </w:r>
+      <w:proofErr w:type="spellEnd"/>
+      <w:r>
+        <w:rPr>
+          <w:rFonts w:ascii="Times New Roman" w:hAnsi="Times New Roman" w:cs="Times New Roman"/>
+          <w:sz w:val="24"/>
+          <w:szCs w:val="24"/>
+        </w:rPr>
+        <w:t>.</w:t>
+      </w:r>
+    </w:p>
+    <w:p>
+      <w:pPr>
+        <w:ind w:left="0"/>
+        <w:rPr>
+          <w:rFonts w:ascii="Times New Roman" w:hAnsi="Times New Roman" w:cs="Times New Roman"/>
+          <w:sz w:val="24"/>
+          <w:szCs w:val="24"/>
+        </w:rPr>
+      </w:pPr>
+    </w:p>
+    <w:p>
+      <w:pPr>
+        <w:ind w:left="0"/>
+        <w:rPr>
+          <w:rFonts w:ascii="Times New Roman" w:hAnsi="Times New Roman" w:cs="Times New Roman"/>
+          <w:sz w:val="24"/>
+          <w:szCs w:val="24"/>
+        </w:rPr>
+      </w:pPr>
+      <w:proofErr w:type="spellStart"/>
+      <w:r>
+        <w:rPr>
+          <w:rFonts w:ascii="Times New Roman" w:hAnsi="Times New Roman" w:cs="Times New Roman"/>
+          <w:sz w:val="24"/>
+          <w:szCs w:val="24"/>
+        </w:rPr>
+        <w:t>Tabel</w:t>
+      </w:r>
+      <w:proofErr w:type="spellEnd"/>
+      <w:r>
+        <w:rPr>
+          <w:rFonts w:ascii="Times New Roman" w:hAnsi="Times New Roman" w:cs="Times New Roman"/>
+          <w:sz w:val="24"/>
+          <w:szCs w:val="24"/>
+        </w:rPr>
+        <w:t xml:space="preserve"> 2. 1 </w:t>
+      </w:r>
+      <w:proofErr w:type="spellStart"/>
+      <w:r>
+        <w:rPr>
+          <w:rFonts w:ascii="Times New Roman" w:hAnsi="Times New Roman" w:cs="Times New Roman"/>
+          <w:sz w:val="24"/>
+          <w:szCs w:val="24"/>
+        </w:rPr>
+        <w:t>Sistem</w:t>
+      </w:r>
+      <w:proofErr w:type="spellEnd"/>
+      <w:r>
+        <w:rPr>
+          <w:rFonts w:ascii="Times New Roman" w:hAnsi="Times New Roman" w:cs="Times New Roman"/>
+          <w:sz w:val="24"/>
+          <w:szCs w:val="24"/>
+        </w:rPr>
+        <w:t xml:space="preserve"> dan </w:t>
+      </w:r>
+      <w:proofErr w:type="spellStart"/>
+      <w:r>
+        <w:rPr>
+          <w:rFonts w:ascii="Times New Roman" w:hAnsi="Times New Roman" w:cs="Times New Roman"/>
+          <w:sz w:val="24"/>
+          <w:szCs w:val="24"/>
+        </w:rPr>
+        <w:t>Teknologi</w:t>
+      </w:r>
+      <w:proofErr w:type="spellEnd"/>
+      <w:r>
+        <w:rPr>
+          <w:rFonts w:ascii="Times New Roman" w:hAnsi="Times New Roman" w:cs="Times New Roman"/>
+          <w:sz w:val="24"/>
+          <w:szCs w:val="24"/>
+        </w:rPr>
+        <w:t xml:space="preserve"> yang </w:t>
+      </w:r>
+      <w:proofErr w:type="spellStart"/>
+      <w:r>
+        <w:rPr>
+          <w:rFonts w:ascii="Times New Roman" w:hAnsi="Times New Roman" w:cs="Times New Roman"/>
+          <w:sz w:val="24"/>
+          <w:szCs w:val="24"/>
+        </w:rPr>
+        <w:t>digunakan</w:t>
+      </w:r>
+      <w:proofErr w:type="spellEnd"/>
+      <w:r>
+        <w:rPr>
+          <w:rFonts w:ascii="Times New Roman" w:hAnsi="Times New Roman" w:cs="Times New Roman"/>
+          <w:sz w:val="24"/>
+          <w:szCs w:val="24"/>
+        </w:rPr>
+        <w:t xml:space="preserve"> Kopi </w:t>
+      </w:r>
+      <w:proofErr w:type="spellStart"/>
+      <w:r>
+        <w:rPr>
+          <w:rFonts w:ascii="Times New Roman" w:hAnsi="Times New Roman" w:cs="Times New Roman"/>
+          <w:sz w:val="24"/>
+          <w:szCs w:val="24"/>
+        </w:rPr>
+        <w:t>Keliling</w:t>
+      </w:r>
+      <w:proofErr w:type="spellEnd"/>
+      <w:r>
+        <w:rPr>
+          <w:rFonts w:ascii="Times New Roman" w:hAnsi="Times New Roman" w:cs="Times New Roman"/>
+          <w:sz w:val="24"/>
+          <w:szCs w:val="24"/>
+        </w:rPr>
+        <w:t xml:space="preserve"> </w:t>
+      </w:r>
+      <w:proofErr w:type="spellStart"/>
+      <w:r>
+        <w:rPr>
+          <w:rFonts w:ascii="Times New Roman" w:hAnsi="Times New Roman" w:cs="Times New Roman"/>
+          <w:sz w:val="24"/>
+          <w:szCs w:val="24"/>
+        </w:rPr>
+        <w:t>Kopikeun</w:t>
+      </w:r>
+      <w:proofErr w:type="spellEnd"/>
+    </w:p>
+    <w:tbl>
+      <w:tblPr>
+        <w:tblStyle w:val="TableGrid"/>
+        <w:tblW w:w="0" w:type="auto"/>
+        <w:tblLook w:val="04A0" w:firstRow="1" w:lastRow="0" w:firstColumn="1" w:lastColumn="0" w:noHBand="0" w:noVBand="1"/>
+      </w:tblPr>
+      <w:tblGrid>
+        <w:gridCol w:w="562"/>
+        <w:gridCol w:w="2694"/>
+        <w:gridCol w:w="5011"/>
+      </w:tblGrid>
+      <w:tr>
+        <w:tc>
+          <w:tcPr>
+            <w:tcW w:w="562" w:type="dxa"/>
+          </w:tcPr>
+          <w:p>
+            <w:pPr>
+              <w:ind w:left="0" w:firstLine="0"/>
+              <w:jc w:val="center"/>
+              <w:rPr>
+                <w:rFonts w:ascii="Times New Roman" w:hAnsi="Times New Roman" w:cs="Times New Roman"/>
+                <w:sz w:val="24"/>
+                <w:szCs w:val="24"/>
+              </w:rPr>
+            </w:pPr>
+            <w:r>
+              <w:rPr>
+                <w:rFonts w:ascii="Times New Roman" w:hAnsi="Times New Roman" w:cs="Times New Roman"/>
+                <w:sz w:val="24"/>
+                <w:szCs w:val="24"/>
+              </w:rPr>
+              <w:t>No</w:t>
+            </w:r>
+          </w:p>
+        </w:tc>
+        <w:tc>
+          <w:tcPr>
+            <w:tcW w:w="2694" w:type="dxa"/>
+          </w:tcPr>
+          <w:p>
+            <w:pPr>
+              <w:ind w:left="0" w:firstLine="0"/>
+              <w:jc w:val="center"/>
+              <w:rPr>
+                <w:rFonts w:ascii="Times New Roman" w:hAnsi="Times New Roman" w:cs="Times New Roman"/>
+                <w:sz w:val="24"/>
+                <w:szCs w:val="24"/>
+              </w:rPr>
+            </w:pPr>
+            <w:proofErr w:type="spellStart"/>
+            <w:r>
+              <w:rPr>
+                <w:rFonts w:ascii="Times New Roman" w:hAnsi="Times New Roman" w:cs="Times New Roman"/>
+                <w:sz w:val="24"/>
+                <w:szCs w:val="24"/>
+              </w:rPr>
+              <w:t>Tekonologi</w:t>
+            </w:r>
+            <w:proofErr w:type="spellEnd"/>
+            <w:r>
+              <w:rPr>
+                <w:rFonts w:ascii="Times New Roman" w:hAnsi="Times New Roman" w:cs="Times New Roman"/>
+                <w:sz w:val="24"/>
+                <w:szCs w:val="24"/>
+              </w:rPr>
+              <w:t xml:space="preserve"> / </w:t>
+            </w:r>
+            <w:proofErr w:type="spellStart"/>
+            <w:r>
+              <w:rPr>
+                <w:rFonts w:ascii="Times New Roman" w:hAnsi="Times New Roman" w:cs="Times New Roman"/>
+                <w:sz w:val="24"/>
+                <w:szCs w:val="24"/>
+              </w:rPr>
+              <w:t>Sistem</w:t>
+            </w:r>
+            <w:proofErr w:type="spellEnd"/>
+          </w:p>
+        </w:tc>
+        <w:tc>
+          <w:tcPr>
+            <w:tcW w:w="5011" w:type="dxa"/>
+          </w:tcPr>
+          <w:p>
+            <w:pPr>
+              <w:ind w:left="0" w:firstLine="0"/>
+              <w:jc w:val="center"/>
+              <w:rPr>
+                <w:rFonts w:ascii="Times New Roman" w:hAnsi="Times New Roman" w:cs="Times New Roman"/>
+                <w:sz w:val="24"/>
+                <w:szCs w:val="24"/>
+              </w:rPr>
+            </w:pPr>
+            <w:proofErr w:type="spellStart"/>
+            <w:r>
+              <w:rPr>
+                <w:rFonts w:ascii="Times New Roman" w:hAnsi="Times New Roman" w:cs="Times New Roman"/>
+                <w:sz w:val="24"/>
+                <w:szCs w:val="24"/>
+              </w:rPr>
+              <w:t>Keterangan</w:t>
+            </w:r>
+            <w:proofErr w:type="spellEnd"/>
+            <w:r>
+              <w:rPr>
+                <w:rFonts w:ascii="Times New Roman" w:hAnsi="Times New Roman" w:cs="Times New Roman"/>
+                <w:sz w:val="24"/>
+                <w:szCs w:val="24"/>
+              </w:rPr>
+              <w:t xml:space="preserve"> </w:t>
+            </w:r>
+            <w:proofErr w:type="spellStart"/>
+            <w:r>
+              <w:rPr>
+                <w:rFonts w:ascii="Times New Roman" w:hAnsi="Times New Roman" w:cs="Times New Roman"/>
+                <w:sz w:val="24"/>
+                <w:szCs w:val="24"/>
+              </w:rPr>
+              <w:t>Penggunaan</w:t>
+            </w:r>
+            <w:proofErr w:type="spellEnd"/>
+          </w:p>
+        </w:tc>
+      </w:tr>
+      <w:tr>
+        <w:tc>
+          <w:tcPr>
+            <w:tcW w:w="562" w:type="dxa"/>
+          </w:tcPr>
+          <w:p>
+            <w:pPr>
+              <w:ind w:left="0" w:firstLine="0"/>
+              <w:jc w:val="center"/>
+              <w:rPr>
+                <w:rFonts w:ascii="Times New Roman" w:hAnsi="Times New Roman" w:cs="Times New Roman"/>
+                <w:sz w:val="24"/>
+                <w:szCs w:val="24"/>
+              </w:rPr>
+            </w:pPr>
+            <w:r>
+              <w:rPr>
+                <w:rFonts w:ascii="Times New Roman" w:hAnsi="Times New Roman" w:cs="Times New Roman"/>
+                <w:sz w:val="24"/>
+                <w:szCs w:val="24"/>
+              </w:rPr>
+              <w:t>1</w:t>
+            </w:r>
+          </w:p>
+        </w:tc>
+        <w:tc>
+          <w:tcPr>
+            <w:tcW w:w="2694" w:type="dxa"/>
+          </w:tcPr>
+          <w:p>
+            <w:pPr>
+              <w:ind w:left="0" w:firstLine="0"/>
+              <w:jc w:val="left"/>
+              <w:rPr>
+                <w:rFonts w:ascii="Times New Roman" w:hAnsi="Times New Roman" w:cs="Times New Roman"/>
+                <w:sz w:val="24"/>
+                <w:szCs w:val="24"/>
+              </w:rPr>
+            </w:pPr>
+            <w:proofErr w:type="spellStart"/>
+            <w:r>
+              <w:rPr>
+                <w:rFonts w:ascii="Times New Roman" w:hAnsi="Times New Roman" w:cs="Times New Roman"/>
+                <w:sz w:val="24"/>
+                <w:szCs w:val="24"/>
+              </w:rPr>
+              <w:t>Buku</w:t>
+            </w:r>
+            <w:proofErr w:type="spellEnd"/>
+            <w:r>
+              <w:rPr>
+                <w:rFonts w:ascii="Times New Roman" w:hAnsi="Times New Roman" w:cs="Times New Roman"/>
+                <w:sz w:val="24"/>
+                <w:szCs w:val="24"/>
+              </w:rPr>
+              <w:t xml:space="preserve"> </w:t>
+            </w:r>
+            <w:proofErr w:type="spellStart"/>
+            <w:r>
+              <w:rPr>
+                <w:rFonts w:ascii="Times New Roman" w:hAnsi="Times New Roman" w:cs="Times New Roman"/>
+                <w:sz w:val="24"/>
+                <w:szCs w:val="24"/>
+              </w:rPr>
+              <w:t>Tulis</w:t>
+            </w:r>
+            <w:proofErr w:type="spellEnd"/>
+          </w:p>
+        </w:tc>
+        <w:tc>
+          <w:tcPr>
+            <w:tcW w:w="5011" w:type="dxa"/>
+          </w:tcPr>
+          <w:p>
+            <w:pPr>
+              <w:ind w:left="0" w:firstLine="0"/>
+              <w:jc w:val="left"/>
+              <w:rPr>
+                <w:rFonts w:ascii="Times New Roman" w:hAnsi="Times New Roman" w:cs="Times New Roman"/>
+                <w:sz w:val="24"/>
+                <w:szCs w:val="24"/>
+              </w:rPr>
+            </w:pPr>
+            <w:proofErr w:type="spellStart"/>
+            <w:r>
+              <w:rPr>
+                <w:rFonts w:ascii="Times New Roman" w:hAnsi="Times New Roman" w:cs="Times New Roman"/>
+                <w:sz w:val="24"/>
+                <w:szCs w:val="24"/>
+              </w:rPr>
+              <w:t>Digunakan</w:t>
+            </w:r>
+            <w:proofErr w:type="spellEnd"/>
+            <w:r>
+              <w:rPr>
+                <w:rFonts w:ascii="Times New Roman" w:hAnsi="Times New Roman" w:cs="Times New Roman"/>
+                <w:sz w:val="24"/>
+                <w:szCs w:val="24"/>
+              </w:rPr>
+              <w:t xml:space="preserve"> </w:t>
+            </w:r>
+            <w:proofErr w:type="spellStart"/>
+            <w:r>
+              <w:rPr>
+                <w:rFonts w:ascii="Times New Roman" w:hAnsi="Times New Roman" w:cs="Times New Roman"/>
+                <w:sz w:val="24"/>
+                <w:szCs w:val="24"/>
+              </w:rPr>
+              <w:t>untuk</w:t>
+            </w:r>
+            <w:proofErr w:type="spellEnd"/>
+            <w:r>
+              <w:rPr>
+                <w:rFonts w:ascii="Times New Roman" w:hAnsi="Times New Roman" w:cs="Times New Roman"/>
+                <w:sz w:val="24"/>
+                <w:szCs w:val="24"/>
+              </w:rPr>
+              <w:t xml:space="preserve"> </w:t>
+            </w:r>
+            <w:proofErr w:type="spellStart"/>
+            <w:r>
+              <w:rPr>
+                <w:rFonts w:ascii="Times New Roman" w:hAnsi="Times New Roman" w:cs="Times New Roman"/>
+                <w:sz w:val="24"/>
+                <w:szCs w:val="24"/>
+              </w:rPr>
+              <w:t>mencatat</w:t>
+            </w:r>
+            <w:proofErr w:type="spellEnd"/>
+            <w:r>
+              <w:rPr>
+                <w:rFonts w:ascii="Times New Roman" w:hAnsi="Times New Roman" w:cs="Times New Roman"/>
+                <w:sz w:val="24"/>
+                <w:szCs w:val="24"/>
+              </w:rPr>
+              <w:t xml:space="preserve"> </w:t>
+            </w:r>
+            <w:proofErr w:type="spellStart"/>
+            <w:r>
+              <w:rPr>
+                <w:rFonts w:ascii="Times New Roman" w:hAnsi="Times New Roman" w:cs="Times New Roman"/>
+                <w:sz w:val="24"/>
+                <w:szCs w:val="24"/>
+              </w:rPr>
+              <w:t>hasil</w:t>
+            </w:r>
+            <w:proofErr w:type="spellEnd"/>
+            <w:r>
+              <w:rPr>
+                <w:rFonts w:ascii="Times New Roman" w:hAnsi="Times New Roman" w:cs="Times New Roman"/>
+                <w:sz w:val="24"/>
+                <w:szCs w:val="24"/>
+              </w:rPr>
+              <w:t xml:space="preserve"> </w:t>
+            </w:r>
+            <w:proofErr w:type="spellStart"/>
+            <w:r>
+              <w:rPr>
+                <w:rFonts w:ascii="Times New Roman" w:hAnsi="Times New Roman" w:cs="Times New Roman"/>
+                <w:sz w:val="24"/>
+                <w:szCs w:val="24"/>
+              </w:rPr>
+              <w:t>penjualan</w:t>
+            </w:r>
+            <w:proofErr w:type="spellEnd"/>
+            <w:r>
+              <w:rPr>
+                <w:rFonts w:ascii="Times New Roman" w:hAnsi="Times New Roman" w:cs="Times New Roman"/>
+                <w:sz w:val="24"/>
+                <w:szCs w:val="24"/>
+              </w:rPr>
+              <w:t xml:space="preserve"> </w:t>
+            </w:r>
+            <w:proofErr w:type="spellStart"/>
+            <w:r>
+              <w:rPr>
+                <w:rFonts w:ascii="Times New Roman" w:hAnsi="Times New Roman" w:cs="Times New Roman"/>
+                <w:sz w:val="24"/>
+                <w:szCs w:val="24"/>
+              </w:rPr>
+              <w:t>harian</w:t>
+            </w:r>
+            <w:proofErr w:type="spellEnd"/>
+            <w:r>
+              <w:rPr>
+                <w:rFonts w:ascii="Times New Roman" w:hAnsi="Times New Roman" w:cs="Times New Roman"/>
+                <w:sz w:val="24"/>
+                <w:szCs w:val="24"/>
+              </w:rPr>
+              <w:t xml:space="preserve"> dan data </w:t>
+            </w:r>
+            <w:proofErr w:type="spellStart"/>
+            <w:r>
+              <w:rPr>
+                <w:rFonts w:ascii="Times New Roman" w:hAnsi="Times New Roman" w:cs="Times New Roman"/>
+                <w:sz w:val="24"/>
+                <w:szCs w:val="24"/>
+              </w:rPr>
+              <w:t>operasional</w:t>
+            </w:r>
+            <w:proofErr w:type="spellEnd"/>
+            <w:r>
+              <w:rPr>
+                <w:rFonts w:ascii="Times New Roman" w:hAnsi="Times New Roman" w:cs="Times New Roman"/>
+                <w:sz w:val="24"/>
+                <w:szCs w:val="24"/>
+              </w:rPr>
+              <w:t xml:space="preserve"> </w:t>
+            </w:r>
+            <w:proofErr w:type="spellStart"/>
+            <w:r>
+              <w:rPr>
+                <w:rFonts w:ascii="Times New Roman" w:hAnsi="Times New Roman" w:cs="Times New Roman"/>
+                <w:sz w:val="24"/>
+                <w:szCs w:val="24"/>
+              </w:rPr>
+              <w:t>secara</w:t>
+            </w:r>
+            <w:proofErr w:type="spellEnd"/>
+            <w:r>
+              <w:rPr>
+                <w:rFonts w:ascii="Times New Roman" w:hAnsi="Times New Roman" w:cs="Times New Roman"/>
+                <w:sz w:val="24"/>
+                <w:szCs w:val="24"/>
+              </w:rPr>
+              <w:t xml:space="preserve"> manual.</w:t>
+            </w:r>
+          </w:p>
+        </w:tc>
+      </w:tr>
+      <w:tr>
+        <w:tc>
+          <w:tcPr>
+            <w:tcW w:w="562" w:type="dxa"/>
+          </w:tcPr>
+          <w:p>
+            <w:pPr>
+              <w:ind w:left="0" w:firstLine="0"/>
+              <w:jc w:val="center"/>
+              <w:rPr>
+                <w:rFonts w:ascii="Times New Roman" w:hAnsi="Times New Roman" w:cs="Times New Roman"/>
+                <w:sz w:val="24"/>
+                <w:szCs w:val="24"/>
+              </w:rPr>
+            </w:pPr>
+            <w:r>
+              <w:rPr>
+                <w:rFonts w:ascii="Times New Roman" w:hAnsi="Times New Roman" w:cs="Times New Roman"/>
+                <w:sz w:val="24"/>
+                <w:szCs w:val="24"/>
+              </w:rPr>
+              <w:t>2</w:t>
+            </w:r>
+          </w:p>
+        </w:tc>
+        <w:tc>
+          <w:tcPr>
+            <w:tcW w:w="2694" w:type="dxa"/>
+          </w:tcPr>
+          <w:p>
+            <w:pPr>
+              <w:ind w:left="0" w:firstLine="0"/>
+              <w:jc w:val="left"/>
+              <w:rPr>
+                <w:rFonts w:ascii="Times New Roman" w:hAnsi="Times New Roman" w:cs="Times New Roman"/>
+                <w:sz w:val="24"/>
+                <w:szCs w:val="24"/>
+              </w:rPr>
+            </w:pPr>
+            <w:proofErr w:type="spellStart"/>
+            <w:r>
+              <w:rPr>
+                <w:rFonts w:ascii="Times New Roman" w:hAnsi="Times New Roman" w:cs="Times New Roman"/>
+                <w:sz w:val="24"/>
+                <w:szCs w:val="24"/>
+              </w:rPr>
+              <w:t>WhatApp</w:t>
+            </w:r>
+            <w:proofErr w:type="spellEnd"/>
+          </w:p>
+        </w:tc>
+        <w:tc>
+          <w:tcPr>
+            <w:tcW w:w="5011" w:type="dxa"/>
+          </w:tcPr>
+          <w:p>
+            <w:pPr>
+              <w:ind w:left="0" w:firstLine="0"/>
+              <w:jc w:val="left"/>
+              <w:rPr>
+                <w:rFonts w:ascii="Times New Roman" w:hAnsi="Times New Roman" w:cs="Times New Roman"/>
+                <w:sz w:val="24"/>
+                <w:szCs w:val="24"/>
+              </w:rPr>
+            </w:pPr>
+            <w:proofErr w:type="spellStart"/>
+            <w:r>
+              <w:rPr>
+                <w:rFonts w:ascii="Times New Roman" w:hAnsi="Times New Roman" w:cs="Times New Roman"/>
+                <w:sz w:val="24"/>
+                <w:szCs w:val="24"/>
+              </w:rPr>
+              <w:t>Digunakan</w:t>
+            </w:r>
+            <w:proofErr w:type="spellEnd"/>
+            <w:r>
+              <w:rPr>
+                <w:rFonts w:ascii="Times New Roman" w:hAnsi="Times New Roman" w:cs="Times New Roman"/>
+                <w:sz w:val="24"/>
+                <w:szCs w:val="24"/>
+              </w:rPr>
+              <w:t xml:space="preserve"> </w:t>
+            </w:r>
+            <w:proofErr w:type="spellStart"/>
+            <w:r>
+              <w:rPr>
+                <w:rFonts w:ascii="Times New Roman" w:hAnsi="Times New Roman" w:cs="Times New Roman"/>
+                <w:sz w:val="24"/>
+                <w:szCs w:val="24"/>
+              </w:rPr>
+              <w:t>sebagai</w:t>
+            </w:r>
+            <w:proofErr w:type="spellEnd"/>
+            <w:r>
+              <w:rPr>
+                <w:rFonts w:ascii="Times New Roman" w:hAnsi="Times New Roman" w:cs="Times New Roman"/>
+                <w:sz w:val="24"/>
+                <w:szCs w:val="24"/>
+              </w:rPr>
+              <w:t xml:space="preserve"> media </w:t>
+            </w:r>
+            <w:proofErr w:type="spellStart"/>
+            <w:r>
+              <w:rPr>
+                <w:rFonts w:ascii="Times New Roman" w:hAnsi="Times New Roman" w:cs="Times New Roman"/>
+                <w:sz w:val="24"/>
+                <w:szCs w:val="24"/>
+              </w:rPr>
+              <w:t>komunikasi</w:t>
+            </w:r>
+            <w:proofErr w:type="spellEnd"/>
+            <w:r>
+              <w:rPr>
+                <w:rFonts w:ascii="Times New Roman" w:hAnsi="Times New Roman" w:cs="Times New Roman"/>
+                <w:sz w:val="24"/>
+                <w:szCs w:val="24"/>
+              </w:rPr>
+              <w:t xml:space="preserve"> </w:t>
+            </w:r>
+            <w:proofErr w:type="spellStart"/>
+            <w:r>
+              <w:rPr>
+                <w:rFonts w:ascii="Times New Roman" w:hAnsi="Times New Roman" w:cs="Times New Roman"/>
+                <w:sz w:val="24"/>
+                <w:szCs w:val="24"/>
+              </w:rPr>
+              <w:t>antarpegawai</w:t>
+            </w:r>
+            <w:proofErr w:type="spellEnd"/>
+            <w:r>
+              <w:rPr>
+                <w:rFonts w:ascii="Times New Roman" w:hAnsi="Times New Roman" w:cs="Times New Roman"/>
+                <w:sz w:val="24"/>
+                <w:szCs w:val="24"/>
+              </w:rPr>
+              <w:t xml:space="preserve"> </w:t>
+            </w:r>
+            <w:proofErr w:type="spellStart"/>
+            <w:r>
+              <w:rPr>
+                <w:rFonts w:ascii="Times New Roman" w:hAnsi="Times New Roman" w:cs="Times New Roman"/>
+                <w:sz w:val="24"/>
+                <w:szCs w:val="24"/>
+              </w:rPr>
+              <w:t>terkait</w:t>
+            </w:r>
+            <w:proofErr w:type="spellEnd"/>
+            <w:r>
+              <w:rPr>
+                <w:rFonts w:ascii="Times New Roman" w:hAnsi="Times New Roman" w:cs="Times New Roman"/>
+                <w:sz w:val="24"/>
+                <w:szCs w:val="24"/>
+              </w:rPr>
+              <w:t xml:space="preserve"> </w:t>
+            </w:r>
+            <w:proofErr w:type="spellStart"/>
+            <w:r>
+              <w:rPr>
+                <w:rFonts w:ascii="Times New Roman" w:hAnsi="Times New Roman" w:cs="Times New Roman"/>
+                <w:sz w:val="24"/>
+                <w:szCs w:val="24"/>
+              </w:rPr>
+              <w:t>stok</w:t>
+            </w:r>
+            <w:proofErr w:type="spellEnd"/>
+            <w:r>
+              <w:rPr>
+                <w:rFonts w:ascii="Times New Roman" w:hAnsi="Times New Roman" w:cs="Times New Roman"/>
+                <w:sz w:val="24"/>
+                <w:szCs w:val="24"/>
+              </w:rPr>
+              <w:t xml:space="preserve"> </w:t>
+            </w:r>
+            <w:proofErr w:type="spellStart"/>
+            <w:r>
+              <w:rPr>
+                <w:rFonts w:ascii="Times New Roman" w:hAnsi="Times New Roman" w:cs="Times New Roman"/>
+                <w:sz w:val="24"/>
+                <w:szCs w:val="24"/>
+              </w:rPr>
+              <w:t>minuman</w:t>
+            </w:r>
+            <w:proofErr w:type="spellEnd"/>
+            <w:r>
+              <w:rPr>
+                <w:rFonts w:ascii="Times New Roman" w:hAnsi="Times New Roman" w:cs="Times New Roman"/>
+                <w:sz w:val="24"/>
+                <w:szCs w:val="24"/>
+              </w:rPr>
+              <w:t xml:space="preserve"> dan </w:t>
+            </w:r>
+            <w:proofErr w:type="spellStart"/>
+            <w:r>
+              <w:rPr>
+                <w:rFonts w:ascii="Times New Roman" w:hAnsi="Times New Roman" w:cs="Times New Roman"/>
+                <w:sz w:val="24"/>
+                <w:szCs w:val="24"/>
+              </w:rPr>
+              <w:t>laporan</w:t>
+            </w:r>
+            <w:proofErr w:type="spellEnd"/>
+            <w:r>
+              <w:rPr>
+                <w:rFonts w:ascii="Times New Roman" w:hAnsi="Times New Roman" w:cs="Times New Roman"/>
+                <w:sz w:val="24"/>
+                <w:szCs w:val="24"/>
+              </w:rPr>
+              <w:t xml:space="preserve"> </w:t>
+            </w:r>
+            <w:proofErr w:type="spellStart"/>
+            <w:r>
+              <w:rPr>
+                <w:rFonts w:ascii="Times New Roman" w:hAnsi="Times New Roman" w:cs="Times New Roman"/>
+                <w:sz w:val="24"/>
+                <w:szCs w:val="24"/>
+              </w:rPr>
+              <w:t>penjualan</w:t>
+            </w:r>
+            <w:proofErr w:type="spellEnd"/>
+            <w:r>
+              <w:rPr>
+                <w:rFonts w:ascii="Times New Roman" w:hAnsi="Times New Roman" w:cs="Times New Roman"/>
+                <w:sz w:val="24"/>
+                <w:szCs w:val="24"/>
+              </w:rPr>
+              <w:t>.</w:t>
+            </w:r>
+          </w:p>
+        </w:tc>
+      </w:tr>
+      <w:tr>
+        <w:tc>
+          <w:tcPr>
+            <w:tcW w:w="562" w:type="dxa"/>
+          </w:tcPr>
+          <w:p>
+            <w:pPr>
+              <w:ind w:left="0" w:firstLine="0"/>
+              <w:jc w:val="center"/>
+              <w:rPr>
+                <w:rFonts w:ascii="Times New Roman" w:hAnsi="Times New Roman" w:cs="Times New Roman"/>
+                <w:sz w:val="24"/>
+                <w:szCs w:val="24"/>
+              </w:rPr>
+            </w:pPr>
+            <w:r>
+              <w:rPr>
+                <w:rFonts w:ascii="Times New Roman" w:hAnsi="Times New Roman" w:cs="Times New Roman"/>
+                <w:sz w:val="24"/>
+                <w:szCs w:val="24"/>
+              </w:rPr>
+              <w:t>3</w:t>
+            </w:r>
+          </w:p>
+        </w:tc>
+        <w:tc>
+          <w:tcPr>
+            <w:tcW w:w="2694" w:type="dxa"/>
+          </w:tcPr>
+          <w:p>
+            <w:pPr>
+              <w:ind w:left="0" w:firstLine="0"/>
+              <w:jc w:val="left"/>
+              <w:rPr>
+                <w:rFonts w:ascii="Times New Roman" w:hAnsi="Times New Roman" w:cs="Times New Roman"/>
+                <w:sz w:val="24"/>
+                <w:szCs w:val="24"/>
+              </w:rPr>
+            </w:pPr>
+            <w:r>
+              <w:rPr>
+                <w:rFonts w:ascii="Times New Roman" w:hAnsi="Times New Roman" w:cs="Times New Roman"/>
+                <w:sz w:val="24"/>
+                <w:szCs w:val="24"/>
+              </w:rPr>
+              <w:t>Instagram</w:t>
+            </w:r>
+          </w:p>
+        </w:tc>
+        <w:tc>
+          <w:tcPr>
+            <w:tcW w:w="5011" w:type="dxa"/>
+          </w:tcPr>
+          <w:p>
+            <w:pPr>
+              <w:ind w:left="0" w:firstLine="0"/>
+              <w:jc w:val="left"/>
+              <w:rPr>
+                <w:rFonts w:ascii="Times New Roman" w:hAnsi="Times New Roman" w:cs="Times New Roman"/>
+                <w:sz w:val="24"/>
+                <w:szCs w:val="24"/>
+              </w:rPr>
+            </w:pPr>
+            <w:proofErr w:type="spellStart"/>
+            <w:r>
+              <w:rPr>
+                <w:rFonts w:ascii="Times New Roman" w:hAnsi="Times New Roman" w:cs="Times New Roman"/>
+                <w:sz w:val="24"/>
+                <w:szCs w:val="24"/>
+              </w:rPr>
+              <w:t>Digunakan</w:t>
+            </w:r>
+            <w:proofErr w:type="spellEnd"/>
+            <w:r>
+              <w:rPr>
+                <w:rFonts w:ascii="Times New Roman" w:hAnsi="Times New Roman" w:cs="Times New Roman"/>
+                <w:sz w:val="24"/>
+                <w:szCs w:val="24"/>
+              </w:rPr>
+              <w:t xml:space="preserve"> </w:t>
+            </w:r>
+            <w:proofErr w:type="spellStart"/>
+            <w:r>
+              <w:rPr>
+                <w:rFonts w:ascii="Times New Roman" w:hAnsi="Times New Roman" w:cs="Times New Roman"/>
+                <w:sz w:val="24"/>
+                <w:szCs w:val="24"/>
+              </w:rPr>
+              <w:t>sebagai</w:t>
+            </w:r>
+            <w:proofErr w:type="spellEnd"/>
+            <w:r>
+              <w:rPr>
+                <w:rFonts w:ascii="Times New Roman" w:hAnsi="Times New Roman" w:cs="Times New Roman"/>
+                <w:sz w:val="24"/>
+                <w:szCs w:val="24"/>
+              </w:rPr>
+              <w:t xml:space="preserve"> media </w:t>
+            </w:r>
+            <w:proofErr w:type="spellStart"/>
+            <w:r>
+              <w:rPr>
+                <w:rFonts w:ascii="Times New Roman" w:hAnsi="Times New Roman" w:cs="Times New Roman"/>
+                <w:sz w:val="24"/>
+                <w:szCs w:val="24"/>
+              </w:rPr>
+              <w:t>promosi</w:t>
+            </w:r>
+            <w:proofErr w:type="spellEnd"/>
+            <w:r>
+              <w:rPr>
+                <w:rFonts w:ascii="Times New Roman" w:hAnsi="Times New Roman" w:cs="Times New Roman"/>
+                <w:sz w:val="24"/>
+                <w:szCs w:val="24"/>
+              </w:rPr>
+              <w:t xml:space="preserve"> </w:t>
+            </w:r>
+            <w:proofErr w:type="spellStart"/>
+            <w:r>
+              <w:rPr>
+                <w:rFonts w:ascii="Times New Roman" w:hAnsi="Times New Roman" w:cs="Times New Roman"/>
+                <w:sz w:val="24"/>
+                <w:szCs w:val="24"/>
+              </w:rPr>
+              <w:t>produk</w:t>
+            </w:r>
+            <w:proofErr w:type="spellEnd"/>
+            <w:r>
+              <w:rPr>
+                <w:rFonts w:ascii="Times New Roman" w:hAnsi="Times New Roman" w:cs="Times New Roman"/>
+                <w:sz w:val="24"/>
+                <w:szCs w:val="24"/>
+              </w:rPr>
+              <w:t xml:space="preserve"> dan </w:t>
+            </w:r>
+            <w:proofErr w:type="spellStart"/>
+            <w:r>
+              <w:rPr>
+                <w:rFonts w:ascii="Times New Roman" w:hAnsi="Times New Roman" w:cs="Times New Roman"/>
+                <w:sz w:val="24"/>
+                <w:szCs w:val="24"/>
+              </w:rPr>
+              <w:t>penyebaran</w:t>
+            </w:r>
+            <w:proofErr w:type="spellEnd"/>
+            <w:r>
+              <w:rPr>
+                <w:rFonts w:ascii="Times New Roman" w:hAnsi="Times New Roman" w:cs="Times New Roman"/>
+                <w:sz w:val="24"/>
+                <w:szCs w:val="24"/>
+              </w:rPr>
+              <w:t xml:space="preserve"> </w:t>
+            </w:r>
+            <w:proofErr w:type="spellStart"/>
+            <w:r>
+              <w:rPr>
+                <w:rFonts w:ascii="Times New Roman" w:hAnsi="Times New Roman" w:cs="Times New Roman"/>
+                <w:sz w:val="24"/>
+                <w:szCs w:val="24"/>
+              </w:rPr>
+              <w:t>informasi</w:t>
+            </w:r>
+            <w:proofErr w:type="spellEnd"/>
+            <w:r>
+              <w:rPr>
+                <w:rFonts w:ascii="Times New Roman" w:hAnsi="Times New Roman" w:cs="Times New Roman"/>
+                <w:sz w:val="24"/>
+                <w:szCs w:val="24"/>
+              </w:rPr>
+              <w:t xml:space="preserve"> </w:t>
+            </w:r>
+            <w:proofErr w:type="spellStart"/>
+            <w:r>
+              <w:rPr>
+                <w:rFonts w:ascii="Times New Roman" w:hAnsi="Times New Roman" w:cs="Times New Roman"/>
+                <w:sz w:val="24"/>
+                <w:szCs w:val="24"/>
+              </w:rPr>
+              <w:t>usaha</w:t>
+            </w:r>
+            <w:proofErr w:type="spellEnd"/>
+            <w:r>
+              <w:rPr>
+                <w:rFonts w:ascii="Times New Roman" w:hAnsi="Times New Roman" w:cs="Times New Roman"/>
+                <w:sz w:val="24"/>
+                <w:szCs w:val="24"/>
+              </w:rPr>
+              <w:t xml:space="preserve"> </w:t>
+            </w:r>
+            <w:proofErr w:type="spellStart"/>
+            <w:r>
+              <w:rPr>
+                <w:rFonts w:ascii="Times New Roman" w:hAnsi="Times New Roman" w:cs="Times New Roman"/>
+                <w:sz w:val="24"/>
+                <w:szCs w:val="24"/>
+              </w:rPr>
+              <w:t>kepada</w:t>
+            </w:r>
+            <w:proofErr w:type="spellEnd"/>
+            <w:r>
+              <w:rPr>
+                <w:rFonts w:ascii="Times New Roman" w:hAnsi="Times New Roman" w:cs="Times New Roman"/>
+                <w:sz w:val="24"/>
+                <w:szCs w:val="24"/>
+              </w:rPr>
+              <w:t xml:space="preserve"> </w:t>
+            </w:r>
+            <w:proofErr w:type="spellStart"/>
+            <w:r>
+              <w:rPr>
+                <w:rFonts w:ascii="Times New Roman" w:hAnsi="Times New Roman" w:cs="Times New Roman"/>
+                <w:sz w:val="24"/>
+                <w:szCs w:val="24"/>
+              </w:rPr>
+              <w:t>masyarakat</w:t>
+            </w:r>
+            <w:proofErr w:type="spellEnd"/>
+            <w:r>
+              <w:rPr>
+                <w:rFonts w:ascii="Times New Roman" w:hAnsi="Times New Roman" w:cs="Times New Roman"/>
+                <w:sz w:val="24"/>
+                <w:szCs w:val="24"/>
+              </w:rPr>
+              <w:t>.</w:t>
+            </w:r>
+          </w:p>
+        </w:tc>
+      </w:tr>
+      <w:tr>
+        <w:tc>
+          <w:tcPr>
+            <w:tcW w:w="562" w:type="dxa"/>
+          </w:tcPr>
+          <w:p>
+            <w:pPr>
+              <w:ind w:left="0" w:firstLine="0"/>
+              <w:jc w:val="center"/>
+              <w:rPr>
+                <w:rFonts w:ascii="Times New Roman" w:hAnsi="Times New Roman" w:cs="Times New Roman"/>
+                <w:sz w:val="24"/>
+                <w:szCs w:val="24"/>
+              </w:rPr>
+            </w:pPr>
+            <w:r>
+              <w:rPr>
+                <w:rFonts w:ascii="Times New Roman" w:hAnsi="Times New Roman" w:cs="Times New Roman"/>
+                <w:sz w:val="24"/>
+                <w:szCs w:val="24"/>
+              </w:rPr>
+              <w:t>4</w:t>
+            </w:r>
+          </w:p>
+        </w:tc>
+        <w:tc>
+          <w:tcPr>
+            <w:tcW w:w="2694" w:type="dxa"/>
+          </w:tcPr>
+          <w:p>
+            <w:pPr>
+              <w:ind w:left="0" w:firstLine="0"/>
+              <w:jc w:val="left"/>
+              <w:rPr>
+                <w:rFonts w:ascii="Times New Roman" w:hAnsi="Times New Roman" w:cs="Times New Roman"/>
+                <w:sz w:val="24"/>
+                <w:szCs w:val="24"/>
+              </w:rPr>
+            </w:pPr>
+            <w:r>
+              <w:rPr>
+                <w:rFonts w:ascii="Times New Roman" w:hAnsi="Times New Roman" w:cs="Times New Roman"/>
+                <w:sz w:val="24"/>
+                <w:szCs w:val="24"/>
+              </w:rPr>
+              <w:t>Canva / Photoshop</w:t>
+            </w:r>
+          </w:p>
+        </w:tc>
+        <w:tc>
+          <w:tcPr>
+            <w:tcW w:w="5011" w:type="dxa"/>
+          </w:tcPr>
+          <w:p>
+            <w:pPr>
+              <w:ind w:left="0" w:firstLine="0"/>
+              <w:jc w:val="left"/>
+              <w:rPr>
+                <w:rFonts w:ascii="Times New Roman" w:hAnsi="Times New Roman" w:cs="Times New Roman"/>
+                <w:sz w:val="24"/>
+                <w:szCs w:val="24"/>
+              </w:rPr>
+            </w:pPr>
+            <w:proofErr w:type="spellStart"/>
+            <w:r>
+              <w:rPr>
+                <w:rFonts w:ascii="Times New Roman" w:hAnsi="Times New Roman" w:cs="Times New Roman"/>
+                <w:sz w:val="24"/>
+                <w:szCs w:val="24"/>
+              </w:rPr>
+              <w:t>Digunakan</w:t>
+            </w:r>
+            <w:proofErr w:type="spellEnd"/>
+            <w:r>
+              <w:rPr>
+                <w:rFonts w:ascii="Times New Roman" w:hAnsi="Times New Roman" w:cs="Times New Roman"/>
+                <w:sz w:val="24"/>
+                <w:szCs w:val="24"/>
+              </w:rPr>
+              <w:t xml:space="preserve"> </w:t>
+            </w:r>
+            <w:proofErr w:type="spellStart"/>
+            <w:r>
+              <w:rPr>
+                <w:rFonts w:ascii="Times New Roman" w:hAnsi="Times New Roman" w:cs="Times New Roman"/>
+                <w:sz w:val="24"/>
+                <w:szCs w:val="24"/>
+              </w:rPr>
+              <w:t>untuk</w:t>
+            </w:r>
+            <w:proofErr w:type="spellEnd"/>
+            <w:r>
+              <w:rPr>
+                <w:rFonts w:ascii="Times New Roman" w:hAnsi="Times New Roman" w:cs="Times New Roman"/>
+                <w:sz w:val="24"/>
+                <w:szCs w:val="24"/>
+              </w:rPr>
+              <w:t xml:space="preserve"> </w:t>
+            </w:r>
+            <w:proofErr w:type="spellStart"/>
+            <w:r>
+              <w:rPr>
+                <w:rFonts w:ascii="Times New Roman" w:hAnsi="Times New Roman" w:cs="Times New Roman"/>
+                <w:sz w:val="24"/>
+                <w:szCs w:val="24"/>
+              </w:rPr>
+              <w:t>membuat</w:t>
+            </w:r>
+            <w:proofErr w:type="spellEnd"/>
+            <w:r>
+              <w:rPr>
+                <w:rFonts w:ascii="Times New Roman" w:hAnsi="Times New Roman" w:cs="Times New Roman"/>
+                <w:sz w:val="24"/>
+                <w:szCs w:val="24"/>
+              </w:rPr>
+              <w:t xml:space="preserve"> </w:t>
+            </w:r>
+            <w:proofErr w:type="spellStart"/>
+            <w:r>
+              <w:rPr>
+                <w:rFonts w:ascii="Times New Roman" w:hAnsi="Times New Roman" w:cs="Times New Roman"/>
+                <w:sz w:val="24"/>
+                <w:szCs w:val="24"/>
+              </w:rPr>
+              <w:t>desain</w:t>
+            </w:r>
+            <w:proofErr w:type="spellEnd"/>
+            <w:r>
+              <w:rPr>
+                <w:rFonts w:ascii="Times New Roman" w:hAnsi="Times New Roman" w:cs="Times New Roman"/>
+                <w:sz w:val="24"/>
+                <w:szCs w:val="24"/>
+              </w:rPr>
+              <w:t xml:space="preserve"> </w:t>
+            </w:r>
+            <w:proofErr w:type="spellStart"/>
+            <w:r>
+              <w:rPr>
+                <w:rFonts w:ascii="Times New Roman" w:hAnsi="Times New Roman" w:cs="Times New Roman"/>
+                <w:sz w:val="24"/>
+                <w:szCs w:val="24"/>
+              </w:rPr>
+              <w:t>promosi</w:t>
+            </w:r>
+            <w:proofErr w:type="spellEnd"/>
+            <w:r>
+              <w:rPr>
+                <w:rFonts w:ascii="Times New Roman" w:hAnsi="Times New Roman" w:cs="Times New Roman"/>
+                <w:sz w:val="24"/>
+                <w:szCs w:val="24"/>
+              </w:rPr>
+              <w:t xml:space="preserve"> </w:t>
+            </w:r>
+            <w:proofErr w:type="spellStart"/>
+            <w:r>
+              <w:rPr>
+                <w:rFonts w:ascii="Times New Roman" w:hAnsi="Times New Roman" w:cs="Times New Roman"/>
+                <w:sz w:val="24"/>
+                <w:szCs w:val="24"/>
+              </w:rPr>
+              <w:t>seperti</w:t>
+            </w:r>
+            <w:proofErr w:type="spellEnd"/>
+            <w:r>
+              <w:rPr>
+                <w:rFonts w:ascii="Times New Roman" w:hAnsi="Times New Roman" w:cs="Times New Roman"/>
+                <w:sz w:val="24"/>
+                <w:szCs w:val="24"/>
+              </w:rPr>
+              <w:t xml:space="preserve"> poster, menu dan </w:t>
+            </w:r>
+            <w:proofErr w:type="spellStart"/>
+            <w:r>
+              <w:rPr>
+                <w:rFonts w:ascii="Times New Roman" w:hAnsi="Times New Roman" w:cs="Times New Roman"/>
+                <w:sz w:val="24"/>
+                <w:szCs w:val="24"/>
+              </w:rPr>
+              <w:t>konten</w:t>
+            </w:r>
+            <w:proofErr w:type="spellEnd"/>
+            <w:r>
+              <w:rPr>
+                <w:rFonts w:ascii="Times New Roman" w:hAnsi="Times New Roman" w:cs="Times New Roman"/>
+                <w:sz w:val="24"/>
+                <w:szCs w:val="24"/>
+              </w:rPr>
+              <w:t xml:space="preserve"> media </w:t>
+            </w:r>
+            <w:proofErr w:type="spellStart"/>
+            <w:r>
+              <w:rPr>
+                <w:rFonts w:ascii="Times New Roman" w:hAnsi="Times New Roman" w:cs="Times New Roman"/>
+                <w:sz w:val="24"/>
+                <w:szCs w:val="24"/>
+              </w:rPr>
+              <w:t>sosial</w:t>
+            </w:r>
+            <w:proofErr w:type="spellEnd"/>
+            <w:r>
+              <w:rPr>
+                <w:rFonts w:ascii="Times New Roman" w:hAnsi="Times New Roman" w:cs="Times New Roman"/>
+                <w:sz w:val="24"/>
+                <w:szCs w:val="24"/>
+              </w:rPr>
+              <w:t>.</w:t>
+            </w:r>
+          </w:p>
+        </w:tc>
+      </w:tr>
+    </w:tbl>
+    <w:p>
+      <w:pPr>
+        <w:ind w:left="0"/>
+        <w:jc w:val="center"/>
+        <w:rPr>
+          <w:rFonts w:ascii="Times New Roman" w:hAnsi="Times New Roman" w:cs="Times New Roman"/>
+          <w:sz w:val="24"/>
+          <w:szCs w:val="24"/>
+        </w:rPr>
+      </w:pPr>
+    </w:p>
+    <w:p>
+      <w:pPr>
+        <w:pStyle w:val="ListParagraph"/>
+        <w:numPr>
+          <w:ilvl w:val="2"/>
+          <w:numId w:val="18"/>
+        </w:numPr>
+        <w:rPr>
+          <w:rFonts w:ascii="Times New Roman" w:hAnsi="Times New Roman" w:cs="Times New Roman"/>
+          <w:b/>
+          <w:bCs/>
+          <w:sz w:val="24"/>
+          <w:szCs w:val="24"/>
+        </w:rPr>
+      </w:pPr>
+      <w:proofErr w:type="spellStart"/>
+      <w:r>
+        <w:rPr>
+          <w:rFonts w:ascii="Times New Roman" w:hAnsi="Times New Roman" w:cs="Times New Roman"/>
+          <w:b/>
+          <w:bCs/>
+          <w:sz w:val="24"/>
+          <w:szCs w:val="24"/>
+        </w:rPr>
+        <w:t>Kebutuhan</w:t>
+      </w:r>
+      <w:proofErr w:type="spellEnd"/>
+      <w:r>
+        <w:rPr>
+          <w:rFonts w:ascii="Times New Roman" w:hAnsi="Times New Roman" w:cs="Times New Roman"/>
+          <w:b/>
+          <w:bCs/>
+          <w:sz w:val="24"/>
+          <w:szCs w:val="24"/>
+        </w:rPr>
+        <w:t xml:space="preserve"> / </w:t>
+      </w:r>
+      <w:proofErr w:type="spellStart"/>
+      <w:r>
+        <w:rPr>
+          <w:rFonts w:ascii="Times New Roman" w:hAnsi="Times New Roman" w:cs="Times New Roman"/>
+          <w:b/>
+          <w:bCs/>
+          <w:sz w:val="24"/>
+          <w:szCs w:val="24"/>
+        </w:rPr>
+        <w:t>Isu</w:t>
+      </w:r>
+      <w:proofErr w:type="spellEnd"/>
+      <w:r>
+        <w:rPr>
+          <w:rFonts w:ascii="Times New Roman" w:hAnsi="Times New Roman" w:cs="Times New Roman"/>
+          <w:b/>
+          <w:bCs/>
+          <w:sz w:val="24"/>
+          <w:szCs w:val="24"/>
+        </w:rPr>
+        <w:t xml:space="preserve"> TI yang </w:t>
+      </w:r>
+      <w:proofErr w:type="spellStart"/>
+      <w:r>
+        <w:rPr>
+          <w:rFonts w:ascii="Times New Roman" w:hAnsi="Times New Roman" w:cs="Times New Roman"/>
+          <w:b/>
+          <w:bCs/>
+          <w:sz w:val="24"/>
+          <w:szCs w:val="24"/>
+        </w:rPr>
         <w:t>Relevan</w:t>
       </w:r>
       <w:proofErr w:type="spellEnd"/>
+    </w:p>
+    <w:p>
+      <w:pPr>
+        <w:ind w:left="0"/>
+        <w:rPr>
+          <w:rFonts w:ascii="Times New Roman" w:hAnsi="Times New Roman" w:cs="Times New Roman"/>
+          <w:sz w:val="24"/>
+          <w:szCs w:val="24"/>
+        </w:rPr>
+      </w:pPr>
+      <w:proofErr w:type="spellStart"/>
+      <w:r>
+        <w:rPr>
+          <w:rFonts w:ascii="Times New Roman" w:hAnsi="Times New Roman" w:cs="Times New Roman"/>
+          <w:sz w:val="24"/>
+          <w:szCs w:val="24"/>
+        </w:rPr>
+        <w:t>Berdasarkan</w:t>
+      </w:r>
+      <w:proofErr w:type="spellEnd"/>
+      <w:r>
+        <w:rPr>
+          <w:rFonts w:ascii="Times New Roman" w:hAnsi="Times New Roman" w:cs="Times New Roman"/>
+          <w:sz w:val="24"/>
+          <w:szCs w:val="24"/>
+        </w:rPr>
+        <w:t xml:space="preserve"> </w:t>
+      </w:r>
+      <w:proofErr w:type="spellStart"/>
+      <w:r>
+        <w:rPr>
+          <w:rFonts w:ascii="Times New Roman" w:hAnsi="Times New Roman" w:cs="Times New Roman"/>
+          <w:sz w:val="24"/>
+          <w:szCs w:val="24"/>
+        </w:rPr>
+        <w:t>hasil</w:t>
+      </w:r>
+      <w:proofErr w:type="spellEnd"/>
+      <w:r>
+        <w:rPr>
+          <w:rFonts w:ascii="Times New Roman" w:hAnsi="Times New Roman" w:cs="Times New Roman"/>
+          <w:sz w:val="24"/>
+          <w:szCs w:val="24"/>
+        </w:rPr>
+        <w:t xml:space="preserve"> </w:t>
+      </w:r>
+      <w:proofErr w:type="spellStart"/>
+      <w:r>
+        <w:rPr>
+          <w:rFonts w:ascii="Times New Roman" w:hAnsi="Times New Roman" w:cs="Times New Roman"/>
+          <w:sz w:val="24"/>
+          <w:szCs w:val="24"/>
+        </w:rPr>
+        <w:t>observasi</w:t>
+      </w:r>
+      <w:proofErr w:type="spellEnd"/>
+      <w:r>
+        <w:rPr>
+          <w:rFonts w:ascii="Times New Roman" w:hAnsi="Times New Roman" w:cs="Times New Roman"/>
+          <w:sz w:val="24"/>
+          <w:szCs w:val="24"/>
+        </w:rPr>
+        <w:t xml:space="preserve"> </w:t>
+      </w:r>
+      <w:proofErr w:type="spellStart"/>
+      <w:r>
+        <w:rPr>
+          <w:rFonts w:ascii="Times New Roman" w:hAnsi="Times New Roman" w:cs="Times New Roman"/>
+          <w:sz w:val="24"/>
+          <w:szCs w:val="24"/>
+        </w:rPr>
+        <w:t>selama</w:t>
+      </w:r>
+      <w:proofErr w:type="spellEnd"/>
+      <w:r>
+        <w:rPr>
+          <w:rFonts w:ascii="Times New Roman" w:hAnsi="Times New Roman" w:cs="Times New Roman"/>
+          <w:sz w:val="24"/>
+          <w:szCs w:val="24"/>
+        </w:rPr>
+        <w:t xml:space="preserve"> </w:t>
+      </w:r>
+      <w:proofErr w:type="spellStart"/>
+      <w:r>
+        <w:rPr>
+          <w:rFonts w:ascii="Times New Roman" w:hAnsi="Times New Roman" w:cs="Times New Roman"/>
+          <w:sz w:val="24"/>
+          <w:szCs w:val="24"/>
+        </w:rPr>
+        <w:t>pelaksanaan</w:t>
+      </w:r>
+      <w:proofErr w:type="spellEnd"/>
+      <w:r>
+        <w:rPr>
+          <w:rFonts w:ascii="Times New Roman" w:hAnsi="Times New Roman" w:cs="Times New Roman"/>
+          <w:sz w:val="24"/>
+          <w:szCs w:val="24"/>
+        </w:rPr>
+        <w:t xml:space="preserve"> </w:t>
+      </w:r>
+      <w:proofErr w:type="spellStart"/>
+      <w:r>
+        <w:rPr>
+          <w:rFonts w:ascii="Times New Roman" w:hAnsi="Times New Roman" w:cs="Times New Roman"/>
+          <w:sz w:val="24"/>
+          <w:szCs w:val="24"/>
+        </w:rPr>
+        <w:t>Kerja</w:t>
+      </w:r>
+      <w:proofErr w:type="spellEnd"/>
+      <w:r>
+        <w:rPr>
+          <w:rFonts w:ascii="Times New Roman" w:hAnsi="Times New Roman" w:cs="Times New Roman"/>
+          <w:sz w:val="24"/>
+          <w:szCs w:val="24"/>
+        </w:rPr>
+        <w:t xml:space="preserve"> </w:t>
+      </w:r>
+      <w:proofErr w:type="spellStart"/>
+      <w:r>
+        <w:rPr>
+          <w:rFonts w:ascii="Times New Roman" w:hAnsi="Times New Roman" w:cs="Times New Roman"/>
+          <w:sz w:val="24"/>
+          <w:szCs w:val="24"/>
+        </w:rPr>
+        <w:t>Praktek</w:t>
+      </w:r>
+      <w:proofErr w:type="spellEnd"/>
+      <w:r>
+        <w:rPr>
+          <w:rFonts w:ascii="Times New Roman" w:hAnsi="Times New Roman" w:cs="Times New Roman"/>
+          <w:sz w:val="24"/>
+          <w:szCs w:val="24"/>
+        </w:rPr>
+        <w:t xml:space="preserve">, </w:t>
+      </w:r>
+      <w:proofErr w:type="spellStart"/>
+      <w:r>
+        <w:rPr>
+          <w:rFonts w:ascii="Times New Roman" w:hAnsi="Times New Roman" w:cs="Times New Roman"/>
+          <w:sz w:val="24"/>
+          <w:szCs w:val="24"/>
+        </w:rPr>
+        <w:t>terdapat</w:t>
+      </w:r>
+      <w:proofErr w:type="spellEnd"/>
+      <w:r>
+        <w:rPr>
+          <w:rFonts w:ascii="Times New Roman" w:hAnsi="Times New Roman" w:cs="Times New Roman"/>
+          <w:sz w:val="24"/>
+          <w:szCs w:val="24"/>
+        </w:rPr>
+        <w:t xml:space="preserve"> </w:t>
+      </w:r>
+      <w:proofErr w:type="spellStart"/>
+      <w:r>
+        <w:rPr>
+          <w:rFonts w:ascii="Times New Roman" w:hAnsi="Times New Roman" w:cs="Times New Roman"/>
+          <w:sz w:val="24"/>
+          <w:szCs w:val="24"/>
+        </w:rPr>
+        <w:t>beberapa</w:t>
+      </w:r>
+      <w:proofErr w:type="spellEnd"/>
+      <w:r>
+        <w:rPr>
+          <w:rFonts w:ascii="Times New Roman" w:hAnsi="Times New Roman" w:cs="Times New Roman"/>
+          <w:sz w:val="24"/>
+          <w:szCs w:val="24"/>
+        </w:rPr>
+        <w:t xml:space="preserve"> </w:t>
+      </w:r>
+      <w:proofErr w:type="spellStart"/>
+      <w:r>
+        <w:rPr>
+          <w:rFonts w:ascii="Times New Roman" w:hAnsi="Times New Roman" w:cs="Times New Roman"/>
+          <w:sz w:val="24"/>
+          <w:szCs w:val="24"/>
+        </w:rPr>
+        <w:t>kebutuhan</w:t>
+      </w:r>
+      <w:proofErr w:type="spellEnd"/>
+      <w:r>
+        <w:rPr>
+          <w:rFonts w:ascii="Times New Roman" w:hAnsi="Times New Roman" w:cs="Times New Roman"/>
+          <w:sz w:val="24"/>
+          <w:szCs w:val="24"/>
+        </w:rPr>
+        <w:t xml:space="preserve"> </w:t>
+      </w:r>
+      <w:proofErr w:type="spellStart"/>
+      <w:r>
+        <w:rPr>
+          <w:rFonts w:ascii="Times New Roman" w:hAnsi="Times New Roman" w:cs="Times New Roman"/>
+          <w:sz w:val="24"/>
+          <w:szCs w:val="24"/>
+        </w:rPr>
+        <w:t>terkait</w:t>
+      </w:r>
+      <w:proofErr w:type="spellEnd"/>
+      <w:r>
+        <w:rPr>
+          <w:rFonts w:ascii="Times New Roman" w:hAnsi="Times New Roman" w:cs="Times New Roman"/>
+          <w:sz w:val="24"/>
+          <w:szCs w:val="24"/>
+        </w:rPr>
+        <w:t xml:space="preserve"> </w:t>
+      </w:r>
+      <w:proofErr w:type="spellStart"/>
+      <w:r>
+        <w:rPr>
+          <w:rFonts w:ascii="Times New Roman" w:hAnsi="Times New Roman" w:cs="Times New Roman"/>
+          <w:sz w:val="24"/>
+          <w:szCs w:val="24"/>
+        </w:rPr>
+        <w:t>Teknologi</w:t>
+      </w:r>
+      <w:proofErr w:type="spellEnd"/>
+      <w:r>
+        <w:rPr>
+          <w:rFonts w:ascii="Times New Roman" w:hAnsi="Times New Roman" w:cs="Times New Roman"/>
+          <w:sz w:val="24"/>
+          <w:szCs w:val="24"/>
+        </w:rPr>
+        <w:t xml:space="preserve"> </w:t>
+      </w:r>
+      <w:proofErr w:type="spellStart"/>
+      <w:r>
+        <w:rPr>
+          <w:rFonts w:ascii="Times New Roman" w:hAnsi="Times New Roman" w:cs="Times New Roman"/>
+          <w:sz w:val="24"/>
+          <w:szCs w:val="24"/>
+        </w:rPr>
+        <w:t>Informasi</w:t>
+      </w:r>
+      <w:proofErr w:type="spellEnd"/>
+      <w:r>
+        <w:rPr>
+          <w:rFonts w:ascii="Times New Roman" w:hAnsi="Times New Roman" w:cs="Times New Roman"/>
+          <w:sz w:val="24"/>
+          <w:szCs w:val="24"/>
+        </w:rPr>
+        <w:t xml:space="preserve"> dan </w:t>
+      </w:r>
+      <w:proofErr w:type="spellStart"/>
+      <w:r>
+        <w:rPr>
+          <w:rFonts w:ascii="Times New Roman" w:hAnsi="Times New Roman" w:cs="Times New Roman"/>
+          <w:sz w:val="24"/>
+          <w:szCs w:val="24"/>
+        </w:rPr>
+        <w:t>Sistem</w:t>
+      </w:r>
+      <w:proofErr w:type="spellEnd"/>
+      <w:r>
+        <w:rPr>
+          <w:rFonts w:ascii="Times New Roman" w:hAnsi="Times New Roman" w:cs="Times New Roman"/>
+          <w:sz w:val="24"/>
+          <w:szCs w:val="24"/>
+        </w:rPr>
+        <w:t xml:space="preserve"> </w:t>
+      </w:r>
+      <w:proofErr w:type="spellStart"/>
+      <w:r>
+        <w:rPr>
+          <w:rFonts w:ascii="Times New Roman" w:hAnsi="Times New Roman" w:cs="Times New Roman"/>
+          <w:sz w:val="24"/>
+          <w:szCs w:val="24"/>
+        </w:rPr>
+        <w:t>Informasi</w:t>
+      </w:r>
+      <w:proofErr w:type="spellEnd"/>
+      <w:r>
+        <w:rPr>
+          <w:rFonts w:ascii="Times New Roman" w:hAnsi="Times New Roman" w:cs="Times New Roman"/>
+          <w:sz w:val="24"/>
+          <w:szCs w:val="24"/>
+        </w:rPr>
+        <w:t xml:space="preserve"> pada </w:t>
+      </w:r>
+      <w:proofErr w:type="spellStart"/>
+      <w:r>
+        <w:rPr>
+          <w:rFonts w:ascii="Times New Roman" w:hAnsi="Times New Roman" w:cs="Times New Roman"/>
+          <w:sz w:val="24"/>
+          <w:szCs w:val="24"/>
+        </w:rPr>
+        <w:t>Kopikeun</w:t>
+      </w:r>
+      <w:proofErr w:type="spellEnd"/>
+      <w:r>
+        <w:rPr>
+          <w:rFonts w:ascii="Times New Roman" w:hAnsi="Times New Roman" w:cs="Times New Roman"/>
+          <w:sz w:val="24"/>
+          <w:szCs w:val="24"/>
+        </w:rPr>
+        <w:t xml:space="preserve">, </w:t>
+      </w:r>
+      <w:proofErr w:type="spellStart"/>
+      <w:r>
+        <w:rPr>
+          <w:rFonts w:ascii="Times New Roman" w:hAnsi="Times New Roman" w:cs="Times New Roman"/>
+          <w:sz w:val="24"/>
+          <w:szCs w:val="24"/>
+        </w:rPr>
+        <w:t>antara</w:t>
+      </w:r>
+      <w:proofErr w:type="spellEnd"/>
+      <w:r>
+        <w:rPr>
+          <w:rFonts w:ascii="Times New Roman" w:hAnsi="Times New Roman" w:cs="Times New Roman"/>
+          <w:sz w:val="24"/>
+          <w:szCs w:val="24"/>
+        </w:rPr>
+        <w:t xml:space="preserve"> lain:</w:t>
+      </w:r>
+    </w:p>
+    <w:p>
+      <w:pPr>
+        <w:pStyle w:val="ListParagraph"/>
+        <w:numPr>
+          <w:ilvl w:val="0"/>
+          <w:numId w:val="24"/>
+        </w:numPr>
+        <w:rPr>
+          <w:rFonts w:ascii="Times New Roman" w:hAnsi="Times New Roman" w:cs="Times New Roman"/>
+          <w:b/>
+          <w:bCs/>
+          <w:sz w:val="24"/>
+          <w:szCs w:val="24"/>
+        </w:rPr>
+      </w:pPr>
+      <w:proofErr w:type="spellStart"/>
+      <w:r>
+        <w:rPr>
+          <w:rFonts w:ascii="Times New Roman" w:hAnsi="Times New Roman" w:cs="Times New Roman"/>
+          <w:b/>
+          <w:bCs/>
+          <w:sz w:val="24"/>
+          <w:szCs w:val="24"/>
+        </w:rPr>
+        <w:t>Pencatatan</w:t>
+      </w:r>
+      <w:proofErr w:type="spellEnd"/>
+      <w:r>
+        <w:rPr>
+          <w:rFonts w:ascii="Times New Roman" w:hAnsi="Times New Roman" w:cs="Times New Roman"/>
+          <w:b/>
+          <w:bCs/>
+          <w:sz w:val="24"/>
+          <w:szCs w:val="24"/>
+        </w:rPr>
+        <w:t xml:space="preserve"> </w:t>
+      </w:r>
+      <w:proofErr w:type="spellStart"/>
+      <w:r>
+        <w:rPr>
+          <w:rFonts w:ascii="Times New Roman" w:hAnsi="Times New Roman" w:cs="Times New Roman"/>
+          <w:b/>
+          <w:bCs/>
+          <w:sz w:val="24"/>
+          <w:szCs w:val="24"/>
+        </w:rPr>
+        <w:t>Penjualan</w:t>
+      </w:r>
+      <w:proofErr w:type="spellEnd"/>
+      <w:r>
+        <w:rPr>
+          <w:rFonts w:ascii="Times New Roman" w:hAnsi="Times New Roman" w:cs="Times New Roman"/>
+          <w:b/>
+          <w:bCs/>
+          <w:sz w:val="24"/>
+          <w:szCs w:val="24"/>
+        </w:rPr>
+        <w:t xml:space="preserve"> Masih Manual</w:t>
+      </w:r>
+    </w:p>
+    <w:p>
+      <w:pPr>
+        <w:pStyle w:val="ListParagraph"/>
+        <w:ind w:firstLine="0"/>
+        <w:rPr>
+          <w:rFonts w:ascii="Times New Roman" w:hAnsi="Times New Roman" w:cs="Times New Roman"/>
+          <w:sz w:val="24"/>
+          <w:szCs w:val="24"/>
+        </w:rPr>
+      </w:pPr>
+      <w:r>
+        <w:rPr>
+          <w:rFonts w:ascii="Times New Roman" w:hAnsi="Times New Roman" w:cs="Times New Roman"/>
+          <w:sz w:val="24"/>
+          <w:szCs w:val="24"/>
+        </w:rPr>
+        <w:lastRenderedPageBreak/>
+        <w:t xml:space="preserve">Proses </w:t>
+      </w:r>
+      <w:proofErr w:type="spellStart"/>
+      <w:r>
+        <w:rPr>
+          <w:rFonts w:ascii="Times New Roman" w:hAnsi="Times New Roman" w:cs="Times New Roman"/>
+          <w:sz w:val="24"/>
+          <w:szCs w:val="24"/>
+        </w:rPr>
+        <w:t>Pencatatan</w:t>
+      </w:r>
+      <w:proofErr w:type="spellEnd"/>
+      <w:r>
+        <w:rPr>
+          <w:rFonts w:ascii="Times New Roman" w:hAnsi="Times New Roman" w:cs="Times New Roman"/>
+          <w:sz w:val="24"/>
+          <w:szCs w:val="24"/>
+        </w:rPr>
+        <w:t xml:space="preserve"> </w:t>
+      </w:r>
+      <w:proofErr w:type="spellStart"/>
+      <w:r>
+        <w:rPr>
+          <w:rFonts w:ascii="Times New Roman" w:hAnsi="Times New Roman" w:cs="Times New Roman"/>
+          <w:sz w:val="24"/>
+          <w:szCs w:val="24"/>
+        </w:rPr>
+        <w:t>penjualan</w:t>
+      </w:r>
+      <w:proofErr w:type="spellEnd"/>
+      <w:r>
+        <w:rPr>
+          <w:rFonts w:ascii="Times New Roman" w:hAnsi="Times New Roman" w:cs="Times New Roman"/>
+          <w:sz w:val="24"/>
+          <w:szCs w:val="24"/>
+        </w:rPr>
+        <w:t xml:space="preserve"> </w:t>
+      </w:r>
+      <w:proofErr w:type="spellStart"/>
+      <w:r>
+        <w:rPr>
+          <w:rFonts w:ascii="Times New Roman" w:hAnsi="Times New Roman" w:cs="Times New Roman"/>
+          <w:sz w:val="24"/>
+          <w:szCs w:val="24"/>
+        </w:rPr>
+        <w:t>masih</w:t>
+      </w:r>
+      <w:proofErr w:type="spellEnd"/>
+      <w:r>
+        <w:rPr>
+          <w:rFonts w:ascii="Times New Roman" w:hAnsi="Times New Roman" w:cs="Times New Roman"/>
+          <w:sz w:val="24"/>
+          <w:szCs w:val="24"/>
+        </w:rPr>
+        <w:t xml:space="preserve"> </w:t>
+      </w:r>
+      <w:proofErr w:type="spellStart"/>
+      <w:r>
+        <w:rPr>
+          <w:rFonts w:ascii="Times New Roman" w:hAnsi="Times New Roman" w:cs="Times New Roman"/>
+          <w:sz w:val="24"/>
+          <w:szCs w:val="24"/>
+        </w:rPr>
+        <w:t>dilakukan</w:t>
+      </w:r>
+      <w:proofErr w:type="spellEnd"/>
+      <w:r>
+        <w:rPr>
+          <w:rFonts w:ascii="Times New Roman" w:hAnsi="Times New Roman" w:cs="Times New Roman"/>
+          <w:sz w:val="24"/>
+          <w:szCs w:val="24"/>
+        </w:rPr>
+        <w:t xml:space="preserve"> </w:t>
+      </w:r>
+      <w:proofErr w:type="spellStart"/>
+      <w:r>
+        <w:rPr>
+          <w:rFonts w:ascii="Times New Roman" w:hAnsi="Times New Roman" w:cs="Times New Roman"/>
+          <w:sz w:val="24"/>
+          <w:szCs w:val="24"/>
+        </w:rPr>
+        <w:t>menggunakan</w:t>
+      </w:r>
+      <w:proofErr w:type="spellEnd"/>
+      <w:r>
+        <w:rPr>
+          <w:rFonts w:ascii="Times New Roman" w:hAnsi="Times New Roman" w:cs="Times New Roman"/>
+          <w:sz w:val="24"/>
+          <w:szCs w:val="24"/>
+        </w:rPr>
+        <w:t xml:space="preserve"> </w:t>
+      </w:r>
+      <w:proofErr w:type="spellStart"/>
+      <w:r>
+        <w:rPr>
+          <w:rFonts w:ascii="Times New Roman" w:hAnsi="Times New Roman" w:cs="Times New Roman"/>
+          <w:sz w:val="24"/>
+          <w:szCs w:val="24"/>
+        </w:rPr>
+        <w:t>buku</w:t>
+      </w:r>
+      <w:proofErr w:type="spellEnd"/>
+      <w:r>
+        <w:rPr>
+          <w:rFonts w:ascii="Times New Roman" w:hAnsi="Times New Roman" w:cs="Times New Roman"/>
+          <w:sz w:val="24"/>
+          <w:szCs w:val="24"/>
+        </w:rPr>
+        <w:t xml:space="preserve"> </w:t>
+      </w:r>
+      <w:proofErr w:type="spellStart"/>
+      <w:r>
+        <w:rPr>
+          <w:rFonts w:ascii="Times New Roman" w:hAnsi="Times New Roman" w:cs="Times New Roman"/>
+          <w:sz w:val="24"/>
+          <w:szCs w:val="24"/>
+        </w:rPr>
+        <w:t>tulis</w:t>
+      </w:r>
+      <w:proofErr w:type="spellEnd"/>
+      <w:r>
+        <w:rPr>
+          <w:rFonts w:ascii="Times New Roman" w:hAnsi="Times New Roman" w:cs="Times New Roman"/>
+          <w:sz w:val="24"/>
+          <w:szCs w:val="24"/>
+        </w:rPr>
+        <w:t xml:space="preserve"> dan </w:t>
+      </w:r>
+      <w:proofErr w:type="spellStart"/>
+      <w:r>
+        <w:rPr>
+          <w:rFonts w:ascii="Times New Roman" w:hAnsi="Times New Roman" w:cs="Times New Roman"/>
+          <w:sz w:val="24"/>
+          <w:szCs w:val="24"/>
+        </w:rPr>
+        <w:t>komunikasi</w:t>
+      </w:r>
+      <w:proofErr w:type="spellEnd"/>
+      <w:r>
+        <w:rPr>
+          <w:rFonts w:ascii="Times New Roman" w:hAnsi="Times New Roman" w:cs="Times New Roman"/>
+          <w:sz w:val="24"/>
+          <w:szCs w:val="24"/>
+        </w:rPr>
+        <w:t xml:space="preserve"> </w:t>
+      </w:r>
+      <w:proofErr w:type="spellStart"/>
+      <w:r>
+        <w:rPr>
+          <w:rFonts w:ascii="Times New Roman" w:hAnsi="Times New Roman" w:cs="Times New Roman"/>
+          <w:sz w:val="24"/>
+          <w:szCs w:val="24"/>
+        </w:rPr>
+        <w:t>melalui</w:t>
+      </w:r>
+      <w:proofErr w:type="spellEnd"/>
+      <w:r>
+        <w:rPr>
+          <w:rFonts w:ascii="Times New Roman" w:hAnsi="Times New Roman" w:cs="Times New Roman"/>
+          <w:sz w:val="24"/>
+          <w:szCs w:val="24"/>
+        </w:rPr>
+        <w:t xml:space="preserve"> WhatsApp </w:t>
+      </w:r>
+      <w:proofErr w:type="spellStart"/>
+      <w:r>
+        <w:rPr>
+          <w:rFonts w:ascii="Times New Roman" w:hAnsi="Times New Roman" w:cs="Times New Roman"/>
+          <w:sz w:val="24"/>
+          <w:szCs w:val="24"/>
+        </w:rPr>
+        <w:t>sehingga</w:t>
+      </w:r>
+      <w:proofErr w:type="spellEnd"/>
+      <w:r>
+        <w:rPr>
+          <w:rFonts w:ascii="Times New Roman" w:hAnsi="Times New Roman" w:cs="Times New Roman"/>
+          <w:sz w:val="24"/>
+          <w:szCs w:val="24"/>
+        </w:rPr>
+        <w:t xml:space="preserve"> data </w:t>
+      </w:r>
+      <w:proofErr w:type="spellStart"/>
+      <w:r>
+        <w:rPr>
+          <w:rFonts w:ascii="Times New Roman" w:hAnsi="Times New Roman" w:cs="Times New Roman"/>
+          <w:sz w:val="24"/>
+          <w:szCs w:val="24"/>
+        </w:rPr>
+        <w:t>penjualan</w:t>
+      </w:r>
+      <w:proofErr w:type="spellEnd"/>
+      <w:r>
+        <w:rPr>
+          <w:rFonts w:ascii="Times New Roman" w:hAnsi="Times New Roman" w:cs="Times New Roman"/>
+          <w:sz w:val="24"/>
+          <w:szCs w:val="24"/>
+        </w:rPr>
+        <w:t xml:space="preserve"> </w:t>
+      </w:r>
+      <w:proofErr w:type="spellStart"/>
+      <w:r>
+        <w:rPr>
+          <w:rFonts w:ascii="Times New Roman" w:hAnsi="Times New Roman" w:cs="Times New Roman"/>
+          <w:sz w:val="24"/>
+          <w:szCs w:val="24"/>
+        </w:rPr>
+        <w:t>berpotensi</w:t>
+      </w:r>
+      <w:proofErr w:type="spellEnd"/>
+      <w:r>
+        <w:rPr>
+          <w:rFonts w:ascii="Times New Roman" w:hAnsi="Times New Roman" w:cs="Times New Roman"/>
+          <w:sz w:val="24"/>
+          <w:szCs w:val="24"/>
+        </w:rPr>
+        <w:t xml:space="preserve"> </w:t>
+      </w:r>
+      <w:proofErr w:type="spellStart"/>
+      <w:r>
+        <w:rPr>
+          <w:rFonts w:ascii="Times New Roman" w:hAnsi="Times New Roman" w:cs="Times New Roman"/>
+          <w:sz w:val="24"/>
+          <w:szCs w:val="24"/>
+        </w:rPr>
+        <w:t>tidak</w:t>
+      </w:r>
+      <w:proofErr w:type="spellEnd"/>
+      <w:r>
+        <w:rPr>
+          <w:rFonts w:ascii="Times New Roman" w:hAnsi="Times New Roman" w:cs="Times New Roman"/>
+          <w:sz w:val="24"/>
+          <w:szCs w:val="24"/>
+        </w:rPr>
+        <w:t xml:space="preserve"> </w:t>
+      </w:r>
+      <w:proofErr w:type="spellStart"/>
+      <w:r>
+        <w:rPr>
+          <w:rFonts w:ascii="Times New Roman" w:hAnsi="Times New Roman" w:cs="Times New Roman"/>
+          <w:sz w:val="24"/>
+          <w:szCs w:val="24"/>
+        </w:rPr>
+        <w:t>tercatat</w:t>
+      </w:r>
+      <w:proofErr w:type="spellEnd"/>
+      <w:r>
+        <w:rPr>
+          <w:rFonts w:ascii="Times New Roman" w:hAnsi="Times New Roman" w:cs="Times New Roman"/>
+          <w:sz w:val="24"/>
+          <w:szCs w:val="24"/>
+        </w:rPr>
+        <w:t xml:space="preserve"> </w:t>
+      </w:r>
+      <w:proofErr w:type="spellStart"/>
+      <w:r>
+        <w:rPr>
+          <w:rFonts w:ascii="Times New Roman" w:hAnsi="Times New Roman" w:cs="Times New Roman"/>
+          <w:sz w:val="24"/>
+          <w:szCs w:val="24"/>
+        </w:rPr>
+        <w:t>secara</w:t>
+      </w:r>
+      <w:proofErr w:type="spellEnd"/>
+      <w:r>
+        <w:rPr>
+          <w:rFonts w:ascii="Times New Roman" w:hAnsi="Times New Roman" w:cs="Times New Roman"/>
+          <w:sz w:val="24"/>
+          <w:szCs w:val="24"/>
+        </w:rPr>
+        <w:t xml:space="preserve"> </w:t>
+      </w:r>
+      <w:proofErr w:type="spellStart"/>
+      <w:r>
+        <w:rPr>
+          <w:rFonts w:ascii="Times New Roman" w:hAnsi="Times New Roman" w:cs="Times New Roman"/>
+          <w:sz w:val="24"/>
+          <w:szCs w:val="24"/>
+        </w:rPr>
+        <w:t>lengkap</w:t>
+      </w:r>
+      <w:proofErr w:type="spellEnd"/>
+      <w:r>
+        <w:rPr>
+          <w:rFonts w:ascii="Times New Roman" w:hAnsi="Times New Roman" w:cs="Times New Roman"/>
+          <w:sz w:val="24"/>
+          <w:szCs w:val="24"/>
+        </w:rPr>
+        <w:t xml:space="preserve">, </w:t>
+      </w:r>
+      <w:proofErr w:type="spellStart"/>
+      <w:r>
+        <w:rPr>
+          <w:rFonts w:ascii="Times New Roman" w:hAnsi="Times New Roman" w:cs="Times New Roman"/>
+          <w:sz w:val="24"/>
+          <w:szCs w:val="24"/>
+        </w:rPr>
+        <w:t>terutama</w:t>
+      </w:r>
+      <w:proofErr w:type="spellEnd"/>
+      <w:r>
+        <w:rPr>
+          <w:rFonts w:ascii="Times New Roman" w:hAnsi="Times New Roman" w:cs="Times New Roman"/>
+          <w:sz w:val="24"/>
+          <w:szCs w:val="24"/>
+        </w:rPr>
+        <w:t xml:space="preserve"> Ketika </w:t>
+      </w:r>
+      <w:proofErr w:type="spellStart"/>
+      <w:r>
+        <w:rPr>
+          <w:rFonts w:ascii="Times New Roman" w:hAnsi="Times New Roman" w:cs="Times New Roman"/>
+          <w:sz w:val="24"/>
+          <w:szCs w:val="24"/>
+        </w:rPr>
+        <w:t>kondisi</w:t>
+      </w:r>
+      <w:proofErr w:type="spellEnd"/>
+      <w:r>
+        <w:rPr>
+          <w:rFonts w:ascii="Times New Roman" w:hAnsi="Times New Roman" w:cs="Times New Roman"/>
+          <w:sz w:val="24"/>
+          <w:szCs w:val="24"/>
+        </w:rPr>
+        <w:t xml:space="preserve"> </w:t>
+      </w:r>
+      <w:proofErr w:type="spellStart"/>
+      <w:r>
+        <w:rPr>
+          <w:rFonts w:ascii="Times New Roman" w:hAnsi="Times New Roman" w:cs="Times New Roman"/>
+          <w:sz w:val="24"/>
+          <w:szCs w:val="24"/>
+        </w:rPr>
+        <w:t>penjualan</w:t>
+      </w:r>
+      <w:proofErr w:type="spellEnd"/>
+      <w:r>
+        <w:rPr>
+          <w:rFonts w:ascii="Times New Roman" w:hAnsi="Times New Roman" w:cs="Times New Roman"/>
+          <w:sz w:val="24"/>
+          <w:szCs w:val="24"/>
+        </w:rPr>
+        <w:t xml:space="preserve"> </w:t>
+      </w:r>
+      <w:proofErr w:type="spellStart"/>
+      <w:r>
+        <w:rPr>
+          <w:rFonts w:ascii="Times New Roman" w:hAnsi="Times New Roman" w:cs="Times New Roman"/>
+          <w:sz w:val="24"/>
+          <w:szCs w:val="24"/>
+        </w:rPr>
+        <w:t>sedang</w:t>
+      </w:r>
+      <w:proofErr w:type="spellEnd"/>
+      <w:r>
+        <w:rPr>
+          <w:rFonts w:ascii="Times New Roman" w:hAnsi="Times New Roman" w:cs="Times New Roman"/>
+          <w:sz w:val="24"/>
+          <w:szCs w:val="24"/>
+        </w:rPr>
+        <w:t xml:space="preserve"> </w:t>
+      </w:r>
+      <w:proofErr w:type="spellStart"/>
+      <w:r>
+        <w:rPr>
+          <w:rFonts w:ascii="Times New Roman" w:hAnsi="Times New Roman" w:cs="Times New Roman"/>
+          <w:sz w:val="24"/>
+          <w:szCs w:val="24"/>
+        </w:rPr>
+        <w:t>ramai</w:t>
+      </w:r>
+      <w:proofErr w:type="spellEnd"/>
+      <w:r>
+        <w:rPr>
+          <w:rFonts w:ascii="Times New Roman" w:hAnsi="Times New Roman" w:cs="Times New Roman"/>
+          <w:sz w:val="24"/>
+          <w:szCs w:val="24"/>
+        </w:rPr>
+        <w:t>.</w:t>
+      </w:r>
+    </w:p>
+    <w:p>
+      <w:pPr>
+        <w:pStyle w:val="ListParagraph"/>
+        <w:numPr>
+          <w:ilvl w:val="0"/>
+          <w:numId w:val="24"/>
+        </w:numPr>
+        <w:rPr>
+          <w:rFonts w:ascii="Times New Roman" w:hAnsi="Times New Roman" w:cs="Times New Roman"/>
+          <w:b/>
+          <w:bCs/>
+          <w:sz w:val="24"/>
+          <w:szCs w:val="24"/>
+        </w:rPr>
+      </w:pPr>
+      <w:proofErr w:type="spellStart"/>
+      <w:r>
+        <w:rPr>
+          <w:rFonts w:ascii="Times New Roman" w:hAnsi="Times New Roman" w:cs="Times New Roman"/>
+          <w:b/>
+          <w:bCs/>
+          <w:sz w:val="24"/>
+          <w:szCs w:val="24"/>
+        </w:rPr>
+        <w:t>Pengelolaan</w:t>
+      </w:r>
+      <w:proofErr w:type="spellEnd"/>
+      <w:r>
+        <w:rPr>
+          <w:rFonts w:ascii="Times New Roman" w:hAnsi="Times New Roman" w:cs="Times New Roman"/>
+          <w:b/>
+          <w:bCs/>
+          <w:sz w:val="24"/>
+          <w:szCs w:val="24"/>
+        </w:rPr>
+        <w:t xml:space="preserve"> Stok </w:t>
+      </w:r>
+      <w:proofErr w:type="spellStart"/>
+      <w:r>
+        <w:rPr>
+          <w:rFonts w:ascii="Times New Roman" w:hAnsi="Times New Roman" w:cs="Times New Roman"/>
+          <w:b/>
+          <w:bCs/>
+          <w:sz w:val="24"/>
+          <w:szCs w:val="24"/>
+        </w:rPr>
+        <w:t>Minuman</w:t>
+      </w:r>
+      <w:proofErr w:type="spellEnd"/>
+      <w:r>
+        <w:rPr>
+          <w:rFonts w:ascii="Times New Roman" w:hAnsi="Times New Roman" w:cs="Times New Roman"/>
+          <w:b/>
+          <w:bCs/>
+          <w:sz w:val="24"/>
+          <w:szCs w:val="24"/>
+        </w:rPr>
+        <w:t xml:space="preserve"> Belum </w:t>
+      </w:r>
+      <w:proofErr w:type="spellStart"/>
+      <w:r>
+        <w:rPr>
+          <w:rFonts w:ascii="Times New Roman" w:hAnsi="Times New Roman" w:cs="Times New Roman"/>
+          <w:b/>
+          <w:bCs/>
+          <w:sz w:val="24"/>
+          <w:szCs w:val="24"/>
+        </w:rPr>
+        <w:t>Terstruktur</w:t>
+      </w:r>
+      <w:proofErr w:type="spellEnd"/>
+    </w:p>
+    <w:p>
+      <w:pPr>
+        <w:pStyle w:val="ListParagraph"/>
+        <w:ind w:firstLine="0"/>
+        <w:rPr>
+          <w:rFonts w:ascii="Times New Roman" w:hAnsi="Times New Roman" w:cs="Times New Roman"/>
+          <w:sz w:val="24"/>
+          <w:szCs w:val="24"/>
+        </w:rPr>
+      </w:pPr>
+      <w:r>
+        <w:rPr>
+          <w:rFonts w:ascii="Times New Roman" w:hAnsi="Times New Roman" w:cs="Times New Roman"/>
+          <w:sz w:val="24"/>
+          <w:szCs w:val="24"/>
+        </w:rPr>
+        <w:t xml:space="preserve">Data </w:t>
+      </w:r>
+      <w:proofErr w:type="spellStart"/>
+      <w:r>
+        <w:rPr>
+          <w:rFonts w:ascii="Times New Roman" w:hAnsi="Times New Roman" w:cs="Times New Roman"/>
+          <w:sz w:val="24"/>
+          <w:szCs w:val="24"/>
+        </w:rPr>
+        <w:t>stok</w:t>
+      </w:r>
+      <w:proofErr w:type="spellEnd"/>
+      <w:r>
+        <w:rPr>
+          <w:rFonts w:ascii="Times New Roman" w:hAnsi="Times New Roman" w:cs="Times New Roman"/>
+          <w:sz w:val="24"/>
+          <w:szCs w:val="24"/>
+        </w:rPr>
+        <w:t xml:space="preserve"> </w:t>
+      </w:r>
+      <w:proofErr w:type="spellStart"/>
+      <w:r>
+        <w:rPr>
+          <w:rFonts w:ascii="Times New Roman" w:hAnsi="Times New Roman" w:cs="Times New Roman"/>
+          <w:sz w:val="24"/>
+          <w:szCs w:val="24"/>
+        </w:rPr>
+        <w:t>minuman</w:t>
+      </w:r>
+      <w:proofErr w:type="spellEnd"/>
+      <w:r>
+        <w:rPr>
+          <w:rFonts w:ascii="Times New Roman" w:hAnsi="Times New Roman" w:cs="Times New Roman"/>
+          <w:sz w:val="24"/>
+          <w:szCs w:val="24"/>
+        </w:rPr>
+        <w:t xml:space="preserve"> yang </w:t>
+      </w:r>
+      <w:proofErr w:type="spellStart"/>
+      <w:r>
+        <w:rPr>
+          <w:rFonts w:ascii="Times New Roman" w:hAnsi="Times New Roman" w:cs="Times New Roman"/>
+          <w:sz w:val="24"/>
+          <w:szCs w:val="24"/>
+        </w:rPr>
+        <w:t>didistribusikan</w:t>
+      </w:r>
+      <w:proofErr w:type="spellEnd"/>
+      <w:r>
+        <w:rPr>
+          <w:rFonts w:ascii="Times New Roman" w:hAnsi="Times New Roman" w:cs="Times New Roman"/>
+          <w:sz w:val="24"/>
+          <w:szCs w:val="24"/>
+        </w:rPr>
+        <w:t xml:space="preserve"> </w:t>
+      </w:r>
+      <w:proofErr w:type="spellStart"/>
+      <w:r>
+        <w:rPr>
+          <w:rFonts w:ascii="Times New Roman" w:hAnsi="Times New Roman" w:cs="Times New Roman"/>
+          <w:sz w:val="24"/>
+          <w:szCs w:val="24"/>
+        </w:rPr>
+        <w:t>kepada</w:t>
+      </w:r>
+      <w:proofErr w:type="spellEnd"/>
+      <w:r>
+        <w:rPr>
+          <w:rFonts w:ascii="Times New Roman" w:hAnsi="Times New Roman" w:cs="Times New Roman"/>
+          <w:sz w:val="24"/>
+          <w:szCs w:val="24"/>
+        </w:rPr>
+        <w:t xml:space="preserve"> </w:t>
+      </w:r>
+      <w:proofErr w:type="spellStart"/>
+      <w:r>
+        <w:rPr>
+          <w:rFonts w:ascii="Times New Roman" w:hAnsi="Times New Roman" w:cs="Times New Roman"/>
+          <w:sz w:val="24"/>
+          <w:szCs w:val="24"/>
+        </w:rPr>
+        <w:t>penjual</w:t>
+      </w:r>
+      <w:proofErr w:type="spellEnd"/>
+      <w:r>
+        <w:rPr>
+          <w:rFonts w:ascii="Times New Roman" w:hAnsi="Times New Roman" w:cs="Times New Roman"/>
+          <w:sz w:val="24"/>
+          <w:szCs w:val="24"/>
+        </w:rPr>
+        <w:t xml:space="preserve"> </w:t>
+      </w:r>
+      <w:proofErr w:type="spellStart"/>
+      <w:r>
+        <w:rPr>
+          <w:rFonts w:ascii="Times New Roman" w:hAnsi="Times New Roman" w:cs="Times New Roman"/>
+          <w:sz w:val="24"/>
+          <w:szCs w:val="24"/>
+        </w:rPr>
+        <w:t>belum</w:t>
+      </w:r>
+      <w:proofErr w:type="spellEnd"/>
+      <w:r>
+        <w:rPr>
+          <w:rFonts w:ascii="Times New Roman" w:hAnsi="Times New Roman" w:cs="Times New Roman"/>
+          <w:sz w:val="24"/>
+          <w:szCs w:val="24"/>
+        </w:rPr>
+        <w:t xml:space="preserve"> </w:t>
+      </w:r>
+      <w:proofErr w:type="spellStart"/>
+      <w:r>
+        <w:rPr>
+          <w:rFonts w:ascii="Times New Roman" w:hAnsi="Times New Roman" w:cs="Times New Roman"/>
+          <w:sz w:val="24"/>
+          <w:szCs w:val="24"/>
+        </w:rPr>
+        <w:t>memiliki</w:t>
+      </w:r>
+      <w:proofErr w:type="spellEnd"/>
+      <w:r>
+        <w:rPr>
+          <w:rFonts w:ascii="Times New Roman" w:hAnsi="Times New Roman" w:cs="Times New Roman"/>
+          <w:sz w:val="24"/>
+          <w:szCs w:val="24"/>
+        </w:rPr>
+        <w:t xml:space="preserve"> </w:t>
+      </w:r>
+      <w:proofErr w:type="spellStart"/>
+      <w:r>
+        <w:rPr>
+          <w:rFonts w:ascii="Times New Roman" w:hAnsi="Times New Roman" w:cs="Times New Roman"/>
+          <w:sz w:val="24"/>
+          <w:szCs w:val="24"/>
+        </w:rPr>
+        <w:t>sistem</w:t>
+      </w:r>
+      <w:proofErr w:type="spellEnd"/>
+      <w:r>
+        <w:rPr>
+          <w:rFonts w:ascii="Times New Roman" w:hAnsi="Times New Roman" w:cs="Times New Roman"/>
+          <w:sz w:val="24"/>
+          <w:szCs w:val="24"/>
+        </w:rPr>
+        <w:t xml:space="preserve"> </w:t>
+      </w:r>
+      <w:proofErr w:type="spellStart"/>
+      <w:r>
+        <w:rPr>
+          <w:rFonts w:ascii="Times New Roman" w:hAnsi="Times New Roman" w:cs="Times New Roman"/>
+          <w:sz w:val="24"/>
+          <w:szCs w:val="24"/>
+        </w:rPr>
+        <w:t>pencatatan</w:t>
+      </w:r>
+      <w:proofErr w:type="spellEnd"/>
+      <w:r>
+        <w:rPr>
+          <w:rFonts w:ascii="Times New Roman" w:hAnsi="Times New Roman" w:cs="Times New Roman"/>
+          <w:sz w:val="24"/>
+          <w:szCs w:val="24"/>
+        </w:rPr>
+        <w:t xml:space="preserve"> yang </w:t>
+      </w:r>
+      <w:proofErr w:type="spellStart"/>
+      <w:r>
+        <w:rPr>
+          <w:rFonts w:ascii="Times New Roman" w:hAnsi="Times New Roman" w:cs="Times New Roman"/>
+          <w:sz w:val="24"/>
+          <w:szCs w:val="24"/>
+        </w:rPr>
+        <w:t>terintegrasi</w:t>
+      </w:r>
+      <w:proofErr w:type="spellEnd"/>
+      <w:r>
+        <w:rPr>
+          <w:rFonts w:ascii="Times New Roman" w:hAnsi="Times New Roman" w:cs="Times New Roman"/>
+          <w:sz w:val="24"/>
+          <w:szCs w:val="24"/>
+        </w:rPr>
+        <w:t xml:space="preserve"> </w:t>
+      </w:r>
+      <w:proofErr w:type="spellStart"/>
+      <w:r>
+        <w:rPr>
+          <w:rFonts w:ascii="Times New Roman" w:hAnsi="Times New Roman" w:cs="Times New Roman"/>
+          <w:sz w:val="24"/>
+          <w:szCs w:val="24"/>
+        </w:rPr>
+        <w:t>sehingga</w:t>
+      </w:r>
+      <w:proofErr w:type="spellEnd"/>
+      <w:r>
+        <w:rPr>
+          <w:rFonts w:ascii="Times New Roman" w:hAnsi="Times New Roman" w:cs="Times New Roman"/>
+          <w:sz w:val="24"/>
+          <w:szCs w:val="24"/>
+        </w:rPr>
+        <w:t xml:space="preserve"> proses monitoring </w:t>
+      </w:r>
+      <w:proofErr w:type="spellStart"/>
+      <w:r>
+        <w:rPr>
+          <w:rFonts w:ascii="Times New Roman" w:hAnsi="Times New Roman" w:cs="Times New Roman"/>
+          <w:sz w:val="24"/>
+          <w:szCs w:val="24"/>
+        </w:rPr>
+        <w:t>stok</w:t>
+      </w:r>
+      <w:proofErr w:type="spellEnd"/>
+      <w:r>
+        <w:rPr>
+          <w:rFonts w:ascii="Times New Roman" w:hAnsi="Times New Roman" w:cs="Times New Roman"/>
+          <w:sz w:val="24"/>
+          <w:szCs w:val="24"/>
+        </w:rPr>
+        <w:t xml:space="preserve"> </w:t>
+      </w:r>
+      <w:proofErr w:type="spellStart"/>
+      <w:r>
+        <w:rPr>
+          <w:rFonts w:ascii="Times New Roman" w:hAnsi="Times New Roman" w:cs="Times New Roman"/>
+          <w:sz w:val="24"/>
+          <w:szCs w:val="24"/>
+        </w:rPr>
+        <w:t>masih</w:t>
+      </w:r>
+      <w:proofErr w:type="spellEnd"/>
+      <w:r>
+        <w:rPr>
+          <w:rFonts w:ascii="Times New Roman" w:hAnsi="Times New Roman" w:cs="Times New Roman"/>
+          <w:sz w:val="24"/>
+          <w:szCs w:val="24"/>
+        </w:rPr>
+        <w:t xml:space="preserve"> </w:t>
+      </w:r>
+      <w:proofErr w:type="spellStart"/>
+      <w:r>
+        <w:rPr>
+          <w:rFonts w:ascii="Times New Roman" w:hAnsi="Times New Roman" w:cs="Times New Roman"/>
+          <w:sz w:val="24"/>
+          <w:szCs w:val="24"/>
+        </w:rPr>
+        <w:t>sulit</w:t>
+      </w:r>
+      <w:proofErr w:type="spellEnd"/>
+      <w:r>
+        <w:rPr>
+          <w:rFonts w:ascii="Times New Roman" w:hAnsi="Times New Roman" w:cs="Times New Roman"/>
+          <w:sz w:val="24"/>
+          <w:szCs w:val="24"/>
+        </w:rPr>
+        <w:t xml:space="preserve"> </w:t>
+      </w:r>
+      <w:proofErr w:type="spellStart"/>
+      <w:r>
+        <w:rPr>
+          <w:rFonts w:ascii="Times New Roman" w:hAnsi="Times New Roman" w:cs="Times New Roman"/>
+          <w:sz w:val="24"/>
+          <w:szCs w:val="24"/>
+        </w:rPr>
+        <w:t>dilakukan</w:t>
+      </w:r>
+      <w:proofErr w:type="spellEnd"/>
+      <w:r>
+        <w:rPr>
+          <w:rFonts w:ascii="Times New Roman" w:hAnsi="Times New Roman" w:cs="Times New Roman"/>
+          <w:sz w:val="24"/>
+          <w:szCs w:val="24"/>
+        </w:rPr>
+        <w:t xml:space="preserve"> </w:t>
+      </w:r>
+      <w:proofErr w:type="spellStart"/>
+      <w:r>
+        <w:rPr>
+          <w:rFonts w:ascii="Times New Roman" w:hAnsi="Times New Roman" w:cs="Times New Roman"/>
+          <w:sz w:val="24"/>
+          <w:szCs w:val="24"/>
+        </w:rPr>
+        <w:t>secara</w:t>
+      </w:r>
+      <w:proofErr w:type="spellEnd"/>
+      <w:r>
+        <w:rPr>
+          <w:rFonts w:ascii="Times New Roman" w:hAnsi="Times New Roman" w:cs="Times New Roman"/>
+          <w:sz w:val="24"/>
+          <w:szCs w:val="24"/>
+        </w:rPr>
+        <w:t xml:space="preserve"> </w:t>
+      </w:r>
+      <w:proofErr w:type="spellStart"/>
+      <w:r>
+        <w:rPr>
+          <w:rFonts w:ascii="Times New Roman" w:hAnsi="Times New Roman" w:cs="Times New Roman"/>
+          <w:sz w:val="24"/>
+          <w:szCs w:val="24"/>
+        </w:rPr>
+        <w:t>akurat</w:t>
+      </w:r>
+      <w:proofErr w:type="spellEnd"/>
+      <w:r>
+        <w:rPr>
+          <w:rFonts w:ascii="Times New Roman" w:hAnsi="Times New Roman" w:cs="Times New Roman"/>
+          <w:sz w:val="24"/>
+          <w:szCs w:val="24"/>
+        </w:rPr>
+        <w:t>.</w:t>
+      </w:r>
+    </w:p>
+    <w:p>
+      <w:pPr>
+        <w:pStyle w:val="ListParagraph"/>
+        <w:numPr>
+          <w:ilvl w:val="0"/>
+          <w:numId w:val="24"/>
+        </w:numPr>
+        <w:rPr>
+          <w:rFonts w:ascii="Times New Roman" w:hAnsi="Times New Roman" w:cs="Times New Roman"/>
+          <w:b/>
+          <w:bCs/>
+          <w:sz w:val="24"/>
+          <w:szCs w:val="24"/>
+        </w:rPr>
+      </w:pPr>
+      <w:proofErr w:type="spellStart"/>
+      <w:r>
+        <w:rPr>
+          <w:rFonts w:ascii="Times New Roman" w:hAnsi="Times New Roman" w:cs="Times New Roman"/>
+          <w:b/>
+          <w:bCs/>
+          <w:sz w:val="24"/>
+          <w:szCs w:val="24"/>
+        </w:rPr>
+        <w:t>Kesulitan</w:t>
+      </w:r>
+      <w:proofErr w:type="spellEnd"/>
+      <w:r>
+        <w:rPr>
+          <w:rFonts w:ascii="Times New Roman" w:hAnsi="Times New Roman" w:cs="Times New Roman"/>
+          <w:b/>
+          <w:bCs/>
+          <w:sz w:val="24"/>
+          <w:szCs w:val="24"/>
+        </w:rPr>
+        <w:t xml:space="preserve"> </w:t>
+      </w:r>
+      <w:proofErr w:type="spellStart"/>
+      <w:r>
+        <w:rPr>
+          <w:rFonts w:ascii="Times New Roman" w:hAnsi="Times New Roman" w:cs="Times New Roman"/>
+          <w:b/>
+          <w:bCs/>
+          <w:sz w:val="24"/>
+          <w:szCs w:val="24"/>
+        </w:rPr>
+        <w:t>Rekapitulasi</w:t>
+      </w:r>
+      <w:proofErr w:type="spellEnd"/>
+      <w:r>
+        <w:rPr>
+          <w:rFonts w:ascii="Times New Roman" w:hAnsi="Times New Roman" w:cs="Times New Roman"/>
+          <w:b/>
+          <w:bCs/>
+          <w:sz w:val="24"/>
+          <w:szCs w:val="24"/>
+        </w:rPr>
+        <w:t xml:space="preserve"> </w:t>
+      </w:r>
+      <w:proofErr w:type="spellStart"/>
+      <w:r>
+        <w:rPr>
+          <w:rFonts w:ascii="Times New Roman" w:hAnsi="Times New Roman" w:cs="Times New Roman"/>
+          <w:b/>
+          <w:bCs/>
+          <w:sz w:val="24"/>
+          <w:szCs w:val="24"/>
+        </w:rPr>
+        <w:t>Laporan</w:t>
+      </w:r>
+      <w:proofErr w:type="spellEnd"/>
+      <w:r>
+        <w:rPr>
+          <w:rFonts w:ascii="Times New Roman" w:hAnsi="Times New Roman" w:cs="Times New Roman"/>
+          <w:b/>
+          <w:bCs/>
+          <w:sz w:val="24"/>
+          <w:szCs w:val="24"/>
+        </w:rPr>
+        <w:t xml:space="preserve"> </w:t>
+      </w:r>
+      <w:proofErr w:type="spellStart"/>
+      <w:r>
+        <w:rPr>
+          <w:rFonts w:ascii="Times New Roman" w:hAnsi="Times New Roman" w:cs="Times New Roman"/>
+          <w:b/>
+          <w:bCs/>
+          <w:sz w:val="24"/>
+          <w:szCs w:val="24"/>
+        </w:rPr>
+        <w:t>Operasional</w:t>
+      </w:r>
+      <w:proofErr w:type="spellEnd"/>
+    </w:p>
+    <w:p>
+      <w:pPr>
+        <w:pStyle w:val="ListParagraph"/>
+        <w:ind w:firstLine="0"/>
+        <w:rPr>
+          <w:rFonts w:ascii="Times New Roman" w:hAnsi="Times New Roman" w:cs="Times New Roman"/>
+          <w:sz w:val="24"/>
+          <w:szCs w:val="24"/>
+        </w:rPr>
+      </w:pPr>
+      <w:r>
+        <w:rPr>
+          <w:rFonts w:ascii="Times New Roman" w:hAnsi="Times New Roman" w:cs="Times New Roman"/>
+          <w:sz w:val="24"/>
+          <w:szCs w:val="24"/>
+        </w:rPr>
+        <w:t xml:space="preserve">Proses </w:t>
+      </w:r>
+      <w:proofErr w:type="spellStart"/>
+      <w:r>
+        <w:rPr>
+          <w:rFonts w:ascii="Times New Roman" w:hAnsi="Times New Roman" w:cs="Times New Roman"/>
+          <w:sz w:val="24"/>
+          <w:szCs w:val="24"/>
+        </w:rPr>
+        <w:t>penyusunan</w:t>
+      </w:r>
+      <w:proofErr w:type="spellEnd"/>
+      <w:r>
+        <w:rPr>
+          <w:rFonts w:ascii="Times New Roman" w:hAnsi="Times New Roman" w:cs="Times New Roman"/>
+          <w:sz w:val="24"/>
+          <w:szCs w:val="24"/>
+        </w:rPr>
+        <w:t xml:space="preserve"> </w:t>
+      </w:r>
+      <w:proofErr w:type="spellStart"/>
+      <w:r>
+        <w:rPr>
+          <w:rFonts w:ascii="Times New Roman" w:hAnsi="Times New Roman" w:cs="Times New Roman"/>
+          <w:sz w:val="24"/>
+          <w:szCs w:val="24"/>
+        </w:rPr>
+        <w:t>laporan</w:t>
+      </w:r>
+      <w:proofErr w:type="spellEnd"/>
+      <w:r>
+        <w:rPr>
+          <w:rFonts w:ascii="Times New Roman" w:hAnsi="Times New Roman" w:cs="Times New Roman"/>
+          <w:sz w:val="24"/>
+          <w:szCs w:val="24"/>
+        </w:rPr>
+        <w:t xml:space="preserve"> </w:t>
+      </w:r>
+      <w:proofErr w:type="spellStart"/>
+      <w:r>
+        <w:rPr>
+          <w:rFonts w:ascii="Times New Roman" w:hAnsi="Times New Roman" w:cs="Times New Roman"/>
+          <w:sz w:val="24"/>
+          <w:szCs w:val="24"/>
+        </w:rPr>
+        <w:t>operasio</w:t>
+      </w:r>
+      <w:r>
+        <w:rPr>
+          <w:rFonts w:ascii="Times New Roman" w:hAnsi="Times New Roman" w:cs="Times New Roman"/>
+          <w:sz w:val="24"/>
+          <w:szCs w:val="24"/>
+        </w:rPr>
+        <w:t>nal</w:t>
+      </w:r>
+      <w:proofErr w:type="spellEnd"/>
+      <w:r>
+        <w:rPr>
+          <w:rFonts w:ascii="Times New Roman" w:hAnsi="Times New Roman" w:cs="Times New Roman"/>
+          <w:sz w:val="24"/>
+          <w:szCs w:val="24"/>
+        </w:rPr>
+        <w:t xml:space="preserve"> </w:t>
+      </w:r>
+      <w:proofErr w:type="spellStart"/>
+      <w:r>
+        <w:rPr>
+          <w:rFonts w:ascii="Times New Roman" w:hAnsi="Times New Roman" w:cs="Times New Roman"/>
+          <w:sz w:val="24"/>
+          <w:szCs w:val="24"/>
+        </w:rPr>
+        <w:t>masih</w:t>
+      </w:r>
+      <w:proofErr w:type="spellEnd"/>
+      <w:r>
+        <w:rPr>
+          <w:rFonts w:ascii="Times New Roman" w:hAnsi="Times New Roman" w:cs="Times New Roman"/>
+          <w:sz w:val="24"/>
+          <w:szCs w:val="24"/>
+        </w:rPr>
+        <w:t xml:space="preserve"> </w:t>
+      </w:r>
+      <w:proofErr w:type="spellStart"/>
+      <w:r>
+        <w:rPr>
+          <w:rFonts w:ascii="Times New Roman" w:hAnsi="Times New Roman" w:cs="Times New Roman"/>
+          <w:sz w:val="24"/>
+          <w:szCs w:val="24"/>
+        </w:rPr>
+        <w:t>dilakukan</w:t>
+      </w:r>
+      <w:proofErr w:type="spellEnd"/>
+      <w:r>
+        <w:rPr>
+          <w:rFonts w:ascii="Times New Roman" w:hAnsi="Times New Roman" w:cs="Times New Roman"/>
+          <w:sz w:val="24"/>
+          <w:szCs w:val="24"/>
+        </w:rPr>
+        <w:t xml:space="preserve"> </w:t>
+      </w:r>
+      <w:proofErr w:type="spellStart"/>
+      <w:r>
+        <w:rPr>
+          <w:rFonts w:ascii="Times New Roman" w:hAnsi="Times New Roman" w:cs="Times New Roman"/>
+          <w:sz w:val="24"/>
+          <w:szCs w:val="24"/>
+        </w:rPr>
+        <w:t>secara</w:t>
+      </w:r>
+      <w:proofErr w:type="spellEnd"/>
+      <w:r>
+        <w:rPr>
+          <w:rFonts w:ascii="Times New Roman" w:hAnsi="Times New Roman" w:cs="Times New Roman"/>
+          <w:sz w:val="24"/>
+          <w:szCs w:val="24"/>
+        </w:rPr>
+        <w:t xml:space="preserve"> manual </w:t>
+      </w:r>
+      <w:proofErr w:type="spellStart"/>
+      <w:r>
+        <w:rPr>
+          <w:rFonts w:ascii="Times New Roman" w:hAnsi="Times New Roman" w:cs="Times New Roman"/>
+          <w:sz w:val="24"/>
+          <w:szCs w:val="24"/>
+        </w:rPr>
+        <w:t>sehingga</w:t>
+      </w:r>
+      <w:proofErr w:type="spellEnd"/>
+      <w:r>
+        <w:rPr>
+          <w:rFonts w:ascii="Times New Roman" w:hAnsi="Times New Roman" w:cs="Times New Roman"/>
+          <w:sz w:val="24"/>
+          <w:szCs w:val="24"/>
+        </w:rPr>
+        <w:t xml:space="preserve"> </w:t>
+      </w:r>
+      <w:proofErr w:type="spellStart"/>
+      <w:r>
+        <w:rPr>
+          <w:rFonts w:ascii="Times New Roman" w:hAnsi="Times New Roman" w:cs="Times New Roman"/>
+          <w:sz w:val="24"/>
+          <w:szCs w:val="24"/>
+        </w:rPr>
+        <w:t>membutuhkan</w:t>
+      </w:r>
+      <w:proofErr w:type="spellEnd"/>
+      <w:r>
+        <w:rPr>
+          <w:rFonts w:ascii="Times New Roman" w:hAnsi="Times New Roman" w:cs="Times New Roman"/>
+          <w:sz w:val="24"/>
+          <w:szCs w:val="24"/>
+        </w:rPr>
+        <w:t xml:space="preserve"> </w:t>
+      </w:r>
+      <w:proofErr w:type="spellStart"/>
+      <w:r>
+        <w:rPr>
+          <w:rFonts w:ascii="Times New Roman" w:hAnsi="Times New Roman" w:cs="Times New Roman"/>
+          <w:sz w:val="24"/>
+          <w:szCs w:val="24"/>
+        </w:rPr>
+        <w:t>waktu</w:t>
+      </w:r>
+      <w:proofErr w:type="spellEnd"/>
+      <w:r>
+        <w:rPr>
+          <w:rFonts w:ascii="Times New Roman" w:hAnsi="Times New Roman" w:cs="Times New Roman"/>
+          <w:sz w:val="24"/>
+          <w:szCs w:val="24"/>
+        </w:rPr>
+        <w:t xml:space="preserve"> </w:t>
+      </w:r>
+      <w:proofErr w:type="spellStart"/>
+      <w:r>
+        <w:rPr>
+          <w:rFonts w:ascii="Times New Roman" w:hAnsi="Times New Roman" w:cs="Times New Roman"/>
+          <w:sz w:val="24"/>
+          <w:szCs w:val="24"/>
+        </w:rPr>
+        <w:t>lebih</w:t>
+      </w:r>
+      <w:proofErr w:type="spellEnd"/>
+      <w:r>
+        <w:rPr>
+          <w:rFonts w:ascii="Times New Roman" w:hAnsi="Times New Roman" w:cs="Times New Roman"/>
+          <w:sz w:val="24"/>
+          <w:szCs w:val="24"/>
+        </w:rPr>
+        <w:t xml:space="preserve"> lama dan </w:t>
+      </w:r>
+      <w:proofErr w:type="spellStart"/>
+      <w:r>
+        <w:rPr>
+          <w:rFonts w:ascii="Times New Roman" w:hAnsi="Times New Roman" w:cs="Times New Roman"/>
+          <w:sz w:val="24"/>
+          <w:szCs w:val="24"/>
+        </w:rPr>
+        <w:t>berpotensi</w:t>
+      </w:r>
+      <w:proofErr w:type="spellEnd"/>
+      <w:r>
+        <w:rPr>
+          <w:rFonts w:ascii="Times New Roman" w:hAnsi="Times New Roman" w:cs="Times New Roman"/>
+          <w:sz w:val="24"/>
+          <w:szCs w:val="24"/>
+        </w:rPr>
+        <w:t xml:space="preserve"> </w:t>
+      </w:r>
+      <w:proofErr w:type="spellStart"/>
+      <w:r>
+        <w:rPr>
+          <w:rFonts w:ascii="Times New Roman" w:hAnsi="Times New Roman" w:cs="Times New Roman"/>
+          <w:sz w:val="24"/>
+          <w:szCs w:val="24"/>
+        </w:rPr>
+        <w:t>menimbulkan</w:t>
+      </w:r>
+      <w:proofErr w:type="spellEnd"/>
+      <w:r>
+        <w:rPr>
+          <w:rFonts w:ascii="Times New Roman" w:hAnsi="Times New Roman" w:cs="Times New Roman"/>
+          <w:sz w:val="24"/>
+          <w:szCs w:val="24"/>
+        </w:rPr>
+        <w:t xml:space="preserve"> </w:t>
+      </w:r>
+      <w:proofErr w:type="spellStart"/>
+      <w:r>
+        <w:rPr>
+          <w:rFonts w:ascii="Times New Roman" w:hAnsi="Times New Roman" w:cs="Times New Roman"/>
+          <w:sz w:val="24"/>
+          <w:szCs w:val="24"/>
+        </w:rPr>
+        <w:t>kesalahan</w:t>
+      </w:r>
+      <w:proofErr w:type="spellEnd"/>
+      <w:r>
+        <w:rPr>
+          <w:rFonts w:ascii="Times New Roman" w:hAnsi="Times New Roman" w:cs="Times New Roman"/>
+          <w:sz w:val="24"/>
+          <w:szCs w:val="24"/>
+        </w:rPr>
+        <w:t xml:space="preserve"> </w:t>
+      </w:r>
+      <w:proofErr w:type="spellStart"/>
+      <w:r>
+        <w:rPr>
+          <w:rFonts w:ascii="Times New Roman" w:hAnsi="Times New Roman" w:cs="Times New Roman"/>
+          <w:sz w:val="24"/>
+          <w:szCs w:val="24"/>
+        </w:rPr>
+        <w:t>perhitungan</w:t>
+      </w:r>
+      <w:proofErr w:type="spellEnd"/>
+      <w:r>
+        <w:rPr>
+          <w:rFonts w:ascii="Times New Roman" w:hAnsi="Times New Roman" w:cs="Times New Roman"/>
+          <w:sz w:val="24"/>
+          <w:szCs w:val="24"/>
+        </w:rPr>
+        <w:t xml:space="preserve"> data.</w:t>
+      </w:r>
+    </w:p>
+    <w:p>
+      <w:pPr>
+        <w:pStyle w:val="ListParagraph"/>
+        <w:numPr>
+          <w:ilvl w:val="0"/>
+          <w:numId w:val="24"/>
+        </w:numPr>
+        <w:rPr>
+          <w:rFonts w:ascii="Times New Roman" w:hAnsi="Times New Roman" w:cs="Times New Roman"/>
+          <w:b/>
+          <w:bCs/>
+          <w:sz w:val="24"/>
+          <w:szCs w:val="24"/>
+        </w:rPr>
+      </w:pPr>
+      <w:r>
+        <w:rPr>
+          <w:rFonts w:ascii="Times New Roman" w:hAnsi="Times New Roman" w:cs="Times New Roman"/>
+          <w:b/>
+          <w:bCs/>
+          <w:sz w:val="24"/>
+          <w:szCs w:val="24"/>
+        </w:rPr>
+        <w:t xml:space="preserve">Belum </w:t>
+      </w:r>
+      <w:proofErr w:type="spellStart"/>
+      <w:r>
+        <w:rPr>
+          <w:rFonts w:ascii="Times New Roman" w:hAnsi="Times New Roman" w:cs="Times New Roman"/>
+          <w:b/>
+          <w:bCs/>
+          <w:sz w:val="24"/>
+          <w:szCs w:val="24"/>
+        </w:rPr>
+        <w:t>Tersedianya</w:t>
+      </w:r>
+      <w:proofErr w:type="spellEnd"/>
+      <w:r>
+        <w:rPr>
+          <w:rFonts w:ascii="Times New Roman" w:hAnsi="Times New Roman" w:cs="Times New Roman"/>
+          <w:b/>
+          <w:bCs/>
+          <w:sz w:val="24"/>
+          <w:szCs w:val="24"/>
+        </w:rPr>
+        <w:t xml:space="preserve"> </w:t>
+      </w:r>
+      <w:proofErr w:type="spellStart"/>
+      <w:r>
+        <w:rPr>
+          <w:rFonts w:ascii="Times New Roman" w:hAnsi="Times New Roman" w:cs="Times New Roman"/>
+          <w:b/>
+          <w:bCs/>
+          <w:sz w:val="24"/>
+          <w:szCs w:val="24"/>
+        </w:rPr>
+        <w:t>Sistem</w:t>
+      </w:r>
+      <w:proofErr w:type="spellEnd"/>
+      <w:r>
+        <w:rPr>
+          <w:rFonts w:ascii="Times New Roman" w:hAnsi="Times New Roman" w:cs="Times New Roman"/>
+          <w:b/>
+          <w:bCs/>
+          <w:sz w:val="24"/>
+          <w:szCs w:val="24"/>
+        </w:rPr>
+        <w:t xml:space="preserve"> </w:t>
+      </w:r>
+      <w:proofErr w:type="spellStart"/>
+      <w:r>
+        <w:rPr>
+          <w:rFonts w:ascii="Times New Roman" w:hAnsi="Times New Roman" w:cs="Times New Roman"/>
+          <w:b/>
+          <w:bCs/>
+          <w:sz w:val="24"/>
+          <w:szCs w:val="24"/>
+        </w:rPr>
+        <w:t>Informasi</w:t>
+      </w:r>
+      <w:proofErr w:type="spellEnd"/>
+      <w:r>
+        <w:rPr>
+          <w:rFonts w:ascii="Times New Roman" w:hAnsi="Times New Roman" w:cs="Times New Roman"/>
+          <w:b/>
+          <w:bCs/>
+          <w:sz w:val="24"/>
+          <w:szCs w:val="24"/>
+        </w:rPr>
+        <w:t xml:space="preserve"> </w:t>
+      </w:r>
+      <w:proofErr w:type="spellStart"/>
+      <w:r>
+        <w:rPr>
+          <w:rFonts w:ascii="Times New Roman" w:hAnsi="Times New Roman" w:cs="Times New Roman"/>
+          <w:b/>
+          <w:bCs/>
+          <w:sz w:val="24"/>
+          <w:szCs w:val="24"/>
+        </w:rPr>
+        <w:t>Operasional</w:t>
+      </w:r>
+      <w:proofErr w:type="spellEnd"/>
+    </w:p>
+    <w:p>
+      <w:pPr>
+        <w:pStyle w:val="ListParagraph"/>
+        <w:ind w:firstLine="0"/>
+        <w:rPr>
+          <w:rFonts w:ascii="Times New Roman" w:hAnsi="Times New Roman" w:cs="Times New Roman"/>
+          <w:sz w:val="24"/>
+          <w:szCs w:val="24"/>
+        </w:rPr>
+      </w:pPr>
+      <w:proofErr w:type="spellStart"/>
+      <w:r>
+        <w:rPr>
+          <w:rFonts w:ascii="Times New Roman" w:hAnsi="Times New Roman" w:cs="Times New Roman"/>
+          <w:sz w:val="24"/>
+          <w:szCs w:val="24"/>
+        </w:rPr>
+        <w:t>Kopikeun</w:t>
+      </w:r>
+      <w:proofErr w:type="spellEnd"/>
+      <w:r>
+        <w:rPr>
+          <w:rFonts w:ascii="Times New Roman" w:hAnsi="Times New Roman" w:cs="Times New Roman"/>
+          <w:sz w:val="24"/>
+          <w:szCs w:val="24"/>
+        </w:rPr>
+        <w:t xml:space="preserve"> </w:t>
+      </w:r>
+      <w:proofErr w:type="spellStart"/>
+      <w:r>
+        <w:rPr>
+          <w:rFonts w:ascii="Times New Roman" w:hAnsi="Times New Roman" w:cs="Times New Roman"/>
+          <w:sz w:val="24"/>
+          <w:szCs w:val="24"/>
+        </w:rPr>
+        <w:t>belum</w:t>
+      </w:r>
+      <w:proofErr w:type="spellEnd"/>
+      <w:r>
+        <w:rPr>
+          <w:rFonts w:ascii="Times New Roman" w:hAnsi="Times New Roman" w:cs="Times New Roman"/>
+          <w:sz w:val="24"/>
+          <w:szCs w:val="24"/>
+        </w:rPr>
+        <w:t xml:space="preserve"> </w:t>
+      </w:r>
+      <w:proofErr w:type="spellStart"/>
+      <w:r>
+        <w:rPr>
+          <w:rFonts w:ascii="Times New Roman" w:hAnsi="Times New Roman" w:cs="Times New Roman"/>
+          <w:sz w:val="24"/>
+          <w:szCs w:val="24"/>
+        </w:rPr>
+        <w:t>memiliki</w:t>
+      </w:r>
+      <w:proofErr w:type="spellEnd"/>
+      <w:r>
+        <w:rPr>
+          <w:rFonts w:ascii="Times New Roman" w:hAnsi="Times New Roman" w:cs="Times New Roman"/>
+          <w:sz w:val="24"/>
+          <w:szCs w:val="24"/>
+        </w:rPr>
+        <w:t xml:space="preserve"> </w:t>
+      </w:r>
+      <w:proofErr w:type="spellStart"/>
+      <w:r>
+        <w:rPr>
+          <w:rFonts w:ascii="Times New Roman" w:hAnsi="Times New Roman" w:cs="Times New Roman"/>
+          <w:sz w:val="24"/>
+          <w:szCs w:val="24"/>
+        </w:rPr>
+        <w:t>sistem</w:t>
+      </w:r>
+      <w:proofErr w:type="spellEnd"/>
+      <w:r>
+        <w:rPr>
+          <w:rFonts w:ascii="Times New Roman" w:hAnsi="Times New Roman" w:cs="Times New Roman"/>
+          <w:sz w:val="24"/>
+          <w:szCs w:val="24"/>
+        </w:rPr>
+        <w:t xml:space="preserve"> </w:t>
+      </w:r>
+      <w:proofErr w:type="spellStart"/>
+      <w:r>
+        <w:rPr>
+          <w:rFonts w:ascii="Times New Roman" w:hAnsi="Times New Roman" w:cs="Times New Roman"/>
+          <w:sz w:val="24"/>
+          <w:szCs w:val="24"/>
+        </w:rPr>
+        <w:t>informasi</w:t>
+      </w:r>
+      <w:proofErr w:type="spellEnd"/>
+      <w:r>
+        <w:rPr>
+          <w:rFonts w:ascii="Times New Roman" w:hAnsi="Times New Roman" w:cs="Times New Roman"/>
+          <w:sz w:val="24"/>
+          <w:szCs w:val="24"/>
+        </w:rPr>
+        <w:t xml:space="preserve"> </w:t>
+      </w:r>
+      <w:proofErr w:type="spellStart"/>
+      <w:r>
+        <w:rPr>
+          <w:rFonts w:ascii="Times New Roman" w:hAnsi="Times New Roman" w:cs="Times New Roman"/>
+          <w:sz w:val="24"/>
+          <w:szCs w:val="24"/>
+        </w:rPr>
+        <w:t>berbasis</w:t>
+      </w:r>
+      <w:proofErr w:type="spellEnd"/>
+      <w:r>
+        <w:rPr>
+          <w:rFonts w:ascii="Times New Roman" w:hAnsi="Times New Roman" w:cs="Times New Roman"/>
+          <w:sz w:val="24"/>
+          <w:szCs w:val="24"/>
+        </w:rPr>
+        <w:t xml:space="preserve"> web yang </w:t>
+      </w:r>
+      <w:proofErr w:type="spellStart"/>
+      <w:r>
+        <w:rPr>
+          <w:rFonts w:ascii="Times New Roman" w:hAnsi="Times New Roman" w:cs="Times New Roman"/>
+          <w:sz w:val="24"/>
+          <w:szCs w:val="24"/>
+        </w:rPr>
+        <w:t>dapat</w:t>
+      </w:r>
+      <w:proofErr w:type="spellEnd"/>
+      <w:r>
+        <w:rPr>
+          <w:rFonts w:ascii="Times New Roman" w:hAnsi="Times New Roman" w:cs="Times New Roman"/>
+          <w:sz w:val="24"/>
+          <w:szCs w:val="24"/>
+        </w:rPr>
+        <w:t xml:space="preserve"> </w:t>
+      </w:r>
+      <w:proofErr w:type="spellStart"/>
+      <w:r>
+        <w:rPr>
+          <w:rFonts w:ascii="Times New Roman" w:hAnsi="Times New Roman" w:cs="Times New Roman"/>
+          <w:sz w:val="24"/>
+          <w:szCs w:val="24"/>
+        </w:rPr>
+        <w:t>membantu</w:t>
+      </w:r>
+      <w:proofErr w:type="spellEnd"/>
+      <w:r>
+        <w:rPr>
+          <w:rFonts w:ascii="Times New Roman" w:hAnsi="Times New Roman" w:cs="Times New Roman"/>
+          <w:sz w:val="24"/>
+          <w:szCs w:val="24"/>
+        </w:rPr>
+        <w:t xml:space="preserve"> proses </w:t>
+      </w:r>
+      <w:proofErr w:type="spellStart"/>
+      <w:r>
+        <w:rPr>
+          <w:rFonts w:ascii="Times New Roman" w:hAnsi="Times New Roman" w:cs="Times New Roman"/>
+          <w:sz w:val="24"/>
+          <w:szCs w:val="24"/>
+        </w:rPr>
+        <w:t>pencatatan</w:t>
+      </w:r>
+      <w:proofErr w:type="spellEnd"/>
+      <w:r>
+        <w:rPr>
+          <w:rFonts w:ascii="Times New Roman" w:hAnsi="Times New Roman" w:cs="Times New Roman"/>
+          <w:sz w:val="24"/>
+          <w:szCs w:val="24"/>
+        </w:rPr>
+        <w:t xml:space="preserve"> </w:t>
+      </w:r>
+      <w:proofErr w:type="spellStart"/>
+      <w:r>
+        <w:rPr>
+          <w:rFonts w:ascii="Times New Roman" w:hAnsi="Times New Roman" w:cs="Times New Roman"/>
+          <w:sz w:val="24"/>
+          <w:szCs w:val="24"/>
+        </w:rPr>
+        <w:t>penjualan</w:t>
+      </w:r>
+      <w:proofErr w:type="spellEnd"/>
+      <w:r>
+        <w:rPr>
+          <w:rFonts w:ascii="Times New Roman" w:hAnsi="Times New Roman" w:cs="Times New Roman"/>
+          <w:sz w:val="24"/>
+          <w:szCs w:val="24"/>
+        </w:rPr>
+        <w:t xml:space="preserve">, </w:t>
+      </w:r>
+      <w:proofErr w:type="spellStart"/>
+      <w:r>
+        <w:rPr>
+          <w:rFonts w:ascii="Times New Roman" w:hAnsi="Times New Roman" w:cs="Times New Roman"/>
+          <w:sz w:val="24"/>
+          <w:szCs w:val="24"/>
+        </w:rPr>
+        <w:t>pengelolaan</w:t>
+      </w:r>
+      <w:proofErr w:type="spellEnd"/>
+      <w:r>
+        <w:rPr>
+          <w:rFonts w:ascii="Times New Roman" w:hAnsi="Times New Roman" w:cs="Times New Roman"/>
+          <w:sz w:val="24"/>
+          <w:szCs w:val="24"/>
+        </w:rPr>
+        <w:t xml:space="preserve"> </w:t>
+      </w:r>
+      <w:proofErr w:type="spellStart"/>
+      <w:r>
+        <w:rPr>
+          <w:rFonts w:ascii="Times New Roman" w:hAnsi="Times New Roman" w:cs="Times New Roman"/>
+          <w:sz w:val="24"/>
+          <w:szCs w:val="24"/>
+        </w:rPr>
+        <w:t>stok</w:t>
+      </w:r>
+      <w:proofErr w:type="spellEnd"/>
+      <w:r>
+        <w:rPr>
+          <w:rFonts w:ascii="Times New Roman" w:hAnsi="Times New Roman" w:cs="Times New Roman"/>
+          <w:sz w:val="24"/>
+          <w:szCs w:val="24"/>
+        </w:rPr>
+        <w:t xml:space="preserve"> </w:t>
+      </w:r>
+      <w:proofErr w:type="spellStart"/>
+      <w:r>
+        <w:rPr>
+          <w:rFonts w:ascii="Times New Roman" w:hAnsi="Times New Roman" w:cs="Times New Roman"/>
+          <w:sz w:val="24"/>
+          <w:szCs w:val="24"/>
+        </w:rPr>
+        <w:t>minuman</w:t>
+      </w:r>
+      <w:proofErr w:type="spellEnd"/>
+      <w:r>
+        <w:rPr>
+          <w:rFonts w:ascii="Times New Roman" w:hAnsi="Times New Roman" w:cs="Times New Roman"/>
+          <w:sz w:val="24"/>
+          <w:szCs w:val="24"/>
+        </w:rPr>
+        <w:t xml:space="preserve">, </w:t>
+      </w:r>
+      <w:proofErr w:type="spellStart"/>
+      <w:r>
+        <w:rPr>
+          <w:rFonts w:ascii="Times New Roman" w:hAnsi="Times New Roman" w:cs="Times New Roman"/>
+          <w:sz w:val="24"/>
+          <w:szCs w:val="24"/>
+        </w:rPr>
+        <w:t>serta</w:t>
+      </w:r>
+      <w:proofErr w:type="spellEnd"/>
+      <w:r>
+        <w:rPr>
+          <w:rFonts w:ascii="Times New Roman" w:hAnsi="Times New Roman" w:cs="Times New Roman"/>
+          <w:sz w:val="24"/>
+          <w:szCs w:val="24"/>
+        </w:rPr>
+        <w:t xml:space="preserve"> </w:t>
+      </w:r>
+      <w:proofErr w:type="spellStart"/>
+      <w:r>
+        <w:rPr>
+          <w:rFonts w:ascii="Times New Roman" w:hAnsi="Times New Roman" w:cs="Times New Roman"/>
+          <w:sz w:val="24"/>
+          <w:szCs w:val="24"/>
+        </w:rPr>
+        <w:t>penyajian</w:t>
+      </w:r>
+      <w:proofErr w:type="spellEnd"/>
+      <w:r>
+        <w:rPr>
+          <w:rFonts w:ascii="Times New Roman" w:hAnsi="Times New Roman" w:cs="Times New Roman"/>
+          <w:sz w:val="24"/>
+          <w:szCs w:val="24"/>
+        </w:rPr>
+        <w:t xml:space="preserve"> </w:t>
+      </w:r>
+      <w:proofErr w:type="spellStart"/>
+      <w:r>
+        <w:rPr>
+          <w:rFonts w:ascii="Times New Roman" w:hAnsi="Times New Roman" w:cs="Times New Roman"/>
+          <w:sz w:val="24"/>
+          <w:szCs w:val="24"/>
+        </w:rPr>
+        <w:t>laporan</w:t>
+      </w:r>
+      <w:proofErr w:type="spellEnd"/>
+      <w:r>
+        <w:rPr>
+          <w:rFonts w:ascii="Times New Roman" w:hAnsi="Times New Roman" w:cs="Times New Roman"/>
+          <w:sz w:val="24"/>
+          <w:szCs w:val="24"/>
+        </w:rPr>
+        <w:t xml:space="preserve"> </w:t>
+      </w:r>
+      <w:proofErr w:type="spellStart"/>
+      <w:r>
+        <w:rPr>
+          <w:rFonts w:ascii="Times New Roman" w:hAnsi="Times New Roman" w:cs="Times New Roman"/>
+          <w:sz w:val="24"/>
+          <w:szCs w:val="24"/>
+        </w:rPr>
+        <w:t>operasional</w:t>
+      </w:r>
+      <w:proofErr w:type="spellEnd"/>
+      <w:r>
+        <w:rPr>
+          <w:rFonts w:ascii="Times New Roman" w:hAnsi="Times New Roman" w:cs="Times New Roman"/>
+          <w:sz w:val="24"/>
+          <w:szCs w:val="24"/>
+        </w:rPr>
+        <w:t xml:space="preserve"> </w:t>
+      </w:r>
+      <w:proofErr w:type="spellStart"/>
+      <w:r>
+        <w:rPr>
+          <w:rFonts w:ascii="Times New Roman" w:hAnsi="Times New Roman" w:cs="Times New Roman"/>
+          <w:sz w:val="24"/>
+          <w:szCs w:val="24"/>
+        </w:rPr>
+        <w:t>secara</w:t>
+      </w:r>
+      <w:proofErr w:type="spellEnd"/>
+      <w:r>
+        <w:rPr>
+          <w:rFonts w:ascii="Times New Roman" w:hAnsi="Times New Roman" w:cs="Times New Roman"/>
+          <w:sz w:val="24"/>
+          <w:szCs w:val="24"/>
+        </w:rPr>
+        <w:t xml:space="preserve"> </w:t>
+      </w:r>
+      <w:proofErr w:type="spellStart"/>
+      <w:r>
+        <w:rPr>
+          <w:rFonts w:ascii="Times New Roman" w:hAnsi="Times New Roman" w:cs="Times New Roman"/>
+          <w:sz w:val="24"/>
+          <w:szCs w:val="24"/>
+        </w:rPr>
+        <w:t>terpusat</w:t>
+      </w:r>
+      <w:proofErr w:type="spellEnd"/>
+      <w:r>
+        <w:rPr>
+          <w:rFonts w:ascii="Times New Roman" w:hAnsi="Times New Roman" w:cs="Times New Roman"/>
+          <w:sz w:val="24"/>
+          <w:szCs w:val="24"/>
+        </w:rPr>
+        <w:t>.</w:t>
+      </w:r>
+    </w:p>
+    <w:p>
+      <w:pPr>
+        <w:pStyle w:val="ListParagraph"/>
+        <w:numPr>
+          <w:ilvl w:val="0"/>
+          <w:numId w:val="24"/>
+        </w:numPr>
+        <w:rPr>
+          <w:rFonts w:ascii="Times New Roman" w:hAnsi="Times New Roman" w:cs="Times New Roman"/>
+          <w:b/>
+          <w:bCs/>
+          <w:sz w:val="24"/>
+          <w:szCs w:val="24"/>
+        </w:rPr>
+      </w:pPr>
+      <w:proofErr w:type="spellStart"/>
+      <w:r>
+        <w:rPr>
+          <w:rFonts w:ascii="Times New Roman" w:hAnsi="Times New Roman" w:cs="Times New Roman"/>
+          <w:b/>
+          <w:bCs/>
+          <w:sz w:val="24"/>
+          <w:szCs w:val="24"/>
+        </w:rPr>
+        <w:t>Kebutuhan</w:t>
+      </w:r>
+      <w:proofErr w:type="spellEnd"/>
+      <w:r>
+        <w:rPr>
+          <w:rFonts w:ascii="Times New Roman" w:hAnsi="Times New Roman" w:cs="Times New Roman"/>
+          <w:b/>
+          <w:bCs/>
+          <w:sz w:val="24"/>
+          <w:szCs w:val="24"/>
+        </w:rPr>
+        <w:t xml:space="preserve"> Dashboard Monitoring </w:t>
+      </w:r>
+      <w:proofErr w:type="spellStart"/>
+      <w:r>
+        <w:rPr>
+          <w:rFonts w:ascii="Times New Roman" w:hAnsi="Times New Roman" w:cs="Times New Roman"/>
+          <w:b/>
+          <w:bCs/>
+          <w:sz w:val="24"/>
+          <w:szCs w:val="24"/>
+        </w:rPr>
+        <w:t>Operasional</w:t>
+      </w:r>
+      <w:proofErr w:type="spellEnd"/>
+    </w:p>
+    <w:p>
+      <w:pPr>
+        <w:pStyle w:val="ListParagraph"/>
+        <w:ind w:firstLine="0"/>
+        <w:rPr>
+          <w:rFonts w:ascii="Times New Roman" w:hAnsi="Times New Roman" w:cs="Times New Roman"/>
+          <w:sz w:val="24"/>
+          <w:szCs w:val="24"/>
+        </w:rPr>
+      </w:pPr>
+      <w:proofErr w:type="spellStart"/>
+      <w:r>
+        <w:rPr>
+          <w:rFonts w:ascii="Times New Roman" w:hAnsi="Times New Roman" w:cs="Times New Roman"/>
+          <w:sz w:val="24"/>
+          <w:szCs w:val="24"/>
+        </w:rPr>
+        <w:t>Diperlukan</w:t>
+      </w:r>
+      <w:proofErr w:type="spellEnd"/>
+      <w:r>
+        <w:rPr>
+          <w:rFonts w:ascii="Times New Roman" w:hAnsi="Times New Roman" w:cs="Times New Roman"/>
+          <w:sz w:val="24"/>
+          <w:szCs w:val="24"/>
+        </w:rPr>
+        <w:t xml:space="preserve"> </w:t>
+      </w:r>
+      <w:proofErr w:type="spellStart"/>
+      <w:r>
+        <w:rPr>
+          <w:rFonts w:ascii="Times New Roman" w:hAnsi="Times New Roman" w:cs="Times New Roman"/>
+          <w:sz w:val="24"/>
+          <w:szCs w:val="24"/>
+        </w:rPr>
+        <w:t>sistem</w:t>
+      </w:r>
+      <w:proofErr w:type="spellEnd"/>
+      <w:r>
+        <w:rPr>
+          <w:rFonts w:ascii="Times New Roman" w:hAnsi="Times New Roman" w:cs="Times New Roman"/>
+          <w:sz w:val="24"/>
+          <w:szCs w:val="24"/>
+        </w:rPr>
+        <w:t xml:space="preserve"> </w:t>
+      </w:r>
+      <w:proofErr w:type="spellStart"/>
+      <w:r>
+        <w:rPr>
+          <w:rFonts w:ascii="Times New Roman" w:hAnsi="Times New Roman" w:cs="Times New Roman"/>
+          <w:sz w:val="24"/>
+          <w:szCs w:val="24"/>
+        </w:rPr>
+        <w:t>informasi</w:t>
+      </w:r>
+      <w:proofErr w:type="spellEnd"/>
+      <w:r>
+        <w:rPr>
+          <w:rFonts w:ascii="Times New Roman" w:hAnsi="Times New Roman" w:cs="Times New Roman"/>
+          <w:sz w:val="24"/>
+          <w:szCs w:val="24"/>
+        </w:rPr>
+        <w:t xml:space="preserve"> </w:t>
+      </w:r>
+      <w:proofErr w:type="spellStart"/>
+      <w:r>
+        <w:rPr>
+          <w:rFonts w:ascii="Times New Roman" w:hAnsi="Times New Roman" w:cs="Times New Roman"/>
+          <w:sz w:val="24"/>
+          <w:szCs w:val="24"/>
+        </w:rPr>
+        <w:t>operasional</w:t>
+      </w:r>
+      <w:proofErr w:type="spellEnd"/>
+      <w:r>
+        <w:rPr>
+          <w:rFonts w:ascii="Times New Roman" w:hAnsi="Times New Roman" w:cs="Times New Roman"/>
+          <w:sz w:val="24"/>
+          <w:szCs w:val="24"/>
+        </w:rPr>
+        <w:t xml:space="preserve"> yang </w:t>
+      </w:r>
+      <w:proofErr w:type="spellStart"/>
+      <w:r>
+        <w:rPr>
+          <w:rFonts w:ascii="Times New Roman" w:hAnsi="Times New Roman" w:cs="Times New Roman"/>
+          <w:sz w:val="24"/>
+          <w:szCs w:val="24"/>
+        </w:rPr>
+        <w:t>dilengkapi</w:t>
+      </w:r>
+      <w:proofErr w:type="spellEnd"/>
+      <w:r>
+        <w:rPr>
+          <w:rFonts w:ascii="Times New Roman" w:hAnsi="Times New Roman" w:cs="Times New Roman"/>
+          <w:sz w:val="24"/>
+          <w:szCs w:val="24"/>
+        </w:rPr>
+        <w:t xml:space="preserve"> dashboard </w:t>
+      </w:r>
+      <w:proofErr w:type="spellStart"/>
+      <w:r>
+        <w:rPr>
+          <w:rFonts w:ascii="Times New Roman" w:hAnsi="Times New Roman" w:cs="Times New Roman"/>
+          <w:sz w:val="24"/>
+          <w:szCs w:val="24"/>
+        </w:rPr>
+        <w:t>untuk</w:t>
+      </w:r>
+      <w:proofErr w:type="spellEnd"/>
+      <w:r>
+        <w:rPr>
+          <w:rFonts w:ascii="Times New Roman" w:hAnsi="Times New Roman" w:cs="Times New Roman"/>
+          <w:sz w:val="24"/>
+          <w:szCs w:val="24"/>
+        </w:rPr>
+        <w:t xml:space="preserve"> </w:t>
+      </w:r>
+      <w:proofErr w:type="spellStart"/>
+      <w:r>
+        <w:rPr>
+          <w:rFonts w:ascii="Times New Roman" w:hAnsi="Times New Roman" w:cs="Times New Roman"/>
+          <w:sz w:val="24"/>
+          <w:szCs w:val="24"/>
+        </w:rPr>
+        <w:t>membantu</w:t>
+      </w:r>
+      <w:proofErr w:type="spellEnd"/>
+      <w:r>
+        <w:rPr>
+          <w:rFonts w:ascii="Times New Roman" w:hAnsi="Times New Roman" w:cs="Times New Roman"/>
+          <w:sz w:val="24"/>
+          <w:szCs w:val="24"/>
+        </w:rPr>
+        <w:t xml:space="preserve"> owner </w:t>
+      </w:r>
+      <w:proofErr w:type="spellStart"/>
+      <w:r>
+        <w:rPr>
+          <w:rFonts w:ascii="Times New Roman" w:hAnsi="Times New Roman" w:cs="Times New Roman"/>
+          <w:sz w:val="24"/>
+          <w:szCs w:val="24"/>
+        </w:rPr>
+        <w:t>dalam</w:t>
+      </w:r>
+      <w:proofErr w:type="spellEnd"/>
+      <w:r>
+        <w:rPr>
+          <w:rFonts w:ascii="Times New Roman" w:hAnsi="Times New Roman" w:cs="Times New Roman"/>
+          <w:sz w:val="24"/>
+          <w:szCs w:val="24"/>
+        </w:rPr>
+        <w:t xml:space="preserve"> </w:t>
+      </w:r>
+      <w:proofErr w:type="spellStart"/>
+      <w:r>
+        <w:rPr>
+          <w:rFonts w:ascii="Times New Roman" w:hAnsi="Times New Roman" w:cs="Times New Roman"/>
+          <w:sz w:val="24"/>
+          <w:szCs w:val="24"/>
+        </w:rPr>
+        <w:t>memantau</w:t>
+      </w:r>
+      <w:proofErr w:type="spellEnd"/>
+      <w:r>
+        <w:rPr>
+          <w:rFonts w:ascii="Times New Roman" w:hAnsi="Times New Roman" w:cs="Times New Roman"/>
+          <w:sz w:val="24"/>
+          <w:szCs w:val="24"/>
+        </w:rPr>
+        <w:t xml:space="preserve"> </w:t>
+      </w:r>
+      <w:proofErr w:type="spellStart"/>
+      <w:r>
+        <w:rPr>
+          <w:rFonts w:ascii="Times New Roman" w:hAnsi="Times New Roman" w:cs="Times New Roman"/>
+          <w:sz w:val="24"/>
+          <w:szCs w:val="24"/>
+        </w:rPr>
+        <w:t>kegiatan</w:t>
+      </w:r>
+      <w:proofErr w:type="spellEnd"/>
+      <w:r>
+        <w:rPr>
+          <w:rFonts w:ascii="Times New Roman" w:hAnsi="Times New Roman" w:cs="Times New Roman"/>
+          <w:sz w:val="24"/>
+          <w:szCs w:val="24"/>
+        </w:rPr>
+        <w:t xml:space="preserve"> </w:t>
+      </w:r>
+      <w:proofErr w:type="spellStart"/>
+      <w:r>
+        <w:rPr>
+          <w:rFonts w:ascii="Times New Roman" w:hAnsi="Times New Roman" w:cs="Times New Roman"/>
+          <w:sz w:val="24"/>
+          <w:szCs w:val="24"/>
+        </w:rPr>
+        <w:t>penjualan</w:t>
+      </w:r>
+      <w:proofErr w:type="spellEnd"/>
+      <w:r>
+        <w:rPr>
+          <w:rFonts w:ascii="Times New Roman" w:hAnsi="Times New Roman" w:cs="Times New Roman"/>
+          <w:sz w:val="24"/>
+          <w:szCs w:val="24"/>
+        </w:rPr>
+        <w:t xml:space="preserve">, </w:t>
+      </w:r>
+      <w:proofErr w:type="spellStart"/>
+      <w:r>
+        <w:rPr>
+          <w:rFonts w:ascii="Times New Roman" w:hAnsi="Times New Roman" w:cs="Times New Roman"/>
+          <w:sz w:val="24"/>
+          <w:szCs w:val="24"/>
+        </w:rPr>
+        <w:t>distribusi</w:t>
+      </w:r>
+      <w:proofErr w:type="spellEnd"/>
+      <w:r>
+        <w:rPr>
+          <w:rFonts w:ascii="Times New Roman" w:hAnsi="Times New Roman" w:cs="Times New Roman"/>
+          <w:sz w:val="24"/>
+          <w:szCs w:val="24"/>
+        </w:rPr>
+        <w:t xml:space="preserve"> </w:t>
+      </w:r>
+      <w:proofErr w:type="spellStart"/>
+      <w:r>
+        <w:rPr>
+          <w:rFonts w:ascii="Times New Roman" w:hAnsi="Times New Roman" w:cs="Times New Roman"/>
+          <w:sz w:val="24"/>
+          <w:szCs w:val="24"/>
+        </w:rPr>
+        <w:t>stok</w:t>
+      </w:r>
+      <w:proofErr w:type="spellEnd"/>
+      <w:r>
+        <w:rPr>
+          <w:rFonts w:ascii="Times New Roman" w:hAnsi="Times New Roman" w:cs="Times New Roman"/>
+          <w:sz w:val="24"/>
+          <w:szCs w:val="24"/>
+        </w:rPr>
+        <w:t xml:space="preserve"> </w:t>
+      </w:r>
+      <w:proofErr w:type="spellStart"/>
+      <w:r>
+        <w:rPr>
+          <w:rFonts w:ascii="Times New Roman" w:hAnsi="Times New Roman" w:cs="Times New Roman"/>
+          <w:sz w:val="24"/>
+          <w:szCs w:val="24"/>
+        </w:rPr>
+        <w:t>minuman</w:t>
+      </w:r>
+      <w:proofErr w:type="spellEnd"/>
+      <w:r>
+        <w:rPr>
+          <w:rFonts w:ascii="Times New Roman" w:hAnsi="Times New Roman" w:cs="Times New Roman"/>
+          <w:sz w:val="24"/>
+          <w:szCs w:val="24"/>
+        </w:rPr>
+        <w:t xml:space="preserve">, dan </w:t>
+      </w:r>
+      <w:proofErr w:type="spellStart"/>
+      <w:r>
+        <w:rPr>
+          <w:rFonts w:ascii="Times New Roman" w:hAnsi="Times New Roman" w:cs="Times New Roman"/>
+          <w:sz w:val="24"/>
+          <w:szCs w:val="24"/>
+        </w:rPr>
+        <w:t>performa</w:t>
+      </w:r>
+      <w:proofErr w:type="spellEnd"/>
+      <w:r>
+        <w:rPr>
+          <w:rFonts w:ascii="Times New Roman" w:hAnsi="Times New Roman" w:cs="Times New Roman"/>
+          <w:sz w:val="24"/>
+          <w:szCs w:val="24"/>
+        </w:rPr>
+        <w:t xml:space="preserve"> </w:t>
+      </w:r>
+      <w:proofErr w:type="spellStart"/>
+      <w:r>
+        <w:rPr>
+          <w:rFonts w:ascii="Times New Roman" w:hAnsi="Times New Roman" w:cs="Times New Roman"/>
+          <w:sz w:val="24"/>
+          <w:szCs w:val="24"/>
+        </w:rPr>
+        <w:t>operasional</w:t>
+      </w:r>
+      <w:proofErr w:type="spellEnd"/>
+      <w:r>
+        <w:rPr>
+          <w:rFonts w:ascii="Times New Roman" w:hAnsi="Times New Roman" w:cs="Times New Roman"/>
+          <w:sz w:val="24"/>
+          <w:szCs w:val="24"/>
+        </w:rPr>
+        <w:t xml:space="preserve"> </w:t>
+      </w:r>
+      <w:proofErr w:type="spellStart"/>
+      <w:r>
+        <w:rPr>
+          <w:rFonts w:ascii="Times New Roman" w:hAnsi="Times New Roman" w:cs="Times New Roman"/>
+          <w:sz w:val="24"/>
+          <w:szCs w:val="24"/>
+        </w:rPr>
+        <w:t>setiap</w:t>
+      </w:r>
+      <w:proofErr w:type="spellEnd"/>
+      <w:r>
+        <w:rPr>
+          <w:rFonts w:ascii="Times New Roman" w:hAnsi="Times New Roman" w:cs="Times New Roman"/>
+          <w:sz w:val="24"/>
+          <w:szCs w:val="24"/>
+        </w:rPr>
+        <w:t xml:space="preserve"> </w:t>
+      </w:r>
+      <w:proofErr w:type="spellStart"/>
+      <w:r>
+        <w:rPr>
+          <w:rFonts w:ascii="Times New Roman" w:hAnsi="Times New Roman" w:cs="Times New Roman"/>
+          <w:sz w:val="24"/>
+          <w:szCs w:val="24"/>
+        </w:rPr>
+        <w:t>gerobak</w:t>
+      </w:r>
+      <w:proofErr w:type="spellEnd"/>
+      <w:r>
+        <w:rPr>
+          <w:rFonts w:ascii="Times New Roman" w:hAnsi="Times New Roman" w:cs="Times New Roman"/>
+          <w:sz w:val="24"/>
+          <w:szCs w:val="24"/>
+        </w:rPr>
+        <w:t xml:space="preserve"> </w:t>
+      </w:r>
+      <w:proofErr w:type="spellStart"/>
+      <w:r>
+        <w:rPr>
+          <w:rFonts w:ascii="Times New Roman" w:hAnsi="Times New Roman" w:cs="Times New Roman"/>
+          <w:sz w:val="24"/>
+          <w:szCs w:val="24"/>
+        </w:rPr>
+        <w:t>secara</w:t>
+      </w:r>
+      <w:proofErr w:type="spellEnd"/>
+      <w:r>
+        <w:rPr>
+          <w:rFonts w:ascii="Times New Roman" w:hAnsi="Times New Roman" w:cs="Times New Roman"/>
+          <w:sz w:val="24"/>
+          <w:szCs w:val="24"/>
+        </w:rPr>
+        <w:t xml:space="preserve"> </w:t>
+      </w:r>
+      <w:proofErr w:type="spellStart"/>
+      <w:r>
+        <w:rPr>
+          <w:rFonts w:ascii="Times New Roman" w:hAnsi="Times New Roman" w:cs="Times New Roman"/>
+          <w:sz w:val="24"/>
+          <w:szCs w:val="24"/>
+        </w:rPr>
+        <w:t>lebih</w:t>
+      </w:r>
+      <w:proofErr w:type="spellEnd"/>
+      <w:r>
+        <w:rPr>
+          <w:rFonts w:ascii="Times New Roman" w:hAnsi="Times New Roman" w:cs="Times New Roman"/>
+          <w:sz w:val="24"/>
+          <w:szCs w:val="24"/>
+        </w:rPr>
+        <w:t xml:space="preserve"> </w:t>
+      </w:r>
+      <w:proofErr w:type="spellStart"/>
+      <w:r>
+        <w:rPr>
+          <w:rFonts w:ascii="Times New Roman" w:hAnsi="Times New Roman" w:cs="Times New Roman"/>
+          <w:sz w:val="24"/>
+          <w:szCs w:val="24"/>
+        </w:rPr>
+        <w:t>efektif</w:t>
+      </w:r>
+      <w:proofErr w:type="spellEnd"/>
+      <w:r>
+        <w:rPr>
+          <w:rFonts w:ascii="Times New Roman" w:hAnsi="Times New Roman" w:cs="Times New Roman"/>
+          <w:sz w:val="24"/>
+          <w:szCs w:val="24"/>
+        </w:rPr>
+        <w:t>.</w:t>
+      </w:r>
+    </w:p>
+    <w:p>
+      <w:pPr>
+        <w:ind w:left="0" w:firstLine="0"/>
+        <w:rPr>
+          <w:rFonts w:ascii="Times New Roman" w:hAnsi="Times New Roman" w:cs="Times New Roman"/>
+          <w:sz w:val="24"/>
+          <w:szCs w:val="24"/>
+        </w:rPr>
+      </w:pPr>
+    </w:p>
+    <w:p>
+      <w:pPr>
+        <w:ind w:left="0"/>
+        <w:rPr>
+          <w:rFonts w:ascii="Times New Roman" w:hAnsi="Times New Roman" w:cs="Times New Roman"/>
+          <w:sz w:val="24"/>
+          <w:szCs w:val="24"/>
+        </w:rPr>
+      </w:pPr>
+      <w:proofErr w:type="spellStart"/>
+      <w:r>
+        <w:rPr>
+          <w:rFonts w:ascii="Times New Roman" w:hAnsi="Times New Roman" w:cs="Times New Roman"/>
+          <w:sz w:val="24"/>
+          <w:szCs w:val="24"/>
+        </w:rPr>
+        <w:t>Berdasarkan</w:t>
+      </w:r>
+      <w:proofErr w:type="spellEnd"/>
+      <w:r>
+        <w:rPr>
+          <w:rFonts w:ascii="Times New Roman" w:hAnsi="Times New Roman" w:cs="Times New Roman"/>
+          <w:sz w:val="24"/>
+          <w:szCs w:val="24"/>
+        </w:rPr>
+        <w:t xml:space="preserve"> </w:t>
+      </w:r>
+      <w:proofErr w:type="spellStart"/>
+      <w:r>
+        <w:rPr>
+          <w:rFonts w:ascii="Times New Roman" w:hAnsi="Times New Roman" w:cs="Times New Roman"/>
+          <w:sz w:val="24"/>
+          <w:szCs w:val="24"/>
+        </w:rPr>
+        <w:t>permasalah</w:t>
+      </w:r>
+      <w:proofErr w:type="spellEnd"/>
+      <w:r>
+        <w:rPr>
+          <w:rFonts w:ascii="Times New Roman" w:hAnsi="Times New Roman" w:cs="Times New Roman"/>
+          <w:sz w:val="24"/>
+          <w:szCs w:val="24"/>
+        </w:rPr>
+        <w:t xml:space="preserve"> </w:t>
+      </w:r>
+      <w:proofErr w:type="spellStart"/>
+      <w:r>
+        <w:rPr>
+          <w:rFonts w:ascii="Times New Roman" w:hAnsi="Times New Roman" w:cs="Times New Roman"/>
+          <w:sz w:val="24"/>
+          <w:szCs w:val="24"/>
+        </w:rPr>
+        <w:t>tersebut</w:t>
+      </w:r>
+      <w:proofErr w:type="spellEnd"/>
+      <w:r>
+        <w:rPr>
+          <w:rFonts w:ascii="Times New Roman" w:hAnsi="Times New Roman" w:cs="Times New Roman"/>
+          <w:sz w:val="24"/>
+          <w:szCs w:val="24"/>
+        </w:rPr>
+        <w:t xml:space="preserve">, </w:t>
+      </w:r>
+      <w:proofErr w:type="spellStart"/>
+      <w:r>
+        <w:rPr>
+          <w:rFonts w:ascii="Times New Roman" w:hAnsi="Times New Roman" w:cs="Times New Roman"/>
+          <w:sz w:val="24"/>
+          <w:szCs w:val="24"/>
+        </w:rPr>
+        <w:t>maka</w:t>
+      </w:r>
+      <w:proofErr w:type="spellEnd"/>
+      <w:r>
+        <w:rPr>
+          <w:rFonts w:ascii="Times New Roman" w:hAnsi="Times New Roman" w:cs="Times New Roman"/>
+          <w:sz w:val="24"/>
+          <w:szCs w:val="24"/>
+        </w:rPr>
+        <w:t xml:space="preserve"> </w:t>
+      </w:r>
+      <w:proofErr w:type="spellStart"/>
+      <w:r>
+        <w:rPr>
+          <w:rFonts w:ascii="Times New Roman" w:hAnsi="Times New Roman" w:cs="Times New Roman"/>
+          <w:sz w:val="24"/>
+          <w:szCs w:val="24"/>
+        </w:rPr>
+        <w:t>diperlukan</w:t>
+      </w:r>
+      <w:proofErr w:type="spellEnd"/>
+      <w:r>
+        <w:rPr>
+          <w:rFonts w:ascii="Times New Roman" w:hAnsi="Times New Roman" w:cs="Times New Roman"/>
+          <w:sz w:val="24"/>
+          <w:szCs w:val="24"/>
+        </w:rPr>
+        <w:t xml:space="preserve"> </w:t>
+      </w:r>
+      <w:proofErr w:type="spellStart"/>
+      <w:r>
+        <w:rPr>
+          <w:rFonts w:ascii="Times New Roman" w:hAnsi="Times New Roman" w:cs="Times New Roman"/>
+          <w:sz w:val="24"/>
+          <w:szCs w:val="24"/>
+        </w:rPr>
+        <w:t>pengembangan</w:t>
+      </w:r>
+      <w:proofErr w:type="spellEnd"/>
+      <w:r>
+        <w:rPr>
+          <w:rFonts w:ascii="Times New Roman" w:hAnsi="Times New Roman" w:cs="Times New Roman"/>
+          <w:sz w:val="24"/>
+          <w:szCs w:val="24"/>
+        </w:rPr>
+        <w:t xml:space="preserve"> </w:t>
+      </w:r>
+      <w:proofErr w:type="spellStart"/>
+      <w:r>
+        <w:rPr>
+          <w:rFonts w:ascii="Times New Roman" w:hAnsi="Times New Roman" w:cs="Times New Roman"/>
+          <w:sz w:val="24"/>
+          <w:szCs w:val="24"/>
+        </w:rPr>
+        <w:t>Sistem</w:t>
+      </w:r>
+      <w:proofErr w:type="spellEnd"/>
+      <w:r>
+        <w:rPr>
+          <w:rFonts w:ascii="Times New Roman" w:hAnsi="Times New Roman" w:cs="Times New Roman"/>
+          <w:sz w:val="24"/>
+          <w:szCs w:val="24"/>
+        </w:rPr>
+        <w:t xml:space="preserve"> </w:t>
+      </w:r>
+      <w:proofErr w:type="spellStart"/>
+      <w:r>
+        <w:rPr>
+          <w:rFonts w:ascii="Times New Roman" w:hAnsi="Times New Roman" w:cs="Times New Roman"/>
+          <w:sz w:val="24"/>
+          <w:szCs w:val="24"/>
+        </w:rPr>
+        <w:t>Informasi</w:t>
+      </w:r>
+      <w:proofErr w:type="spellEnd"/>
+      <w:r>
+        <w:rPr>
+          <w:rFonts w:ascii="Times New Roman" w:hAnsi="Times New Roman" w:cs="Times New Roman"/>
+          <w:sz w:val="24"/>
+          <w:szCs w:val="24"/>
+        </w:rPr>
+        <w:t xml:space="preserve"> </w:t>
+      </w:r>
+      <w:proofErr w:type="spellStart"/>
+      <w:r>
+        <w:rPr>
+          <w:rFonts w:ascii="Times New Roman" w:hAnsi="Times New Roman" w:cs="Times New Roman"/>
+          <w:sz w:val="24"/>
+          <w:szCs w:val="24"/>
+        </w:rPr>
+        <w:t>Operasional</w:t>
+      </w:r>
+      <w:proofErr w:type="spellEnd"/>
+      <w:r>
+        <w:rPr>
+          <w:rFonts w:ascii="Times New Roman" w:hAnsi="Times New Roman" w:cs="Times New Roman"/>
+          <w:sz w:val="24"/>
+          <w:szCs w:val="24"/>
+        </w:rPr>
+        <w:t xml:space="preserve"> </w:t>
+      </w:r>
+      <w:proofErr w:type="spellStart"/>
+      <w:r>
+        <w:rPr>
+          <w:rFonts w:ascii="Times New Roman" w:hAnsi="Times New Roman" w:cs="Times New Roman"/>
+          <w:sz w:val="24"/>
+          <w:szCs w:val="24"/>
+        </w:rPr>
+        <w:t>Berbasis</w:t>
+      </w:r>
+      <w:proofErr w:type="spellEnd"/>
+      <w:r>
+        <w:rPr>
+          <w:rFonts w:ascii="Times New Roman" w:hAnsi="Times New Roman" w:cs="Times New Roman"/>
+          <w:sz w:val="24"/>
+          <w:szCs w:val="24"/>
+        </w:rPr>
+        <w:t xml:space="preserve"> Web yang </w:t>
+      </w:r>
+      <w:proofErr w:type="spellStart"/>
+      <w:r>
+        <w:rPr>
+          <w:rFonts w:ascii="Times New Roman" w:hAnsi="Times New Roman" w:cs="Times New Roman"/>
+          <w:sz w:val="24"/>
+          <w:szCs w:val="24"/>
+        </w:rPr>
+        <w:t>diharapkan</w:t>
+      </w:r>
+      <w:proofErr w:type="spellEnd"/>
+      <w:r>
+        <w:rPr>
+          <w:rFonts w:ascii="Times New Roman" w:hAnsi="Times New Roman" w:cs="Times New Roman"/>
+          <w:sz w:val="24"/>
+          <w:szCs w:val="24"/>
+        </w:rPr>
+        <w:t xml:space="preserve"> </w:t>
+      </w:r>
+      <w:proofErr w:type="spellStart"/>
+      <w:r>
+        <w:rPr>
+          <w:rFonts w:ascii="Times New Roman" w:hAnsi="Times New Roman" w:cs="Times New Roman"/>
+          <w:sz w:val="24"/>
+          <w:szCs w:val="24"/>
+        </w:rPr>
+        <w:t>dapat</w:t>
+      </w:r>
+      <w:proofErr w:type="spellEnd"/>
+      <w:r>
+        <w:rPr>
+          <w:rFonts w:ascii="Times New Roman" w:hAnsi="Times New Roman" w:cs="Times New Roman"/>
+          <w:sz w:val="24"/>
+          <w:szCs w:val="24"/>
+        </w:rPr>
+        <w:t xml:space="preserve"> </w:t>
+      </w:r>
+      <w:proofErr w:type="spellStart"/>
+      <w:r>
+        <w:rPr>
+          <w:rFonts w:ascii="Times New Roman" w:hAnsi="Times New Roman" w:cs="Times New Roman"/>
+          <w:sz w:val="24"/>
+          <w:szCs w:val="24"/>
+        </w:rPr>
+        <w:t>membantu</w:t>
+      </w:r>
+      <w:proofErr w:type="spellEnd"/>
+      <w:r>
+        <w:rPr>
+          <w:rFonts w:ascii="Times New Roman" w:hAnsi="Times New Roman" w:cs="Times New Roman"/>
+          <w:sz w:val="24"/>
+          <w:szCs w:val="24"/>
+        </w:rPr>
+        <w:t xml:space="preserve"> </w:t>
+      </w:r>
+      <w:proofErr w:type="spellStart"/>
+      <w:r>
+        <w:rPr>
+          <w:rFonts w:ascii="Times New Roman" w:hAnsi="Times New Roman" w:cs="Times New Roman"/>
+          <w:sz w:val="24"/>
+          <w:szCs w:val="24"/>
+        </w:rPr>
+        <w:t>meningkatkan</w:t>
+      </w:r>
+      <w:proofErr w:type="spellEnd"/>
+      <w:r>
+        <w:rPr>
+          <w:rFonts w:ascii="Times New Roman" w:hAnsi="Times New Roman" w:cs="Times New Roman"/>
+          <w:sz w:val="24"/>
+          <w:szCs w:val="24"/>
+        </w:rPr>
+        <w:t xml:space="preserve"> </w:t>
+      </w:r>
+      <w:proofErr w:type="spellStart"/>
+      <w:r>
+        <w:rPr>
+          <w:rFonts w:ascii="Times New Roman" w:hAnsi="Times New Roman" w:cs="Times New Roman"/>
+          <w:sz w:val="24"/>
+          <w:szCs w:val="24"/>
+        </w:rPr>
+        <w:t>efektivitas</w:t>
+      </w:r>
+      <w:proofErr w:type="spellEnd"/>
+      <w:r>
+        <w:rPr>
+          <w:rFonts w:ascii="Times New Roman" w:hAnsi="Times New Roman" w:cs="Times New Roman"/>
+          <w:sz w:val="24"/>
+          <w:szCs w:val="24"/>
+        </w:rPr>
+        <w:t xml:space="preserve"> </w:t>
+      </w:r>
+      <w:proofErr w:type="spellStart"/>
+      <w:r>
+        <w:rPr>
+          <w:rFonts w:ascii="Times New Roman" w:hAnsi="Times New Roman" w:cs="Times New Roman"/>
+          <w:sz w:val="24"/>
+          <w:szCs w:val="24"/>
+        </w:rPr>
+        <w:t>pencatatan</w:t>
+      </w:r>
+      <w:proofErr w:type="spellEnd"/>
+      <w:r>
+        <w:rPr>
+          <w:rFonts w:ascii="Times New Roman" w:hAnsi="Times New Roman" w:cs="Times New Roman"/>
+          <w:sz w:val="24"/>
+          <w:szCs w:val="24"/>
+        </w:rPr>
+        <w:t xml:space="preserve"> data, </w:t>
+      </w:r>
+      <w:proofErr w:type="spellStart"/>
+      <w:r>
+        <w:rPr>
+          <w:rFonts w:ascii="Times New Roman" w:hAnsi="Times New Roman" w:cs="Times New Roman"/>
+          <w:sz w:val="24"/>
+          <w:szCs w:val="24"/>
+        </w:rPr>
+        <w:t>pengelolaan</w:t>
+      </w:r>
+      <w:proofErr w:type="spellEnd"/>
+      <w:r>
+        <w:rPr>
+          <w:rFonts w:ascii="Times New Roman" w:hAnsi="Times New Roman" w:cs="Times New Roman"/>
+          <w:sz w:val="24"/>
+          <w:szCs w:val="24"/>
+        </w:rPr>
+        <w:t xml:space="preserve"> </w:t>
+      </w:r>
+      <w:proofErr w:type="spellStart"/>
+      <w:r>
+        <w:rPr>
+          <w:rFonts w:ascii="Times New Roman" w:hAnsi="Times New Roman" w:cs="Times New Roman"/>
+          <w:sz w:val="24"/>
+          <w:szCs w:val="24"/>
+        </w:rPr>
+        <w:t>stok</w:t>
+      </w:r>
+      <w:proofErr w:type="spellEnd"/>
+      <w:r>
+        <w:rPr>
+          <w:rFonts w:ascii="Times New Roman" w:hAnsi="Times New Roman" w:cs="Times New Roman"/>
+          <w:sz w:val="24"/>
+          <w:szCs w:val="24"/>
+        </w:rPr>
+        <w:t xml:space="preserve"> </w:t>
+      </w:r>
+      <w:proofErr w:type="spellStart"/>
+      <w:r>
+        <w:rPr>
+          <w:rFonts w:ascii="Times New Roman" w:hAnsi="Times New Roman" w:cs="Times New Roman"/>
+          <w:sz w:val="24"/>
+          <w:szCs w:val="24"/>
+        </w:rPr>
+        <w:t>minuman</w:t>
+      </w:r>
+      <w:proofErr w:type="spellEnd"/>
+      <w:r>
+        <w:rPr>
+          <w:rFonts w:ascii="Times New Roman" w:hAnsi="Times New Roman" w:cs="Times New Roman"/>
+          <w:sz w:val="24"/>
+          <w:szCs w:val="24"/>
+        </w:rPr>
+        <w:t xml:space="preserve">, </w:t>
+      </w:r>
+      <w:proofErr w:type="spellStart"/>
+      <w:r>
+        <w:rPr>
+          <w:rFonts w:ascii="Times New Roman" w:hAnsi="Times New Roman" w:cs="Times New Roman"/>
+          <w:sz w:val="24"/>
+          <w:szCs w:val="24"/>
+        </w:rPr>
+        <w:t>serta</w:t>
+      </w:r>
+      <w:proofErr w:type="spellEnd"/>
+      <w:r>
+        <w:rPr>
+          <w:rFonts w:ascii="Times New Roman" w:hAnsi="Times New Roman" w:cs="Times New Roman"/>
+          <w:sz w:val="24"/>
+          <w:szCs w:val="24"/>
+        </w:rPr>
+        <w:t xml:space="preserve"> </w:t>
+      </w:r>
+      <w:proofErr w:type="spellStart"/>
+      <w:r>
+        <w:rPr>
+          <w:rFonts w:ascii="Times New Roman" w:hAnsi="Times New Roman" w:cs="Times New Roman"/>
+          <w:sz w:val="24"/>
+          <w:szCs w:val="24"/>
+        </w:rPr>
+        <w:t>penyusunan</w:t>
+      </w:r>
+      <w:proofErr w:type="spellEnd"/>
+      <w:r>
+        <w:rPr>
+          <w:rFonts w:ascii="Times New Roman" w:hAnsi="Times New Roman" w:cs="Times New Roman"/>
+          <w:sz w:val="24"/>
+          <w:szCs w:val="24"/>
+        </w:rPr>
+        <w:t xml:space="preserve"> </w:t>
+      </w:r>
+      <w:proofErr w:type="spellStart"/>
+      <w:r>
+        <w:rPr>
+          <w:rFonts w:ascii="Times New Roman" w:hAnsi="Times New Roman" w:cs="Times New Roman"/>
+          <w:sz w:val="24"/>
+          <w:szCs w:val="24"/>
+        </w:rPr>
+        <w:t>laporan</w:t>
+      </w:r>
+      <w:proofErr w:type="spellEnd"/>
+      <w:r>
+        <w:rPr>
+          <w:rFonts w:ascii="Times New Roman" w:hAnsi="Times New Roman" w:cs="Times New Roman"/>
+          <w:sz w:val="24"/>
+          <w:szCs w:val="24"/>
+        </w:rPr>
+        <w:t xml:space="preserve"> </w:t>
+      </w:r>
+      <w:proofErr w:type="spellStart"/>
+      <w:r>
+        <w:rPr>
+          <w:rFonts w:ascii="Times New Roman" w:hAnsi="Times New Roman" w:cs="Times New Roman"/>
+          <w:sz w:val="24"/>
+          <w:szCs w:val="24"/>
+        </w:rPr>
+        <w:t>operasional</w:t>
+      </w:r>
+      <w:proofErr w:type="spellEnd"/>
+      <w:r>
+        <w:rPr>
+          <w:rFonts w:ascii="Times New Roman" w:hAnsi="Times New Roman" w:cs="Times New Roman"/>
+          <w:sz w:val="24"/>
+          <w:szCs w:val="24"/>
+        </w:rPr>
+        <w:t xml:space="preserve"> pada Kopi </w:t>
+      </w:r>
+      <w:proofErr w:type="spellStart"/>
+      <w:r>
+        <w:rPr>
+          <w:rFonts w:ascii="Times New Roman" w:hAnsi="Times New Roman" w:cs="Times New Roman"/>
+          <w:sz w:val="24"/>
+          <w:szCs w:val="24"/>
+        </w:rPr>
+        <w:t>Keliling</w:t>
+      </w:r>
+      <w:proofErr w:type="spellEnd"/>
+      <w:r>
+        <w:rPr>
+          <w:rFonts w:ascii="Times New Roman" w:hAnsi="Times New Roman" w:cs="Times New Roman"/>
+          <w:sz w:val="24"/>
+          <w:szCs w:val="24"/>
+        </w:rPr>
+        <w:t xml:space="preserve"> </w:t>
+      </w:r>
+      <w:proofErr w:type="spellStart"/>
+      <w:r>
+        <w:rPr>
+          <w:rFonts w:ascii="Times New Roman" w:hAnsi="Times New Roman" w:cs="Times New Roman"/>
+          <w:sz w:val="24"/>
+          <w:szCs w:val="24"/>
+        </w:rPr>
+        <w:t>Kopikeun</w:t>
+      </w:r>
+      <w:proofErr w:type="spellEnd"/>
+      <w:r>
+        <w:rPr>
+          <w:rFonts w:ascii="Times New Roman" w:hAnsi="Times New Roman" w:cs="Times New Roman"/>
+          <w:sz w:val="24"/>
+          <w:szCs w:val="24"/>
+        </w:rPr>
+        <w:t>.</w:t>
+      </w:r>
     </w:p>
     <w:sectPr>
       <w:pgSz w:w="11906" w:h="16838" w:code="9"/>
@@ -46057,7 +50962,7 @@
 </file>
 
 <file path=word/numbering.xml><?xml version="1.0" encoding="utf-8"?>
-<w:numbering xmlns:wpc="http://schemas.microsoft.com/office/word/2010/wordprocessingCanvas" xmlns:cx="http://schemas.microsoft.com/office/drawing/2014/chartex" xmlns:cx1="http://schemas.microsoft.com/office/drawing/2015/9/8/chartex" xmlns:cx2="http://schemas.microsoft.com/office/drawing/2015/10/21/chartex" xmlns:cx3="http://schemas.microsoft.com/office/drawing/2016/5/9/chartex" xmlns:cx4="http://schemas.microsoft.com/office/drawing/2016/5/10/chartex" xmlns:cx5="http://schemas.microsoft.com/office/drawing/2016/5/11/chartex" xmlns:cx6="http://schemas.microsoft.com/office/drawing/2016/5/12/chartex" xmlns:cx7="http://schemas.microsoft.com/office/drawing/2016/5/13/chartex" xmlns:cx8="http://schemas.microsoft.com/office/drawing/2016/5/14/chartex" xmlns:mc="http://schemas.openxmlformats.org/markup-compatibility/2006" xmlns:aink="http://schemas.microsoft.com/office/drawing/2016/ink" xmlns:am3d="http://schemas.microsoft.com/office/drawing/2017/model3d" xmlns:o="urn:schemas-microsoft-com:office:office" xmlns:r="http://schemas.openxmlformats.org/officeDocument/2006/relationships" xmlns:m="http://schemas.openxmlformats.org/officeDocument/2006/math" xmlns:v="urn:schemas-microsoft-com:vml" xmlns:wp14="http://schemas.microsoft.com/office/word/2010/wordprocessingDrawing" xmlns:wp="http://schemas.openxmlformats.org/drawingml/2006/wordprocessingDrawing" xmlns:w10="urn:schemas-microsoft-com:office:word" xmlns:w="http://schemas.openxmlformats.org/wordprocessingml/2006/main" xmlns:w14="http://schemas.microsoft.com/office/word/2010/wordml" xmlns:w15="http://schemas.microsoft.com/office/word/2012/wordml" xmlns:w16cex="http://schemas.microsoft.com/office/word/2018/wordml/cex" xmlns:w16cid="http://schemas.microsoft.com/office/word/2016/wordml/cid" xmlns:w16="http://schemas.microsoft.com/office/word/2018/wordml" xmlns:w16sdtdh="http://schemas.microsoft.com/office/word/2020/wordml/sdtdatahash" xmlns:w16se="http://schemas.microsoft.com/office/word/2015/wordml/symex" xmlns:wpg="http://schemas.microsoft.com/office/word/2010/wordprocessingGroup" xmlns:wpi="http://schemas.microsoft.com/office/word/2010/wordprocessingInk" xmlns:wne="http://schemas.microsoft.com/office/word/2006/wordml" xmlns:wps="http://schemas.microsoft.com/office/word/2010/wordprocessingShape" mc:Ignorable="w14 w15 w16se w16cid w16 w16cex w16sdtdh wp14">
+<w:numbering xmlns:wpc="http://schemas.microsoft.com/office/word/2010/wordprocessingCanvas" xmlns:cx="http://schemas.microsoft.com/office/drawing/2014/chartex" xmlns:cx1="http://schemas.microsoft.com/office/drawing/2015/9/8/chartex" xmlns:cx2="http://schemas.microsoft.com/office/drawing/2015/10/21/chartex" xmlns:cx3="http://schemas.microsoft.com/office/drawing/2016/5/9/chartex" xmlns:cx4="http://schemas.microsoft.com/office/drawing/2016/5/10/chartex" xmlns:cx5="http://schemas.microsoft.com/office/drawing/2016/5/11/chartex" xmlns:cx6="http://schemas.microsoft.com/office/drawing/2016/5/12/chartex" xmlns:cx7="http://schemas.microsoft.com/office/drawing/2016/5/13/chartex" xmlns:cx8="http://schemas.microsoft.com/office/drawing/2016/5/14/chartex" xmlns:mc="http://schemas.openxmlformats.org/markup-compatibility/2006" xmlns:aink="http://schemas.microsoft.com/office/drawing/2016/ink" xmlns:am3d="http://schemas.microsoft.com/office/drawing/2017/model3d" xmlns:o="urn:schemas-microsoft-com:office:office" xmlns:oel="http://schemas.microsoft.com/office/2019/extlst" xmlns:r="http://schemas.openxmlformats.org/officeDocument/2006/relationships" xmlns:m="http://schemas.openxmlformats.org/officeDocument/2006/math" xmlns:v="urn:schemas-microsoft-com:vml" xmlns:wp14="http://schemas.microsoft.com/office/word/2010/wordprocessingDrawing" xmlns:wp="http://schemas.openxmlformats.org/drawingml/2006/wordprocessingDrawing" xmlns:w10="urn:schemas-microsoft-com:office:word" xmlns:w="http://schemas.openxmlformats.org/wordprocessingml/2006/main" xmlns:w14="http://schemas.microsoft.com/office/word/2010/wordml" xmlns:w15="http://schemas.microsoft.com/office/word/2012/wordml" xmlns:w16cex="http://schemas.microsoft.com/office/word/2018/wordml/cex" xmlns:w16cid="http://schemas.microsoft.com/office/word/2016/wordml/cid" xmlns:w16="http://schemas.microsoft.com/office/word/2018/wordml" xmlns:w16sdtdh="http://schemas.microsoft.com/office/word/2020/wordml/sdtdatahash" xmlns:w16se="http://schemas.microsoft.com/office/word/2015/wordml/symex" xmlns:wpg="http://schemas.microsoft.com/office/word/2010/wordprocessingGroup" xmlns:wpi="http://schemas.microsoft.com/office/word/2010/wordprocessingInk" xmlns:wne="http://schemas.microsoft.com/office/word/2006/wordml" xmlns:wps="http://schemas.microsoft.com/office/word/2010/wordprocessingShape" mc:Ignorable="w14 w15 w16se w16cid w16 w16cex w16sdtdh wp14">
   <w:abstractNum w:abstractNumId="0" w15:restartNumberingAfterBreak="0">
     <w:nsid w:val="07DB7E46"/>
     <w:multiLevelType w:val="hybridMultilevel"/>
@@ -46994,6 +51899,95 @@
     </w:lvl>
   </w:abstractNum>
   <w:abstractNum w:abstractNumId="10" w15:restartNumberingAfterBreak="0">
+    <w:nsid w:val="37C416AD"/>
+    <w:multiLevelType w:val="hybridMultilevel"/>
+    <w:tmpl w:val="A7CCBB86"/>
+    <w:lvl w:ilvl="0" w:tplc="38090015">
+      <w:start w:val="1"/>
+      <w:numFmt w:val="upperLetter"/>
+      <w:lvlText w:val="%1."/>
+      <w:lvlJc w:val="left"/>
+      <w:pPr>
+        <w:ind w:left="720" w:hanging="360"/>
+      </w:pPr>
+      <w:rPr>
+        <w:rFonts w:hint="default"/>
+      </w:rPr>
+    </w:lvl>
+    <w:lvl w:ilvl="1" w:tplc="38090019" w:tentative="1">
+      <w:start w:val="1"/>
+      <w:numFmt w:val="lowerLetter"/>
+      <w:lvlText w:val="%2."/>
+      <w:lvlJc w:val="left"/>
+      <w:pPr>
+        <w:ind w:left="1440" w:hanging="360"/>
+      </w:pPr>
+    </w:lvl>
+    <w:lvl w:ilvl="2" w:tplc="3809001B" w:tentative="1">
+      <w:start w:val="1"/>
+      <w:numFmt w:val="lowerRoman"/>
+      <w:lvlText w:val="%3."/>
+      <w:lvlJc w:val="right"/>
+      <w:pPr>
+        <w:ind w:left="2160" w:hanging="180"/>
+      </w:pPr>
+    </w:lvl>
+    <w:lvl w:ilvl="3" w:tplc="3809000F" w:tentative="1">
+      <w:start w:val="1"/>
+      <w:numFmt w:val="decimal"/>
+      <w:lvlText w:val="%4."/>
+      <w:lvlJc w:val="left"/>
+      <w:pPr>
+        <w:ind w:left="2880" w:hanging="360"/>
+      </w:pPr>
+    </w:lvl>
+    <w:lvl w:ilvl="4" w:tplc="38090019" w:tentative="1">
+      <w:start w:val="1"/>
+      <w:numFmt w:val="lowerLetter"/>
+      <w:lvlText w:val="%5."/>
+      <w:lvlJc w:val="left"/>
+      <w:pPr>
+        <w:ind w:left="3600" w:hanging="360"/>
+      </w:pPr>
+    </w:lvl>
+    <w:lvl w:ilvl="5" w:tplc="3809001B" w:tentative="1">
+      <w:start w:val="1"/>
+      <w:numFmt w:val="lowerRoman"/>
+      <w:lvlText w:val="%6."/>
+      <w:lvlJc w:val="right"/>
+      <w:pPr>
+        <w:ind w:left="4320" w:hanging="180"/>
+      </w:pPr>
+    </w:lvl>
+    <w:lvl w:ilvl="6" w:tplc="3809000F" w:tentative="1">
+      <w:start w:val="1"/>
+      <w:numFmt w:val="decimal"/>
+      <w:lvlText w:val="%7."/>
+      <w:lvlJc w:val="left"/>
+      <w:pPr>
+        <w:ind w:left="5040" w:hanging="360"/>
+      </w:pPr>
+    </w:lvl>
+    <w:lvl w:ilvl="7" w:tplc="38090019" w:tentative="1">
+      <w:start w:val="1"/>
+      <w:numFmt w:val="lowerLetter"/>
+      <w:lvlText w:val="%8."/>
+      <w:lvlJc w:val="left"/>
+      <w:pPr>
+        <w:ind w:left="5760" w:hanging="360"/>
+      </w:pPr>
+    </w:lvl>
+    <w:lvl w:ilvl="8" w:tplc="3809001B" w:tentative="1">
+      <w:start w:val="1"/>
+      <w:numFmt w:val="lowerRoman"/>
+      <w:lvlText w:val="%9."/>
+      <w:lvlJc w:val="right"/>
+      <w:pPr>
+        <w:ind w:left="6480" w:hanging="180"/>
+      </w:pPr>
+    </w:lvl>
+  </w:abstractNum>
+  <w:abstractNum w:abstractNumId="11" w15:restartNumberingAfterBreak="0">
     <w:nsid w:val="3ECD7FB7"/>
     <w:multiLevelType w:val="multilevel"/>
     <w:tmpl w:val="932C8C8E"/>
@@ -47106,7 +52100,7 @@
       </w:rPr>
     </w:lvl>
   </w:abstractNum>
-  <w:abstractNum w:abstractNumId="11" w15:restartNumberingAfterBreak="0">
+  <w:abstractNum w:abstractNumId="12" w15:restartNumberingAfterBreak="0">
     <w:nsid w:val="40EB263E"/>
     <w:multiLevelType w:val="hybridMultilevel"/>
     <w:tmpl w:val="40CEA208"/>
@@ -47195,7 +52189,7 @@
       </w:pPr>
     </w:lvl>
   </w:abstractNum>
-  <w:abstractNum w:abstractNumId="12" w15:restartNumberingAfterBreak="0">
+  <w:abstractNum w:abstractNumId="13" w15:restartNumberingAfterBreak="0">
     <w:nsid w:val="41A17188"/>
     <w:multiLevelType w:val="hybridMultilevel"/>
     <w:tmpl w:val="B4D03468"/>
@@ -47284,7 +52278,7 @@
       </w:pPr>
     </w:lvl>
   </w:abstractNum>
-  <w:abstractNum w:abstractNumId="13" w15:restartNumberingAfterBreak="0">
+  <w:abstractNum w:abstractNumId="14" w15:restartNumberingAfterBreak="0">
     <w:nsid w:val="51420EC6"/>
     <w:multiLevelType w:val="hybridMultilevel"/>
     <w:tmpl w:val="A60E0452"/>
@@ -47373,7 +52367,7 @@
       </w:pPr>
     </w:lvl>
   </w:abstractNum>
-  <w:abstractNum w:abstractNumId="14" w15:restartNumberingAfterBreak="0">
+  <w:abstractNum w:abstractNumId="15" w15:restartNumberingAfterBreak="0">
     <w:nsid w:val="53AF2B3E"/>
     <w:multiLevelType w:val="multilevel"/>
     <w:tmpl w:val="932C8C8E"/>
@@ -47486,7 +52480,7 @@
       </w:rPr>
     </w:lvl>
   </w:abstractNum>
-  <w:abstractNum w:abstractNumId="15" w15:restartNumberingAfterBreak="0">
+  <w:abstractNum w:abstractNumId="16" w15:restartNumberingAfterBreak="0">
     <w:nsid w:val="5E4D7A2C"/>
     <w:multiLevelType w:val="multilevel"/>
     <w:tmpl w:val="932C8C8E"/>
@@ -47599,7 +52593,96 @@
       </w:rPr>
     </w:lvl>
   </w:abstractNum>
-  <w:abstractNum w:abstractNumId="16" w15:restartNumberingAfterBreak="0">
+  <w:abstractNum w:abstractNumId="17" w15:restartNumberingAfterBreak="0">
+    <w:nsid w:val="66B3286D"/>
+    <w:multiLevelType w:val="hybridMultilevel"/>
+    <w:tmpl w:val="5C4A1234"/>
+    <w:lvl w:ilvl="0" w:tplc="38090015">
+      <w:start w:val="1"/>
+      <w:numFmt w:val="upperLetter"/>
+      <w:lvlText w:val="%1."/>
+      <w:lvlJc w:val="left"/>
+      <w:pPr>
+        <w:ind w:left="720" w:hanging="360"/>
+      </w:pPr>
+      <w:rPr>
+        <w:rFonts w:hint="default"/>
+      </w:rPr>
+    </w:lvl>
+    <w:lvl w:ilvl="1" w:tplc="38090019" w:tentative="1">
+      <w:start w:val="1"/>
+      <w:numFmt w:val="lowerLetter"/>
+      <w:lvlText w:val="%2."/>
+      <w:lvlJc w:val="left"/>
+      <w:pPr>
+        <w:ind w:left="1440" w:hanging="360"/>
+      </w:pPr>
+    </w:lvl>
+    <w:lvl w:ilvl="2" w:tplc="3809001B" w:tentative="1">
+      <w:start w:val="1"/>
+      <w:numFmt w:val="lowerRoman"/>
+      <w:lvlText w:val="%3."/>
+      <w:lvlJc w:val="right"/>
+      <w:pPr>
+        <w:ind w:left="2160" w:hanging="180"/>
+      </w:pPr>
+    </w:lvl>
+    <w:lvl w:ilvl="3" w:tplc="3809000F" w:tentative="1">
+      <w:start w:val="1"/>
+      <w:numFmt w:val="decimal"/>
+      <w:lvlText w:val="%4."/>
+      <w:lvlJc w:val="left"/>
+      <w:pPr>
+        <w:ind w:left="2880" w:hanging="360"/>
+      </w:pPr>
+    </w:lvl>
+    <w:lvl w:ilvl="4" w:tplc="38090019" w:tentative="1">
+      <w:start w:val="1"/>
+      <w:numFmt w:val="lowerLetter"/>
+      <w:lvlText w:val="%5."/>
+      <w:lvlJc w:val="left"/>
+      <w:pPr>
+        <w:ind w:left="3600" w:hanging="360"/>
+      </w:pPr>
+    </w:lvl>
+    <w:lvl w:ilvl="5" w:tplc="3809001B" w:tentative="1">
+      <w:start w:val="1"/>
+      <w:numFmt w:val="lowerRoman"/>
+      <w:lvlText w:val="%6."/>
+      <w:lvlJc w:val="right"/>
+      <w:pPr>
+        <w:ind w:left="4320" w:hanging="180"/>
+      </w:pPr>
+    </w:lvl>
+    <w:lvl w:ilvl="6" w:tplc="3809000F" w:tentative="1">
+      <w:start w:val="1"/>
+      <w:numFmt w:val="decimal"/>
+      <w:lvlText w:val="%7."/>
+      <w:lvlJc w:val="left"/>
+      <w:pPr>
+        <w:ind w:left="5040" w:hanging="360"/>
+      </w:pPr>
+    </w:lvl>
+    <w:lvl w:ilvl="7" w:tplc="38090019" w:tentative="1">
+      <w:start w:val="1"/>
+      <w:numFmt w:val="lowerLetter"/>
+      <w:lvlText w:val="%8."/>
+      <w:lvlJc w:val="left"/>
+      <w:pPr>
+        <w:ind w:left="5760" w:hanging="360"/>
+      </w:pPr>
+    </w:lvl>
+    <w:lvl w:ilvl="8" w:tplc="3809001B" w:tentative="1">
+      <w:start w:val="1"/>
+      <w:numFmt w:val="lowerRoman"/>
+      <w:lvlText w:val="%9."/>
+      <w:lvlJc w:val="right"/>
+      <w:pPr>
+        <w:ind w:left="6480" w:hanging="180"/>
+      </w:pPr>
+    </w:lvl>
+  </w:abstractNum>
+  <w:abstractNum w:abstractNumId="18" w15:restartNumberingAfterBreak="0">
     <w:nsid w:val="67EB62E7"/>
     <w:multiLevelType w:val="hybridMultilevel"/>
     <w:tmpl w:val="0A8CEB30"/>
@@ -47688,7 +52771,7 @@
       </w:pPr>
     </w:lvl>
   </w:abstractNum>
-  <w:abstractNum w:abstractNumId="17" w15:restartNumberingAfterBreak="0">
+  <w:abstractNum w:abstractNumId="19" w15:restartNumberingAfterBreak="0">
     <w:nsid w:val="6806729E"/>
     <w:multiLevelType w:val="hybridMultilevel"/>
     <w:tmpl w:val="D1842E1C"/>
@@ -47774,7 +52857,7 @@
       </w:pPr>
     </w:lvl>
   </w:abstractNum>
-  <w:abstractNum w:abstractNumId="18" w15:restartNumberingAfterBreak="0">
+  <w:abstractNum w:abstractNumId="20" w15:restartNumberingAfterBreak="0">
     <w:nsid w:val="6B946704"/>
     <w:multiLevelType w:val="multilevel"/>
     <w:tmpl w:val="7D56AF0C"/>
@@ -47887,7 +52970,7 @@
       </w:rPr>
     </w:lvl>
   </w:abstractNum>
-  <w:abstractNum w:abstractNumId="19" w15:restartNumberingAfterBreak="0">
+  <w:abstractNum w:abstractNumId="21" w15:restartNumberingAfterBreak="0">
     <w:nsid w:val="6D9A7C96"/>
     <w:multiLevelType w:val="hybridMultilevel"/>
     <w:tmpl w:val="61127586"/>
@@ -47976,7 +53059,7 @@
       </w:pPr>
     </w:lvl>
   </w:abstractNum>
-  <w:abstractNum w:abstractNumId="20" w15:restartNumberingAfterBreak="0">
+  <w:abstractNum w:abstractNumId="22" w15:restartNumberingAfterBreak="0">
     <w:nsid w:val="74C610E6"/>
     <w:multiLevelType w:val="hybridMultilevel"/>
     <w:tmpl w:val="538E07C2"/>
@@ -48065,7 +53148,7 @@
       </w:pPr>
     </w:lvl>
   </w:abstractNum>
-  <w:abstractNum w:abstractNumId="21" w15:restartNumberingAfterBreak="0">
+  <w:abstractNum w:abstractNumId="23" w15:restartNumberingAfterBreak="0">
     <w:nsid w:val="7D4101CF"/>
     <w:multiLevelType w:val="hybridMultilevel"/>
     <w:tmpl w:val="4D3205B6"/>
@@ -48154,70 +53237,76 @@
       </w:pPr>
     </w:lvl>
   </w:abstractNum>
-  <w:num w:numId="1">
+  <w:num w:numId="1" w16cid:durableId="1575317506">
     <w:abstractNumId w:val="3"/>
   </w:num>
-  <w:num w:numId="2">
+  <w:num w:numId="2" w16cid:durableId="366957093">
+    <w:abstractNumId w:val="22"/>
+  </w:num>
+  <w:num w:numId="3" w16cid:durableId="408622313">
+    <w:abstractNumId w:val="0"/>
+  </w:num>
+  <w:num w:numId="4" w16cid:durableId="1315066046">
+    <w:abstractNumId w:val="21"/>
+  </w:num>
+  <w:num w:numId="5" w16cid:durableId="1446146511">
+    <w:abstractNumId w:val="18"/>
+  </w:num>
+  <w:num w:numId="6" w16cid:durableId="749620774">
     <w:abstractNumId w:val="20"/>
   </w:num>
-  <w:num w:numId="3">
-    <w:abstractNumId w:val="0"/>
+  <w:num w:numId="7" w16cid:durableId="305010870">
+    <w:abstractNumId w:val="14"/>
   </w:num>
-  <w:num w:numId="4">
+  <w:num w:numId="8" w16cid:durableId="1683584211">
+    <w:abstractNumId w:val="6"/>
+  </w:num>
+  <w:num w:numId="9" w16cid:durableId="679626606">
+    <w:abstractNumId w:val="13"/>
+  </w:num>
+  <w:num w:numId="10" w16cid:durableId="152845044">
+    <w:abstractNumId w:val="12"/>
+  </w:num>
+  <w:num w:numId="11" w16cid:durableId="1692102093">
+    <w:abstractNumId w:val="23"/>
+  </w:num>
+  <w:num w:numId="12" w16cid:durableId="740178881">
+    <w:abstractNumId w:val="1"/>
+  </w:num>
+  <w:num w:numId="13" w16cid:durableId="39787642">
+    <w:abstractNumId w:val="7"/>
+  </w:num>
+  <w:num w:numId="14" w16cid:durableId="1666401470">
+    <w:abstractNumId w:val="8"/>
+  </w:num>
+  <w:num w:numId="15" w16cid:durableId="864636595">
+    <w:abstractNumId w:val="5"/>
+  </w:num>
+  <w:num w:numId="16" w16cid:durableId="1520507646">
+    <w:abstractNumId w:val="4"/>
+  </w:num>
+  <w:num w:numId="17" w16cid:durableId="1177648212">
     <w:abstractNumId w:val="19"/>
   </w:num>
-  <w:num w:numId="5">
+  <w:num w:numId="18" w16cid:durableId="440422876">
     <w:abstractNumId w:val="16"/>
   </w:num>
-  <w:num w:numId="6">
-    <w:abstractNumId w:val="18"/>
+  <w:num w:numId="19" w16cid:durableId="92363556">
+    <w:abstractNumId w:val="9"/>
   </w:num>
-  <w:num w:numId="7">
-    <w:abstractNumId w:val="13"/>
+  <w:num w:numId="20" w16cid:durableId="408624990">
+    <w:abstractNumId w:val="15"/>
   </w:num>
-  <w:num w:numId="8">
-    <w:abstractNumId w:val="6"/>
+  <w:num w:numId="21" w16cid:durableId="271672846">
+    <w:abstractNumId w:val="2"/>
   </w:num>
-  <w:num w:numId="9">
-    <w:abstractNumId w:val="12"/>
-  </w:num>
-  <w:num w:numId="10">
+  <w:num w:numId="22" w16cid:durableId="1980113076">
     <w:abstractNumId w:val="11"/>
   </w:num>
-  <w:num w:numId="11">
-    <w:abstractNumId w:val="21"/>
-  </w:num>
-  <w:num w:numId="12">
-    <w:abstractNumId w:val="1"/>
-  </w:num>
-  <w:num w:numId="13">
-    <w:abstractNumId w:val="7"/>
-  </w:num>
-  <w:num w:numId="14">
-    <w:abstractNumId w:val="8"/>
-  </w:num>
-  <w:num w:numId="15">
-    <w:abstractNumId w:val="5"/>
-  </w:num>
-  <w:num w:numId="16">
-    <w:abstractNumId w:val="4"/>
-  </w:num>
-  <w:num w:numId="17">
+  <w:num w:numId="23" w16cid:durableId="1632977658">
     <w:abstractNumId w:val="17"/>
   </w:num>
-  <w:num w:numId="18">
-    <w:abstractNumId w:val="15"/>
-  </w:num>
-  <w:num w:numId="19">
-    <w:abstractNumId w:val="9"/>
-  </w:num>
-  <w:num w:numId="20">
-    <w:abstractNumId w:val="14"/>
-  </w:num>
-  <w:num w:numId="21">
-    <w:abstractNumId w:val="2"/>
-  </w:num>
-  <w:num w:numId="22">
+  <w:num w:numId="24" w16cid:durableId="1594779600">
     <w:abstractNumId w:val="10"/>
   </w:num>
 </w:numbering>
